--- a/docs/智构StructMind-技术说明文档.docx
+++ b/docs/智构StructMind-技术说明文档.docx
@@ -2,17 +2,82 @@
 <file path=word/document.xml><?xml version="1.0" encoding="utf-8"?>
 <w:document xmlns:wpc="http://schemas.microsoft.com/office/word/2010/wordprocessingCanvas" xmlns:mo="http://schemas.microsoft.com/office/mac/office/2008/main" xmlns:mc="http://schemas.openxmlformats.org/markup-compatibility/2006" xmlns:mv="urn:schemas-microsoft-com:mac:vml" xmlns:o="urn:schemas-microsoft-com:office:office" xmlns:r="http://schemas.openxmlformats.org/officeDocument/2006/relationships" xmlns:m="http://schemas.openxmlformats.org/officeDocument/2006/math" xmlns:v="urn:schemas-microsoft-com:vml" xmlns:wp14="http://schemas.microsoft.com/office/word/2010/wordprocessingDrawing" xmlns:wp="http://schemas.openxmlformats.org/drawingml/2006/wordprocessingDrawing" xmlns:w10="urn:schemas-microsoft-com:office:word" xmlns:w="http://schemas.openxmlformats.org/wordprocessingml/2006/main" xmlns:w14="http://schemas.microsoft.com/office/word/2010/wordml" xmlns:wpg="http://schemas.microsoft.com/office/word/2010/wordprocessingGroup" xmlns:wpi="http://schemas.microsoft.com/office/word/2010/wordprocessingInk" xmlns:wne="http://schemas.microsoft.com/office/word/2006/wordml" xmlns:wps="http://schemas.microsoft.com/office/word/2010/wordprocessingShape" mc:Ignorable="w14 wp14">
   <w:body>
+    <w:p/>
+    <w:p/>
+    <w:p/>
     <w:p>
       <w:pPr>
         <w:jc w:val="center"/>
       </w:pPr>
       <w:r>
         <w:rPr>
-          <w:rFonts w:ascii="宋体" w:hAnsi="宋体" w:eastAsia="宋体"/>
-          <w:b w:val="0"/>
+          <w:rFonts w:ascii="Times New Roman" w:hAnsi="Times New Roman" w:eastAsia="楷体"/>
+          <w:color w:val="5A6B7D"/>
+          <w:sz w:val="30"/>
+        </w:rPr>
+        <w:t>“海之子杯” AI 智能体挑战赛</w:t>
+      </w:r>
+    </w:p>
+    <w:p>
+      <w:pPr>
+        <w:spacing w:after="480"/>
+        <w:jc w:val="center"/>
+      </w:pPr>
+      <w:r>
+        <w:rPr>
+          <w:rFonts w:ascii="Times New Roman" w:hAnsi="Times New Roman" w:eastAsia="楷体"/>
+          <w:color w:val="5A6B7D"/>
+          <w:sz w:val="26"/>
+        </w:rPr>
+        <w:t>西建大校内赛 · 参赛作品</w:t>
+      </w:r>
+    </w:p>
+    <w:p>
+      <w:pPr>
+        <w:spacing w:after="120"/>
+        <w:jc w:val="center"/>
+      </w:pPr>
+      <w:r>
+        <w:rPr>
+          <w:rFonts w:ascii="Times New Roman" w:hAnsi="Times New Roman" w:eastAsia="黑体"/>
+          <w:b/>
+          <w:color w:val="0F4C81"/>
+          <w:sz w:val="64"/>
+        </w:rPr>
+        <w:t>智构 StructMind</w:t>
+      </w:r>
+    </w:p>
+    <w:p>
+      <w:pPr>
+        <w:spacing w:after="360"/>
+        <w:jc w:val="center"/>
+      </w:pPr>
+      <w:r>
+        <w:rPr>
+          <w:rFonts w:ascii="Times New Roman" w:hAnsi="Times New Roman" w:eastAsia="楷体"/>
+          <w:color w:val="0F4C81"/>
+          <w:sz w:val="32"/>
+        </w:rPr>
+        <w:t>建筑结构方案优化 AI 智能体</w:t>
+      </w:r>
+    </w:p>
+    <w:p>
+      <w:pPr>
+        <w:jc w:val="center"/>
+      </w:pPr>
+    </w:p>
+    <w:p>
+      <w:pPr>
+        <w:spacing w:after="600"/>
+        <w:jc w:val="center"/>
+      </w:pPr>
+      <w:r>
+        <w:rPr>
+          <w:rFonts w:ascii="Times New Roman" w:hAnsi="Times New Roman" w:eastAsia="楷体"/>
+          <w:color w:val="5A6B7D"/>
           <w:sz w:val="24"/>
         </w:rPr>
-        <w:t>海之子杯 AI 智能体挑战赛 · 西建大校内赛</w:t>
+        <w:t>——  多智能体协同 · 规范可追溯 · 人工在环  ——</w:t>
       </w:r>
     </w:p>
     <w:p>
@@ -21,263 +86,202 @@
       </w:pPr>
       <w:r>
         <w:rPr>
-          <w:rFonts w:ascii="宋体" w:hAnsi="宋体" w:eastAsia="宋体"/>
+          <w:rFonts w:ascii="Times New Roman" w:hAnsi="Times New Roman" w:eastAsia="黑体"/>
           <w:b/>
           <w:color w:val="0F4C81"/>
-          <w:sz w:val="40"/>
+          <w:sz w:val="28"/>
         </w:rPr>
-        <w:t>智构 StructMind · 建筑结构方案优化 AI 智能体</w:t>
+        <w:t>作品简介</w:t>
       </w:r>
     </w:p>
     <w:p>
       <w:pPr>
+        <w:spacing w:after="480"/>
         <w:jc w:val="center"/>
       </w:pPr>
       <w:r>
         <w:rPr>
-          <w:rFonts w:ascii="宋体" w:hAnsi="宋体" w:eastAsia="宋体"/>
-          <w:b w:val="0"/>
-          <w:sz w:val="22"/>
+          <w:rFonts w:ascii="Times New Roman" w:hAnsi="Times New Roman" w:eastAsia="宋体"/>
+          <w:color w:val="202A33"/>
+          <w:sz w:val="23"/>
         </w:rPr>
-        <w:t>作品简介：面向建筑方案阶段的多 Agent 协同结构选型与优化工具，输入工程参数即可自动生成多套候选结构方案，完成规范逐条校核、七维量化比选与综合推荐，让工程师快速获得可溯源、可干预的寻优结果。</w:t>
+        <w:t>面向建筑方案阶段的多智能体协同结构选型与优化工具：输入工程参数即可自动生成多套候选结构方案，完成国标逐条校核、七维量化比选与综合推荐，让工程师在数分钟内获得可溯源、可干预、可导出的寻优结果。</w:t>
       </w:r>
     </w:p>
     <w:p>
       <w:pPr>
+        <w:spacing w:after="80"/>
         <w:jc w:val="center"/>
       </w:pPr>
       <w:r>
         <w:rPr>
-          <w:rFonts w:ascii="宋体" w:hAnsi="宋体" w:eastAsia="宋体"/>
-          <w:b w:val="0"/>
-          <w:sz w:val="22"/>
+          <w:rFonts w:ascii="Times New Roman" w:hAnsi="Times New Roman" w:eastAsia="宋体"/>
+          <w:color w:val="0F4C81"/>
+          <w:sz w:val="23"/>
         </w:rPr>
-        <w:t>作品链接：https://liuyux0512.github.io/-Structmind-agent/</w:t>
+        <w:t>线上 Demo：https://liuyux0512.github.io/-Structmind-agent/</w:t>
       </w:r>
     </w:p>
     <w:p>
       <w:pPr>
+        <w:spacing w:after="80"/>
         <w:jc w:val="center"/>
       </w:pPr>
       <w:r>
         <w:rPr>
-          <w:rFonts w:ascii="宋体" w:hAnsi="宋体" w:eastAsia="宋体"/>
-          <w:b w:val="0"/>
-          <w:sz w:val="22"/>
+          <w:rFonts w:ascii="Times New Roman" w:hAnsi="Times New Roman" w:eastAsia="宋体"/>
+          <w:color w:val="0F4C81"/>
+          <w:sz w:val="23"/>
         </w:rPr>
         <w:t>提交日期：2026 年 9 月 28 日</w:t>
       </w:r>
     </w:p>
     <w:p>
+      <w:pPr>
+        <w:spacing w:after="80"/>
+        <w:jc w:val="center"/>
+      </w:pPr>
       <w:r>
-        <w:br w:type="page"/>
+        <w:rPr>
+          <w:rFonts w:ascii="Times New Roman" w:hAnsi="Times New Roman" w:eastAsia="宋体"/>
+          <w:color w:val="0F4C81"/>
+          <w:sz w:val="23"/>
+        </w:rPr>
+        <w:t>团队 / 成员：＿＿＿＿＿＿＿＿（请填写）</w:t>
+      </w:r>
+    </w:p>
+    <w:p>
+      <w:pPr>
+        <w:sectPr>
+          <w:headerReference w:type="default" r:id="rId9"/>
+          <w:footerReference w:type="default" r:id="rId10"/>
+          <w:pgSz w:w="11906" w:h="16838"/>
+          <w:pgMar w:top="1417" w:right="1587" w:bottom="1417" w:left="1587" w:header="720" w:footer="720" w:gutter="0"/>
+          <w:cols w:space="720"/>
+          <w:docGrid w:linePitch="360"/>
+        </w:sectPr>
+      </w:pPr>
+    </w:p>
+    <w:p>
+      <w:pPr>
+        <w:pStyle w:val="Heading1"/>
+      </w:pPr>
+      <w:r>
+        <w:t>目  录</w:t>
       </w:r>
     </w:p>
     <w:p>
       <w:r>
-        <w:rPr>
-          <w:rFonts w:ascii="宋体" w:hAnsi="宋体" w:eastAsia="宋体"/>
-          <w:b/>
-          <w:color w:val="0F4C81"/>
-          <w:sz w:val="34"/>
-        </w:rPr>
-        <w:t>1. 背景与场景</w:t>
+        <w:fldChar w:fldCharType="begin"/>
+        <w:instrText xml:space="preserve">TOC \o "1-2" \h \z \u</w:instrText>
+        <w:fldChar w:fldCharType="separate"/>
+        <w:r>
+          <w:t>右键“更新域”刷新目录</w:t>
+        </w:r>
+        <w:fldChar w:fldCharType="end"/>
       </w:r>
     </w:p>
     <w:p>
+      <w:pPr>
+        <w:sectPr>
+          <w:headerReference w:type="default" r:id="rId11"/>
+          <w:footerReference w:type="default" r:id="rId12"/>
+          <w:pgSz w:w="11906" w:h="16838"/>
+          <w:pgMar w:top="1417" w:right="1587" w:bottom="1417" w:left="1587" w:header="720" w:footer="720" w:gutter="0"/>
+          <w:cols w:space="720"/>
+          <w:docGrid w:linePitch="360"/>
+        </w:sectPr>
+      </w:pPr>
+    </w:p>
+    <w:p>
+      <w:pPr>
+        <w:pStyle w:val="Heading1"/>
+      </w:pPr>
       <w:r>
-        <w:rPr>
-          <w:rFonts w:ascii="宋体" w:hAnsi="宋体" w:eastAsia="宋体"/>
-          <w:b/>
-          <w:color w:val="0F4C81"/>
-          <w:sz w:val="32"/>
-        </w:rPr>
+        <w:t>1. 项目背景与场景</w:t>
+      </w:r>
+    </w:p>
+    <w:p>
+      <w:pPr>
+        <w:pStyle w:val="Heading2"/>
+      </w:pPr>
+      <w:r>
         <w:t>1.1 目标用户</w:t>
       </w:r>
     </w:p>
     <w:p>
+      <w:pPr/>
       <w:r>
         <w:rPr>
-          <w:rFonts w:ascii="宋体" w:hAnsi="宋体" w:eastAsia="宋体"/>
-          <w:b w:val="0"/>
-          <w:sz w:val="24"/>
+          <w:rFonts w:ascii="Times New Roman" w:hAnsi="Times New Roman" w:eastAsia="宋体"/>
         </w:rPr>
-        <w:t>• **主用户**：建筑结构设计工程师（含在校土木/结构专业学生与青年教师）。</w:t>
+        <w:t>本作品面向建筑结构方案阶段的设计决策人群，主要包括：结构工程师与方案设计团队、建筑设计单位前期技术部门、房地产开发与建设单位技术岗、土木工程相关专业师生，以及关注绿色低碳设计的技术决策者。</w:t>
       </w:r>
     </w:p>
     <w:p>
+      <w:pPr>
+        <w:pStyle w:val="Heading2"/>
+      </w:pPr>
       <w:r>
-        <w:rPr>
-          <w:rFonts w:ascii="宋体" w:hAnsi="宋体" w:eastAsia="宋体"/>
-          <w:b w:val="0"/>
-          <w:sz w:val="24"/>
-        </w:rPr>
-        <w:t>• **用户特征**：年龄 22~45 岁，具备结构概念设计基础；日常使用 PKPM、YJK 等专业软件，熟悉现行国标（GB 55002、GB 50011 等）；对 AI 工具有一定了解，但缺乏编程能力，希望 AI 介入"方案阶段"而非"施工图阶段"。</w:t>
-      </w:r>
-    </w:p>
-    <w:p>
-      <w:r>
-        <w:rPr>
-          <w:rFonts w:ascii="宋体" w:hAnsi="宋体" w:eastAsia="宋体"/>
-          <w:b w:val="0"/>
-          <w:sz w:val="24"/>
-        </w:rPr>
-        <w:t>• **数字化能力**：中等偏上，可流畅操作图形化软件，但对命令行、API 配置等门槛敏感。</w:t>
-      </w:r>
-    </w:p>
-    <w:p>
-      <w:r>
-        <w:rPr>
-          <w:rFonts w:ascii="宋体" w:hAnsi="宋体" w:eastAsia="宋体"/>
-          <w:b/>
-          <w:color w:val="0F4C81"/>
-          <w:sz w:val="32"/>
-        </w:rPr>
         <w:t>1.2 用户痛点与问题定义</w:t>
       </w:r>
     </w:p>
     <w:p>
+      <w:pPr/>
       <w:r>
         <w:rPr>
-          <w:rFonts w:ascii="宋体" w:hAnsi="宋体" w:eastAsia="宋体"/>
-          <w:b w:val="0"/>
-          <w:sz w:val="24"/>
+          <w:rFonts w:ascii="Times New Roman" w:hAnsi="Times New Roman" w:eastAsia="宋体"/>
         </w:rPr>
-        <w:t>• **痛点**：结构方案阶段（概念选型）高度依赖工程师经验——同一栋建筑选框架还是剪力墙、柱网怎么布、跨度取多少，通常靠"拍脑袋+查手册"，多方案比选耗时且易遗漏。</w:t>
+        <w:t>建筑结构方案阶段存在三重痛点：其一，方案比选依赖人工试算与经验判断，从结构体系初选、截面拟定到规范校核、造价与碳排放评估，需在多个维度反复迭代，周期长、主观性强；其二，现行国家标准条目繁多、判定规则耦合复杂，人工逐条核对易遗漏，合规结论难以快速追溯条文依据；其三，造价、工期、绿色低碳等目标往往相互冲突，缺乏统一的多目标量化权衡手段，决策信息不完整。</w:t>
       </w:r>
     </w:p>
     <w:p>
+      <w:pPr>
+        <w:pStyle w:val="Heading2"/>
+      </w:pPr>
       <w:r>
-        <w:rPr>
-          <w:rFonts w:ascii="宋体" w:hAnsi="宋体" w:eastAsia="宋体"/>
-          <w:b w:val="0"/>
-          <w:sz w:val="24"/>
-        </w:rPr>
-        <w:t>• **具体场景**：方案阶段要在 1~2 天内给甲方/评审会拿出 3 套候选方案及对比结论，传统做法是逐方案手算试算、对照规范逐条自查，通常需 1~2 周。</w:t>
-      </w:r>
-    </w:p>
-    <w:p>
-      <w:r>
-        <w:rPr>
-          <w:rFonts w:ascii="宋体" w:hAnsi="宋体" w:eastAsia="宋体"/>
-          <w:b w:val="0"/>
-          <w:sz w:val="24"/>
-        </w:rPr>
-        <w:t>• **现有解决方式的不足**：PKPM/YJK 等专业软件定位在"详细设计校核"，建模门槛高、不适合方案阶段快速试错；通用大模型会"一本正经地算错结构"（幻觉），无法保证规范符合性，且回答不可溯源。</w:t>
-      </w:r>
-    </w:p>
-    <w:p>
-      <w:r>
-        <w:rPr>
-          <w:rFonts w:ascii="宋体" w:hAnsi="宋体" w:eastAsia="宋体"/>
-          <w:b w:val="0"/>
-          <w:sz w:val="24"/>
-        </w:rPr>
-        <w:t>• **要解决的核心问题**：① 方案阶段多方案快速生成与比选；② 规范符合性的可信判定；③ 全流程推理可溯源、可人工干预。</w:t>
-      </w:r>
-    </w:p>
-    <w:p>
-      <w:r>
-        <w:rPr>
-          <w:rFonts w:ascii="宋体" w:hAnsi="宋体" w:eastAsia="宋体"/>
-          <w:b/>
-          <w:color w:val="0F4C81"/>
-          <w:sz w:val="32"/>
-        </w:rPr>
         <w:t>1.3 使用场景</w:t>
       </w:r>
     </w:p>
     <w:p>
+      <w:pPr/>
       <w:r>
         <w:rPr>
-          <w:rFonts w:ascii="宋体" w:hAnsi="宋体" w:eastAsia="宋体"/>
-          <w:b w:val="0"/>
-          <w:sz w:val="24"/>
+          <w:rFonts w:ascii="Times New Roman" w:hAnsi="Times New Roman" w:eastAsia="宋体"/>
         </w:rPr>
-        <w:t>• **场景一（快速寻优）**：建筑师给定"8 层办公楼、面积 8000㎡、跨度 8.4m、设防烈度 7 度、预算 1.2 亿"，工程师在系统中生成 3 套候选体系（框架/框架-剪力墙/钢结构），一键完成抗震、耐火逐条校核与造价、碳排对比，10 分钟内获得推荐方案与风险提示。</w:t>
+        <w:t>典型使用场景包括：新建多层/高层建筑方案前期比选、结构体系与截面快速探索、多方案“安全—经济—绿色”综合权衡、规范合规快速体检，以及作为 PKPM、YJK 等专业结构软件的“智能前端”进行方案阶段预筛选。</w:t>
       </w:r>
     </w:p>
     <w:p>
+      <w:pPr>
+        <w:pStyle w:val="Heading2"/>
+      </w:pPr>
       <w:r>
-        <w:rPr>
-          <w:rFonts w:ascii="宋体" w:hAnsi="宋体" w:eastAsia="宋体"/>
-          <w:b w:val="0"/>
-          <w:sz w:val="24"/>
-        </w:rPr>
-        <w:t>• **场景二（人机协同纠偏）**：工程师认为推荐方案造价偏高，在"专家干预面板"锁定结构体系、设定预算上限后重跑，系统在约束内重新寻优并给出满足预算的新方案；任一判定均附规范条文号，可点击溯源。</w:t>
-      </w:r>
-    </w:p>
-    <w:p>
-      <w:r>
-        <w:rPr>
-          <w:rFonts w:ascii="宋体" w:hAnsi="宋体" w:eastAsia="宋体"/>
-          <w:b/>
-          <w:color w:val="0F4C81"/>
-          <w:sz w:val="32"/>
-        </w:rPr>
         <w:t>1.4 价值体现</w:t>
       </w:r>
     </w:p>
     <w:p>
+      <w:pPr/>
       <w:r>
         <w:rPr>
-          <w:rFonts w:ascii="宋体" w:hAnsi="宋体" w:eastAsia="宋体"/>
-          <w:b w:val="0"/>
-          <w:sz w:val="24"/>
+          <w:rFonts w:ascii="Times New Roman" w:hAnsi="Times New Roman" w:eastAsia="宋体"/>
         </w:rPr>
-        <w:t>• **效率提升**：方案比选由"周"级缩短到"分钟"级，多方案并行生成与对比。</w:t>
+        <w:t>本作品将方案阶段从“经验驱动”升级为“AI 协同驱动”：以多智能体协同完成结构选型、规范校核、经济与碳排放评估、综合推荐的全流程自动化，同时通过人工在环（HITL）机制将最终决策权保留在持证工程师手中，兼顾效率、合规与责任边界。</w:t>
       </w:r>
     </w:p>
     <w:p>
+      <w:pPr>
+        <w:pStyle w:val="Heading1"/>
+      </w:pPr>
       <w:r>
-        <w:rPr>
-          <w:rFonts w:ascii="宋体" w:hAnsi="宋体" w:eastAsia="宋体"/>
-          <w:b w:val="0"/>
-          <w:sz w:val="24"/>
-        </w:rPr>
-        <w:t>• **决策可信**：数值计算由确定性规则引擎完成，规范校核逐条附条文号，杜绝大模型幻觉。</w:t>
-      </w:r>
-    </w:p>
-    <w:p>
-      <w:r>
-        <w:rPr>
-          <w:rFonts w:ascii="宋体" w:hAnsi="宋体" w:eastAsia="宋体"/>
-          <w:b w:val="0"/>
-          <w:sz w:val="24"/>
-        </w:rPr>
-        <w:t>• **协同增强**：Human-in-the-loop 机制，工程师可锁定参数、设定预算、注入备注，AI 在约束下寻优。</w:t>
-      </w:r>
-    </w:p>
-    <w:p>
-      <w:r>
-        <w:rPr>
-          <w:rFonts w:ascii="宋体" w:hAnsi="宋体" w:eastAsia="宋体"/>
-          <w:b w:val="0"/>
-          <w:sz w:val="24"/>
-        </w:rPr>
-        <w:t>• **学习辅助**：完整的推理轨迹时间线（思考→查规范→判定→重算）对在校生是极佳的结构概念教学素材。</w:t>
-      </w:r>
-    </w:p>
-    <w:p/>
-    <w:p>
-      <w:r>
-        <w:rPr>
-          <w:rFonts w:ascii="宋体" w:hAnsi="宋体" w:eastAsia="宋体"/>
-          <w:b/>
-          <w:color w:val="0F4C81"/>
-          <w:sz w:val="34"/>
-        </w:rPr>
         <w:t>2. 功能说明</w:t>
       </w:r>
     </w:p>
     <w:p>
+      <w:pPr>
+        <w:pStyle w:val="Heading2"/>
+      </w:pPr>
       <w:r>
-        <w:rPr>
-          <w:rFonts w:ascii="宋体" w:hAnsi="宋体" w:eastAsia="宋体"/>
-          <w:b/>
-          <w:color w:val="0F4C81"/>
-          <w:sz w:val="32"/>
-        </w:rPr>
         <w:t>2.1 核心功能</w:t>
       </w:r>
     </w:p>
@@ -289,193 +293,96 @@
         <w:tblLook w:firstColumn="1" w:firstRow="1" w:lastColumn="0" w:lastRow="0" w:noHBand="0" w:noVBand="1" w:val="04A0"/>
       </w:tblPr>
       <w:tblGrid>
-        <w:gridCol w:w="1813"/>
-        <w:gridCol w:w="1813"/>
-        <w:gridCol w:w="1813"/>
-        <w:gridCol w:w="1813"/>
-        <w:gridCol w:w="1813"/>
+        <w:gridCol w:w="4366"/>
+        <w:gridCol w:w="4366"/>
       </w:tblGrid>
       <w:tr>
+        <w:trPr>
+          <w:cantSplit/>
+          <w:tblHeader/>
+        </w:trPr>
         <w:tc>
           <w:tcPr>
-            <w:tcW w:type="dxa" w:w="1813"/>
-            <w:shd w:val="clear" w:fill="EAF2FB"/>
+            <w:tcW w:type="dxa" w:w="4366"/>
+            <w:shd w:val="clear" w:fill="0F4C81"/>
+            <w:vAlign w:val="center"/>
           </w:tcPr>
           <w:p>
-            <w:r/>
+            <w:pPr>
+              <w:jc w:val="center"/>
+            </w:pPr>
             <w:r>
               <w:rPr>
-                <w:rFonts w:ascii="宋体" w:hAnsi="宋体" w:eastAsia="宋体"/>
+                <w:rFonts w:ascii="Times New Roman" w:hAnsi="Times New Roman" w:eastAsia="黑体"/>
                 <w:b/>
-                <w:sz w:val="20"/>
+                <w:color w:val="FFFFFF"/>
+                <w:sz w:val="21"/>
               </w:rPr>
-              <w:t>功能</w:t>
+            </w:r>
+            <w:r>
+              <w:rPr>
+                <w:rFonts w:ascii="Times New Roman" w:hAnsi="Times New Roman" w:eastAsia="黑体"/>
+                <w:b/>
+                <w:color w:val="FFFFFF"/>
+                <w:sz w:val="21"/>
+              </w:rPr>
+              <w:t>功能模块</w:t>
             </w:r>
           </w:p>
         </w:tc>
         <w:tc>
           <w:tcPr>
-            <w:tcW w:type="dxa" w:w="1813"/>
-            <w:shd w:val="clear" w:fill="EAF2FB"/>
+            <w:tcW w:type="dxa" w:w="4366"/>
+            <w:shd w:val="clear" w:fill="0F4C81"/>
+            <w:vAlign w:val="center"/>
           </w:tcPr>
           <w:p>
-            <w:r/>
+            <w:pPr>
+              <w:jc w:val="center"/>
+            </w:pPr>
             <w:r>
               <w:rPr>
-                <w:rFonts w:ascii="宋体" w:hAnsi="宋体" w:eastAsia="宋体"/>
+                <w:rFonts w:ascii="Times New Roman" w:hAnsi="Times New Roman" w:eastAsia="黑体"/>
                 <w:b/>
-                <w:sz w:val="20"/>
+                <w:color w:val="FFFFFF"/>
+                <w:sz w:val="21"/>
               </w:rPr>
-              <w:t>用户输入</w:t>
             </w:r>
-          </w:p>
-        </w:tc>
-        <w:tc>
-          <w:tcPr>
-            <w:tcW w:type="dxa" w:w="1813"/>
-            <w:shd w:val="clear" w:fill="EAF2FB"/>
-          </w:tcPr>
-          <w:p>
-            <w:r/>
             <w:r>
               <w:rPr>
-                <w:rFonts w:ascii="宋体" w:hAnsi="宋体" w:eastAsia="宋体"/>
+                <w:rFonts w:ascii="Times New Roman" w:hAnsi="Times New Roman" w:eastAsia="黑体"/>
                 <w:b/>
-                <w:sz w:val="20"/>
+                <w:color w:val="FFFFFF"/>
+                <w:sz w:val="21"/>
               </w:rPr>
-              <w:t>处理方式</w:t>
-            </w:r>
-          </w:p>
-        </w:tc>
-        <w:tc>
-          <w:tcPr>
-            <w:tcW w:type="dxa" w:w="1813"/>
-            <w:shd w:val="clear" w:fill="EAF2FB"/>
-          </w:tcPr>
-          <w:p>
-            <w:r/>
-            <w:r>
-              <w:rPr>
-                <w:rFonts w:ascii="宋体" w:hAnsi="宋体" w:eastAsia="宋体"/>
-                <w:b/>
-                <w:sz w:val="20"/>
-              </w:rPr>
-              <w:t>输出结果</w:t>
-            </w:r>
-          </w:p>
-        </w:tc>
-        <w:tc>
-          <w:tcPr>
-            <w:tcW w:type="dxa" w:w="1813"/>
-            <w:shd w:val="clear" w:fill="EAF2FB"/>
-          </w:tcPr>
-          <w:p>
-            <w:r/>
-            <w:r>
-              <w:rPr>
-                <w:rFonts w:ascii="宋体" w:hAnsi="宋体" w:eastAsia="宋体"/>
-                <w:b/>
-                <w:sz w:val="20"/>
-              </w:rPr>
-              <w:t>解决的问题</w:t>
+              <w:t>说明</w:t>
             </w:r>
           </w:p>
         </w:tc>
       </w:tr>
       <w:tr>
+        <w:trPr>
+          <w:cantSplit/>
+        </w:trPr>
         <w:tc>
           <w:tcPr>
-            <w:tcW w:type="dxa" w:w="1813"/>
+            <w:tcW w:type="dxa" w:w="4366"/>
+            <w:vAlign w:val="center"/>
           </w:tcPr>
           <w:p>
-            <w:r/>
+            <w:pPr>
+              <w:ind w:firstLine="0"/>
+            </w:pPr>
             <w:r>
               <w:rPr>
-                <w:rFonts w:ascii="宋体" w:hAnsi="宋体" w:eastAsia="宋体"/>
-                <w:b w:val="0"/>
-                <w:sz w:val="20"/>
+                <w:rFonts w:ascii="Times New Roman" w:hAnsi="Times New Roman" w:eastAsia="宋体"/>
+                <w:sz w:val="21"/>
               </w:rPr>
-              <w:t>---</w:t>
             </w:r>
-          </w:p>
-        </w:tc>
-        <w:tc>
-          <w:tcPr>
-            <w:tcW w:type="dxa" w:w="1813"/>
-          </w:tcPr>
-          <w:p>
-            <w:r/>
             <w:r>
               <w:rPr>
-                <w:rFonts w:ascii="宋体" w:hAnsi="宋体" w:eastAsia="宋体"/>
-                <w:b w:val="0"/>
-                <w:sz w:val="20"/>
-              </w:rPr>
-              <w:t>---</w:t>
-            </w:r>
-          </w:p>
-        </w:tc>
-        <w:tc>
-          <w:tcPr>
-            <w:tcW w:type="dxa" w:w="1813"/>
-          </w:tcPr>
-          <w:p>
-            <w:r/>
-            <w:r>
-              <w:rPr>
-                <w:rFonts w:ascii="宋体" w:hAnsi="宋体" w:eastAsia="宋体"/>
-                <w:b w:val="0"/>
-                <w:sz w:val="20"/>
-              </w:rPr>
-              <w:t>---</w:t>
-            </w:r>
-          </w:p>
-        </w:tc>
-        <w:tc>
-          <w:tcPr>
-            <w:tcW w:type="dxa" w:w="1813"/>
-          </w:tcPr>
-          <w:p>
-            <w:r/>
-            <w:r>
-              <w:rPr>
-                <w:rFonts w:ascii="宋体" w:hAnsi="宋体" w:eastAsia="宋体"/>
-                <w:b w:val="0"/>
-                <w:sz w:val="20"/>
-              </w:rPr>
-              <w:t>---</w:t>
-            </w:r>
-          </w:p>
-        </w:tc>
-        <w:tc>
-          <w:tcPr>
-            <w:tcW w:type="dxa" w:w="1813"/>
-          </w:tcPr>
-          <w:p>
-            <w:r/>
-            <w:r>
-              <w:rPr>
-                <w:rFonts w:ascii="宋体" w:hAnsi="宋体" w:eastAsia="宋体"/>
-                <w:b w:val="0"/>
-                <w:sz w:val="20"/>
-              </w:rPr>
-              <w:t>---</w:t>
-            </w:r>
-          </w:p>
-        </w:tc>
-      </w:tr>
-      <w:tr>
-        <w:tc>
-          <w:tcPr>
-            <w:tcW w:type="dxa" w:w="1813"/>
-          </w:tcPr>
-          <w:p>
-            <w:r/>
-            <w:r>
-              <w:rPr>
-                <w:rFonts w:ascii="宋体" w:hAnsi="宋体" w:eastAsia="宋体"/>
-                <w:b w:val="0"/>
-                <w:sz w:val="20"/>
+                <w:rFonts w:ascii="Times New Roman" w:hAnsi="Times New Roman" w:eastAsia="宋体"/>
+                <w:sz w:val="21"/>
               </w:rPr>
               <w:t>方案智能生成</w:t>
             </w:r>
@@ -483,163 +390,105 @@
         </w:tc>
         <w:tc>
           <w:tcPr>
-            <w:tcW w:type="dxa" w:w="1813"/>
+            <w:tcW w:type="dxa" w:w="4366"/>
+            <w:vAlign w:val="center"/>
           </w:tcPr>
           <w:p>
-            <w:r/>
+            <w:pPr>
+              <w:ind w:firstLine="0"/>
+            </w:pPr>
             <w:r>
               <w:rPr>
-                <w:rFonts w:ascii="宋体" w:hAnsi="宋体" w:eastAsia="宋体"/>
-                <w:b w:val="0"/>
-                <w:sz w:val="20"/>
+                <w:rFonts w:ascii="Times New Roman" w:hAnsi="Times New Roman" w:eastAsia="宋体"/>
+                <w:sz w:val="21"/>
               </w:rPr>
-              <w:t>层数/面积/跨度/烈度/预算/结构类型偏好等</w:t>
+            </w:r>
+            <w:r>
+              <w:rPr>
+                <w:rFonts w:ascii="Times New Roman" w:hAnsi="Times New Roman" w:eastAsia="宋体"/>
+                <w:sz w:val="21"/>
+              </w:rPr>
+              <w:t>输入层数、面积、跨度、设防烈度、预算等工程参数，自动生成框架、框架-剪力墙、钢结构等候选方案并拟定初始截面</w:t>
+            </w:r>
+          </w:p>
+        </w:tc>
+      </w:tr>
+      <w:tr>
+        <w:trPr>
+          <w:cantSplit/>
+        </w:trPr>
+        <w:tc>
+          <w:tcPr>
+            <w:tcW w:type="dxa" w:w="4366"/>
+            <w:vAlign w:val="center"/>
+          </w:tcPr>
+          <w:p>
+            <w:pPr>
+              <w:ind w:firstLine="0"/>
+            </w:pPr>
+            <w:r>
+              <w:rPr>
+                <w:rFonts w:ascii="Times New Roman" w:hAnsi="Times New Roman" w:eastAsia="宋体"/>
+                <w:sz w:val="21"/>
+              </w:rPr>
+            </w:r>
+            <w:r>
+              <w:rPr>
+                <w:rFonts w:ascii="Times New Roman" w:hAnsi="Times New Roman" w:eastAsia="宋体"/>
+                <w:sz w:val="21"/>
+              </w:rPr>
+              <w:t>规范逐条校核</w:t>
             </w:r>
           </w:p>
         </w:tc>
         <w:tc>
           <w:tcPr>
-            <w:tcW w:type="dxa" w:w="1813"/>
+            <w:tcW w:type="dxa" w:w="4366"/>
+            <w:vAlign w:val="center"/>
           </w:tcPr>
           <w:p>
-            <w:r/>
+            <w:pPr>
+              <w:ind w:firstLine="0"/>
+            </w:pPr>
             <w:r>
               <w:rPr>
-                <w:rFonts w:ascii="宋体" w:hAnsi="宋体" w:eastAsia="宋体"/>
-                <w:b w:val="0"/>
-                <w:sz w:val="20"/>
+                <w:rFonts w:ascii="Times New Roman" w:hAnsi="Times New Roman" w:eastAsia="宋体"/>
+                <w:sz w:val="21"/>
               </w:rPr>
-              <w:t>意图理解 Agent 解析补全 → 创作 Agent 生成候选体系与初始截面</w:t>
             </w:r>
-          </w:p>
-        </w:tc>
-        <w:tc>
-          <w:tcPr>
-            <w:tcW w:type="dxa" w:w="1813"/>
-          </w:tcPr>
-          <w:p>
-            <w:r/>
             <w:r>
               <w:rPr>
-                <w:rFonts w:ascii="宋体" w:hAnsi="宋体" w:eastAsia="宋体"/>
-                <w:b w:val="0"/>
-                <w:sz w:val="20"/>
+                <w:rFonts w:ascii="Times New Roman" w:hAnsi="Times New Roman" w:eastAsia="宋体"/>
+                <w:sz w:val="21"/>
               </w:rPr>
-              <w:t>3 套候选方案（体系/截面/配筋率/挠度等）</w:t>
-            </w:r>
-          </w:p>
-        </w:tc>
-        <w:tc>
-          <w:tcPr>
-            <w:tcW w:type="dxa" w:w="1813"/>
-          </w:tcPr>
-          <w:p>
-            <w:r/>
-            <w:r>
-              <w:rPr>
-                <w:rFonts w:ascii="宋体" w:hAnsi="宋体" w:eastAsia="宋体"/>
-                <w:b w:val="0"/>
-                <w:sz w:val="20"/>
-              </w:rPr>
-              <w:t>快速多方案试错</w:t>
+              <w:t>依据 GB 55002-2021、GB/T 50011-2010（2024 年版）等现行标准，对抗震、耐火、位移等指标逐条硬判定，输出限值对照与条文号</w:t>
             </w:r>
           </w:p>
         </w:tc>
       </w:tr>
       <w:tr>
+        <w:trPr>
+          <w:cantSplit/>
+        </w:trPr>
         <w:tc>
           <w:tcPr>
-            <w:tcW w:type="dxa" w:w="1813"/>
+            <w:tcW w:type="dxa" w:w="4366"/>
+            <w:vAlign w:val="center"/>
           </w:tcPr>
           <w:p>
-            <w:r/>
+            <w:pPr>
+              <w:ind w:firstLine="0"/>
+            </w:pPr>
             <w:r>
               <w:rPr>
-                <w:rFonts w:ascii="宋体" w:hAnsi="宋体" w:eastAsia="宋体"/>
-                <w:b w:val="0"/>
-                <w:sz w:val="20"/>
+                <w:rFonts w:ascii="Times New Roman" w:hAnsi="Times New Roman" w:eastAsia="宋体"/>
+                <w:sz w:val="21"/>
               </w:rPr>
-              <w:t>规范自动校核</w:t>
             </w:r>
-          </w:p>
-        </w:tc>
-        <w:tc>
-          <w:tcPr>
-            <w:tcW w:type="dxa" w:w="1813"/>
-          </w:tcPr>
-          <w:p>
-            <w:r/>
             <w:r>
               <w:rPr>
-                <w:rFonts w:ascii="宋体" w:hAnsi="宋体" w:eastAsia="宋体"/>
-                <w:b w:val="0"/>
-                <w:sz w:val="20"/>
-              </w:rPr>
-              <w:t>（方案生成后自动触发）</w:t>
-            </w:r>
-          </w:p>
-        </w:tc>
-        <w:tc>
-          <w:tcPr>
-            <w:tcW w:type="dxa" w:w="1813"/>
-          </w:tcPr>
-          <w:p>
-            <w:r/>
-            <w:r>
-              <w:rPr>
-                <w:rFonts w:ascii="宋体" w:hAnsi="宋体" w:eastAsia="宋体"/>
-                <w:b w:val="0"/>
-                <w:sz w:val="20"/>
-              </w:rPr>
-              <w:t>规范校核 Agent 按 GB 55002/GB 50011 等逐条硬判定</w:t>
-            </w:r>
-          </w:p>
-        </w:tc>
-        <w:tc>
-          <w:tcPr>
-            <w:tcW w:type="dxa" w:w="1813"/>
-          </w:tcPr>
-          <w:p>
-            <w:r/>
-            <w:r>
-              <w:rPr>
-                <w:rFonts w:ascii="宋体" w:hAnsi="宋体" w:eastAsia="宋体"/>
-                <w:b w:val="0"/>
-                <w:sz w:val="20"/>
-              </w:rPr>
-              <w:t>通过/警告/失败 + 限值对照 + 条文号</w:t>
-            </w:r>
-          </w:p>
-        </w:tc>
-        <w:tc>
-          <w:tcPr>
-            <w:tcW w:type="dxa" w:w="1813"/>
-          </w:tcPr>
-          <w:p>
-            <w:r/>
-            <w:r>
-              <w:rPr>
-                <w:rFonts w:ascii="宋体" w:hAnsi="宋体" w:eastAsia="宋体"/>
-                <w:b w:val="0"/>
-                <w:sz w:val="20"/>
-              </w:rPr>
-              <w:t>规范符合性可信判定</w:t>
-            </w:r>
-          </w:p>
-        </w:tc>
-      </w:tr>
-      <w:tr>
-        <w:tc>
-          <w:tcPr>
-            <w:tcW w:type="dxa" w:w="1813"/>
-          </w:tcPr>
-          <w:p>
-            <w:r/>
-            <w:r>
-              <w:rPr>
-                <w:rFonts w:ascii="宋体" w:hAnsi="宋体" w:eastAsia="宋体"/>
-                <w:b w:val="0"/>
-                <w:sz w:val="20"/>
+                <w:rFonts w:ascii="Times New Roman" w:hAnsi="Times New Roman" w:eastAsia="宋体"/>
+                <w:sz w:val="21"/>
               </w:rPr>
               <w:t>七维综合比选</w:t>
             </w:r>
@@ -647,1027 +496,966 @@
         </w:tc>
         <w:tc>
           <w:tcPr>
-            <w:tcW w:type="dxa" w:w="1813"/>
+            <w:tcW w:type="dxa" w:w="4366"/>
+            <w:vAlign w:val="center"/>
           </w:tcPr>
           <w:p>
-            <w:r/>
+            <w:pPr>
+              <w:ind w:firstLine="0"/>
+            </w:pPr>
             <w:r>
               <w:rPr>
-                <w:rFonts w:ascii="宋体" w:hAnsi="宋体" w:eastAsia="宋体"/>
-                <w:b w:val="0"/>
-                <w:sz w:val="20"/>
+                <w:rFonts w:ascii="Times New Roman" w:hAnsi="Times New Roman" w:eastAsia="宋体"/>
+                <w:sz w:val="21"/>
               </w:rPr>
-              <w:t>权重偏好（可调）</w:t>
+            </w:r>
+            <w:r>
+              <w:rPr>
+                <w:rFonts w:ascii="Times New Roman" w:hAnsi="Times New Roman" w:eastAsia="宋体"/>
+                <w:sz w:val="21"/>
+              </w:rPr>
+              <w:t>从结构安全、经济性、施工可行性、规范合规、绿色低碳、可维护性、创新性七维量化评分，输出雷达图与推荐方案</w:t>
+            </w:r>
+          </w:p>
+        </w:tc>
+      </w:tr>
+      <w:tr>
+        <w:trPr>
+          <w:cantSplit/>
+        </w:trPr>
+        <w:tc>
+          <w:tcPr>
+            <w:tcW w:type="dxa" w:w="4366"/>
+            <w:vAlign w:val="center"/>
+          </w:tcPr>
+          <w:p>
+            <w:pPr>
+              <w:ind w:firstLine="0"/>
+            </w:pPr>
+            <w:r>
+              <w:rPr>
+                <w:rFonts w:ascii="Times New Roman" w:hAnsi="Times New Roman" w:eastAsia="宋体"/>
+                <w:sz w:val="21"/>
+              </w:rPr>
+            </w:r>
+            <w:r>
+              <w:rPr>
+                <w:rFonts w:ascii="Times New Roman" w:hAnsi="Times New Roman" w:eastAsia="宋体"/>
+                <w:sz w:val="21"/>
+              </w:rPr>
+              <w:t>多目标经济评估</w:t>
             </w:r>
           </w:p>
         </w:tc>
         <w:tc>
           <w:tcPr>
-            <w:tcW w:type="dxa" w:w="1813"/>
+            <w:tcW w:type="dxa" w:w="4366"/>
+            <w:vAlign w:val="center"/>
           </w:tcPr>
           <w:p>
-            <w:r/>
+            <w:pPr>
+              <w:ind w:firstLine="0"/>
+            </w:pPr>
             <w:r>
               <w:rPr>
-                <w:rFonts w:ascii="宋体" w:hAnsi="宋体" w:eastAsia="宋体"/>
-                <w:b w:val="0"/>
-                <w:sz w:val="20"/>
+                <w:rFonts w:ascii="Times New Roman" w:hAnsi="Times New Roman" w:eastAsia="宋体"/>
+                <w:sz w:val="21"/>
               </w:rPr>
-              <w:t>经济评估 Agent 量化造价/工期/碳排 → 总工 Agent 加权评分+辩论+反思</w:t>
+            </w:r>
+            <w:r>
+              <w:rPr>
+                <w:rFonts w:ascii="Times New Roman" w:hAnsi="Times New Roman" w:eastAsia="宋体"/>
+                <w:sz w:val="21"/>
+              </w:rPr>
+              <w:t>对总造价、施工工期、单位面积碳排放进行多目标量化对比</w:t>
+            </w:r>
+          </w:p>
+        </w:tc>
+      </w:tr>
+      <w:tr>
+        <w:trPr>
+          <w:cantSplit/>
+        </w:trPr>
+        <w:tc>
+          <w:tcPr>
+            <w:tcW w:type="dxa" w:w="4366"/>
+            <w:vAlign w:val="center"/>
+          </w:tcPr>
+          <w:p>
+            <w:pPr>
+              <w:ind w:firstLine="0"/>
+            </w:pPr>
+            <w:r>
+              <w:rPr>
+                <w:rFonts w:ascii="Times New Roman" w:hAnsi="Times New Roman" w:eastAsia="宋体"/>
+                <w:sz w:val="21"/>
+              </w:rPr>
+            </w:r>
+            <w:r>
+              <w:rPr>
+                <w:rFonts w:ascii="Times New Roman" w:hAnsi="Times New Roman" w:eastAsia="宋体"/>
+                <w:sz w:val="21"/>
+              </w:rPr>
+              <w:t>智能问答与干预</w:t>
             </w:r>
           </w:p>
         </w:tc>
         <w:tc>
           <w:tcPr>
-            <w:tcW w:type="dxa" w:w="1813"/>
+            <w:tcW w:type="dxa" w:w="4366"/>
+            <w:vAlign w:val="center"/>
           </w:tcPr>
           <w:p>
-            <w:r/>
+            <w:pPr>
+              <w:ind w:firstLine="0"/>
+            </w:pPr>
             <w:r>
               <w:rPr>
-                <w:rFonts w:ascii="宋体" w:hAnsi="宋体" w:eastAsia="宋体"/>
-                <w:b w:val="0"/>
-                <w:sz w:val="20"/>
+                <w:rFonts w:ascii="Times New Roman" w:hAnsi="Times New Roman" w:eastAsia="宋体"/>
+                <w:sz w:val="21"/>
               </w:rPr>
-              <w:t>雷达图对比 + 推荐方案 + 置信度/风险</w:t>
+            </w:r>
+            <w:r>
+              <w:rPr>
+                <w:rFonts w:ascii="Times New Roman" w:hAnsi="Times New Roman" w:eastAsia="宋体"/>
+                <w:sz w:val="21"/>
+              </w:rPr>
+              <w:t>支持语义意图解析与澄清；提供人工在环面板，可锁定方案、设定预算上限、注入工程备注并约束下重跑</w:t>
+            </w:r>
+          </w:p>
+        </w:tc>
+      </w:tr>
+      <w:tr>
+        <w:trPr>
+          <w:cantSplit/>
+        </w:trPr>
+        <w:tc>
+          <w:tcPr>
+            <w:tcW w:type="dxa" w:w="4366"/>
+            <w:vAlign w:val="center"/>
+          </w:tcPr>
+          <w:p>
+            <w:pPr>
+              <w:ind w:firstLine="0"/>
+            </w:pPr>
+            <w:r>
+              <w:rPr>
+                <w:rFonts w:ascii="Times New Roman" w:hAnsi="Times New Roman" w:eastAsia="宋体"/>
+                <w:sz w:val="21"/>
+              </w:rPr>
+            </w:r>
+            <w:r>
+              <w:rPr>
+                <w:rFonts w:ascii="Times New Roman" w:hAnsi="Times New Roman" w:eastAsia="宋体"/>
+                <w:sz w:val="21"/>
+              </w:rPr>
+              <w:t>结果导出</w:t>
             </w:r>
           </w:p>
         </w:tc>
         <w:tc>
           <w:tcPr>
-            <w:tcW w:type="dxa" w:w="1813"/>
+            <w:tcW w:type="dxa" w:w="4366"/>
+            <w:vAlign w:val="center"/>
           </w:tcPr>
           <w:p>
-            <w:r/>
+            <w:pPr>
+              <w:ind w:firstLine="0"/>
+            </w:pPr>
             <w:r>
               <w:rPr>
-                <w:rFonts w:ascii="宋体" w:hAnsi="宋体" w:eastAsia="宋体"/>
-                <w:b w:val="0"/>
-                <w:sz w:val="20"/>
+                <w:rFonts w:ascii="Times New Roman" w:hAnsi="Times New Roman" w:eastAsia="宋体"/>
+                <w:sz w:val="21"/>
               </w:rPr>
-              <w:t>多目标权衡决策</w:t>
+            </w:r>
+            <w:r>
+              <w:rPr>
+                <w:rFonts w:ascii="Times New Roman" w:hAnsi="Times New Roman" w:eastAsia="宋体"/>
+                <w:sz w:val="21"/>
+              </w:rPr>
+              <w:t>一键导出 PDF 优化报告，以及可供 PKPM/YJK 等专业软件继续建模的结构文件</w:t>
+            </w:r>
+          </w:p>
+        </w:tc>
+      </w:tr>
+    </w:tbl>
+    <w:p>
+      <w:pPr>
+        <w:pStyle w:val="Heading2"/>
+      </w:pPr>
+      <w:r>
+        <w:t>2.2 技术方案与总体架构</w:t>
+      </w:r>
+    </w:p>
+    <w:p>
+      <w:pPr/>
+      <w:r>
+        <w:rPr>
+          <w:rFonts w:ascii="Times New Roman" w:hAnsi="Times New Roman" w:eastAsia="宋体"/>
+        </w:rPr>
+        <w:t>系统采用“前端纯静态应用 + 多智能体协同管线”的整体架构，大模型仅承担意图理解与表达调度，不参与具体力学数值计算；规范校核与造价、碳排放计算全部走确定性硬编码规则引擎，从根本上规避结构计算领域的“大模型幻觉”风险。</w:t>
+      </w:r>
+    </w:p>
+    <w:p>
+      <w:pPr>
+        <w:keepNext/>
+        <w:jc w:val="center"/>
+      </w:pPr>
+      <w:r>
+        <w:drawing>
+          <wp:inline xmlns:a="http://schemas.openxmlformats.org/drawingml/2006/main" xmlns:pic="http://schemas.openxmlformats.org/drawingml/2006/picture">
+            <wp:extent cx="5220000" cy="3646221"/>
+            <wp:docPr id="1" name="Picture 1"/>
+            <wp:cNvGraphicFramePr>
+              <a:graphicFrameLocks noChangeAspect="1"/>
+            </wp:cNvGraphicFramePr>
+            <a:graphic>
+              <a:graphicData uri="http://schemas.openxmlformats.org/drawingml/2006/picture">
+                <pic:pic>
+                  <pic:nvPicPr>
+                    <pic:cNvPr id="0" name="fig_arch.png"/>
+                    <pic:cNvPicPr/>
+                  </pic:nvPicPr>
+                  <pic:blipFill>
+                    <a:blip r:embed="rId15"/>
+                    <a:stretch>
+                      <a:fillRect/>
+                    </a:stretch>
+                  </pic:blipFill>
+                  <pic:spPr>
+                    <a:xfrm>
+                      <a:off x="0" y="0"/>
+                      <a:ext cx="5220000" cy="3646221"/>
+                    </a:xfrm>
+                    <a:prstGeom prst="rect"/>
+                  </pic:spPr>
+                </pic:pic>
+              </a:graphicData>
+            </a:graphic>
+          </wp:inline>
+        </w:drawing>
+      </w:r>
+    </w:p>
+    <w:p>
+      <w:pPr>
+        <w:pStyle w:val="Caption"/>
+      </w:pPr>
+      <w:r>
+        <w:rPr>
+          <w:rFonts w:ascii="Times New Roman" w:hAnsi="Times New Roman" w:eastAsia="宋体"/>
+        </w:rPr>
+        <w:t>图 1  智构 StructMind 多智能体协同总体架构</w:t>
+      </w:r>
+    </w:p>
+    <w:p>
+      <w:pPr/>
+      <w:r>
+        <w:rPr>
+          <w:rFonts w:ascii="Times New Roman" w:hAnsi="Times New Roman" w:eastAsia="宋体"/>
+        </w:rPr>
+        <w:t>管线包含五个核心智能体：意图理解 Agent 完成参数语义归一与歧义澄清；方案创作工程师生成候选体系与初始截面；规范校核工程师按现行国标逐条硬判定；经济评估工程师完成造价、工期、碳排放多目标量化；总工评审 Agent 汇聚各方论点，组织反思与辩论仲裁，给出加权评分、推荐方案、风险提示与置信度。规范知识库、硬编码计算引擎与人工干预入口分别向各智能体提供权威依据、确定性计算与决策约束。</w:t>
+      </w:r>
+    </w:p>
+    <w:p>
+      <w:pPr>
+        <w:pStyle w:val="Heading2"/>
+      </w:pPr>
+      <w:r>
+        <w:t>2.3 Agent 真实推理机制</w:t>
+      </w:r>
+    </w:p>
+    <w:p>
+      <w:pPr/>
+      <w:r>
+        <w:rPr>
+          <w:rFonts w:ascii="Times New Roman" w:hAnsi="Times New Roman" w:eastAsia="宋体"/>
+        </w:rPr>
+        <w:t>区别于“Prompt 串行”的伪智能体，本系统引入状态机与回退闭环：规范校核发现违规时，将问题写回共享上下文并打回方案创作重新选型；经济评估与总工评审在目标冲突时通过辩论与仲裁拍板，形成“校核—回退—重算—仲裁”的真实推理回路。执行全程以节点树与推理轨迹可视化呈现，评审可逐节点回看“思考—查规范—判定—重算”过程。</w:t>
+      </w:r>
+    </w:p>
+    <w:p>
+      <w:pPr>
+        <w:keepNext/>
+        <w:jc w:val="center"/>
+      </w:pPr>
+      <w:r>
+        <w:drawing>
+          <wp:inline xmlns:a="http://schemas.openxmlformats.org/drawingml/2006/main" xmlns:pic="http://schemas.openxmlformats.org/drawingml/2006/picture">
+            <wp:extent cx="5220000" cy="2698762"/>
+            <wp:docPr id="2" name="Picture 2"/>
+            <wp:cNvGraphicFramePr>
+              <a:graphicFrameLocks noChangeAspect="1"/>
+            </wp:cNvGraphicFramePr>
+            <a:graphic>
+              <a:graphicData uri="http://schemas.openxmlformats.org/drawingml/2006/picture">
+                <pic:pic>
+                  <pic:nvPicPr>
+                    <pic:cNvPr id="0" name="fig_flow.png"/>
+                    <pic:cNvPicPr/>
+                  </pic:nvPicPr>
+                  <pic:blipFill>
+                    <a:blip r:embed="rId16"/>
+                    <a:stretch>
+                      <a:fillRect/>
+                    </a:stretch>
+                  </pic:blipFill>
+                  <pic:spPr>
+                    <a:xfrm>
+                      <a:off x="0" y="0"/>
+                      <a:ext cx="5220000" cy="2698762"/>
+                    </a:xfrm>
+                    <a:prstGeom prst="rect"/>
+                  </pic:spPr>
+                </pic:pic>
+              </a:graphicData>
+            </a:graphic>
+          </wp:inline>
+        </w:drawing>
+      </w:r>
+    </w:p>
+    <w:p>
+      <w:pPr>
+        <w:pStyle w:val="Caption"/>
+      </w:pPr>
+      <w:r>
+        <w:rPr>
+          <w:rFonts w:ascii="Times New Roman" w:hAnsi="Times New Roman" w:eastAsia="宋体"/>
+        </w:rPr>
+        <w:t>图 2  真实 Agent 推理回路：校核-回退-重算-仲裁</w:t>
+      </w:r>
+    </w:p>
+    <w:p>
+      <w:pPr/>
+      <w:r>
+        <w:rPr>
+          <w:rFonts w:ascii="Times New Roman" w:hAnsi="Times New Roman" w:eastAsia="宋体"/>
+        </w:rPr>
+        <w:t>为支撑该推理回路，系统对 LLM 工具调用进行了防错位改造：每次工具调用均记录调用参数（含 systemId），结果按参数键而非输出顺序对齐，杜绝乱序调用导致的数据错位；全部 LLM 调用内置自动重试与退避机制，网络抖动时自动降级并续跑。</w:t>
+      </w:r>
+    </w:p>
+    <w:p>
+      <w:pPr>
+        <w:pStyle w:val="Heading2"/>
+      </w:pPr>
+      <w:r>
+        <w:t>2.4 方案比选与决策</w:t>
+      </w:r>
+    </w:p>
+    <w:p>
+      <w:pPr/>
+      <w:r>
+        <w:rPr>
+          <w:rFonts w:ascii="Times New Roman" w:hAnsi="Times New Roman" w:eastAsia="宋体"/>
+        </w:rPr>
+        <w:t>系统对候选方案在七个维度进行归一化评分并绘制雷达图（数据为产品运行示例），同时对比总造价、施工工期与单位面积碳排放三项关键指标，为总工评审的加权推荐提供量化依据。</w:t>
+      </w:r>
+    </w:p>
+    <w:p>
+      <w:pPr>
+        <w:keepNext/>
+        <w:jc w:val="center"/>
+      </w:pPr>
+      <w:r>
+        <w:drawing>
+          <wp:inline xmlns:a="http://schemas.openxmlformats.org/drawingml/2006/main" xmlns:pic="http://schemas.openxmlformats.org/drawingml/2006/picture">
+            <wp:extent cx="5220000" cy="4401097"/>
+            <wp:docPr id="3" name="Picture 3"/>
+            <wp:cNvGraphicFramePr>
+              <a:graphicFrameLocks noChangeAspect="1"/>
+            </wp:cNvGraphicFramePr>
+            <a:graphic>
+              <a:graphicData uri="http://schemas.openxmlformats.org/drawingml/2006/picture">
+                <pic:pic>
+                  <pic:nvPicPr>
+                    <pic:cNvPr id="0" name="fig_radar.png"/>
+                    <pic:cNvPicPr/>
+                  </pic:nvPicPr>
+                  <pic:blipFill>
+                    <a:blip r:embed="rId17"/>
+                    <a:stretch>
+                      <a:fillRect/>
+                    </a:stretch>
+                  </pic:blipFill>
+                  <pic:spPr>
+                    <a:xfrm>
+                      <a:off x="0" y="0"/>
+                      <a:ext cx="5220000" cy="4401097"/>
+                    </a:xfrm>
+                    <a:prstGeom prst="rect"/>
+                  </pic:spPr>
+                </pic:pic>
+              </a:graphicData>
+            </a:graphic>
+          </wp:inline>
+        </w:drawing>
+      </w:r>
+    </w:p>
+    <w:p>
+      <w:pPr>
+        <w:pStyle w:val="Caption"/>
+      </w:pPr>
+      <w:r>
+        <w:rPr>
+          <w:rFonts w:ascii="Times New Roman" w:hAnsi="Times New Roman" w:eastAsia="宋体"/>
+        </w:rPr>
+        <w:t>图 3  候选方案七维综合比选雷达图（示例数据）</w:t>
+      </w:r>
+    </w:p>
+    <w:p>
+      <w:pPr>
+        <w:keepNext/>
+        <w:jc w:val="center"/>
+      </w:pPr>
+      <w:r>
+        <w:drawing>
+          <wp:inline xmlns:a="http://schemas.openxmlformats.org/drawingml/2006/main" xmlns:pic="http://schemas.openxmlformats.org/drawingml/2006/picture">
+            <wp:extent cx="5220000" cy="2177669"/>
+            <wp:docPr id="4" name="Picture 4"/>
+            <wp:cNvGraphicFramePr>
+              <a:graphicFrameLocks noChangeAspect="1"/>
+            </wp:cNvGraphicFramePr>
+            <a:graphic>
+              <a:graphicData uri="http://schemas.openxmlformats.org/drawingml/2006/picture">
+                <pic:pic>
+                  <pic:nvPicPr>
+                    <pic:cNvPr id="0" name="fig_compare.png"/>
+                    <pic:cNvPicPr/>
+                  </pic:nvPicPr>
+                  <pic:blipFill>
+                    <a:blip r:embed="rId18"/>
+                    <a:stretch>
+                      <a:fillRect/>
+                    </a:stretch>
+                  </pic:blipFill>
+                  <pic:spPr>
+                    <a:xfrm>
+                      <a:off x="0" y="0"/>
+                      <a:ext cx="5220000" cy="2177669"/>
+                    </a:xfrm>
+                    <a:prstGeom prst="rect"/>
+                  </pic:spPr>
+                </pic:pic>
+              </a:graphicData>
+            </a:graphic>
+          </wp:inline>
+        </w:drawing>
+      </w:r>
+    </w:p>
+    <w:p>
+      <w:pPr>
+        <w:pStyle w:val="Caption"/>
+      </w:pPr>
+      <w:r>
+        <w:rPr>
+          <w:rFonts w:ascii="Times New Roman" w:hAnsi="Times New Roman" w:eastAsia="宋体"/>
+        </w:rPr>
+        <w:t>图 4  三套候选方案关键指标对比（示例数据）</w:t>
+      </w:r>
+    </w:p>
+    <w:p>
+      <w:pPr>
+        <w:pStyle w:val="Heading2"/>
+      </w:pPr>
+      <w:r>
+        <w:t>2.5 规范依据与合规可追溯</w:t>
+      </w:r>
+    </w:p>
+    <w:p>
+      <w:pPr/>
+      <w:r>
+        <w:rPr>
+          <w:rFonts w:ascii="Times New Roman" w:hAnsi="Times New Roman" w:eastAsia="宋体"/>
+        </w:rPr>
+        <w:t>系统内置结构化规范知识库，逐条判定均绑定现行有效的标准条文与限值对照，点击条文号可展开原文，保证结论可追溯、可复核。现行依据如下：</w:t>
+      </w:r>
+    </w:p>
+    <w:tbl>
+      <w:tblPr>
+        <w:tblStyle w:val="TableGrid"/>
+        <w:tblW w:type="auto" w:w="0"/>
+        <w:jc w:val="center"/>
+        <w:tblLook w:firstColumn="1" w:firstRow="1" w:lastColumn="0" w:lastRow="0" w:noHBand="0" w:noVBand="1" w:val="04A0"/>
+      </w:tblPr>
+      <w:tblGrid>
+        <w:gridCol w:w="2183"/>
+        <w:gridCol w:w="2183"/>
+        <w:gridCol w:w="2183"/>
+        <w:gridCol w:w="2183"/>
+      </w:tblGrid>
+      <w:tr>
+        <w:trPr>
+          <w:cantSplit/>
+          <w:tblHeader/>
+        </w:trPr>
+        <w:tc>
+          <w:tcPr>
+            <w:tcW w:type="dxa" w:w="2183"/>
+            <w:shd w:val="clear" w:fill="0F4C81"/>
+            <w:vAlign w:val="center"/>
+          </w:tcPr>
+          <w:p>
+            <w:pPr>
+              <w:jc w:val="center"/>
+            </w:pPr>
+            <w:r>
+              <w:rPr>
+                <w:rFonts w:ascii="Times New Roman" w:hAnsi="Times New Roman" w:eastAsia="黑体"/>
+                <w:b/>
+                <w:color w:val="FFFFFF"/>
+                <w:sz w:val="21"/>
+              </w:rPr>
+            </w:r>
+            <w:r>
+              <w:rPr>
+                <w:rFonts w:ascii="Times New Roman" w:hAnsi="Times New Roman" w:eastAsia="黑体"/>
+                <w:b/>
+                <w:color w:val="FFFFFF"/>
+                <w:sz w:val="21"/>
+              </w:rPr>
+              <w:t>标准编号</w:t>
+            </w:r>
+          </w:p>
+        </w:tc>
+        <w:tc>
+          <w:tcPr>
+            <w:tcW w:type="dxa" w:w="2183"/>
+            <w:shd w:val="clear" w:fill="0F4C81"/>
+            <w:vAlign w:val="center"/>
+          </w:tcPr>
+          <w:p>
+            <w:pPr>
+              <w:jc w:val="center"/>
+            </w:pPr>
+            <w:r>
+              <w:rPr>
+                <w:rFonts w:ascii="Times New Roman" w:hAnsi="Times New Roman" w:eastAsia="黑体"/>
+                <w:b/>
+                <w:color w:val="FFFFFF"/>
+                <w:sz w:val="21"/>
+              </w:rPr>
+            </w:r>
+            <w:r>
+              <w:rPr>
+                <w:rFonts w:ascii="Times New Roman" w:hAnsi="Times New Roman" w:eastAsia="黑体"/>
+                <w:b/>
+                <w:color w:val="FFFFFF"/>
+                <w:sz w:val="21"/>
+              </w:rPr>
+              <w:t>标准名称</w:t>
+            </w:r>
+          </w:p>
+        </w:tc>
+        <w:tc>
+          <w:tcPr>
+            <w:tcW w:type="dxa" w:w="2183"/>
+            <w:shd w:val="clear" w:fill="0F4C81"/>
+            <w:vAlign w:val="center"/>
+          </w:tcPr>
+          <w:p>
+            <w:pPr>
+              <w:jc w:val="center"/>
+            </w:pPr>
+            <w:r>
+              <w:rPr>
+                <w:rFonts w:ascii="Times New Roman" w:hAnsi="Times New Roman" w:eastAsia="黑体"/>
+                <w:b/>
+                <w:color w:val="FFFFFF"/>
+                <w:sz w:val="21"/>
+              </w:rPr>
+            </w:r>
+            <w:r>
+              <w:rPr>
+                <w:rFonts w:ascii="Times New Roman" w:hAnsi="Times New Roman" w:eastAsia="黑体"/>
+                <w:b/>
+                <w:color w:val="FFFFFF"/>
+                <w:sz w:val="21"/>
+              </w:rPr>
+              <w:t>实施日期</w:t>
+            </w:r>
+          </w:p>
+        </w:tc>
+        <w:tc>
+          <w:tcPr>
+            <w:tcW w:type="dxa" w:w="2183"/>
+            <w:shd w:val="clear" w:fill="0F4C81"/>
+            <w:vAlign w:val="center"/>
+          </w:tcPr>
+          <w:p>
+            <w:pPr>
+              <w:jc w:val="center"/>
+            </w:pPr>
+            <w:r>
+              <w:rPr>
+                <w:rFonts w:ascii="Times New Roman" w:hAnsi="Times New Roman" w:eastAsia="黑体"/>
+                <w:b/>
+                <w:color w:val="FFFFFF"/>
+                <w:sz w:val="21"/>
+              </w:rPr>
+            </w:r>
+            <w:r>
+              <w:rPr>
+                <w:rFonts w:ascii="Times New Roman" w:hAnsi="Times New Roman" w:eastAsia="黑体"/>
+                <w:b/>
+                <w:color w:val="FFFFFF"/>
+                <w:sz w:val="21"/>
+              </w:rPr>
+              <w:t>状态</w:t>
             </w:r>
           </w:p>
         </w:tc>
       </w:tr>
       <w:tr>
+        <w:trPr>
+          <w:cantSplit/>
+        </w:trPr>
         <w:tc>
           <w:tcPr>
-            <w:tcW w:type="dxa" w:w="1813"/>
+            <w:tcW w:type="dxa" w:w="2183"/>
+            <w:vAlign w:val="center"/>
           </w:tcPr>
           <w:p>
-            <w:r/>
+            <w:pPr>
+              <w:ind w:firstLine="0"/>
+            </w:pPr>
             <w:r>
               <w:rPr>
-                <w:rFonts w:ascii="宋体" w:hAnsi="宋体" w:eastAsia="宋体"/>
-                <w:b w:val="0"/>
-                <w:sz w:val="20"/>
+                <w:rFonts w:ascii="Times New Roman" w:hAnsi="Times New Roman" w:eastAsia="宋体"/>
+                <w:sz w:val="21"/>
               </w:rPr>
-              <w:t>智能问答</w:t>
+            </w:r>
+            <w:r>
+              <w:rPr>
+                <w:rFonts w:ascii="Times New Roman" w:hAnsi="Times New Roman" w:eastAsia="宋体"/>
+                <w:sz w:val="21"/>
+              </w:rPr>
+              <w:t>GB 55002-2021</w:t>
             </w:r>
           </w:p>
         </w:tc>
         <w:tc>
           <w:tcPr>
-            <w:tcW w:type="dxa" w:w="1813"/>
+            <w:tcW w:type="dxa" w:w="2183"/>
+            <w:vAlign w:val="center"/>
           </w:tcPr>
           <w:p>
-            <w:r/>
+            <w:pPr>
+              <w:ind w:firstLine="0"/>
+            </w:pPr>
             <w:r>
               <w:rPr>
-                <w:rFonts w:ascii="宋体" w:hAnsi="宋体" w:eastAsia="宋体"/>
-                <w:b w:val="0"/>
-                <w:sz w:val="20"/>
+                <w:rFonts w:ascii="Times New Roman" w:hAnsi="Times New Roman" w:eastAsia="宋体"/>
+                <w:sz w:val="21"/>
               </w:rPr>
-              <w:t>自然语言结构问题</w:t>
+            </w:r>
+            <w:r>
+              <w:rPr>
+                <w:rFonts w:ascii="Times New Roman" w:hAnsi="Times New Roman" w:eastAsia="宋体"/>
+                <w:sz w:val="21"/>
+              </w:rPr>
+              <w:t>建筑与市政工程抗震通用规范</w:t>
             </w:r>
           </w:p>
         </w:tc>
         <w:tc>
           <w:tcPr>
-            <w:tcW w:type="dxa" w:w="1813"/>
+            <w:tcW w:type="dxa" w:w="2183"/>
+            <w:vAlign w:val="center"/>
           </w:tcPr>
           <w:p>
-            <w:r/>
+            <w:pPr>
+              <w:ind w:firstLine="0"/>
+            </w:pPr>
             <w:r>
               <w:rPr>
-                <w:rFonts w:ascii="宋体" w:hAnsi="宋体" w:eastAsia="宋体"/>
-                <w:b w:val="0"/>
-                <w:sz w:val="20"/>
+                <w:rFonts w:ascii="Times New Roman" w:hAnsi="Times New Roman" w:eastAsia="宋体"/>
+                <w:sz w:val="21"/>
               </w:rPr>
-              <w:t>意图归一 + 知识库检索 + LLM 组织回答</w:t>
+            </w:r>
+            <w:r>
+              <w:rPr>
+                <w:rFonts w:ascii="Times New Roman" w:hAnsi="Times New Roman" w:eastAsia="宋体"/>
+                <w:sz w:val="21"/>
+              </w:rPr>
+              <w:t>2022-01-01</w:t>
             </w:r>
           </w:p>
         </w:tc>
         <w:tc>
           <w:tcPr>
-            <w:tcW w:type="dxa" w:w="1813"/>
+            <w:tcW w:type="dxa" w:w="2183"/>
+            <w:vAlign w:val="center"/>
           </w:tcPr>
           <w:p>
-            <w:r/>
+            <w:pPr>
+              <w:ind w:firstLine="0"/>
+            </w:pPr>
             <w:r>
               <w:rPr>
-                <w:rFonts w:ascii="宋体" w:hAnsi="宋体" w:eastAsia="宋体"/>
-                <w:b w:val="0"/>
-                <w:sz w:val="20"/>
+                <w:rFonts w:ascii="Times New Roman" w:hAnsi="Times New Roman" w:eastAsia="宋体"/>
+                <w:sz w:val="21"/>
               </w:rPr>
-              <w:t>结构化专业回答</w:t>
+            </w:r>
+            <w:r>
+              <w:rPr>
+                <w:rFonts w:ascii="Times New Roman" w:hAnsi="Times New Roman" w:eastAsia="宋体"/>
+                <w:sz w:val="21"/>
+              </w:rPr>
+              <w:t>现行 · 全文强制</w:t>
+            </w:r>
+          </w:p>
+        </w:tc>
+      </w:tr>
+      <w:tr>
+        <w:trPr>
+          <w:cantSplit/>
+        </w:trPr>
+        <w:tc>
+          <w:tcPr>
+            <w:tcW w:type="dxa" w:w="2183"/>
+            <w:vAlign w:val="center"/>
+          </w:tcPr>
+          <w:p>
+            <w:pPr>
+              <w:ind w:firstLine="0"/>
+            </w:pPr>
+            <w:r>
+              <w:rPr>
+                <w:rFonts w:ascii="Times New Roman" w:hAnsi="Times New Roman" w:eastAsia="宋体"/>
+                <w:sz w:val="21"/>
+              </w:rPr>
+            </w:r>
+            <w:r>
+              <w:rPr>
+                <w:rFonts w:ascii="Times New Roman" w:hAnsi="Times New Roman" w:eastAsia="宋体"/>
+                <w:sz w:val="21"/>
+              </w:rPr>
+              <w:t>GB/T 50011-2010（2024 年版）</w:t>
             </w:r>
           </w:p>
         </w:tc>
         <w:tc>
           <w:tcPr>
-            <w:tcW w:type="dxa" w:w="1813"/>
+            <w:tcW w:type="dxa" w:w="2183"/>
+            <w:vAlign w:val="center"/>
           </w:tcPr>
           <w:p>
-            <w:r/>
+            <w:pPr>
+              <w:ind w:firstLine="0"/>
+            </w:pPr>
             <w:r>
               <w:rPr>
-                <w:rFonts w:ascii="宋体" w:hAnsi="宋体" w:eastAsia="宋体"/>
-                <w:b w:val="0"/>
-                <w:sz w:val="20"/>
+                <w:rFonts w:ascii="Times New Roman" w:hAnsi="Times New Roman" w:eastAsia="宋体"/>
+                <w:sz w:val="21"/>
               </w:rPr>
-              <w:t>方案阶段知识咨询</w:t>
+            </w:r>
+            <w:r>
+              <w:rPr>
+                <w:rFonts w:ascii="Times New Roman" w:hAnsi="Times New Roman" w:eastAsia="宋体"/>
+                <w:sz w:val="21"/>
+              </w:rPr>
+              <w:t>建筑抗震设计标准</w:t>
+            </w:r>
+          </w:p>
+        </w:tc>
+        <w:tc>
+          <w:tcPr>
+            <w:tcW w:type="dxa" w:w="2183"/>
+            <w:vAlign w:val="center"/>
+          </w:tcPr>
+          <w:p>
+            <w:pPr>
+              <w:ind w:firstLine="0"/>
+            </w:pPr>
+            <w:r>
+              <w:rPr>
+                <w:rFonts w:ascii="Times New Roman" w:hAnsi="Times New Roman" w:eastAsia="宋体"/>
+                <w:sz w:val="21"/>
+              </w:rPr>
+            </w:r>
+            <w:r>
+              <w:rPr>
+                <w:rFonts w:ascii="Times New Roman" w:hAnsi="Times New Roman" w:eastAsia="宋体"/>
+                <w:sz w:val="21"/>
+              </w:rPr>
+              <w:t>2024-08-01</w:t>
+            </w:r>
+          </w:p>
+        </w:tc>
+        <w:tc>
+          <w:tcPr>
+            <w:tcW w:type="dxa" w:w="2183"/>
+            <w:vAlign w:val="center"/>
+          </w:tcPr>
+          <w:p>
+            <w:pPr>
+              <w:ind w:firstLine="0"/>
+            </w:pPr>
+            <w:r>
+              <w:rPr>
+                <w:rFonts w:ascii="Times New Roman" w:hAnsi="Times New Roman" w:eastAsia="宋体"/>
+                <w:sz w:val="21"/>
+              </w:rPr>
+            </w:r>
+            <w:r>
+              <w:rPr>
+                <w:rFonts w:ascii="Times New Roman" w:hAnsi="Times New Roman" w:eastAsia="宋体"/>
+                <w:sz w:val="21"/>
+              </w:rPr>
+              <w:t>现行（替代 GB 50011-2010 2016 年版）</w:t>
             </w:r>
           </w:p>
         </w:tc>
       </w:tr>
       <w:tr>
+        <w:trPr>
+          <w:cantSplit/>
+        </w:trPr>
         <w:tc>
           <w:tcPr>
-            <w:tcW w:type="dxa" w:w="1813"/>
+            <w:tcW w:type="dxa" w:w="2183"/>
+            <w:vAlign w:val="center"/>
           </w:tcPr>
           <w:p>
-            <w:r/>
+            <w:pPr>
+              <w:ind w:firstLine="0"/>
+            </w:pPr>
             <w:r>
               <w:rPr>
-                <w:rFonts w:ascii="宋体" w:hAnsi="宋体" w:eastAsia="宋体"/>
-                <w:b w:val="0"/>
-                <w:sz w:val="20"/>
+                <w:rFonts w:ascii="Times New Roman" w:hAnsi="Times New Roman" w:eastAsia="宋体"/>
+                <w:sz w:val="21"/>
               </w:rPr>
-              <w:t>专家干预（HITL）</w:t>
+            </w:r>
+            <w:r>
+              <w:rPr>
+                <w:rFonts w:ascii="Times New Roman" w:hAnsi="Times New Roman" w:eastAsia="宋体"/>
+                <w:sz w:val="21"/>
+              </w:rPr>
+              <w:t>GB/T 51366-2019</w:t>
             </w:r>
           </w:p>
         </w:tc>
         <w:tc>
           <w:tcPr>
-            <w:tcW w:type="dxa" w:w="1813"/>
+            <w:tcW w:type="dxa" w:w="2183"/>
+            <w:vAlign w:val="center"/>
           </w:tcPr>
           <w:p>
-            <w:r/>
+            <w:pPr>
+              <w:ind w:firstLine="0"/>
+            </w:pPr>
             <w:r>
               <w:rPr>
-                <w:rFonts w:ascii="宋体" w:hAnsi="宋体" w:eastAsia="宋体"/>
-                <w:b w:val="0"/>
-                <w:sz w:val="20"/>
+                <w:rFonts w:ascii="Times New Roman" w:hAnsi="Times New Roman" w:eastAsia="宋体"/>
+                <w:sz w:val="21"/>
               </w:rPr>
-              <w:t>锁定方案/预算上限/强制权重/备注</w:t>
+            </w:r>
+            <w:r>
+              <w:rPr>
+                <w:rFonts w:ascii="Times New Roman" w:hAnsi="Times New Roman" w:eastAsia="宋体"/>
+                <w:sz w:val="21"/>
+              </w:rPr>
+              <w:t>建筑碳排放计算标准</w:t>
             </w:r>
           </w:p>
         </w:tc>
         <w:tc>
           <w:tcPr>
-            <w:tcW w:type="dxa" w:w="1813"/>
+            <w:tcW w:type="dxa" w:w="2183"/>
+            <w:vAlign w:val="center"/>
           </w:tcPr>
           <w:p>
-            <w:r/>
+            <w:pPr>
+              <w:ind w:firstLine="0"/>
+            </w:pPr>
             <w:r>
               <w:rPr>
-                <w:rFonts w:ascii="宋体" w:hAnsi="宋体" w:eastAsia="宋体"/>
-                <w:b w:val="0"/>
-                <w:sz w:val="20"/>
+                <w:rFonts w:ascii="Times New Roman" w:hAnsi="Times New Roman" w:eastAsia="宋体"/>
+                <w:sz w:val="21"/>
               </w:rPr>
-              <w:t>注入下一轮管线约束</w:t>
+            </w:r>
+            <w:r>
+              <w:rPr>
+                <w:rFonts w:ascii="Times New Roman" w:hAnsi="Times New Roman" w:eastAsia="宋体"/>
+                <w:sz w:val="21"/>
+              </w:rPr>
+              <w:t>2019-12-01</w:t>
             </w:r>
           </w:p>
         </w:tc>
         <w:tc>
           <w:tcPr>
-            <w:tcW w:type="dxa" w:w="1813"/>
+            <w:tcW w:type="dxa" w:w="2183"/>
+            <w:vAlign w:val="center"/>
           </w:tcPr>
           <w:p>
-            <w:r/>
+            <w:pPr>
+              <w:ind w:firstLine="0"/>
+            </w:pPr>
             <w:r>
               <w:rPr>
-                <w:rFonts w:ascii="宋体" w:hAnsi="宋体" w:eastAsia="宋体"/>
-                <w:b w:val="0"/>
-                <w:sz w:val="20"/>
+                <w:rFonts w:ascii="Times New Roman" w:hAnsi="Times New Roman" w:eastAsia="宋体"/>
+                <w:sz w:val="21"/>
               </w:rPr>
-              <w:t>约束下重算的新结果</w:t>
             </w:r>
-          </w:p>
-        </w:tc>
-        <w:tc>
-          <w:tcPr>
-            <w:tcW w:type="dxa" w:w="1813"/>
-          </w:tcPr>
-          <w:p>
-            <w:r/>
             <w:r>
               <w:rPr>
-                <w:rFonts w:ascii="宋体" w:hAnsi="宋体" w:eastAsia="宋体"/>
-                <w:b w:val="0"/>
-                <w:sz w:val="20"/>
+                <w:rFonts w:ascii="Times New Roman" w:hAnsi="Times New Roman" w:eastAsia="宋体"/>
+                <w:sz w:val="21"/>
               </w:rPr>
-              <w:t>人机协同纠偏</w:t>
-            </w:r>
-          </w:p>
-        </w:tc>
-      </w:tr>
-      <w:tr>
-        <w:tc>
-          <w:tcPr>
-            <w:tcW w:type="dxa" w:w="1813"/>
-          </w:tcPr>
-          <w:p>
-            <w:r/>
-            <w:r>
-              <w:rPr>
-                <w:rFonts w:ascii="宋体" w:hAnsi="宋体" w:eastAsia="宋体"/>
-                <w:b w:val="0"/>
-                <w:sz w:val="20"/>
-              </w:rPr>
-              <w:t>历史版本管理</w:t>
-            </w:r>
-          </w:p>
-        </w:tc>
-        <w:tc>
-          <w:tcPr>
-            <w:tcW w:type="dxa" w:w="1813"/>
-          </w:tcPr>
-          <w:p>
-            <w:r/>
-            <w:r>
-              <w:rPr>
-                <w:rFonts w:ascii="宋体" w:hAnsi="宋体" w:eastAsia="宋体"/>
-                <w:b w:val="0"/>
-                <w:sz w:val="20"/>
-              </w:rPr>
-              <w:t>一键存档/对比</w:t>
-            </w:r>
-          </w:p>
-        </w:tc>
-        <w:tc>
-          <w:tcPr>
-            <w:tcW w:type="dxa" w:w="1813"/>
-          </w:tcPr>
-          <w:p>
-            <w:r/>
-            <w:r>
-              <w:rPr>
-                <w:rFonts w:ascii="宋体" w:hAnsi="宋体" w:eastAsia="宋体"/>
-                <w:b w:val="0"/>
-                <w:sz w:val="20"/>
-              </w:rPr>
-              <w:t>localStorage 保留最近 10 版</w:t>
-            </w:r>
-          </w:p>
-        </w:tc>
-        <w:tc>
-          <w:tcPr>
-            <w:tcW w:type="dxa" w:w="1813"/>
-          </w:tcPr>
-          <w:p>
-            <w:r/>
-            <w:r>
-              <w:rPr>
-                <w:rFonts w:ascii="宋体" w:hAnsi="宋体" w:eastAsia="宋体"/>
-                <w:b w:val="0"/>
-                <w:sz w:val="20"/>
-              </w:rPr>
-              <w:t>任意两版参数与结果 diff</w:t>
-            </w:r>
-          </w:p>
-        </w:tc>
-        <w:tc>
-          <w:tcPr>
-            <w:tcW w:type="dxa" w:w="1813"/>
-          </w:tcPr>
-          <w:p>
-            <w:r/>
-            <w:r>
-              <w:rPr>
-                <w:rFonts w:ascii="宋体" w:hAnsi="宋体" w:eastAsia="宋体"/>
-                <w:b w:val="0"/>
-                <w:sz w:val="20"/>
-              </w:rPr>
-              <w:t>方案版本留痕</w:t>
-            </w:r>
-          </w:p>
-        </w:tc>
-      </w:tr>
-      <w:tr>
-        <w:tc>
-          <w:tcPr>
-            <w:tcW w:type="dxa" w:w="1813"/>
-          </w:tcPr>
-          <w:p>
-            <w:r/>
-            <w:r>
-              <w:rPr>
-                <w:rFonts w:ascii="宋体" w:hAnsi="宋体" w:eastAsia="宋体"/>
-                <w:b w:val="0"/>
-                <w:sz w:val="20"/>
-              </w:rPr>
-              <w:t>报告/模型导出</w:t>
-            </w:r>
-          </w:p>
-        </w:tc>
-        <w:tc>
-          <w:tcPr>
-            <w:tcW w:type="dxa" w:w="1813"/>
-          </w:tcPr>
-          <w:p>
-            <w:r/>
-            <w:r>
-              <w:rPr>
-                <w:rFonts w:ascii="宋体" w:hAnsi="宋体" w:eastAsia="宋体"/>
-                <w:b w:val="0"/>
-                <w:sz w:val="20"/>
-              </w:rPr>
-              <w:t>一键导出</w:t>
-            </w:r>
-          </w:p>
-        </w:tc>
-        <w:tc>
-          <w:tcPr>
-            <w:tcW w:type="dxa" w:w="1813"/>
-          </w:tcPr>
-          <w:p>
-            <w:r/>
-            <w:r>
-              <w:rPr>
-                <w:rFonts w:ascii="宋体" w:hAnsi="宋体" w:eastAsia="宋体"/>
-                <w:b w:val="0"/>
-                <w:sz w:val="20"/>
-              </w:rPr>
-              <w:t>打印样式 PDF 报告 / PKPM 前哨模型文件</w:t>
-            </w:r>
-          </w:p>
-        </w:tc>
-        <w:tc>
-          <w:tcPr>
-            <w:tcW w:type="dxa" w:w="1813"/>
-          </w:tcPr>
-          <w:p>
-            <w:r/>
-            <w:r>
-              <w:rPr>
-                <w:rFonts w:ascii="宋体" w:hAnsi="宋体" w:eastAsia="宋体"/>
-                <w:b w:val="0"/>
-                <w:sz w:val="20"/>
-              </w:rPr>
-              <w:t>PDF 优化报告 + 建模文件</w:t>
-            </w:r>
-          </w:p>
-        </w:tc>
-        <w:tc>
-          <w:tcPr>
-            <w:tcW w:type="dxa" w:w="1813"/>
-          </w:tcPr>
-          <w:p>
-            <w:r/>
-            <w:r>
-              <w:rPr>
-                <w:rFonts w:ascii="宋体" w:hAnsi="宋体" w:eastAsia="宋体"/>
-                <w:b w:val="0"/>
-                <w:sz w:val="20"/>
-              </w:rPr>
-              <w:t>交付物落地</w:t>
+              <w:t>现行</w:t>
             </w:r>
           </w:p>
         </w:tc>
       </w:tr>
     </w:tbl>
-    <w:p/>
     <w:p>
+      <w:pPr>
+        <w:pStyle w:val="Heading2"/>
+      </w:pPr>
       <w:r>
-        <w:rPr>
-          <w:rFonts w:ascii="宋体" w:hAnsi="宋体" w:eastAsia="宋体"/>
-          <w:b/>
-          <w:color w:val="0F4C81"/>
-          <w:sz w:val="32"/>
-        </w:rPr>
-        <w:t>2.2 技术方案</w:t>
+        <w:t>2.6 创新与差异化</w:t>
       </w:r>
     </w:p>
     <w:p>
+      <w:pPr/>
       <w:r>
         <w:rPr>
-          <w:rFonts w:ascii="宋体" w:hAnsi="宋体" w:eastAsia="宋体"/>
-          <w:b w:val="0"/>
-          <w:sz w:val="24"/>
+          <w:rFonts w:ascii="Times New Roman" w:hAnsi="Times New Roman" w:eastAsia="宋体"/>
         </w:rPr>
-        <w:t>**整体流程**：用户输入工程参数 → 意图理解 Agent（LLM 解析+规则补全）→ 方案创作 Agent（候选体系生成，LLM 只做选型推理）→ 规范校核 Agent（**确定性规则引擎**逐条判定，不依赖 LLM）→ 经济评估 Agent（造价/工期/碳排系数库量化）→ 总工评审 Agent（反思 + 多 Agent 辩论 + 加权仲裁）→ 输出比选结果/校核报告/问答。</w:t>
+        <w:t>其一，大模型只做调度、规则引擎算结构，隔离推理与计算，规避幻觉与权责风险；其二，多 Agent 真实协同（状态机 + 回退 + 辩论仲裁），而非线性 Prompt 串行；其三，规范校核走结构化规则判定而非纯文本检索，保证专业准确性；其四，人工在环机制将最终决策权留给工程师，体现人机协同；其五，面向 PKPM/YJK 等专业软件提供“智能前端”衔接，定位为专业软件的加速器而非替代者。</w:t>
       </w:r>
     </w:p>
     <w:p>
+      <w:pPr>
+        <w:pStyle w:val="Heading1"/>
+      </w:pPr>
       <w:r>
-        <w:rPr>
-          <w:rFonts w:ascii="宋体" w:hAnsi="宋体" w:eastAsia="宋体"/>
-          <w:b w:val="0"/>
-          <w:sz w:val="24"/>
-        </w:rPr>
-        <w:t>**关键设计（大模型不参与数值计算）**：大模型仅承担"调度员/翻译官"——意图解析、自然语言问答、选型解释；所有数值计算（内力估算、配筋率、挠度、位移角、碳排系数）由硬编码规则引擎（TypeScript 实现）执行，从架构上杜绝"AI 拍脑袋算结构"。</w:t>
-      </w:r>
-    </w:p>
-    <w:p>
-      <w:r>
-        <w:rPr>
-          <w:rFonts w:ascii="宋体" w:hAnsi="宋体" w:eastAsia="宋体"/>
-          <w:b w:val="0"/>
-          <w:sz w:val="24"/>
-        </w:rPr>
-        <w:t>**提示词与交互设计**：为四个 Agent 分别设计了角色设定（方案创作工程师/规范校核工程师/经济评估工程师/总工评审）、任务指令、结构化输出格式（JSON schema）、异常提示（参数缺失追问、预算超限回退）与多轮追问（意图置信度低时反问澄清）。</w:t>
-      </w:r>
-    </w:p>
-    <w:p>
-      <w:r>
-        <w:rPr>
-          <w:rFonts w:ascii="宋体" w:hAnsi="宋体" w:eastAsia="宋体"/>
-          <w:b w:val="0"/>
-          <w:sz w:val="24"/>
-        </w:rPr>
-        <w:t>**知识库**：内置土木工程专业知识库——规范条目数据库（JSON：GB 55002、GB 50011、GB 55008、GB 55037 等条文号+条文原文+适用范围+校核逻辑引用），碳排放因子库（GB/T 51366 分阶段因子）；每条判定输出均携带条文号，点击可展开原文，结论可追溯。</w:t>
-      </w:r>
-    </w:p>
-    <w:p>
-      <w:r>
-        <w:rPr>
-          <w:rFonts w:ascii="宋体" w:hAnsi="宋体" w:eastAsia="宋体"/>
-          <w:b w:val="0"/>
-          <w:sz w:val="24"/>
-        </w:rPr>
-        <w:t>**工作流与工具调用**：自研多 Agent 状态机管线（意图 → 创作 → 校核 → 评估 → 总工），支持回退重算（校核失败→打回创作 Agent 重出方案）、辩论机制（校核 Agent 与创作 Agent 交锋，总工仲裁）、崩溃降级（真实模式异常自动降级演示模式）。</w:t>
-      </w:r>
-    </w:p>
-    <w:p>
-      <w:r>
-        <w:rPr>
-          <w:rFonts w:ascii="宋体" w:hAnsi="宋体" w:eastAsia="宋体"/>
-          <w:b w:val="0"/>
-          <w:sz w:val="24"/>
-        </w:rPr>
-        <w:t>**部署方式（自主开发）**：前端 React 19 + TypeScript + Vite（纯前端 SPA），GitHub Pages 发布，手机/电脑浏览器直接访问；LLM 安全代理层为 Vercel Serverless Function（`/api/chat`），API Key 仅存服务端环境变量，前端零暴露，含频率限制与参数白名单。</w:t>
-      </w:r>
-    </w:p>
-    <w:p>
-      <w:r>
-        <w:rPr>
-          <w:rFonts w:ascii="宋体" w:hAnsi="宋体" w:eastAsia="宋体"/>
-          <w:b/>
-          <w:color w:val="0F4C81"/>
-          <w:sz w:val="32"/>
-        </w:rPr>
-        <w:t>2.3 功能架构图</w:t>
-      </w:r>
-    </w:p>
-    <w:p>
-      <w:r>
-        <w:rPr>
-          <w:rFonts w:ascii="Courier New" w:hAnsi="Courier New" w:eastAsia="宋体"/>
-          <w:b w:val="0"/>
-          <w:sz w:val="18"/>
-        </w:rPr>
-        <w:t>用户输入工程参数</w:t>
-      </w:r>
-    </w:p>
-    <w:p>
-      <w:r>
-        <w:rPr>
-          <w:rFonts w:ascii="Courier New" w:hAnsi="Courier New" w:eastAsia="宋体"/>
-          <w:b w:val="0"/>
-          <w:sz w:val="18"/>
-        </w:rPr>
-        <w:t xml:space="preserve">      │</w:t>
-      </w:r>
-    </w:p>
-    <w:p>
-      <w:r>
-        <w:rPr>
-          <w:rFonts w:ascii="Courier New" w:hAnsi="Courier New" w:eastAsia="宋体"/>
-          <w:b w:val="0"/>
-          <w:sz w:val="18"/>
-        </w:rPr>
-        <w:t xml:space="preserve">      ▼</w:t>
-      </w:r>
-    </w:p>
-    <w:p>
-      <w:r>
-        <w:rPr>
-          <w:rFonts w:ascii="Courier New" w:hAnsi="Courier New" w:eastAsia="宋体"/>
-          <w:b w:val="0"/>
-          <w:sz w:val="18"/>
-        </w:rPr>
-        <w:t>┌───────────────────────────────┐</w:t>
-      </w:r>
-    </w:p>
-    <w:p>
-      <w:r>
-        <w:rPr>
-          <w:rFonts w:ascii="Courier New" w:hAnsi="Courier New" w:eastAsia="宋体"/>
-          <w:b w:val="0"/>
-          <w:sz w:val="18"/>
-        </w:rPr>
-        <w:t>│ ① 意图理解 Agent（intent.ts）  │</w:t>
-      </w:r>
-    </w:p>
-    <w:p>
-      <w:r>
-        <w:rPr>
-          <w:rFonts w:ascii="Courier New" w:hAnsi="Courier New" w:eastAsia="宋体"/>
-          <w:b w:val="0"/>
-          <w:sz w:val="18"/>
-        </w:rPr>
-        <w:t>│ 解析参数 / 语义归一 / 补全      │</w:t>
-      </w:r>
-    </w:p>
-    <w:p>
-      <w:r>
-        <w:rPr>
-          <w:rFonts w:ascii="Courier New" w:hAnsi="Courier New" w:eastAsia="宋体"/>
-          <w:b w:val="0"/>
-          <w:sz w:val="18"/>
-        </w:rPr>
-        <w:t>└───────────────────────────────┘</w:t>
-      </w:r>
-    </w:p>
-    <w:p>
-      <w:r>
-        <w:rPr>
-          <w:rFonts w:ascii="Courier New" w:hAnsi="Courier New" w:eastAsia="宋体"/>
-          <w:b w:val="0"/>
-          <w:sz w:val="18"/>
-        </w:rPr>
-        <w:t xml:space="preserve">      │</w:t>
-      </w:r>
-    </w:p>
-    <w:p>
-      <w:r>
-        <w:rPr>
-          <w:rFonts w:ascii="Courier New" w:hAnsi="Courier New" w:eastAsia="宋体"/>
-          <w:b w:val="0"/>
-          <w:sz w:val="18"/>
-        </w:rPr>
-        <w:t xml:space="preserve">      ▼</w:t>
-      </w:r>
-    </w:p>
-    <w:p>
-      <w:r>
-        <w:rPr>
-          <w:rFonts w:ascii="Courier New" w:hAnsi="Courier New" w:eastAsia="宋体"/>
-          <w:b w:val="0"/>
-          <w:sz w:val="18"/>
-        </w:rPr>
-        <w:t>┌───────────────────────────────┐</w:t>
-      </w:r>
-    </w:p>
-    <w:p>
-      <w:r>
-        <w:rPr>
-          <w:rFonts w:ascii="Courier New" w:hAnsi="Courier New" w:eastAsia="宋体"/>
-          <w:b w:val="0"/>
-          <w:sz w:val="18"/>
-        </w:rPr>
-        <w:t>│ ② 方案创作工程师（pipeline.ts）│</w:t>
-      </w:r>
-    </w:p>
-    <w:p>
-      <w:r>
-        <w:rPr>
-          <w:rFonts w:ascii="Courier New" w:hAnsi="Courier New" w:eastAsia="宋体"/>
-          <w:b w:val="0"/>
-          <w:sz w:val="18"/>
-        </w:rPr>
-        <w:t>│ 生成候选体系 + 初始截面          │</w:t>
-      </w:r>
-    </w:p>
-    <w:p>
-      <w:r>
-        <w:rPr>
-          <w:rFonts w:ascii="Courier New" w:hAnsi="Courier New" w:eastAsia="宋体"/>
-          <w:b w:val="0"/>
-          <w:sz w:val="18"/>
-        </w:rPr>
-        <w:t>└───────────────────────────────┘</w:t>
-      </w:r>
-    </w:p>
-    <w:p>
-      <w:r>
-        <w:rPr>
-          <w:rFonts w:ascii="Courier New" w:hAnsi="Courier New" w:eastAsia="宋体"/>
-          <w:b w:val="0"/>
-          <w:sz w:val="18"/>
-        </w:rPr>
-        <w:t xml:space="preserve">      │  校核失败 → 回退重算 ┐</w:t>
-      </w:r>
-    </w:p>
-    <w:p>
-      <w:r>
-        <w:rPr>
-          <w:rFonts w:ascii="Courier New" w:hAnsi="Courier New" w:eastAsia="宋体"/>
-          <w:b w:val="0"/>
-          <w:sz w:val="18"/>
-        </w:rPr>
-        <w:t xml:space="preserve">      ▼                     │</w:t>
-      </w:r>
-    </w:p>
-    <w:p>
-      <w:r>
-        <w:rPr>
-          <w:rFonts w:ascii="Courier New" w:hAnsi="Courier New" w:eastAsia="宋体"/>
-          <w:b w:val="0"/>
-          <w:sz w:val="18"/>
-        </w:rPr>
-        <w:t>┌───────────────────────────┴──┐</w:t>
-      </w:r>
-    </w:p>
-    <w:p>
-      <w:r>
-        <w:rPr>
-          <w:rFonts w:ascii="Courier New" w:hAnsi="Courier New" w:eastAsia="宋体"/>
-          <w:b w:val="0"/>
-          <w:sz w:val="18"/>
-        </w:rPr>
-        <w:t>│ ③ 规范校核工程师（real-engine）│</w:t>
-      </w:r>
-    </w:p>
-    <w:p>
-      <w:r>
-        <w:rPr>
-          <w:rFonts w:ascii="Courier New" w:hAnsi="Courier New" w:eastAsia="宋体"/>
-          <w:b w:val="0"/>
-          <w:sz w:val="18"/>
-        </w:rPr>
-        <w:t>│ 抗震/耐火/位移 逐条硬判定       │</w:t>
-      </w:r>
-    </w:p>
-    <w:p>
-      <w:r>
-        <w:rPr>
-          <w:rFonts w:ascii="Courier New" w:hAnsi="Courier New" w:eastAsia="宋体"/>
-          <w:b w:val="0"/>
-          <w:sz w:val="18"/>
-        </w:rPr>
-        <w:t>└──────────────────────────────┘</w:t>
-      </w:r>
-    </w:p>
-    <w:p>
-      <w:r>
-        <w:rPr>
-          <w:rFonts w:ascii="Courier New" w:hAnsi="Courier New" w:eastAsia="宋体"/>
-          <w:b w:val="0"/>
-          <w:sz w:val="18"/>
-        </w:rPr>
-        <w:t xml:space="preserve">      │</w:t>
-      </w:r>
-    </w:p>
-    <w:p>
-      <w:r>
-        <w:rPr>
-          <w:rFonts w:ascii="Courier New" w:hAnsi="Courier New" w:eastAsia="宋体"/>
-          <w:b w:val="0"/>
-          <w:sz w:val="18"/>
-        </w:rPr>
-        <w:t xml:space="preserve">      ▼</w:t>
-      </w:r>
-    </w:p>
-    <w:p>
-      <w:r>
-        <w:rPr>
-          <w:rFonts w:ascii="Courier New" w:hAnsi="Courier New" w:eastAsia="宋体"/>
-          <w:b w:val="0"/>
-          <w:sz w:val="18"/>
-        </w:rPr>
-        <w:t>┌───────────────────────────────┐</w:t>
-      </w:r>
-    </w:p>
-    <w:p>
-      <w:r>
-        <w:rPr>
-          <w:rFonts w:ascii="Courier New" w:hAnsi="Courier New" w:eastAsia="宋体"/>
-          <w:b w:val="0"/>
-          <w:sz w:val="18"/>
-        </w:rPr>
-        <w:t>│ ④ 经济评估工程师（optimizer）  │</w:t>
-      </w:r>
-    </w:p>
-    <w:p>
-      <w:r>
-        <w:rPr>
-          <w:rFonts w:ascii="Courier New" w:hAnsi="Courier New" w:eastAsia="宋体"/>
-          <w:b w:val="0"/>
-          <w:sz w:val="18"/>
-        </w:rPr>
-        <w:t>│ 造价/工期/碳排放 多目标量化     │</w:t>
-      </w:r>
-    </w:p>
-    <w:p>
-      <w:r>
-        <w:rPr>
-          <w:rFonts w:ascii="Courier New" w:hAnsi="Courier New" w:eastAsia="宋体"/>
-          <w:b w:val="0"/>
-          <w:sz w:val="18"/>
-        </w:rPr>
-        <w:t>└───────────────────────────────┘</w:t>
-      </w:r>
-    </w:p>
-    <w:p>
-      <w:r>
-        <w:rPr>
-          <w:rFonts w:ascii="Courier New" w:hAnsi="Courier New" w:eastAsia="宋体"/>
-          <w:b w:val="0"/>
-          <w:sz w:val="18"/>
-        </w:rPr>
-        <w:t xml:space="preserve">      │</w:t>
-      </w:r>
-    </w:p>
-    <w:p>
-      <w:r>
-        <w:rPr>
-          <w:rFonts w:ascii="Courier New" w:hAnsi="Courier New" w:eastAsia="宋体"/>
-          <w:b w:val="0"/>
-          <w:sz w:val="18"/>
-        </w:rPr>
-        <w:t xml:space="preserve">      ▼</w:t>
-      </w:r>
-    </w:p>
-    <w:p>
-      <w:r>
-        <w:rPr>
-          <w:rFonts w:ascii="Courier New" w:hAnsi="Courier New" w:eastAsia="宋体"/>
-          <w:b w:val="0"/>
-          <w:sz w:val="18"/>
-        </w:rPr>
-        <w:t>┌───────────────────────────────┐</w:t>
-      </w:r>
-    </w:p>
-    <w:p>
-      <w:r>
-        <w:rPr>
-          <w:rFonts w:ascii="Courier New" w:hAnsi="Courier New" w:eastAsia="宋体"/>
-          <w:b w:val="0"/>
-          <w:sz w:val="18"/>
-        </w:rPr>
-        <w:t>│ ⑤ 总工评审 Agent（反思+辩论+仲裁）│</w:t>
-      </w:r>
-    </w:p>
-    <w:p>
-      <w:r>
-        <w:rPr>
-          <w:rFonts w:ascii="Courier New" w:hAnsi="Courier New" w:eastAsia="宋体"/>
-          <w:b w:val="0"/>
-          <w:sz w:val="18"/>
-        </w:rPr>
-        <w:t>│ 加权评分 → 推荐 + 风险 + 置信度  │</w:t>
-      </w:r>
-    </w:p>
-    <w:p>
-      <w:r>
-        <w:rPr>
-          <w:rFonts w:ascii="Courier New" w:hAnsi="Courier New" w:eastAsia="宋体"/>
-          <w:b w:val="0"/>
-          <w:sz w:val="18"/>
-        </w:rPr>
-        <w:t>└───────────────────────────────┘</w:t>
-      </w:r>
-    </w:p>
-    <w:p>
-      <w:r>
-        <w:rPr>
-          <w:rFonts w:ascii="Courier New" w:hAnsi="Courier New" w:eastAsia="宋体"/>
-          <w:b w:val="0"/>
-          <w:sz w:val="18"/>
-        </w:rPr>
-        <w:t xml:space="preserve">      │</w:t>
-      </w:r>
-    </w:p>
-    <w:p>
-      <w:r>
-        <w:rPr>
-          <w:rFonts w:ascii="Courier New" w:hAnsi="Courier New" w:eastAsia="宋体"/>
-          <w:b w:val="0"/>
-          <w:sz w:val="18"/>
-        </w:rPr>
-        <w:t xml:space="preserve">      ▼</w:t>
-      </w:r>
-    </w:p>
-    <w:p>
-      <w:r>
-        <w:rPr>
-          <w:rFonts w:ascii="Courier New" w:hAnsi="Courier New" w:eastAsia="宋体"/>
-          <w:b w:val="0"/>
-          <w:sz w:val="18"/>
-        </w:rPr>
-        <w:t xml:space="preserve">    综合比选 · 规范校核报告 · 智能问答 · 导出</w:t>
-      </w:r>
-    </w:p>
-    <w:p>
-      <w:r>
-        <w:rPr>
-          <w:rFonts w:ascii="Courier New" w:hAnsi="Courier New" w:eastAsia="宋体"/>
-          <w:b w:val="0"/>
-          <w:sz w:val="18"/>
-        </w:rPr>
-        <w:t xml:space="preserve">                ▲</w:t>
-      </w:r>
-    </w:p>
-    <w:p>
-      <w:r>
-        <w:rPr>
-          <w:rFonts w:ascii="Courier New" w:hAnsi="Courier New" w:eastAsia="宋体"/>
-          <w:b w:val="0"/>
-          <w:sz w:val="18"/>
-        </w:rPr>
-        <w:t xml:space="preserve">                │ 人工干预（锁定/预算上限/备注）</w:t>
-      </w:r>
-    </w:p>
-    <w:p>
-      <w:r>
-        <w:rPr>
-          <w:rFonts w:ascii="Courier New" w:hAnsi="Courier New" w:eastAsia="宋体"/>
-          <w:b w:val="0"/>
-          <w:sz w:val="18"/>
-        </w:rPr>
-        <w:t xml:space="preserve">             工程师决策入口（HITL）</w:t>
-      </w:r>
-    </w:p>
-    <w:p/>
-    <w:p>
-      <w:r>
-        <w:rPr>
-          <w:rFonts w:ascii="宋体" w:hAnsi="宋体" w:eastAsia="宋体"/>
-          <w:b/>
-          <w:color w:val="0F4C81"/>
-          <w:sz w:val="32"/>
-        </w:rPr>
-        <w:t>2.4 创新与差异化</w:t>
-      </w:r>
-    </w:p>
-    <w:p>
-      <w:r>
-        <w:rPr>
-          <w:rFonts w:ascii="宋体" w:hAnsi="宋体" w:eastAsia="宋体"/>
-          <w:b w:val="0"/>
-          <w:sz w:val="24"/>
-        </w:rPr>
-        <w:t>1. **"大模型只做调度、规则引擎算结构"**：针对结构设计领域最致命的幻觉问题，架构上隔离推理与计算，规范校核走确定性 if-else 规则引擎——区别于"纯 Prompt 套壳"的伪智能体。</w:t>
-      </w:r>
-    </w:p>
-    <w:p>
-      <w:r>
-        <w:rPr>
-          <w:rFonts w:ascii="宋体" w:hAnsi="宋体" w:eastAsia="宋体"/>
-          <w:b w:val="0"/>
-          <w:sz w:val="24"/>
-        </w:rPr>
-        <w:t>2. **多 Agent 真实协同**：状态机 + 回退闭环 + 辩论仲裁，而非线性 Prompt 串行；评委可见完整"思考-查规范-判定-重算"轨迹。</w:t>
-      </w:r>
-    </w:p>
-    <w:p>
-      <w:r>
-        <w:rPr>
-          <w:rFonts w:ascii="宋体" w:hAnsi="宋体" w:eastAsia="宋体"/>
-          <w:b w:val="0"/>
-          <w:sz w:val="24"/>
-        </w:rPr>
-        <w:t>3. **Human-in-the-loop 贯穿**：预算上限、方案锁定、权重强制、备注注入，AI 在工程师约束下寻优，最终决策权始终在人。</w:t>
-      </w:r>
-    </w:p>
-    <w:p>
-      <w:r>
-        <w:rPr>
-          <w:rFonts w:ascii="宋体" w:hAnsi="宋体" w:eastAsia="宋体"/>
-          <w:b w:val="0"/>
-          <w:sz w:val="24"/>
-        </w:rPr>
-        <w:t>4. **可追溯的规范校核**：每条判定附条文号 + 原文，点击溯源；知识库以结构化逻辑判断树组织，而非模糊向量检索。</w:t>
-      </w:r>
-    </w:p>
-    <w:p>
-      <w:r>
-        <w:rPr>
-          <w:rFonts w:ascii="宋体" w:hAnsi="宋体" w:eastAsia="宋体"/>
-          <w:b w:val="0"/>
-          <w:sz w:val="24"/>
-        </w:rPr>
-        <w:t>5. **工程交付物闭环**：一键导出 PDF 优化报告与 PKPM/YJK 前哨建模文件——定位"专业软件的智能前端"而非替代者。</w:t>
-      </w:r>
-    </w:p>
-    <w:p>
-      <w:r>
-        <w:rPr>
-          <w:rFonts w:ascii="宋体" w:hAnsi="宋体" w:eastAsia="宋体"/>
-          <w:b/>
-          <w:color w:val="0F4C81"/>
-          <w:sz w:val="32"/>
-        </w:rPr>
-        <w:t>2.5 作品完成度</w:t>
-      </w:r>
-    </w:p>
-    <w:p>
-      <w:r>
-        <w:rPr>
-          <w:rFonts w:ascii="宋体" w:hAnsi="宋体" w:eastAsia="宋体"/>
-          <w:b w:val="0"/>
-          <w:sz w:val="24"/>
-        </w:rPr>
-        <w:t>**已完成**：多 Agent 管线全流程、规范校核规则引擎（抗震/耐火/位移/承载）、七维比选与雷达可视化、3D 结构线框（可拖拽旋转/滚轮缩放/违规构件红色警示）、专家干预面板、历史版本对比、PDF 报告导出、PKPM 前哨导出、意图归一与澄清、运行时验证页（内置 11 场景 48 断言自动化体检）。</w:t>
-      </w:r>
-    </w:p>
-    <w:p>
-      <w:r>
-        <w:rPr>
-          <w:rFonts w:ascii="宋体" w:hAnsi="宋体" w:eastAsia="宋体"/>
-          <w:b w:val="0"/>
-          <w:sz w:val="24"/>
-        </w:rPr>
-        <w:t>**不足与后续方向**：① 规范覆盖广度（当前聚焦抗震与耐火强条，后续扩展荷载、地基基础等章节）；② 与专业软件的深度对接（当前为前哨文件格式，后续研究 PKPM 接口）；③ 3D 可视化目前为自研 SVG 等轴测线框，后续可在保持性能的前提下增强构件级交互；④ 计算模型采用经验公式与简化假定，需在界面显著位置声明"仅方案阶段参考，最终设计须注册结构工程师复核"。</w:t>
-      </w:r>
-    </w:p>
-    <w:p/>
-    <w:p>
-      <w:r>
-        <w:rPr>
-          <w:rFonts w:ascii="宋体" w:hAnsi="宋体" w:eastAsia="宋体"/>
-          <w:b/>
-          <w:color w:val="0F4C81"/>
-          <w:sz w:val="34"/>
-        </w:rPr>
         <w:t>3. 演示示例</w:t>
       </w:r>
     </w:p>
     <w:p>
+      <w:pPr/>
       <w:r>
         <w:rPr>
-          <w:rFonts w:ascii="宋体" w:hAnsi="宋体" w:eastAsia="宋体"/>
-          <w:b/>
-          <w:color w:val="0F4C81"/>
-          <w:sz w:val="32"/>
+          <w:rFonts w:ascii="Times New Roman" w:hAnsi="Times New Roman" w:eastAsia="宋体"/>
         </w:rPr>
-        <w:t>3.1 访问方式</w:t>
+        <w:t>以一个八层办公楼为例：输入建筑面积 8000 平方米、跨度 8.4 米、设防烈度 7 度、预算 1.2 亿元，点击“启动方案智能生成”。系统依次调度意图理解、方案创作、规范校核、经济评估、总工评审五个智能体，展示完整推理轨迹；规范校核发现一项不满足时回退重算。最终给出三套候选方案（框架 / 框架-剪力墙 / 钢结构）及其七维比选雷达图与推荐结论。</w:t>
       </w:r>
     </w:p>
     <w:p>
+      <w:pPr/>
       <w:r>
         <w:rPr>
-          <w:rFonts w:ascii="宋体" w:hAnsi="宋体" w:eastAsia="宋体"/>
-          <w:b w:val="0"/>
-          <w:sz w:val="24"/>
+          <w:rFonts w:ascii="Times New Roman" w:hAnsi="Times New Roman" w:eastAsia="宋体"/>
         </w:rPr>
-        <w:t>• 直接访问（无需登录）：https://liuyux0512.github.io/-Structmind-agent/</w:t>
+        <w:t>随后工程师可在“专家干预面板”锁定结构体系、设定预算上限并追加备注，系统在约束下重新寻优；一键导出 PDF 优化报告与结构建模文件，供专业软件继续深化。完整操作流程与解说见随附《核心功能演示视频》。</w:t>
       </w:r>
     </w:p>
     <w:p>
+      <w:pPr>
+        <w:pStyle w:val="Heading1"/>
+      </w:pPr>
       <w:r>
-        <w:rPr>
-          <w:rFonts w:ascii="宋体" w:hAnsi="宋体" w:eastAsia="宋体"/>
-          <w:b w:val="0"/>
-          <w:sz w:val="24"/>
-        </w:rPr>
-        <w:t>• 使用步骤：① 打开链接进入工作台 → ② 在参数面板输入工程参数（或选内置案例）→ ③ 点击"启动方案智能生成" → ④ 查看三套候选方案、规范校核报告、七维比选与推荐 → ⑤ 可在专家干预面板锁定参数/设定预算后重跑 → ⑥ 一键导出 PDF 报告或 PKPM 前哨文件。</w:t>
-      </w:r>
-    </w:p>
-    <w:p>
-      <w:r>
-        <w:rPr>
-          <w:rFonts w:ascii="宋体" w:hAnsi="宋体" w:eastAsia="宋体"/>
-          <w:b w:val="0"/>
-          <w:sz w:val="24"/>
-        </w:rPr>
-        <w:t>• 测试问题示例：①"帮我砍点预算"（意图归一触发预算重算）；②"6 层厂房用钢框架合适吗"（智能问答）；③"把结构体系锁定为框架-剪力墙再跑一次"（HITL 干预）。</w:t>
-      </w:r>
-    </w:p>
-    <w:p>
-      <w:r>
-        <w:rPr>
-          <w:rFonts w:ascii="宋体" w:hAnsi="宋体" w:eastAsia="宋体"/>
-          <w:b/>
-          <w:color w:val="0F4C81"/>
-          <w:sz w:val="32"/>
-        </w:rPr>
-        <w:t>3.2 案例展示</w:t>
-      </w:r>
-    </w:p>
-    <w:p>
-      <w:r>
-        <w:rPr>
-          <w:rFonts w:ascii="宋体" w:hAnsi="宋体" w:eastAsia="宋体"/>
-          <w:b w:val="0"/>
-          <w:sz w:val="24"/>
-        </w:rPr>
-        <w:t>（案例截图见文档附图：参数面板 → 三方案对比 → 规范校核报告 → 雷达比选 → 专家干预 → 导出报告）</w:t>
-      </w:r>
-    </w:p>
-    <w:p/>
-    <w:p>
-      <w:r>
-        <w:rPr>
-          <w:rFonts w:ascii="宋体" w:hAnsi="宋体" w:eastAsia="宋体"/>
-          <w:b/>
-          <w:color w:val="0F4C81"/>
-          <w:sz w:val="34"/>
-        </w:rPr>
         <w:t>4. 团队分工</w:t>
       </w:r>
     </w:p>
@@ -1679,23 +1467,39 @@
         <w:tblLook w:firstColumn="1" w:firstRow="1" w:lastColumn="0" w:lastRow="0" w:noHBand="0" w:noVBand="1" w:val="04A0"/>
       </w:tblPr>
       <w:tblGrid>
-        <w:gridCol w:w="3022"/>
-        <w:gridCol w:w="3022"/>
-        <w:gridCol w:w="3022"/>
+        <w:gridCol w:w="2911"/>
+        <w:gridCol w:w="2911"/>
+        <w:gridCol w:w="2911"/>
       </w:tblGrid>
       <w:tr>
+        <w:trPr>
+          <w:cantSplit/>
+          <w:tblHeader/>
+        </w:trPr>
         <w:tc>
           <w:tcPr>
-            <w:tcW w:type="dxa" w:w="3022"/>
-            <w:shd w:val="clear" w:fill="EAF2FB"/>
+            <w:tcW w:type="dxa" w:w="2911"/>
+            <w:shd w:val="clear" w:fill="0F4C81"/>
+            <w:vAlign w:val="center"/>
           </w:tcPr>
           <w:p>
-            <w:r/>
+            <w:pPr>
+              <w:jc w:val="center"/>
+            </w:pPr>
             <w:r>
               <w:rPr>
-                <w:rFonts w:ascii="宋体" w:hAnsi="宋体" w:eastAsia="宋体"/>
+                <w:rFonts w:ascii="Times New Roman" w:hAnsi="Times New Roman" w:eastAsia="黑体"/>
                 <w:b/>
-                <w:sz w:val="20"/>
+                <w:color w:val="FFFFFF"/>
+                <w:sz w:val="21"/>
+              </w:rPr>
+            </w:r>
+            <w:r>
+              <w:rPr>
+                <w:rFonts w:ascii="Times New Roman" w:hAnsi="Times New Roman" w:eastAsia="黑体"/>
+                <w:b/>
+                <w:color w:val="FFFFFF"/>
+                <w:sz w:val="21"/>
               </w:rPr>
               <w:t>成员</w:t>
             </w:r>
@@ -1703,281 +1507,603 @@
         </w:tc>
         <w:tc>
           <w:tcPr>
-            <w:tcW w:type="dxa" w:w="3022"/>
-            <w:shd w:val="clear" w:fill="EAF2FB"/>
+            <w:tcW w:type="dxa" w:w="2911"/>
+            <w:shd w:val="clear" w:fill="0F4C81"/>
+            <w:vAlign w:val="center"/>
           </w:tcPr>
           <w:p>
-            <w:r/>
+            <w:pPr>
+              <w:jc w:val="center"/>
+            </w:pPr>
             <w:r>
               <w:rPr>
-                <w:rFonts w:ascii="宋体" w:hAnsi="宋体" w:eastAsia="宋体"/>
+                <w:rFonts w:ascii="Times New Roman" w:hAnsi="Times New Roman" w:eastAsia="黑体"/>
                 <w:b/>
-                <w:sz w:val="20"/>
+                <w:color w:val="FFFFFF"/>
+                <w:sz w:val="21"/>
               </w:rPr>
-              <w:t>职责分工</w:t>
+            </w:r>
+            <w:r>
+              <w:rPr>
+                <w:rFonts w:ascii="Times New Roman" w:hAnsi="Times New Roman" w:eastAsia="黑体"/>
+                <w:b/>
+                <w:color w:val="FFFFFF"/>
+                <w:sz w:val="21"/>
+              </w:rPr>
+              <w:t>分工内容</w:t>
             </w:r>
           </w:p>
         </w:tc>
         <w:tc>
           <w:tcPr>
-            <w:tcW w:type="dxa" w:w="3022"/>
-            <w:shd w:val="clear" w:fill="EAF2FB"/>
+            <w:tcW w:type="dxa" w:w="2911"/>
+            <w:shd w:val="clear" w:fill="0F4C81"/>
+            <w:vAlign w:val="center"/>
           </w:tcPr>
           <w:p>
-            <w:r/>
+            <w:pPr>
+              <w:jc w:val="center"/>
+            </w:pPr>
             <w:r>
               <w:rPr>
-                <w:rFonts w:ascii="宋体" w:hAnsi="宋体" w:eastAsia="宋体"/>
+                <w:rFonts w:ascii="Times New Roman" w:hAnsi="Times New Roman" w:eastAsia="黑体"/>
                 <w:b/>
-                <w:sz w:val="20"/>
+                <w:color w:val="FFFFFF"/>
+                <w:sz w:val="21"/>
               </w:rPr>
-              <w:t>主要贡献</w:t>
+            </w:r>
+            <w:r>
+              <w:rPr>
+                <w:rFonts w:ascii="Times New Roman" w:hAnsi="Times New Roman" w:eastAsia="黑体"/>
+                <w:b/>
+                <w:color w:val="FFFFFF"/>
+                <w:sz w:val="21"/>
+              </w:rPr>
+              <w:t>AI 参与环节</w:t>
             </w:r>
           </w:p>
         </w:tc>
       </w:tr>
       <w:tr>
+        <w:trPr>
+          <w:cantSplit/>
+        </w:trPr>
         <w:tc>
           <w:tcPr>
-            <w:tcW w:type="dxa" w:w="3022"/>
+            <w:tcW w:type="dxa" w:w="2911"/>
+            <w:vAlign w:val="center"/>
           </w:tcPr>
           <w:p>
-            <w:r/>
+            <w:pPr>
+              <w:ind w:firstLine="0"/>
+            </w:pPr>
             <w:r>
               <w:rPr>
-                <w:rFonts w:ascii="宋体" w:hAnsi="宋体" w:eastAsia="宋体"/>
-                <w:b w:val="0"/>
-                <w:sz w:val="20"/>
+                <w:rFonts w:ascii="Times New Roman" w:hAnsi="Times New Roman" w:eastAsia="宋体"/>
+                <w:sz w:val="21"/>
               </w:rPr>
-              <w:t>---</w:t>
+            </w:r>
+            <w:r>
+              <w:rPr>
+                <w:rFonts w:ascii="Times New Roman" w:hAnsi="Times New Roman" w:eastAsia="宋体"/>
+                <w:sz w:val="21"/>
+              </w:rPr>
+              <w:t>＿＿＿（请填写）</w:t>
             </w:r>
           </w:p>
         </w:tc>
         <w:tc>
           <w:tcPr>
-            <w:tcW w:type="dxa" w:w="3022"/>
+            <w:tcW w:type="dxa" w:w="2911"/>
+            <w:vAlign w:val="center"/>
           </w:tcPr>
           <w:p>
-            <w:r/>
+            <w:pPr>
+              <w:ind w:firstLine="0"/>
+            </w:pPr>
             <w:r>
               <w:rPr>
-                <w:rFonts w:ascii="宋体" w:hAnsi="宋体" w:eastAsia="宋体"/>
-                <w:b w:val="0"/>
-                <w:sz w:val="20"/>
+                <w:rFonts w:ascii="Times New Roman" w:hAnsi="Times New Roman" w:eastAsia="宋体"/>
+                <w:sz w:val="21"/>
               </w:rPr>
-              <w:t>---</w:t>
+            </w:r>
+            <w:r>
+              <w:rPr>
+                <w:rFonts w:ascii="Times New Roman" w:hAnsi="Times New Roman" w:eastAsia="宋体"/>
+                <w:sz w:val="21"/>
+              </w:rPr>
+              <w:t>产品架构与系统设计；工程规则引擎、多智能体管线与前端开发</w:t>
             </w:r>
           </w:p>
         </w:tc>
         <w:tc>
           <w:tcPr>
-            <w:tcW w:type="dxa" w:w="3022"/>
+            <w:tcW w:type="dxa" w:w="2911"/>
+            <w:vAlign w:val="center"/>
           </w:tcPr>
           <w:p>
-            <w:r/>
+            <w:pPr>
+              <w:ind w:firstLine="0"/>
+            </w:pPr>
             <w:r>
               <w:rPr>
-                <w:rFonts w:ascii="宋体" w:hAnsi="宋体" w:eastAsia="宋体"/>
-                <w:b w:val="0"/>
-                <w:sz w:val="20"/>
+                <w:rFonts w:ascii="Times New Roman" w:hAnsi="Times New Roman" w:eastAsia="宋体"/>
+                <w:sz w:val="21"/>
               </w:rPr>
-              <w:t>---</w:t>
+            </w:r>
+            <w:r>
+              <w:rPr>
+                <w:rFonts w:ascii="Times New Roman" w:hAnsi="Times New Roman" w:eastAsia="宋体"/>
+                <w:sz w:val="21"/>
+              </w:rPr>
+              <w:t>通过豆包 / DeepSeek 等 AI 智能体完成代码生成、重构、评审与修复；AI 提出规范校核与多目标优化方案并经人工确认落地</w:t>
             </w:r>
           </w:p>
         </w:tc>
       </w:tr>
       <w:tr>
+        <w:trPr>
+          <w:cantSplit/>
+        </w:trPr>
         <w:tc>
           <w:tcPr>
-            <w:tcW w:type="dxa" w:w="3022"/>
+            <w:tcW w:type="dxa" w:w="2911"/>
+            <w:vAlign w:val="center"/>
           </w:tcPr>
           <w:p>
-            <w:r/>
+            <w:pPr>
+              <w:ind w:firstLine="0"/>
+            </w:pPr>
             <w:r>
               <w:rPr>
-                <w:rFonts w:ascii="宋体" w:hAnsi="宋体" w:eastAsia="宋体"/>
-                <w:b w:val="0"/>
-                <w:sz w:val="20"/>
+                <w:rFonts w:ascii="Times New Roman" w:hAnsi="Times New Roman" w:eastAsia="宋体"/>
+                <w:sz w:val="21"/>
               </w:rPr>
-              <w:t>（参赛成员待填）</w:t>
+            </w:r>
+            <w:r>
+              <w:rPr>
+                <w:rFonts w:ascii="Times New Roman" w:hAnsi="Times New Roman" w:eastAsia="宋体"/>
+                <w:sz w:val="21"/>
+              </w:rPr>
+              <w:t>＿＿＿（请填写）</w:t>
             </w:r>
           </w:p>
         </w:tc>
         <w:tc>
           <w:tcPr>
-            <w:tcW w:type="dxa" w:w="3022"/>
+            <w:tcW w:type="dxa" w:w="2911"/>
+            <w:vAlign w:val="center"/>
           </w:tcPr>
           <w:p>
-            <w:r/>
+            <w:pPr>
+              <w:ind w:firstLine="0"/>
+            </w:pPr>
             <w:r>
               <w:rPr>
-                <w:rFonts w:ascii="宋体" w:hAnsi="宋体" w:eastAsia="宋体"/>
-                <w:b w:val="0"/>
-                <w:sz w:val="20"/>
+                <w:rFonts w:ascii="Times New Roman" w:hAnsi="Times New Roman" w:eastAsia="宋体"/>
+                <w:sz w:val="21"/>
               </w:rPr>
-              <w:t>项目创意与需求定义；结构专业知识把关；演示与答辩</w:t>
+            </w:r>
+            <w:r>
+              <w:rPr>
+                <w:rFonts w:ascii="Times New Roman" w:hAnsi="Times New Roman" w:eastAsia="宋体"/>
+                <w:sz w:val="21"/>
+              </w:rPr>
+              <w:t>（待补充：演示视频录制、文档排版、答辩准备等）</w:t>
             </w:r>
           </w:p>
         </w:tc>
         <w:tc>
           <w:tcPr>
-            <w:tcW w:type="dxa" w:w="3022"/>
+            <w:tcW w:type="dxa" w:w="2911"/>
+            <w:vAlign w:val="center"/>
           </w:tcPr>
           <w:p>
-            <w:r/>
+            <w:pPr>
+              <w:ind w:firstLine="0"/>
+            </w:pPr>
             <w:r>
               <w:rPr>
-                <w:rFonts w:ascii="宋体" w:hAnsi="宋体" w:eastAsia="宋体"/>
-                <w:b w:val="0"/>
-                <w:sz w:val="20"/>
+                <w:rFonts w:ascii="Times New Roman" w:hAnsi="Times New Roman" w:eastAsia="宋体"/>
+                <w:sz w:val="21"/>
               </w:rPr>
-              <w:t>确定"方案阶段多目标寻优"定位；校核规则与参数的工程正确性验证；现场演示</w:t>
+            </w:r>
+            <w:r>
+              <w:rPr>
+                <w:rFonts w:ascii="Times New Roman" w:hAnsi="Times New Roman" w:eastAsia="宋体"/>
+                <w:sz w:val="21"/>
+              </w:rPr>
+              <w:t>（待补充）</w:t>
+            </w:r>
+          </w:p>
+        </w:tc>
+      </w:tr>
+    </w:tbl>
+    <w:p>
+      <w:pPr/>
+      <w:r>
+        <w:rPr>
+          <w:rFonts w:ascii="Times New Roman" w:hAnsi="Times New Roman" w:eastAsia="宋体"/>
+        </w:rPr>
+        <w:t>说明：人机协同的具体分工、AI 参与环节及修改验证过程，详见随附《人机协同履历表》。</w:t>
+      </w:r>
+    </w:p>
+    <w:p>
+      <w:pPr>
+        <w:pStyle w:val="Heading1"/>
+      </w:pPr>
+      <w:r>
+        <w:t>5. 完成度与后续规划</w:t>
+      </w:r>
+    </w:p>
+    <w:p>
+      <w:pPr/>
+      <w:r>
+        <w:rPr>
+          <w:rFonts w:ascii="Times New Roman" w:hAnsi="Times New Roman" w:eastAsia="宋体"/>
+        </w:rPr>
+        <w:t>当前版本已完成多智能体协同管线、规范硬判定、七维比选、3D 结构可视化、专家干预、PDF 与结构文件导出等核心能力，线上 Demo 可稳定运行，并通过类型检查、静态检查与专项回归测试全量验证。</w:t>
+      </w:r>
+    </w:p>
+    <w:p>
+      <w:pPr/>
+      <w:r>
+        <w:rPr>
+          <w:rFonts w:ascii="Times New Roman" w:hAnsi="Times New Roman" w:eastAsia="宋体"/>
+        </w:rPr>
+        <w:t>后续规划：接入真实专业结构计算内核（PKPM / YJK 接口），扩充场地类别、基础形式、风荷载等专家级参数，支持 CAD/Revit 模型导入，引入更多结构体系与建材碳排放数据库，逐步从“方案阶段智能前端”走向“设计-校核-优化”一体化工作台。</w:t>
+      </w:r>
+    </w:p>
+    <w:p>
+      <w:pPr>
+        <w:pStyle w:val="Heading1"/>
+      </w:pPr>
+      <w:r>
+        <w:t>附：免责声明</w:t>
+      </w:r>
+    </w:p>
+    <w:p>
+      <w:pPr/>
+      <w:r>
+        <w:rPr>
+          <w:rFonts w:ascii="Times New Roman" w:hAnsi="Times New Roman" w:eastAsia="宋体"/>
+        </w:rPr>
+        <w:t>本作品的计算基于经验公式与简化假定，仅用于建筑方案前期概念比选与决策参考，不构成设计依据。实际工程设计必须由注册结构工程师主持，采用专业结构分析软件按现行国家标准逐项复核。最终决策权始终在持证工程师手中，AI 仅提供量化建议。</w:t>
+      </w:r>
+    </w:p>
+    <w:p>
+      <w:pPr>
+        <w:pStyle w:val="Heading1"/>
+      </w:pPr>
+      <w:r>
+        <w:t>附：规范依据来源</w:t>
+      </w:r>
+    </w:p>
+    <w:tbl>
+      <w:tblPr>
+        <w:tblStyle w:val="TableGrid"/>
+        <w:tblW w:type="auto" w:w="0"/>
+        <w:jc w:val="center"/>
+        <w:tblLook w:firstColumn="1" w:firstRow="1" w:lastColumn="0" w:lastRow="0" w:noHBand="0" w:noVBand="1" w:val="04A0"/>
+      </w:tblPr>
+      <w:tblGrid>
+        <w:gridCol w:w="4366"/>
+        <w:gridCol w:w="4366"/>
+      </w:tblGrid>
+      <w:tr>
+        <w:trPr>
+          <w:cantSplit/>
+          <w:tblHeader/>
+        </w:trPr>
+        <w:tc>
+          <w:tcPr>
+            <w:tcW w:type="dxa" w:w="4366"/>
+            <w:shd w:val="clear" w:fill="0F4C81"/>
+            <w:vAlign w:val="center"/>
+          </w:tcPr>
+          <w:p>
+            <w:pPr>
+              <w:jc w:val="center"/>
+            </w:pPr>
+            <w:r>
+              <w:rPr>
+                <w:rFonts w:ascii="Times New Roman" w:hAnsi="Times New Roman" w:eastAsia="黑体"/>
+                <w:b/>
+                <w:color w:val="FFFFFF"/>
+                <w:sz w:val="21"/>
+              </w:rPr>
+            </w:r>
+            <w:r>
+              <w:rPr>
+                <w:rFonts w:ascii="Times New Roman" w:hAnsi="Times New Roman" w:eastAsia="黑体"/>
+                <w:b/>
+                <w:color w:val="FFFFFF"/>
+                <w:sz w:val="21"/>
+              </w:rPr>
+              <w:t>标准</w:t>
+            </w:r>
+          </w:p>
+        </w:tc>
+        <w:tc>
+          <w:tcPr>
+            <w:tcW w:type="dxa" w:w="4366"/>
+            <w:shd w:val="clear" w:fill="0F4C81"/>
+            <w:vAlign w:val="center"/>
+          </w:tcPr>
+          <w:p>
+            <w:pPr>
+              <w:jc w:val="center"/>
+            </w:pPr>
+            <w:r>
+              <w:rPr>
+                <w:rFonts w:ascii="Times New Roman" w:hAnsi="Times New Roman" w:eastAsia="黑体"/>
+                <w:b/>
+                <w:color w:val="FFFFFF"/>
+                <w:sz w:val="21"/>
+              </w:rPr>
+            </w:r>
+            <w:r>
+              <w:rPr>
+                <w:rFonts w:ascii="Times New Roman" w:hAnsi="Times New Roman" w:eastAsia="黑体"/>
+                <w:b/>
+                <w:color w:val="FFFFFF"/>
+                <w:sz w:val="21"/>
+              </w:rPr>
+              <w:t>发布公告来源</w:t>
             </w:r>
           </w:p>
         </w:tc>
       </w:tr>
       <w:tr>
+        <w:trPr>
+          <w:cantSplit/>
+        </w:trPr>
         <w:tc>
           <w:tcPr>
-            <w:tcW w:type="dxa" w:w="3022"/>
+            <w:tcW w:type="dxa" w:w="4366"/>
+            <w:vAlign w:val="center"/>
           </w:tcPr>
           <w:p>
-            <w:r/>
+            <w:pPr>
+              <w:ind w:firstLine="0"/>
+            </w:pPr>
             <w:r>
               <w:rPr>
-                <w:rFonts w:ascii="宋体" w:hAnsi="宋体" w:eastAsia="宋体"/>
-                <w:b w:val="0"/>
-                <w:sz w:val="20"/>
+                <w:rFonts w:ascii="Times New Roman" w:hAnsi="Times New Roman" w:eastAsia="宋体"/>
+                <w:sz w:val="21"/>
               </w:rPr>
-              <w:t>AI 智能体（豆包）</w:t>
+            </w:r>
+            <w:r>
+              <w:rPr>
+                <w:rFonts w:ascii="Times New Roman" w:hAnsi="Times New Roman" w:eastAsia="宋体"/>
+                <w:sz w:val="21"/>
+              </w:rPr>
+              <w:t>GB 55002-2021</w:t>
             </w:r>
           </w:p>
         </w:tc>
         <w:tc>
           <w:tcPr>
-            <w:tcW w:type="dxa" w:w="3022"/>
+            <w:tcW w:type="dxa" w:w="4366"/>
+            <w:vAlign w:val="center"/>
           </w:tcPr>
           <w:p>
-            <w:r/>
+            <w:pPr>
+              <w:ind w:firstLine="0"/>
+            </w:pPr>
             <w:r>
               <w:rPr>
-                <w:rFonts w:ascii="宋体" w:hAnsi="宋体" w:eastAsia="宋体"/>
-                <w:b w:val="0"/>
-                <w:sz w:val="20"/>
+                <w:rFonts w:ascii="Times New Roman" w:hAnsi="Times New Roman" w:eastAsia="宋体"/>
+                <w:sz w:val="21"/>
               </w:rPr>
-              <w:t>系统架构设计、全部代码实现、视觉设计、自动化验证</w:t>
+            </w:r>
+            <w:r>
+              <w:rPr>
+                <w:rFonts w:ascii="Times New Roman" w:hAnsi="Times New Roman" w:eastAsia="宋体"/>
+                <w:sz w:val="21"/>
+              </w:rPr>
+              <w:t>住房和城乡建设部公告（2021-07-15）</w:t>
+            </w:r>
+          </w:p>
+        </w:tc>
+      </w:tr>
+      <w:tr>
+        <w:trPr>
+          <w:cantSplit/>
+        </w:trPr>
+        <w:tc>
+          <w:tcPr>
+            <w:tcW w:type="dxa" w:w="4366"/>
+            <w:vAlign w:val="center"/>
+          </w:tcPr>
+          <w:p>
+            <w:pPr>
+              <w:ind w:firstLine="0"/>
+            </w:pPr>
+            <w:r>
+              <w:rPr>
+                <w:rFonts w:ascii="Times New Roman" w:hAnsi="Times New Roman" w:eastAsia="宋体"/>
+                <w:sz w:val="21"/>
+              </w:rPr>
+            </w:r>
+            <w:r>
+              <w:rPr>
+                <w:rFonts w:ascii="Times New Roman" w:hAnsi="Times New Roman" w:eastAsia="宋体"/>
+                <w:sz w:val="21"/>
+              </w:rPr>
+              <w:t>GB/T 50011-2010（2024 年版）</w:t>
             </w:r>
           </w:p>
         </w:tc>
         <w:tc>
           <w:tcPr>
-            <w:tcW w:type="dxa" w:w="3022"/>
+            <w:tcW w:type="dxa" w:w="4366"/>
+            <w:vAlign w:val="center"/>
           </w:tcPr>
           <w:p>
-            <w:r/>
+            <w:pPr>
+              <w:ind w:firstLine="0"/>
+            </w:pPr>
             <w:r>
               <w:rPr>
-                <w:rFonts w:ascii="宋体" w:hAnsi="宋体" w:eastAsia="宋体"/>
-                <w:b w:val="0"/>
-                <w:sz w:val="20"/>
+                <w:rFonts w:ascii="Times New Roman" w:hAnsi="Times New Roman" w:eastAsia="宋体"/>
+                <w:sz w:val="21"/>
               </w:rPr>
-              <w:t>多 Agent 管线、规则引擎、3D 可视化、UI 视觉包装、11 场景 48 断言体检、部署上线</w:t>
+            </w:r>
+            <w:r>
+              <w:rPr>
+                <w:rFonts w:ascii="Times New Roman" w:hAnsi="Times New Roman" w:eastAsia="宋体"/>
+                <w:sz w:val="21"/>
+              </w:rPr>
+              <w:t>住房和城乡建设部关于发布国家标准《建筑抗震设计规范》局部修订的公告（2024-05-24）</w:t>
             </w:r>
           </w:p>
         </w:tc>
       </w:tr>
       <w:tr>
+        <w:trPr>
+          <w:cantSplit/>
+        </w:trPr>
         <w:tc>
           <w:tcPr>
-            <w:tcW w:type="dxa" w:w="3022"/>
+            <w:tcW w:type="dxa" w:w="4366"/>
+            <w:vAlign w:val="center"/>
           </w:tcPr>
           <w:p>
-            <w:r/>
+            <w:pPr>
+              <w:ind w:firstLine="0"/>
+            </w:pPr>
             <w:r>
               <w:rPr>
-                <w:rFonts w:ascii="宋体" w:hAnsi="宋体" w:eastAsia="宋体"/>
-                <w:b w:val="0"/>
-                <w:sz w:val="20"/>
+                <w:rFonts w:ascii="Times New Roman" w:hAnsi="Times New Roman" w:eastAsia="宋体"/>
+                <w:sz w:val="21"/>
               </w:rPr>
-              <w:t>AI 智能体（DeepSeek 等，评审辅助）</w:t>
+            </w:r>
+            <w:r>
+              <w:rPr>
+                <w:rFonts w:ascii="Times New Roman" w:hAnsi="Times New Roman" w:eastAsia="宋体"/>
+                <w:sz w:val="21"/>
+              </w:rPr>
+              <w:t>GB/T 51366-2019</w:t>
             </w:r>
           </w:p>
         </w:tc>
         <w:tc>
           <w:tcPr>
-            <w:tcW w:type="dxa" w:w="3022"/>
+            <w:tcW w:type="dxa" w:w="4366"/>
+            <w:vAlign w:val="center"/>
           </w:tcPr>
           <w:p>
-            <w:r/>
+            <w:pPr>
+              <w:ind w:firstLine="0"/>
+            </w:pPr>
             <w:r>
               <w:rPr>
-                <w:rFonts w:ascii="宋体" w:hAnsi="宋体" w:eastAsia="宋体"/>
-                <w:b w:val="0"/>
-                <w:sz w:val="20"/>
+                <w:rFonts w:ascii="Times New Roman" w:hAnsi="Times New Roman" w:eastAsia="宋体"/>
+                <w:sz w:val="21"/>
               </w:rPr>
-              <w:t>第三方技术评审与改进建议</w:t>
             </w:r>
-          </w:p>
-        </w:tc>
-        <w:tc>
-          <w:tcPr>
-            <w:tcW w:type="dxa" w:w="3022"/>
-          </w:tcPr>
-          <w:p>
-            <w:r/>
             <w:r>
               <w:rPr>
-                <w:rFonts w:ascii="宋体" w:hAnsi="宋体" w:eastAsia="宋体"/>
-                <w:b w:val="0"/>
-                <w:sz w:val="20"/>
+                <w:rFonts w:ascii="Times New Roman" w:hAnsi="Times New Roman" w:eastAsia="宋体"/>
+                <w:sz w:val="21"/>
               </w:rPr>
-              <w:t>提供多轮"评委视角"优化意见，经人工甄别后落地</w:t>
+              <w:t>住房和城乡建设部公告（2019-05-30）</w:t>
             </w:r>
           </w:p>
         </w:tc>
       </w:tr>
     </w:tbl>
-    <w:p/>
-    <w:p>
-      <w:r>
-        <w:rPr>
-          <w:rFonts w:ascii="宋体" w:hAnsi="宋体" w:eastAsia="宋体"/>
-          <w:b w:val="0"/>
-          <w:color w:val="64748B"/>
-          <w:sz w:val="22"/>
-        </w:rPr>
-        <w:t>注：开发过程中 AI 深度参与方案设计、编码与测试；所有数值计算与规范判定的**最终正确性由结构专业成员人工复核确认**（Human-in-the-loop）。</w:t>
-      </w:r>
-    </w:p>
-    <w:p>
-      <w:r>
-        <w:rPr>
-          <w:rFonts w:ascii="宋体" w:hAnsi="宋体" w:eastAsia="宋体"/>
-          <w:b/>
-          <w:sz w:val="26"/>
-        </w:rPr>
-        <w:t>免责声明</w:t>
-      </w:r>
-    </w:p>
-    <w:p>
-      <w:r>
-        <w:rPr>
-          <w:rFonts w:ascii="宋体" w:hAnsi="宋体" w:eastAsia="宋体"/>
-          <w:b w:val="0"/>
-          <w:color w:val="64748B"/>
-          <w:sz w:val="22"/>
-        </w:rPr>
-        <w:t>本工具的计算基于经验公式与简化假定，仅用于方案前期概念比选与决策参考，不构成设计依据。实际工程设计必须由注册结构工程师主持，采用专业结构分析软件按现行国家标准逐项复核。最终决策权始终在持证工程师手中，AI 仅提供量化建议。</w:t>
-      </w:r>
-    </w:p>
     <w:sectPr>
-      <w:pgSz w:w="12240" w:h="15840"/>
+      <w:headerReference w:type="default" r:id="rId13"/>
+      <w:footerReference w:type="default" r:id="rId14"/>
+      <w:pgSz w:w="11906" w:h="16838"/>
       <w:pgMar w:top="1417" w:right="1587" w:bottom="1417" w:left="1587" w:header="720" w:footer="720" w:gutter="0"/>
       <w:cols w:space="720"/>
       <w:docGrid w:linePitch="360"/>
+      <w:pgNumType w:start="1"/>
     </w:sectPr>
   </w:body>
 </w:document>
+</file>
+
+<file path=word/footer1.xml><?xml version="1.0" encoding="utf-8"?>
+<w:ftr xmlns:m="http://schemas.openxmlformats.org/officeDocument/2006/math" xmlns:mc="http://schemas.openxmlformats.org/markup-compatibility/2006" xmlns:mo="http://schemas.microsoft.com/office/mac/office/2008/main" xmlns:mv="urn:schemas-microsoft-com:mac:vml" xmlns:o="urn:schemas-microsoft-com:office:office" xmlns:r="http://schemas.openxmlformats.org/officeDocument/2006/relationships" xmlns:v="urn:schemas-microsoft-com:vml" xmlns:w10="urn:schemas-microsoft-com:office:word" xmlns:w14="http://schemas.microsoft.com/office/word/2010/wordml" xmlns:w="http://schemas.openxmlformats.org/wordprocessingml/2006/main" xmlns:wne="http://schemas.microsoft.com/office/word/2006/wordml" xmlns:wp14="http://schemas.microsoft.com/office/word/2010/wordprocessingDrawing" xmlns:wp="http://schemas.openxmlformats.org/drawingml/2006/wordprocessingDrawing" xmlns:wpc="http://schemas.microsoft.com/office/word/2010/wordprocessingCanvas" xmlns:wpg="http://schemas.microsoft.com/office/word/2010/wordprocessingGroup" xmlns:wpi="http://schemas.microsoft.com/office/word/2010/wordprocessingInk" xmlns:wps="http://schemas.microsoft.com/office/word/2010/wordprocessingShape" mc:Ignorable="w14 wp14">
+  <w:p>
+    <w:pPr>
+      <w:pStyle w:val="Footer"/>
+    </w:pPr>
+  </w:p>
+</w:ftr>
+</file>
+
+<file path=word/footer2.xml><?xml version="1.0" encoding="utf-8"?>
+<w:ftr xmlns:m="http://schemas.openxmlformats.org/officeDocument/2006/math" xmlns:mc="http://schemas.openxmlformats.org/markup-compatibility/2006" xmlns:mo="http://schemas.microsoft.com/office/mac/office/2008/main" xmlns:mv="urn:schemas-microsoft-com:mac:vml" xmlns:o="urn:schemas-microsoft-com:office:office" xmlns:r="http://schemas.openxmlformats.org/officeDocument/2006/relationships" xmlns:v="urn:schemas-microsoft-com:vml" xmlns:w10="urn:schemas-microsoft-com:office:word" xmlns:w14="http://schemas.microsoft.com/office/word/2010/wordml" xmlns:w="http://schemas.openxmlformats.org/wordprocessingml/2006/main" xmlns:wne="http://schemas.microsoft.com/office/word/2006/wordml" xmlns:wp14="http://schemas.microsoft.com/office/word/2010/wordprocessingDrawing" xmlns:wp="http://schemas.openxmlformats.org/drawingml/2006/wordprocessingDrawing" xmlns:wpc="http://schemas.microsoft.com/office/word/2010/wordprocessingCanvas" xmlns:wpg="http://schemas.microsoft.com/office/word/2010/wordprocessingGroup" xmlns:wpi="http://schemas.microsoft.com/office/word/2010/wordprocessingInk" xmlns:wps="http://schemas.microsoft.com/office/word/2010/wordprocessingShape" mc:Ignorable="w14 wp14">
+  <w:p>
+    <w:pPr>
+      <w:pStyle w:val="Footer"/>
+    </w:pPr>
+  </w:p>
+</w:ftr>
+</file>
+
+<file path=word/footer3.xml><?xml version="1.0" encoding="utf-8"?>
+<w:ftr xmlns:m="http://schemas.openxmlformats.org/officeDocument/2006/math" xmlns:mc="http://schemas.openxmlformats.org/markup-compatibility/2006" xmlns:mo="http://schemas.microsoft.com/office/mac/office/2008/main" xmlns:mv="urn:schemas-microsoft-com:mac:vml" xmlns:o="urn:schemas-microsoft-com:office:office" xmlns:r="http://schemas.openxmlformats.org/officeDocument/2006/relationships" xmlns:v="urn:schemas-microsoft-com:vml" xmlns:w10="urn:schemas-microsoft-com:office:word" xmlns:w14="http://schemas.microsoft.com/office/word/2010/wordml" xmlns:w="http://schemas.openxmlformats.org/wordprocessingml/2006/main" xmlns:wne="http://schemas.microsoft.com/office/word/2006/wordml" xmlns:wp14="http://schemas.microsoft.com/office/word/2010/wordprocessingDrawing" xmlns:wp="http://schemas.openxmlformats.org/drawingml/2006/wordprocessingDrawing" xmlns:wpc="http://schemas.microsoft.com/office/word/2010/wordprocessingCanvas" xmlns:wpg="http://schemas.microsoft.com/office/word/2010/wordprocessingGroup" xmlns:wpi="http://schemas.microsoft.com/office/word/2010/wordprocessingInk" xmlns:wps="http://schemas.microsoft.com/office/word/2010/wordprocessingShape" mc:Ignorable="w14 wp14">
+  <w:p>
+    <w:pPr>
+      <w:pStyle w:val="Footer"/>
+      <w:jc w:val="center"/>
+    </w:pPr>
+    <w:r>
+      <w:rPr>
+        <w:rFonts w:ascii="Times New Roman" w:hAnsi="Times New Roman" w:eastAsia="宋体"/>
+        <w:sz w:val="18"/>
+      </w:rPr>
+      <w:fldChar w:fldCharType="begin"/>
+      <w:instrText xml:space="preserve">PAGE</w:instrText>
+      <w:fldChar w:fldCharType="end"/>
+    </w:r>
+  </w:p>
+</w:ftr>
+</file>
+
+<file path=word/header1.xml><?xml version="1.0" encoding="utf-8"?>
+<w:hdr xmlns:m="http://schemas.openxmlformats.org/officeDocument/2006/math" xmlns:mc="http://schemas.openxmlformats.org/markup-compatibility/2006" xmlns:mo="http://schemas.microsoft.com/office/mac/office/2008/main" xmlns:mv="urn:schemas-microsoft-com:mac:vml" xmlns:o="urn:schemas-microsoft-com:office:office" xmlns:r="http://schemas.openxmlformats.org/officeDocument/2006/relationships" xmlns:v="urn:schemas-microsoft-com:vml" xmlns:w10="urn:schemas-microsoft-com:office:word" xmlns:w14="http://schemas.microsoft.com/office/word/2010/wordml" xmlns:w="http://schemas.openxmlformats.org/wordprocessingml/2006/main" xmlns:wne="http://schemas.microsoft.com/office/word/2006/wordml" xmlns:wp14="http://schemas.microsoft.com/office/word/2010/wordprocessingDrawing" xmlns:wp="http://schemas.openxmlformats.org/drawingml/2006/wordprocessingDrawing" xmlns:wpc="http://schemas.microsoft.com/office/word/2010/wordprocessingCanvas" xmlns:wpg="http://schemas.microsoft.com/office/word/2010/wordprocessingGroup" xmlns:wpi="http://schemas.microsoft.com/office/word/2010/wordprocessingInk" xmlns:wps="http://schemas.microsoft.com/office/word/2010/wordprocessingShape" mc:Ignorable="w14 wp14">
+  <w:p>
+    <w:pPr>
+      <w:pStyle w:val="Header"/>
+    </w:pPr>
+  </w:p>
+</w:hdr>
+</file>
+
+<file path=word/header2.xml><?xml version="1.0" encoding="utf-8"?>
+<w:hdr xmlns:m="http://schemas.openxmlformats.org/officeDocument/2006/math" xmlns:mc="http://schemas.openxmlformats.org/markup-compatibility/2006" xmlns:mo="http://schemas.microsoft.com/office/mac/office/2008/main" xmlns:mv="urn:schemas-microsoft-com:mac:vml" xmlns:o="urn:schemas-microsoft-com:office:office" xmlns:r="http://schemas.openxmlformats.org/officeDocument/2006/relationships" xmlns:v="urn:schemas-microsoft-com:vml" xmlns:w10="urn:schemas-microsoft-com:office:word" xmlns:w14="http://schemas.microsoft.com/office/word/2010/wordml" xmlns:w="http://schemas.openxmlformats.org/wordprocessingml/2006/main" xmlns:wne="http://schemas.microsoft.com/office/word/2006/wordml" xmlns:wp14="http://schemas.microsoft.com/office/word/2010/wordprocessingDrawing" xmlns:wp="http://schemas.openxmlformats.org/drawingml/2006/wordprocessingDrawing" xmlns:wpc="http://schemas.microsoft.com/office/word/2010/wordprocessingCanvas" xmlns:wpg="http://schemas.microsoft.com/office/word/2010/wordprocessingGroup" xmlns:wpi="http://schemas.microsoft.com/office/word/2010/wordprocessingInk" xmlns:wps="http://schemas.microsoft.com/office/word/2010/wordprocessingShape" mc:Ignorable="w14 wp14">
+  <w:p>
+    <w:pPr>
+      <w:pStyle w:val="Header"/>
+    </w:pPr>
+  </w:p>
+</w:hdr>
+</file>
+
+<file path=word/header3.xml><?xml version="1.0" encoding="utf-8"?>
+<w:hdr xmlns:m="http://schemas.openxmlformats.org/officeDocument/2006/math" xmlns:mc="http://schemas.openxmlformats.org/markup-compatibility/2006" xmlns:mo="http://schemas.microsoft.com/office/mac/office/2008/main" xmlns:mv="urn:schemas-microsoft-com:mac:vml" xmlns:o="urn:schemas-microsoft-com:office:office" xmlns:r="http://schemas.openxmlformats.org/officeDocument/2006/relationships" xmlns:v="urn:schemas-microsoft-com:vml" xmlns:w10="urn:schemas-microsoft-com:office:word" xmlns:w14="http://schemas.microsoft.com/office/word/2010/wordml" xmlns:w="http://schemas.openxmlformats.org/wordprocessingml/2006/main" xmlns:wne="http://schemas.microsoft.com/office/word/2006/wordml" xmlns:wp14="http://schemas.microsoft.com/office/word/2010/wordprocessingDrawing" xmlns:wp="http://schemas.openxmlformats.org/drawingml/2006/wordprocessingDrawing" xmlns:wpc="http://schemas.microsoft.com/office/word/2010/wordprocessingCanvas" xmlns:wpg="http://schemas.microsoft.com/office/word/2010/wordprocessingGroup" xmlns:wpi="http://schemas.microsoft.com/office/word/2010/wordprocessingInk" xmlns:wps="http://schemas.microsoft.com/office/word/2010/wordprocessingShape" mc:Ignorable="w14 wp14">
+  <w:p>
+    <w:pPr>
+      <w:pStyle w:val="Header"/>
+      <w:jc w:val="right"/>
+    </w:pPr>
+    <w:r>
+      <w:rPr>
+        <w:rFonts w:ascii="Times New Roman" w:hAnsi="Times New Roman" w:eastAsia="黑体"/>
+        <w:color w:val="5A6B7D"/>
+        <w:sz w:val="18"/>
+      </w:rPr>
+      <w:t>智构 StructMind · 建筑结构方案优化 AI 智能体</w:t>
+    </w:r>
+  </w:p>
+</w:hdr>
 </file>
 
 <file path=word/numbering.xml><?xml version="1.0" encoding="utf-8"?>
@@ -2343,6 +2469,15 @@
     <w:name w:val="Normal"/>
     <w:qFormat/>
     <w:rsid w:val="00FC693F"/>
+    <w:pPr>
+      <w:spacing w:before="0" w:after="0" w:line="360" w:lineRule="auto"/>
+    </w:pPr>
+    <w:rPr>
+      <w:b w:val="0"/>
+      <w:color w:val="202A33"/>
+      <w:sz w:val="24"/>
+      <w:rFonts w:ascii="Times New Roman" w:hAnsi="Times New Roman" w:eastAsia="宋体"/>
+    </w:rPr>
   </w:style>
   <w:style w:type="paragraph" w:styleId="Header">
     <w:name w:val="header"/>
@@ -2399,15 +2534,15 @@
     <w:pPr>
       <w:keepNext/>
       <w:keepLines/>
-      <w:spacing w:before="480" w:after="0"/>
+      <w:spacing w:before="280" w:after="120"/>
       <w:outlineLvl w:val="0"/>
     </w:pPr>
     <w:rPr>
-      <w:rFonts w:asciiTheme="majorHAnsi" w:eastAsiaTheme="majorEastAsia" w:hAnsiTheme="majorHAnsi" w:cstheme="majorBidi"/>
+      <w:rFonts w:ascii="Times New Roman" w:hAnsi="Times New Roman" w:eastAsia="黑体"/>
       <w:b/>
       <w:bCs/>
-      <w:color w:val="365F91" w:themeColor="accent1" w:themeShade="BF"/>
-      <w:sz w:val="28"/>
+      <w:color w:val="0F4C81"/>
+      <w:sz w:val="32"/>
       <w:szCs w:val="28"/>
     </w:rPr>
   </w:style>
@@ -2423,15 +2558,15 @@
     <w:pPr>
       <w:keepNext/>
       <w:keepLines/>
-      <w:spacing w:before="200" w:after="0"/>
+      <w:spacing w:before="220" w:after="100"/>
       <w:outlineLvl w:val="1"/>
     </w:pPr>
     <w:rPr>
-      <w:rFonts w:asciiTheme="majorHAnsi" w:eastAsiaTheme="majorEastAsia" w:hAnsiTheme="majorHAnsi" w:cstheme="majorBidi"/>
+      <w:rFonts w:ascii="Times New Roman" w:hAnsi="Times New Roman" w:eastAsia="黑体"/>
       <w:b/>
       <w:bCs/>
-      <w:color w:val="4F81BD" w:themeColor="accent1"/>
-      <w:sz w:val="26"/>
+      <w:color w:val="0F4C81"/>
+      <w:sz w:val="28"/>
       <w:szCs w:val="26"/>
     </w:rPr>
   </w:style>
@@ -2447,14 +2582,15 @@
     <w:pPr>
       <w:keepNext/>
       <w:keepLines/>
-      <w:spacing w:before="200" w:after="0"/>
+      <w:spacing w:before="180" w:after="80"/>
       <w:outlineLvl w:val="2"/>
     </w:pPr>
     <w:rPr>
-      <w:rFonts w:asciiTheme="majorHAnsi" w:eastAsiaTheme="majorEastAsia" w:hAnsiTheme="majorHAnsi" w:cstheme="majorBidi"/>
+      <w:rFonts w:ascii="Times New Roman" w:hAnsi="Times New Roman" w:eastAsia="黑体"/>
       <w:b/>
       <w:bCs/>
-      <w:color w:val="4F81BD" w:themeColor="accent1"/>
+      <w:color w:val="202A33"/>
+      <w:sz w:val="24"/>
     </w:rPr>
   </w:style>
   <w:style w:type="paragraph" w:styleId="Heading4">
@@ -2688,15 +2824,17 @@
       <w:pBdr>
         <w:bottom w:val="single" w:sz="8" w:space="4" w:color="4F81BD" w:themeColor="accent1"/>
       </w:pBdr>
-      <w:spacing w:after="300" w:line="240" w:lineRule="auto"/>
+      <w:spacing w:after="240" w:line="240" w:lineRule="auto" w:before="0"/>
       <w:contextualSpacing/>
+      <w:jc w:val="center"/>
     </w:pPr>
     <w:rPr>
-      <w:rFonts w:asciiTheme="majorHAnsi" w:eastAsiaTheme="majorEastAsia" w:hAnsiTheme="majorHAnsi" w:cstheme="majorBidi"/>
-      <w:color w:val="17365D" w:themeColor="text2" w:themeShade="BF"/>
+      <w:rFonts w:ascii="Times New Roman" w:hAnsi="Times New Roman" w:eastAsia="黑体"/>
+      <w:b/>
+      <w:color w:val="0F4C81"/>
       <w:spacing w:val="5"/>
       <w:kern w:val="28"/>
-      <w:sz w:val="52"/>
+      <w:sz w:val="48"/>
       <w:szCs w:val="52"/>
     </w:rPr>
   </w:style>
@@ -2727,14 +2865,17 @@
       <w:numPr>
         <w:ilvl w:val="1"/>
       </w:numPr>
+      <w:spacing w:before="0" w:after="240"/>
+      <w:jc w:val="center"/>
     </w:pPr>
     <w:rPr>
-      <w:rFonts w:asciiTheme="majorHAnsi" w:eastAsiaTheme="majorEastAsia" w:hAnsiTheme="majorHAnsi" w:cstheme="majorBidi"/>
+      <w:rFonts w:ascii="Times New Roman" w:hAnsi="Times New Roman" w:eastAsia="楷体"/>
+      <w:b w:val="0"/>
       <w:i/>
       <w:iCs/>
-      <w:color w:val="4F81BD" w:themeColor="accent1"/>
+      <w:color w:val="5A6B7D"/>
       <w:spacing w:val="15"/>
-      <w:sz w:val="24"/>
+      <w:sz w:val="28"/>
       <w:szCs w:val="24"/>
     </w:rPr>
   </w:style>
@@ -2870,8 +3011,15 @@
       <w:numPr>
         <w:numId w:val="1"/>
       </w:numPr>
+      <w:spacing w:before="0" w:after="0" w:line="312" w:lineRule="auto"/>
       <w:contextualSpacing/>
     </w:pPr>
+    <w:rPr>
+      <w:b w:val="0"/>
+      <w:color w:val="202A33"/>
+      <w:sz w:val="24"/>
+      <w:rFonts w:ascii="Times New Roman" w:hAnsi="Times New Roman" w:eastAsia="宋体"/>
+    </w:rPr>
   </w:style>
   <w:style w:type="paragraph" w:styleId="ListBullet2">
     <w:name w:val="List Bullet 2"/>
@@ -3131,14 +3279,16 @@
     <w:qFormat/>
     <w:rsid w:val="00FC693F"/>
     <w:pPr>
-      <w:spacing w:line="240" w:lineRule="auto"/>
+      <w:spacing w:line="240" w:lineRule="auto" w:before="80" w:after="120"/>
+      <w:jc w:val="center"/>
     </w:pPr>
     <w:rPr>
-      <w:b/>
+      <w:b w:val="0"/>
       <w:bCs/>
-      <w:color w:val="4F81BD" w:themeColor="accent1"/>
-      <w:sz w:val="18"/>
+      <w:color w:val="5A6B7D"/>
+      <w:sz w:val="21"/>
       <w:szCs w:val="18"/>
+      <w:rFonts w:ascii="Times New Roman" w:hAnsi="Times New Roman" w:eastAsia="宋体"/>
     </w:rPr>
   </w:style>
   <w:style w:type="character" w:styleId="Strong">

--- a/docs/智构StructMind-技术说明文档.docx
+++ b/docs/智构StructMind-技术说明文档.docx
@@ -1434,6 +1434,57 @@
       </w:r>
     </w:p>
     <w:p>
+      <w:pPr>
+        <w:keepNext/>
+        <w:jc w:val="center"/>
+      </w:pPr>
+      <w:r>
+        <w:drawing>
+          <wp:inline xmlns:a="http://schemas.openxmlformats.org/drawingml/2006/main" xmlns:pic="http://schemas.openxmlformats.org/drawingml/2006/picture">
+            <wp:extent cx="4320000" cy="4533655"/>
+            <wp:docPr id="5" name="Picture 5"/>
+            <wp:cNvGraphicFramePr>
+              <a:graphicFrameLocks noChangeAspect="1"/>
+            </wp:cNvGraphicFramePr>
+            <a:graphic>
+              <a:graphicData uri="http://schemas.openxmlformats.org/drawingml/2006/picture">
+                <pic:pic>
+                  <pic:nvPicPr>
+                    <pic:cNvPr id="0" name="ui_demo.png"/>
+                    <pic:cNvPicPr/>
+                  </pic:nvPicPr>
+                  <pic:blipFill>
+                    <a:blip r:embed="rId19"/>
+                    <a:stretch>
+                      <a:fillRect/>
+                    </a:stretch>
+                  </pic:blipFill>
+                  <pic:spPr>
+                    <a:xfrm>
+                      <a:off x="0" y="0"/>
+                      <a:ext cx="4320000" cy="4533655"/>
+                    </a:xfrm>
+                    <a:prstGeom prst="rect"/>
+                  </pic:spPr>
+                </pic:pic>
+              </a:graphicData>
+            </a:graphic>
+          </wp:inline>
+        </w:drawing>
+      </w:r>
+    </w:p>
+    <w:p>
+      <w:pPr>
+        <w:pStyle w:val="Caption"/>
+      </w:pPr>
+      <w:r>
+        <w:rPr>
+          <w:rFonts w:ascii="Times New Roman" w:hAnsi="Times New Roman" w:eastAsia="宋体"/>
+        </w:rPr>
+        <w:t>图 5  智构 StructMind 产品主界面（线上 Demo）</w:t>
+      </w:r>
+    </w:p>
+    <w:p>
       <w:pPr/>
       <w:r>
         <w:rPr>

--- a/docs/智构StructMind-技术说明文档.docx
+++ b/docs/智构StructMind-技术说明文档.docx
@@ -147,7 +147,7 @@
           <w:color w:val="0F4C81"/>
           <w:sz w:val="23"/>
         </w:rPr>
-        <w:t>团队 / 成员：＿＿＿＿＿＿＿＿（请填写）</w:t>
+        <w:t>团队名称 / 成员：＿＿＿＿＿＿＿＿（请填写）</w:t>
       </w:r>
     </w:p>
     <w:p>
@@ -198,7 +198,7 @@
         <w:pStyle w:val="Heading1"/>
       </w:pPr>
       <w:r>
-        <w:t>1. 项目背景与场景</w:t>
+        <w:t>1. 背景与场景</w:t>
       </w:r>
     </w:p>
     <w:p>
@@ -215,7 +215,7 @@
         <w:rPr>
           <w:rFonts w:ascii="Times New Roman" w:hAnsi="Times New Roman" w:eastAsia="宋体"/>
         </w:rPr>
-        <w:t>本作品面向建筑结构方案阶段的设计决策人群，主要包括：结构工程师与方案设计团队、建筑设计单位前期技术部门、房地产开发与建设单位技术岗、土木工程相关专业师生，以及关注绿色低碳设计的技术决策者。</w:t>
+        <w:t>智构 StructMind 主要面向结构工程师、设计院以及从事建筑结构方案前期设计的专业人员。该用户群体具备土木工程专业背景，熟悉结构概念设计与规范条文，数字化工具使用能力较强，日常高频使用 PKPM、YJK、Revit、AutoCAD 等专业软件，关注方案的安全性、经济性与合规性，期望在方案阶段快速完成多方案试算与比选，而非在繁琐的人工算量中消耗时间。</w:t>
       </w:r>
     </w:p>
     <w:p>
@@ -232,9 +232,448 @@
         <w:rPr>
           <w:rFonts w:ascii="Times New Roman" w:hAnsi="Times New Roman" w:eastAsia="宋体"/>
         </w:rPr>
-        <w:t>建筑结构方案阶段存在三重痛点：其一，方案比选依赖人工试算与经验判断，从结构体系初选、截面拟定到规范校核、造价与碳排放评估，需在多个维度反复迭代，周期长、主观性强；其二，现行国家标准条目繁多、判定规则耦合复杂，人工逐条核对易遗漏，合规结论难以快速追溯条文依据；其三，造价、工期、绿色低碳等目标往往相互冲突，缺乏统一的多目标量化权衡手段，决策信息不完整。</w:t>
+        <w:t>结构方案前期设计长期依赖人工试算与经验判断，主要存在以下痛点：</w:t>
       </w:r>
     </w:p>
+    <w:tbl>
+      <w:tblPr>
+        <w:tblStyle w:val="TableGrid"/>
+        <w:tblW w:type="auto" w:w="0"/>
+        <w:jc w:val="center"/>
+        <w:tblLook w:firstColumn="1" w:firstRow="1" w:lastColumn="0" w:lastRow="0" w:noHBand="0" w:noVBand="1" w:val="04A0"/>
+      </w:tblPr>
+      <w:tblGrid>
+        <w:gridCol w:w="2183"/>
+        <w:gridCol w:w="2183"/>
+        <w:gridCol w:w="2183"/>
+        <w:gridCol w:w="2183"/>
+      </w:tblGrid>
+      <w:tr>
+        <w:trPr>
+          <w:cantSplit/>
+          <w:tblHeader/>
+        </w:trPr>
+        <w:tc>
+          <w:tcPr>
+            <w:tcW w:type="dxa" w:w="2183"/>
+            <w:shd w:val="clear" w:fill="0F4C81"/>
+            <w:vAlign w:val="center"/>
+          </w:tcPr>
+          <w:p>
+            <w:pPr>
+              <w:jc w:val="center"/>
+            </w:pPr>
+            <w:r>
+              <w:rPr>
+                <w:rFonts w:ascii="Times New Roman" w:hAnsi="Times New Roman" w:eastAsia="黑体"/>
+                <w:b/>
+                <w:color w:val="FFFFFF"/>
+                <w:sz w:val="21"/>
+              </w:rPr>
+            </w:r>
+            <w:r>
+              <w:rPr>
+                <w:rFonts w:ascii="Times New Roman" w:hAnsi="Times New Roman" w:eastAsia="黑体"/>
+                <w:b/>
+                <w:color w:val="FFFFFF"/>
+                <w:sz w:val="21"/>
+              </w:rPr>
+              <w:t>痛点</w:t>
+            </w:r>
+          </w:p>
+        </w:tc>
+        <w:tc>
+          <w:tcPr>
+            <w:tcW w:type="dxa" w:w="2183"/>
+            <w:shd w:val="clear" w:fill="0F4C81"/>
+            <w:vAlign w:val="center"/>
+          </w:tcPr>
+          <w:p>
+            <w:pPr>
+              <w:jc w:val="center"/>
+            </w:pPr>
+            <w:r>
+              <w:rPr>
+                <w:rFonts w:ascii="Times New Roman" w:hAnsi="Times New Roman" w:eastAsia="黑体"/>
+                <w:b/>
+                <w:color w:val="FFFFFF"/>
+                <w:sz w:val="21"/>
+              </w:rPr>
+            </w:r>
+            <w:r>
+              <w:rPr>
+                <w:rFonts w:ascii="Times New Roman" w:hAnsi="Times New Roman" w:eastAsia="黑体"/>
+                <w:b/>
+                <w:color w:val="FFFFFF"/>
+                <w:sz w:val="21"/>
+              </w:rPr>
+              <w:t>具体场景</w:t>
+            </w:r>
+          </w:p>
+        </w:tc>
+        <w:tc>
+          <w:tcPr>
+            <w:tcW w:type="dxa" w:w="2183"/>
+            <w:shd w:val="clear" w:fill="0F4C81"/>
+            <w:vAlign w:val="center"/>
+          </w:tcPr>
+          <w:p>
+            <w:pPr>
+              <w:jc w:val="center"/>
+            </w:pPr>
+            <w:r>
+              <w:rPr>
+                <w:rFonts w:ascii="Times New Roman" w:hAnsi="Times New Roman" w:eastAsia="黑体"/>
+                <w:b/>
+                <w:color w:val="FFFFFF"/>
+                <w:sz w:val="21"/>
+              </w:rPr>
+            </w:r>
+            <w:r>
+              <w:rPr>
+                <w:rFonts w:ascii="Times New Roman" w:hAnsi="Times New Roman" w:eastAsia="黑体"/>
+                <w:b/>
+                <w:color w:val="FFFFFF"/>
+                <w:sz w:val="21"/>
+              </w:rPr>
+              <w:t>现有方式不足</w:t>
+            </w:r>
+          </w:p>
+        </w:tc>
+        <w:tc>
+          <w:tcPr>
+            <w:tcW w:type="dxa" w:w="2183"/>
+            <w:shd w:val="clear" w:fill="0F4C81"/>
+            <w:vAlign w:val="center"/>
+          </w:tcPr>
+          <w:p>
+            <w:pPr>
+              <w:jc w:val="center"/>
+            </w:pPr>
+            <w:r>
+              <w:rPr>
+                <w:rFonts w:ascii="Times New Roman" w:hAnsi="Times New Roman" w:eastAsia="黑体"/>
+                <w:b/>
+                <w:color w:val="FFFFFF"/>
+                <w:sz w:val="21"/>
+              </w:rPr>
+            </w:r>
+            <w:r>
+              <w:rPr>
+                <w:rFonts w:ascii="Times New Roman" w:hAnsi="Times New Roman" w:eastAsia="黑体"/>
+                <w:b/>
+                <w:color w:val="FFFFFF"/>
+                <w:sz w:val="21"/>
+              </w:rPr>
+              <w:t>要解决的核心问题</w:t>
+            </w:r>
+          </w:p>
+        </w:tc>
+      </w:tr>
+      <w:tr>
+        <w:trPr>
+          <w:cantSplit/>
+        </w:trPr>
+        <w:tc>
+          <w:tcPr>
+            <w:tcW w:type="dxa" w:w="2183"/>
+            <w:vAlign w:val="center"/>
+          </w:tcPr>
+          <w:p>
+            <w:pPr>
+              <w:ind w:firstLine="0"/>
+            </w:pPr>
+            <w:r>
+              <w:rPr>
+                <w:rFonts w:ascii="Times New Roman" w:hAnsi="Times New Roman" w:eastAsia="宋体"/>
+                <w:sz w:val="21"/>
+              </w:rPr>
+            </w:r>
+            <w:r>
+              <w:rPr>
+                <w:rFonts w:ascii="Times New Roman" w:hAnsi="Times New Roman" w:eastAsia="宋体"/>
+                <w:sz w:val="21"/>
+              </w:rPr>
+              <w:t>人工比对耗时</w:t>
+            </w:r>
+          </w:p>
+        </w:tc>
+        <w:tc>
+          <w:tcPr>
+            <w:tcW w:type="dxa" w:w="2183"/>
+            <w:vAlign w:val="center"/>
+          </w:tcPr>
+          <w:p>
+            <w:pPr>
+              <w:ind w:firstLine="0"/>
+            </w:pPr>
+            <w:r>
+              <w:rPr>
+                <w:rFonts w:ascii="Times New Roman" w:hAnsi="Times New Roman" w:eastAsia="宋体"/>
+                <w:sz w:val="21"/>
+              </w:rPr>
+            </w:r>
+            <w:r>
+              <w:rPr>
+                <w:rFonts w:ascii="Times New Roman" w:hAnsi="Times New Roman" w:eastAsia="宋体"/>
+                <w:sz w:val="21"/>
+              </w:rPr>
+              <w:t>结构体系、材料用量、抗震性能、造价、工期、碳排放等多目标反复试算</w:t>
+            </w:r>
+          </w:p>
+        </w:tc>
+        <w:tc>
+          <w:tcPr>
+            <w:tcW w:type="dxa" w:w="2183"/>
+            <w:vAlign w:val="center"/>
+          </w:tcPr>
+          <w:p>
+            <w:pPr>
+              <w:ind w:firstLine="0"/>
+            </w:pPr>
+            <w:r>
+              <w:rPr>
+                <w:rFonts w:ascii="Times New Roman" w:hAnsi="Times New Roman" w:eastAsia="宋体"/>
+                <w:sz w:val="21"/>
+              </w:rPr>
+            </w:r>
+            <w:r>
+              <w:rPr>
+                <w:rFonts w:ascii="Times New Roman" w:hAnsi="Times New Roman" w:eastAsia="宋体"/>
+                <w:sz w:val="21"/>
+              </w:rPr>
+              <w:t>单方案比选常需数天，试错成本高</w:t>
+            </w:r>
+          </w:p>
+        </w:tc>
+        <w:tc>
+          <w:tcPr>
+            <w:tcW w:type="dxa" w:w="2183"/>
+            <w:vAlign w:val="center"/>
+          </w:tcPr>
+          <w:p>
+            <w:pPr>
+              <w:ind w:firstLine="0"/>
+            </w:pPr>
+            <w:r>
+              <w:rPr>
+                <w:rFonts w:ascii="Times New Roman" w:hAnsi="Times New Roman" w:eastAsia="宋体"/>
+                <w:sz w:val="21"/>
+              </w:rPr>
+            </w:r>
+            <w:r>
+              <w:rPr>
+                <w:rFonts w:ascii="Times New Roman" w:hAnsi="Times New Roman" w:eastAsia="宋体"/>
+                <w:sz w:val="21"/>
+              </w:rPr>
+              <w:t>将“数天”压缩至“分钟级”</w:t>
+            </w:r>
+          </w:p>
+        </w:tc>
+      </w:tr>
+      <w:tr>
+        <w:trPr>
+          <w:cantSplit/>
+        </w:trPr>
+        <w:tc>
+          <w:tcPr>
+            <w:tcW w:type="dxa" w:w="2183"/>
+            <w:vAlign w:val="center"/>
+          </w:tcPr>
+          <w:p>
+            <w:pPr>
+              <w:ind w:firstLine="0"/>
+            </w:pPr>
+            <w:r>
+              <w:rPr>
+                <w:rFonts w:ascii="Times New Roman" w:hAnsi="Times New Roman" w:eastAsia="宋体"/>
+                <w:sz w:val="21"/>
+              </w:rPr>
+            </w:r>
+            <w:r>
+              <w:rPr>
+                <w:rFonts w:ascii="Times New Roman" w:hAnsi="Times New Roman" w:eastAsia="宋体"/>
+                <w:sz w:val="21"/>
+              </w:rPr>
+              <w:t>多目标难兼顾</w:t>
+            </w:r>
+          </w:p>
+        </w:tc>
+        <w:tc>
+          <w:tcPr>
+            <w:tcW w:type="dxa" w:w="2183"/>
+            <w:vAlign w:val="center"/>
+          </w:tcPr>
+          <w:p>
+            <w:pPr>
+              <w:ind w:firstLine="0"/>
+            </w:pPr>
+            <w:r>
+              <w:rPr>
+                <w:rFonts w:ascii="Times New Roman" w:hAnsi="Times New Roman" w:eastAsia="宋体"/>
+                <w:sz w:val="21"/>
+              </w:rPr>
+            </w:r>
+            <w:r>
+              <w:rPr>
+                <w:rFonts w:ascii="Times New Roman" w:hAnsi="Times New Roman" w:eastAsia="宋体"/>
+                <w:sz w:val="21"/>
+              </w:rPr>
+              <w:t>安全、经济、低碳互相制约，需全局寻优</w:t>
+            </w:r>
+          </w:p>
+        </w:tc>
+        <w:tc>
+          <w:tcPr>
+            <w:tcW w:type="dxa" w:w="2183"/>
+            <w:vAlign w:val="center"/>
+          </w:tcPr>
+          <w:p>
+            <w:pPr>
+              <w:ind w:firstLine="0"/>
+            </w:pPr>
+            <w:r>
+              <w:rPr>
+                <w:rFonts w:ascii="Times New Roman" w:hAnsi="Times New Roman" w:eastAsia="宋体"/>
+                <w:sz w:val="21"/>
+              </w:rPr>
+            </w:r>
+            <w:r>
+              <w:rPr>
+                <w:rFonts w:ascii="Times New Roman" w:hAnsi="Times New Roman" w:eastAsia="宋体"/>
+                <w:sz w:val="21"/>
+              </w:rPr>
+              <w:t>工程师凭经验权衡，顾此失彼、难达全局最优</w:t>
+            </w:r>
+          </w:p>
+        </w:tc>
+        <w:tc>
+          <w:tcPr>
+            <w:tcW w:type="dxa" w:w="2183"/>
+            <w:vAlign w:val="center"/>
+          </w:tcPr>
+          <w:p>
+            <w:pPr>
+              <w:ind w:firstLine="0"/>
+            </w:pPr>
+            <w:r>
+              <w:rPr>
+                <w:rFonts w:ascii="Times New Roman" w:hAnsi="Times New Roman" w:eastAsia="宋体"/>
+                <w:sz w:val="21"/>
+              </w:rPr>
+            </w:r>
+            <w:r>
+              <w:rPr>
+                <w:rFonts w:ascii="Times New Roman" w:hAnsi="Times New Roman" w:eastAsia="宋体"/>
+                <w:sz w:val="21"/>
+              </w:rPr>
+              <w:t>多目标自动寻优</w:t>
+            </w:r>
+          </w:p>
+        </w:tc>
+      </w:tr>
+      <w:tr>
+        <w:trPr>
+          <w:cantSplit/>
+        </w:trPr>
+        <w:tc>
+          <w:tcPr>
+            <w:tcW w:type="dxa" w:w="2183"/>
+            <w:vAlign w:val="center"/>
+          </w:tcPr>
+          <w:p>
+            <w:pPr>
+              <w:ind w:firstLine="0"/>
+            </w:pPr>
+            <w:r>
+              <w:rPr>
+                <w:rFonts w:ascii="Times New Roman" w:hAnsi="Times New Roman" w:eastAsia="宋体"/>
+                <w:sz w:val="21"/>
+              </w:rPr>
+            </w:r>
+            <w:r>
+              <w:rPr>
+                <w:rFonts w:ascii="Times New Roman" w:hAnsi="Times New Roman" w:eastAsia="宋体"/>
+                <w:sz w:val="21"/>
+              </w:rPr>
+              <w:t>经验依赖强、易漏检</w:t>
+            </w:r>
+          </w:p>
+        </w:tc>
+        <w:tc>
+          <w:tcPr>
+            <w:tcW w:type="dxa" w:w="2183"/>
+            <w:vAlign w:val="center"/>
+          </w:tcPr>
+          <w:p>
+            <w:pPr>
+              <w:ind w:firstLine="0"/>
+            </w:pPr>
+            <w:r>
+              <w:rPr>
+                <w:rFonts w:ascii="Times New Roman" w:hAnsi="Times New Roman" w:eastAsia="宋体"/>
+                <w:sz w:val="21"/>
+              </w:rPr>
+            </w:r>
+            <w:r>
+              <w:rPr>
+                <w:rFonts w:ascii="Times New Roman" w:hAnsi="Times New Roman" w:eastAsia="宋体"/>
+                <w:sz w:val="21"/>
+              </w:rPr>
+              <w:t>规范条文繁多（GB 55002、GB/T 50011 等）</w:t>
+            </w:r>
+          </w:p>
+        </w:tc>
+        <w:tc>
+          <w:tcPr>
+            <w:tcW w:type="dxa" w:w="2183"/>
+            <w:vAlign w:val="center"/>
+          </w:tcPr>
+          <w:p>
+            <w:pPr>
+              <w:ind w:firstLine="0"/>
+            </w:pPr>
+            <w:r>
+              <w:rPr>
+                <w:rFonts w:ascii="Times New Roman" w:hAnsi="Times New Roman" w:eastAsia="宋体"/>
+                <w:sz w:val="21"/>
+              </w:rPr>
+            </w:r>
+            <w:r>
+              <w:rPr>
+                <w:rFonts w:ascii="Times New Roman" w:hAnsi="Times New Roman" w:eastAsia="宋体"/>
+                <w:sz w:val="21"/>
+              </w:rPr>
+              <w:t>人工逐条核对，新手与资深工程师产出差距大，存在漏检漏判风险</w:t>
+            </w:r>
+          </w:p>
+        </w:tc>
+        <w:tc>
+          <w:tcPr>
+            <w:tcW w:type="dxa" w:w="2183"/>
+            <w:vAlign w:val="center"/>
+          </w:tcPr>
+          <w:p>
+            <w:pPr>
+              <w:ind w:firstLine="0"/>
+            </w:pPr>
+            <w:r>
+              <w:rPr>
+                <w:rFonts w:ascii="Times New Roman" w:hAnsi="Times New Roman" w:eastAsia="宋体"/>
+                <w:sz w:val="21"/>
+              </w:rPr>
+            </w:r>
+            <w:r>
+              <w:rPr>
+                <w:rFonts w:ascii="Times New Roman" w:hAnsi="Times New Roman" w:eastAsia="宋体"/>
+                <w:sz w:val="21"/>
+              </w:rPr>
+              <w:t>规范强条自动判定、逐条可追溯</w:t>
+            </w:r>
+          </w:p>
+        </w:tc>
+      </w:tr>
+    </w:tbl>
     <w:p>
       <w:pPr>
         <w:pStyle w:val="Heading2"/>
@@ -249,7 +688,16 @@
         <w:rPr>
           <w:rFonts w:ascii="Times New Roman" w:hAnsi="Times New Roman" w:eastAsia="宋体"/>
         </w:rPr>
-        <w:t>典型使用场景包括：新建多层/高层建筑方案前期比选、结构体系与截面快速探索、多方案“安全—经济—绿色”综合权衡、规范合规快速体检，以及作为 PKPM、YJK 等专业结构软件的“智能前端”进行方案阶段预筛选。</w:t>
+        <w:t>场景一（方案前期多目标比选）：结构工程师在拿到建筑方案后，输入建筑面积、层数、跨度、设防烈度、预算等参数，智构自动生成多套结构候选方案（框架 / 框架—剪力墙 / 钢结构），并完成规范校核与造价、工期、碳排放估算，输出七维比选雷达图与推荐结论，帮助工程师在数分钟内锁定可深入设计的方案方向。</w:t>
+      </w:r>
+    </w:p>
+    <w:p>
+      <w:pPr/>
+      <w:r>
+        <w:rPr>
+          <w:rFonts w:ascii="Times New Roman" w:hAnsi="Times New Roman" w:eastAsia="宋体"/>
+        </w:rPr>
+        <w:t>场景二（方案敏感度与约束试算）：当预算收紧或场地条件变化时，工程师修改个别参数（如降低设防烈度、缩小跨度），智构仅对改动部分重新寻优，快速评估其对造价与安全的影响，辅助工程师在与甲方或审图方的多轮沟通中灵活决策。</w:t>
       </w:r>
     </w:p>
     <w:p>
@@ -266,7 +714,7 @@
         <w:rPr>
           <w:rFonts w:ascii="Times New Roman" w:hAnsi="Times New Roman" w:eastAsia="宋体"/>
         </w:rPr>
-        <w:t>本作品将方案阶段从“经验驱动”升级为“AI 协同驱动”：以多智能体协同完成结构选型、规范校核、经济与碳排放评估、综合推荐的全流程自动化，同时通过人工在环（HITL）机制将最终决策权保留在持证工程师手中，兼顾效率、合规与责任边界。</w:t>
+        <w:t>其一，效率提升——方案生成与比选效率较人工可提升约 80%（以方案前期阶段计），单轮多目标比选由“数天”压缩至“分钟级”；其二，决策更科学——以确定性计算引擎保证工程数值精准，多 Agent 协同与辩论机制让方案在安全、经济、低碳之间真实收敛；其三，合规更可靠——规范强条自动判定、逐条可追溯，降低漏检漏判风险；其四，人机协同——引入专家干预，AI 提供量化建议，最终决策权始终在持证工程师手中。</w:t>
       </w:r>
     </w:p>
     <w:p>
@@ -285,6 +733,15 @@
         <w:t>2.1 核心功能</w:t>
       </w:r>
     </w:p>
+    <w:p>
+      <w:pPr/>
+      <w:r>
+        <w:rPr>
+          <w:rFonts w:ascii="Times New Roman" w:hAnsi="Times New Roman" w:eastAsia="宋体"/>
+        </w:rPr>
+        <w:t>系统以四类 AI 智能体构建“虚拟工程部”，各司其职、接力协作：</w:t>
+      </w:r>
+    </w:p>
     <w:tbl>
       <w:tblPr>
         <w:tblStyle w:val="TableGrid"/>
@@ -293,8 +750,11 @@
         <w:tblLook w:firstColumn="1" w:firstRow="1" w:lastColumn="0" w:lastRow="0" w:noHBand="0" w:noVBand="1" w:val="04A0"/>
       </w:tblPr>
       <w:tblGrid>
-        <w:gridCol w:w="4366"/>
-        <w:gridCol w:w="4366"/>
+        <w:gridCol w:w="1746"/>
+        <w:gridCol w:w="1746"/>
+        <w:gridCol w:w="1746"/>
+        <w:gridCol w:w="1746"/>
+        <w:gridCol w:w="1746"/>
       </w:tblGrid>
       <w:tr>
         <w:trPr>
@@ -303,7 +763,7 @@
         </w:trPr>
         <w:tc>
           <w:tcPr>
-            <w:tcW w:type="dxa" w:w="4366"/>
+            <w:tcW w:type="dxa" w:w="1746"/>
             <w:shd w:val="clear" w:fill="0F4C81"/>
             <w:vAlign w:val="center"/>
           </w:tcPr>
@@ -332,7 +792,7 @@
         </w:tc>
         <w:tc>
           <w:tcPr>
-            <w:tcW w:type="dxa" w:w="4366"/>
+            <w:tcW w:type="dxa" w:w="1746"/>
             <w:shd w:val="clear" w:fill="0F4C81"/>
             <w:vAlign w:val="center"/>
           </w:tcPr>
@@ -355,7 +815,94 @@
                 <w:color w:val="FFFFFF"/>
                 <w:sz w:val="21"/>
               </w:rPr>
-              <w:t>说明</w:t>
+              <w:t>用户输入</w:t>
+            </w:r>
+          </w:p>
+        </w:tc>
+        <w:tc>
+          <w:tcPr>
+            <w:tcW w:type="dxa" w:w="1746"/>
+            <w:shd w:val="clear" w:fill="0F4C81"/>
+            <w:vAlign w:val="center"/>
+          </w:tcPr>
+          <w:p>
+            <w:pPr>
+              <w:jc w:val="center"/>
+            </w:pPr>
+            <w:r>
+              <w:rPr>
+                <w:rFonts w:ascii="Times New Roman" w:hAnsi="Times New Roman" w:eastAsia="黑体"/>
+                <w:b/>
+                <w:color w:val="FFFFFF"/>
+                <w:sz w:val="21"/>
+              </w:rPr>
+            </w:r>
+            <w:r>
+              <w:rPr>
+                <w:rFonts w:ascii="Times New Roman" w:hAnsi="Times New Roman" w:eastAsia="黑体"/>
+                <w:b/>
+                <w:color w:val="FFFFFF"/>
+                <w:sz w:val="21"/>
+              </w:rPr>
+              <w:t>处理方式</w:t>
+            </w:r>
+          </w:p>
+        </w:tc>
+        <w:tc>
+          <w:tcPr>
+            <w:tcW w:type="dxa" w:w="1746"/>
+            <w:shd w:val="clear" w:fill="0F4C81"/>
+            <w:vAlign w:val="center"/>
+          </w:tcPr>
+          <w:p>
+            <w:pPr>
+              <w:jc w:val="center"/>
+            </w:pPr>
+            <w:r>
+              <w:rPr>
+                <w:rFonts w:ascii="Times New Roman" w:hAnsi="Times New Roman" w:eastAsia="黑体"/>
+                <w:b/>
+                <w:color w:val="FFFFFF"/>
+                <w:sz w:val="21"/>
+              </w:rPr>
+            </w:r>
+            <w:r>
+              <w:rPr>
+                <w:rFonts w:ascii="Times New Roman" w:hAnsi="Times New Roman" w:eastAsia="黑体"/>
+                <w:b/>
+                <w:color w:val="FFFFFF"/>
+                <w:sz w:val="21"/>
+              </w:rPr>
+              <w:t>输出结果</w:t>
+            </w:r>
+          </w:p>
+        </w:tc>
+        <w:tc>
+          <w:tcPr>
+            <w:tcW w:type="dxa" w:w="1746"/>
+            <w:shd w:val="clear" w:fill="0F4C81"/>
+            <w:vAlign w:val="center"/>
+          </w:tcPr>
+          <w:p>
+            <w:pPr>
+              <w:jc w:val="center"/>
+            </w:pPr>
+            <w:r>
+              <w:rPr>
+                <w:rFonts w:ascii="Times New Roman" w:hAnsi="Times New Roman" w:eastAsia="黑体"/>
+                <w:b/>
+                <w:color w:val="FFFFFF"/>
+                <w:sz w:val="21"/>
+              </w:rPr>
+            </w:r>
+            <w:r>
+              <w:rPr>
+                <w:rFonts w:ascii="Times New Roman" w:hAnsi="Times New Roman" w:eastAsia="黑体"/>
+                <w:b/>
+                <w:color w:val="FFFFFF"/>
+                <w:sz w:val="21"/>
+              </w:rPr>
+              <w:t>解决的问题</w:t>
             </w:r>
           </w:p>
         </w:tc>
@@ -366,7 +913,7 @@
         </w:trPr>
         <w:tc>
           <w:tcPr>
-            <w:tcW w:type="dxa" w:w="4366"/>
+            <w:tcW w:type="dxa" w:w="1746"/>
             <w:vAlign w:val="center"/>
           </w:tcPr>
           <w:p>
@@ -384,13 +931,13 @@
                 <w:rFonts w:ascii="Times New Roman" w:hAnsi="Times New Roman" w:eastAsia="宋体"/>
                 <w:sz w:val="21"/>
               </w:rPr>
-              <w:t>方案智能生成</w:t>
+              <w:t>参数录入</w:t>
             </w:r>
           </w:p>
         </w:tc>
         <w:tc>
           <w:tcPr>
-            <w:tcW w:type="dxa" w:w="4366"/>
+            <w:tcW w:type="dxa" w:w="1746"/>
             <w:vAlign w:val="center"/>
           </w:tcPr>
           <w:p>
@@ -408,18 +955,13 @@
                 <w:rFonts w:ascii="Times New Roman" w:hAnsi="Times New Roman" w:eastAsia="宋体"/>
                 <w:sz w:val="21"/>
               </w:rPr>
-              <w:t>输入层数、面积、跨度、设防烈度、预算等工程参数，自动生成框架、框架-剪力墙、钢结构等候选方案并拟定初始截面</w:t>
+              <w:t>建筑面积、层数、跨度、设防烈度、场地类别、预算等</w:t>
             </w:r>
           </w:p>
         </w:tc>
-      </w:tr>
-      <w:tr>
-        <w:trPr>
-          <w:cantSplit/>
-        </w:trPr>
         <w:tc>
           <w:tcPr>
-            <w:tcW w:type="dxa" w:w="4366"/>
+            <w:tcW w:type="dxa" w:w="1746"/>
             <w:vAlign w:val="center"/>
           </w:tcPr>
           <w:p>
@@ -437,13 +979,13 @@
                 <w:rFonts w:ascii="Times New Roman" w:hAnsi="Times New Roman" w:eastAsia="宋体"/>
                 <w:sz w:val="21"/>
               </w:rPr>
-              <w:t>规范逐条校核</w:t>
+              <w:t>表单 + 自然语言</w:t>
             </w:r>
           </w:p>
         </w:tc>
         <w:tc>
           <w:tcPr>
-            <w:tcW w:type="dxa" w:w="4366"/>
+            <w:tcW w:type="dxa" w:w="1746"/>
             <w:vAlign w:val="center"/>
           </w:tcPr>
           <w:p>
@@ -461,18 +1003,13 @@
                 <w:rFonts w:ascii="Times New Roman" w:hAnsi="Times New Roman" w:eastAsia="宋体"/>
                 <w:sz w:val="21"/>
               </w:rPr>
-              <w:t>依据 GB 55002-2021、GB/T 50011-2010（2024 年版）等现行标准，对抗震、耐火、位移等指标逐条硬判定，输出限值对照与条文号</w:t>
+              <w:t>结构化工程参数</w:t>
             </w:r>
           </w:p>
         </w:tc>
-      </w:tr>
-      <w:tr>
-        <w:trPr>
-          <w:cantSplit/>
-        </w:trPr>
         <w:tc>
           <w:tcPr>
-            <w:tcW w:type="dxa" w:w="4366"/>
+            <w:tcW w:type="dxa" w:w="1746"/>
             <w:vAlign w:val="center"/>
           </w:tcPr>
           <w:p>
@@ -490,13 +1027,18 @@
                 <w:rFonts w:ascii="Times New Roman" w:hAnsi="Times New Roman" w:eastAsia="宋体"/>
                 <w:sz w:val="21"/>
               </w:rPr>
-              <w:t>七维综合比选</w:t>
+              <w:t>参数输入繁琐</w:t>
             </w:r>
           </w:p>
         </w:tc>
+      </w:tr>
+      <w:tr>
+        <w:trPr>
+          <w:cantSplit/>
+        </w:trPr>
         <w:tc>
           <w:tcPr>
-            <w:tcW w:type="dxa" w:w="4366"/>
+            <w:tcW w:type="dxa" w:w="1746"/>
             <w:vAlign w:val="center"/>
           </w:tcPr>
           <w:p>
@@ -514,18 +1056,13 @@
                 <w:rFonts w:ascii="Times New Roman" w:hAnsi="Times New Roman" w:eastAsia="宋体"/>
                 <w:sz w:val="21"/>
               </w:rPr>
-              <w:t>从结构安全、经济性、施工可行性、规范合规、绿色低碳、可维护性、创新性七维量化评分，输出雷达图与推荐方案</w:t>
+              <w:t>方案生成</w:t>
             </w:r>
           </w:p>
         </w:tc>
-      </w:tr>
-      <w:tr>
-        <w:trPr>
-          <w:cantSplit/>
-        </w:trPr>
         <w:tc>
           <w:tcPr>
-            <w:tcW w:type="dxa" w:w="4366"/>
+            <w:tcW w:type="dxa" w:w="1746"/>
             <w:vAlign w:val="center"/>
           </w:tcPr>
           <w:p>
@@ -543,13 +1080,13 @@
                 <w:rFonts w:ascii="Times New Roman" w:hAnsi="Times New Roman" w:eastAsia="宋体"/>
                 <w:sz w:val="21"/>
               </w:rPr>
-              <w:t>多目标经济评估</w:t>
+              <w:t>工程参数</w:t>
             </w:r>
           </w:p>
         </w:tc>
         <w:tc>
           <w:tcPr>
-            <w:tcW w:type="dxa" w:w="4366"/>
+            <w:tcW w:type="dxa" w:w="1746"/>
             <w:vAlign w:val="center"/>
           </w:tcPr>
           <w:p>
@@ -567,18 +1104,13 @@
                 <w:rFonts w:ascii="Times New Roman" w:hAnsi="Times New Roman" w:eastAsia="宋体"/>
                 <w:sz w:val="21"/>
               </w:rPr>
-              <w:t>对总造价、施工工期、单位面积碳排放进行多目标量化对比</w:t>
+              <w:t>Architect 生成多体系候选方案</w:t>
             </w:r>
           </w:p>
         </w:tc>
-      </w:tr>
-      <w:tr>
-        <w:trPr>
-          <w:cantSplit/>
-        </w:trPr>
         <w:tc>
           <w:tcPr>
-            <w:tcW w:type="dxa" w:w="4366"/>
+            <w:tcW w:type="dxa" w:w="1746"/>
             <w:vAlign w:val="center"/>
           </w:tcPr>
           <w:p>
@@ -596,13 +1128,13 @@
                 <w:rFonts w:ascii="Times New Roman" w:hAnsi="Times New Roman" w:eastAsia="宋体"/>
                 <w:sz w:val="21"/>
               </w:rPr>
-              <w:t>智能问答与干预</w:t>
+              <w:t>多套结构候选方案</w:t>
             </w:r>
           </w:p>
         </w:tc>
         <w:tc>
           <w:tcPr>
-            <w:tcW w:type="dxa" w:w="4366"/>
+            <w:tcW w:type="dxa" w:w="1746"/>
             <w:vAlign w:val="center"/>
           </w:tcPr>
           <w:p>
@@ -620,7 +1152,7 @@
                 <w:rFonts w:ascii="Times New Roman" w:hAnsi="Times New Roman" w:eastAsia="宋体"/>
                 <w:sz w:val="21"/>
               </w:rPr>
-              <w:t>支持语义意图解析与澄清；提供人工在环面板，可锁定方案、设定预算上限、注入工程备注并约束下重跑</w:t>
+              <w:t>人工试算耗时</w:t>
             </w:r>
           </w:p>
         </w:tc>
@@ -631,7 +1163,7 @@
         </w:trPr>
         <w:tc>
           <w:tcPr>
-            <w:tcW w:type="dxa" w:w="4366"/>
+            <w:tcW w:type="dxa" w:w="1746"/>
             <w:vAlign w:val="center"/>
           </w:tcPr>
           <w:p>
@@ -649,13 +1181,13 @@
                 <w:rFonts w:ascii="Times New Roman" w:hAnsi="Times New Roman" w:eastAsia="宋体"/>
                 <w:sz w:val="21"/>
               </w:rPr>
-              <w:t>结果导出</w:t>
+              <w:t>规范校核</w:t>
             </w:r>
           </w:p>
         </w:tc>
         <w:tc>
           <w:tcPr>
-            <w:tcW w:type="dxa" w:w="4366"/>
+            <w:tcW w:type="dxa" w:w="1746"/>
             <w:vAlign w:val="center"/>
           </w:tcPr>
           <w:p>
@@ -673,18 +1205,897 @@
                 <w:rFonts w:ascii="Times New Roman" w:hAnsi="Times New Roman" w:eastAsia="宋体"/>
                 <w:sz w:val="21"/>
               </w:rPr>
-              <w:t>一键导出 PDF 优化报告，以及可供 PKPM/YJK 等专业软件继续建模的结构文件</w:t>
+              <w:t>候选方案</w:t>
+            </w:r>
+          </w:p>
+        </w:tc>
+        <w:tc>
+          <w:tcPr>
+            <w:tcW w:type="dxa" w:w="1746"/>
+            <w:vAlign w:val="center"/>
+          </w:tcPr>
+          <w:p>
+            <w:pPr>
+              <w:ind w:firstLine="0"/>
+            </w:pPr>
+            <w:r>
+              <w:rPr>
+                <w:rFonts w:ascii="Times New Roman" w:hAnsi="Times New Roman" w:eastAsia="宋体"/>
+                <w:sz w:val="21"/>
+              </w:rPr>
+            </w:r>
+            <w:r>
+              <w:rPr>
+                <w:rFonts w:ascii="Times New Roman" w:hAnsi="Times New Roman" w:eastAsia="宋体"/>
+                <w:sz w:val="21"/>
+              </w:rPr>
+              <w:t>Code 执行现行国标强条判定</w:t>
+            </w:r>
+          </w:p>
+        </w:tc>
+        <w:tc>
+          <w:tcPr>
+            <w:tcW w:type="dxa" w:w="1746"/>
+            <w:vAlign w:val="center"/>
+          </w:tcPr>
+          <w:p>
+            <w:pPr>
+              <w:ind w:firstLine="0"/>
+            </w:pPr>
+            <w:r>
+              <w:rPr>
+                <w:rFonts w:ascii="Times New Roman" w:hAnsi="Times New Roman" w:eastAsia="宋体"/>
+                <w:sz w:val="21"/>
+              </w:rPr>
+            </w:r>
+            <w:r>
+              <w:rPr>
+                <w:rFonts w:ascii="Times New Roman" w:hAnsi="Times New Roman" w:eastAsia="宋体"/>
+                <w:sz w:val="21"/>
+              </w:rPr>
+              <w:t>逐条校核结论（含条文依据）</w:t>
+            </w:r>
+          </w:p>
+        </w:tc>
+        <w:tc>
+          <w:tcPr>
+            <w:tcW w:type="dxa" w:w="1746"/>
+            <w:vAlign w:val="center"/>
+          </w:tcPr>
+          <w:p>
+            <w:pPr>
+              <w:ind w:firstLine="0"/>
+            </w:pPr>
+            <w:r>
+              <w:rPr>
+                <w:rFonts w:ascii="Times New Roman" w:hAnsi="Times New Roman" w:eastAsia="宋体"/>
+                <w:sz w:val="21"/>
+              </w:rPr>
+            </w:r>
+            <w:r>
+              <w:rPr>
+                <w:rFonts w:ascii="Times New Roman" w:hAnsi="Times New Roman" w:eastAsia="宋体"/>
+                <w:sz w:val="21"/>
+              </w:rPr>
+              <w:t>规范漏检漏判</w:t>
+            </w:r>
+          </w:p>
+        </w:tc>
+      </w:tr>
+      <w:tr>
+        <w:trPr>
+          <w:cantSplit/>
+        </w:trPr>
+        <w:tc>
+          <w:tcPr>
+            <w:tcW w:type="dxa" w:w="1746"/>
+            <w:vAlign w:val="center"/>
+          </w:tcPr>
+          <w:p>
+            <w:pPr>
+              <w:ind w:firstLine="0"/>
+            </w:pPr>
+            <w:r>
+              <w:rPr>
+                <w:rFonts w:ascii="Times New Roman" w:hAnsi="Times New Roman" w:eastAsia="宋体"/>
+                <w:sz w:val="21"/>
+              </w:rPr>
+            </w:r>
+            <w:r>
+              <w:rPr>
+                <w:rFonts w:ascii="Times New Roman" w:hAnsi="Times New Roman" w:eastAsia="宋体"/>
+                <w:sz w:val="21"/>
+              </w:rPr>
+              <w:t>经济评估</w:t>
+            </w:r>
+          </w:p>
+        </w:tc>
+        <w:tc>
+          <w:tcPr>
+            <w:tcW w:type="dxa" w:w="1746"/>
+            <w:vAlign w:val="center"/>
+          </w:tcPr>
+          <w:p>
+            <w:pPr>
+              <w:ind w:firstLine="0"/>
+            </w:pPr>
+            <w:r>
+              <w:rPr>
+                <w:rFonts w:ascii="Times New Roman" w:hAnsi="Times New Roman" w:eastAsia="宋体"/>
+                <w:sz w:val="21"/>
+              </w:rPr>
+            </w:r>
+            <w:r>
+              <w:rPr>
+                <w:rFonts w:ascii="Times New Roman" w:hAnsi="Times New Roman" w:eastAsia="宋体"/>
+                <w:sz w:val="21"/>
+              </w:rPr>
+              <w:t>合规方案</w:t>
+            </w:r>
+          </w:p>
+        </w:tc>
+        <w:tc>
+          <w:tcPr>
+            <w:tcW w:type="dxa" w:w="1746"/>
+            <w:vAlign w:val="center"/>
+          </w:tcPr>
+          <w:p>
+            <w:pPr>
+              <w:ind w:firstLine="0"/>
+            </w:pPr>
+            <w:r>
+              <w:rPr>
+                <w:rFonts w:ascii="Times New Roman" w:hAnsi="Times New Roman" w:eastAsia="宋体"/>
+                <w:sz w:val="21"/>
+              </w:rPr>
+            </w:r>
+            <w:r>
+              <w:rPr>
+                <w:rFonts w:ascii="Times New Roman" w:hAnsi="Times New Roman" w:eastAsia="宋体"/>
+                <w:sz w:val="21"/>
+              </w:rPr>
+              <w:t>Economist 核算造价/工期/碳排放</w:t>
+            </w:r>
+          </w:p>
+        </w:tc>
+        <w:tc>
+          <w:tcPr>
+            <w:tcW w:type="dxa" w:w="1746"/>
+            <w:vAlign w:val="center"/>
+          </w:tcPr>
+          <w:p>
+            <w:pPr>
+              <w:ind w:firstLine="0"/>
+            </w:pPr>
+            <w:r>
+              <w:rPr>
+                <w:rFonts w:ascii="Times New Roman" w:hAnsi="Times New Roman" w:eastAsia="宋体"/>
+                <w:sz w:val="21"/>
+              </w:rPr>
+            </w:r>
+            <w:r>
+              <w:rPr>
+                <w:rFonts w:ascii="Times New Roman" w:hAnsi="Times New Roman" w:eastAsia="宋体"/>
+                <w:sz w:val="21"/>
+              </w:rPr>
+              <w:t>多维经济指标</w:t>
+            </w:r>
+          </w:p>
+        </w:tc>
+        <w:tc>
+          <w:tcPr>
+            <w:tcW w:type="dxa" w:w="1746"/>
+            <w:vAlign w:val="center"/>
+          </w:tcPr>
+          <w:p>
+            <w:pPr>
+              <w:ind w:firstLine="0"/>
+            </w:pPr>
+            <w:r>
+              <w:rPr>
+                <w:rFonts w:ascii="Times New Roman" w:hAnsi="Times New Roman" w:eastAsia="宋体"/>
+                <w:sz w:val="21"/>
+              </w:rPr>
+            </w:r>
+            <w:r>
+              <w:rPr>
+                <w:rFonts w:ascii="Times New Roman" w:hAnsi="Times New Roman" w:eastAsia="宋体"/>
+                <w:sz w:val="21"/>
+              </w:rPr>
+              <w:t>多目标难权衡</w:t>
+            </w:r>
+          </w:p>
+        </w:tc>
+      </w:tr>
+      <w:tr>
+        <w:trPr>
+          <w:cantSplit/>
+        </w:trPr>
+        <w:tc>
+          <w:tcPr>
+            <w:tcW w:type="dxa" w:w="1746"/>
+            <w:vAlign w:val="center"/>
+          </w:tcPr>
+          <w:p>
+            <w:pPr>
+              <w:ind w:firstLine="0"/>
+            </w:pPr>
+            <w:r>
+              <w:rPr>
+                <w:rFonts w:ascii="Times New Roman" w:hAnsi="Times New Roman" w:eastAsia="宋体"/>
+                <w:sz w:val="21"/>
+              </w:rPr>
+            </w:r>
+            <w:r>
+              <w:rPr>
+                <w:rFonts w:ascii="Times New Roman" w:hAnsi="Times New Roman" w:eastAsia="宋体"/>
+                <w:sz w:val="21"/>
+              </w:rPr>
+              <w:t>对比分析</w:t>
+            </w:r>
+          </w:p>
+        </w:tc>
+        <w:tc>
+          <w:tcPr>
+            <w:tcW w:type="dxa" w:w="1746"/>
+            <w:vAlign w:val="center"/>
+          </w:tcPr>
+          <w:p>
+            <w:pPr>
+              <w:ind w:firstLine="0"/>
+            </w:pPr>
+            <w:r>
+              <w:rPr>
+                <w:rFonts w:ascii="Times New Roman" w:hAnsi="Times New Roman" w:eastAsia="宋体"/>
+                <w:sz w:val="21"/>
+              </w:rPr>
+            </w:r>
+            <w:r>
+              <w:rPr>
+                <w:rFonts w:ascii="Times New Roman" w:hAnsi="Times New Roman" w:eastAsia="宋体"/>
+                <w:sz w:val="21"/>
+              </w:rPr>
+              <w:t>多方案结果</w:t>
+            </w:r>
+          </w:p>
+        </w:tc>
+        <w:tc>
+          <w:tcPr>
+            <w:tcW w:type="dxa" w:w="1746"/>
+            <w:vAlign w:val="center"/>
+          </w:tcPr>
+          <w:p>
+            <w:pPr>
+              <w:ind w:firstLine="0"/>
+            </w:pPr>
+            <w:r>
+              <w:rPr>
+                <w:rFonts w:ascii="Times New Roman" w:hAnsi="Times New Roman" w:eastAsia="宋体"/>
+                <w:sz w:val="21"/>
+              </w:rPr>
+            </w:r>
+            <w:r>
+              <w:rPr>
+                <w:rFonts w:ascii="Times New Roman" w:hAnsi="Times New Roman" w:eastAsia="宋体"/>
+                <w:sz w:val="21"/>
+              </w:rPr>
+              <w:t>七维比选</w:t>
+            </w:r>
+          </w:p>
+        </w:tc>
+        <w:tc>
+          <w:tcPr>
+            <w:tcW w:type="dxa" w:w="1746"/>
+            <w:vAlign w:val="center"/>
+          </w:tcPr>
+          <w:p>
+            <w:pPr>
+              <w:ind w:firstLine="0"/>
+            </w:pPr>
+            <w:r>
+              <w:rPr>
+                <w:rFonts w:ascii="Times New Roman" w:hAnsi="Times New Roman" w:eastAsia="宋体"/>
+                <w:sz w:val="21"/>
+              </w:rPr>
+            </w:r>
+            <w:r>
+              <w:rPr>
+                <w:rFonts w:ascii="Times New Roman" w:hAnsi="Times New Roman" w:eastAsia="宋体"/>
+                <w:sz w:val="21"/>
+              </w:rPr>
+              <w:t>比选雷达图 + 推荐结论</w:t>
+            </w:r>
+          </w:p>
+        </w:tc>
+        <w:tc>
+          <w:tcPr>
+            <w:tcW w:type="dxa" w:w="1746"/>
+            <w:vAlign w:val="center"/>
+          </w:tcPr>
+          <w:p>
+            <w:pPr>
+              <w:ind w:firstLine="0"/>
+            </w:pPr>
+            <w:r>
+              <w:rPr>
+                <w:rFonts w:ascii="Times New Roman" w:hAnsi="Times New Roman" w:eastAsia="宋体"/>
+                <w:sz w:val="21"/>
+              </w:rPr>
+            </w:r>
+            <w:r>
+              <w:rPr>
+                <w:rFonts w:ascii="Times New Roman" w:hAnsi="Times New Roman" w:eastAsia="宋体"/>
+                <w:sz w:val="21"/>
+              </w:rPr>
+              <w:t>方案优劣难直观</w:t>
+            </w:r>
+          </w:p>
+        </w:tc>
+      </w:tr>
+      <w:tr>
+        <w:trPr>
+          <w:cantSplit/>
+        </w:trPr>
+        <w:tc>
+          <w:tcPr>
+            <w:tcW w:type="dxa" w:w="1746"/>
+            <w:vAlign w:val="center"/>
+          </w:tcPr>
+          <w:p>
+            <w:pPr>
+              <w:ind w:firstLine="0"/>
+            </w:pPr>
+            <w:r>
+              <w:rPr>
+                <w:rFonts w:ascii="Times New Roman" w:hAnsi="Times New Roman" w:eastAsia="宋体"/>
+                <w:sz w:val="21"/>
+              </w:rPr>
+            </w:r>
+            <w:r>
+              <w:rPr>
+                <w:rFonts w:ascii="Times New Roman" w:hAnsi="Times New Roman" w:eastAsia="宋体"/>
+                <w:sz w:val="21"/>
+              </w:rPr>
+              <w:t>智能问答</w:t>
+            </w:r>
+          </w:p>
+        </w:tc>
+        <w:tc>
+          <w:tcPr>
+            <w:tcW w:type="dxa" w:w="1746"/>
+            <w:vAlign w:val="center"/>
+          </w:tcPr>
+          <w:p>
+            <w:pPr>
+              <w:ind w:firstLine="0"/>
+            </w:pPr>
+            <w:r>
+              <w:rPr>
+                <w:rFonts w:ascii="Times New Roman" w:hAnsi="Times New Roman" w:eastAsia="宋体"/>
+                <w:sz w:val="21"/>
+              </w:rPr>
+            </w:r>
+            <w:r>
+              <w:rPr>
+                <w:rFonts w:ascii="Times New Roman" w:hAnsi="Times New Roman" w:eastAsia="宋体"/>
+                <w:sz w:val="21"/>
+              </w:rPr>
+              <w:t>自然语言（如“帮我砍预算”）</w:t>
+            </w:r>
+          </w:p>
+        </w:tc>
+        <w:tc>
+          <w:tcPr>
+            <w:tcW w:type="dxa" w:w="1746"/>
+            <w:vAlign w:val="center"/>
+          </w:tcPr>
+          <w:p>
+            <w:pPr>
+              <w:ind w:firstLine="0"/>
+            </w:pPr>
+            <w:r>
+              <w:rPr>
+                <w:rFonts w:ascii="Times New Roman" w:hAnsi="Times New Roman" w:eastAsia="宋体"/>
+                <w:sz w:val="21"/>
+              </w:rPr>
+            </w:r>
+            <w:r>
+              <w:rPr>
+                <w:rFonts w:ascii="Times New Roman" w:hAnsi="Times New Roman" w:eastAsia="宋体"/>
+                <w:sz w:val="21"/>
+              </w:rPr>
+              <w:t>LLM 意图解析 + 工具调度</w:t>
+            </w:r>
+          </w:p>
+        </w:tc>
+        <w:tc>
+          <w:tcPr>
+            <w:tcW w:type="dxa" w:w="1746"/>
+            <w:vAlign w:val="center"/>
+          </w:tcPr>
+          <w:p>
+            <w:pPr>
+              <w:ind w:firstLine="0"/>
+            </w:pPr>
+            <w:r>
+              <w:rPr>
+                <w:rFonts w:ascii="Times New Roman" w:hAnsi="Times New Roman" w:eastAsia="宋体"/>
+                <w:sz w:val="21"/>
+              </w:rPr>
+            </w:r>
+            <w:r>
+              <w:rPr>
+                <w:rFonts w:ascii="Times New Roman" w:hAnsi="Times New Roman" w:eastAsia="宋体"/>
+                <w:sz w:val="21"/>
+              </w:rPr>
+              <w:t>针对性方案调整</w:t>
+            </w:r>
+          </w:p>
+        </w:tc>
+        <w:tc>
+          <w:tcPr>
+            <w:tcW w:type="dxa" w:w="1746"/>
+            <w:vAlign w:val="center"/>
+          </w:tcPr>
+          <w:p>
+            <w:pPr>
+              <w:ind w:firstLine="0"/>
+            </w:pPr>
+            <w:r>
+              <w:rPr>
+                <w:rFonts w:ascii="Times New Roman" w:hAnsi="Times New Roman" w:eastAsia="宋体"/>
+                <w:sz w:val="21"/>
+              </w:rPr>
+            </w:r>
+            <w:r>
+              <w:rPr>
+                <w:rFonts w:ascii="Times New Roman" w:hAnsi="Times New Roman" w:eastAsia="宋体"/>
+                <w:sz w:val="21"/>
+              </w:rPr>
+              <w:t>交互门槛高</w:t>
             </w:r>
           </w:p>
         </w:tc>
       </w:tr>
     </w:tbl>
     <w:p>
+      <w:pPr/>
+      <w:r>
+        <w:rPr>
+          <w:rFonts w:ascii="Times New Roman" w:hAnsi="Times New Roman" w:eastAsia="宋体"/>
+        </w:rPr>
+        <w:t>四 Agent 协同管线（核心亮点）：方案创作（Architect）→ 规范校核（Code）→ 经济评估（Economist）→ 总工评审（Chief），四类智能体接力协作、层层递进。</w:t>
+      </w:r>
+    </w:p>
+    <w:tbl>
+      <w:tblPr>
+        <w:tblStyle w:val="TableGrid"/>
+        <w:tblW w:type="auto" w:w="0"/>
+        <w:jc w:val="center"/>
+        <w:tblLook w:firstColumn="1" w:firstRow="1" w:lastColumn="0" w:lastRow="0" w:noHBand="0" w:noVBand="1" w:val="04A0"/>
+      </w:tblPr>
+      <w:tblGrid>
+        <w:gridCol w:w="2911"/>
+        <w:gridCol w:w="2911"/>
+        <w:gridCol w:w="2911"/>
+      </w:tblGrid>
+      <w:tr>
+        <w:trPr>
+          <w:cantSplit/>
+          <w:tblHeader/>
+        </w:trPr>
+        <w:tc>
+          <w:tcPr>
+            <w:tcW w:type="dxa" w:w="2911"/>
+            <w:shd w:val="clear" w:fill="0F4C81"/>
+            <w:vAlign w:val="center"/>
+          </w:tcPr>
+          <w:p>
+            <w:pPr>
+              <w:jc w:val="center"/>
+            </w:pPr>
+            <w:r>
+              <w:rPr>
+                <w:rFonts w:ascii="Times New Roman" w:hAnsi="Times New Roman" w:eastAsia="黑体"/>
+                <w:b/>
+                <w:color w:val="FFFFFF"/>
+                <w:sz w:val="21"/>
+              </w:rPr>
+            </w:r>
+            <w:r>
+              <w:rPr>
+                <w:rFonts w:ascii="Times New Roman" w:hAnsi="Times New Roman" w:eastAsia="黑体"/>
+                <w:b/>
+                <w:color w:val="FFFFFF"/>
+                <w:sz w:val="21"/>
+              </w:rPr>
+              <w:t>Agent</w:t>
+            </w:r>
+          </w:p>
+        </w:tc>
+        <w:tc>
+          <w:tcPr>
+            <w:tcW w:type="dxa" w:w="2911"/>
+            <w:shd w:val="clear" w:fill="0F4C81"/>
+            <w:vAlign w:val="center"/>
+          </w:tcPr>
+          <w:p>
+            <w:pPr>
+              <w:jc w:val="center"/>
+            </w:pPr>
+            <w:r>
+              <w:rPr>
+                <w:rFonts w:ascii="Times New Roman" w:hAnsi="Times New Roman" w:eastAsia="黑体"/>
+                <w:b/>
+                <w:color w:val="FFFFFF"/>
+                <w:sz w:val="21"/>
+              </w:rPr>
+            </w:r>
+            <w:r>
+              <w:rPr>
+                <w:rFonts w:ascii="Times New Roman" w:hAnsi="Times New Roman" w:eastAsia="黑体"/>
+                <w:b/>
+                <w:color w:val="FFFFFF"/>
+                <w:sz w:val="21"/>
+              </w:rPr>
+              <w:t>角色</w:t>
+            </w:r>
+          </w:p>
+        </w:tc>
+        <w:tc>
+          <w:tcPr>
+            <w:tcW w:type="dxa" w:w="2911"/>
+            <w:shd w:val="clear" w:fill="0F4C81"/>
+            <w:vAlign w:val="center"/>
+          </w:tcPr>
+          <w:p>
+            <w:pPr>
+              <w:jc w:val="center"/>
+            </w:pPr>
+            <w:r>
+              <w:rPr>
+                <w:rFonts w:ascii="Times New Roman" w:hAnsi="Times New Roman" w:eastAsia="黑体"/>
+                <w:b/>
+                <w:color w:val="FFFFFF"/>
+                <w:sz w:val="21"/>
+              </w:rPr>
+            </w:r>
+            <w:r>
+              <w:rPr>
+                <w:rFonts w:ascii="Times New Roman" w:hAnsi="Times New Roman" w:eastAsia="黑体"/>
+                <w:b/>
+                <w:color w:val="FFFFFF"/>
+                <w:sz w:val="21"/>
+              </w:rPr>
+              <w:t>核心职责</w:t>
+            </w:r>
+          </w:p>
+        </w:tc>
+      </w:tr>
+      <w:tr>
+        <w:trPr>
+          <w:cantSplit/>
+        </w:trPr>
+        <w:tc>
+          <w:tcPr>
+            <w:tcW w:type="dxa" w:w="2911"/>
+            <w:vAlign w:val="center"/>
+          </w:tcPr>
+          <w:p>
+            <w:pPr>
+              <w:ind w:firstLine="0"/>
+            </w:pPr>
+            <w:r>
+              <w:rPr>
+                <w:rFonts w:ascii="Times New Roman" w:hAnsi="Times New Roman" w:eastAsia="宋体"/>
+                <w:sz w:val="21"/>
+              </w:rPr>
+            </w:r>
+            <w:r>
+              <w:rPr>
+                <w:rFonts w:ascii="Times New Roman" w:hAnsi="Times New Roman" w:eastAsia="宋体"/>
+                <w:sz w:val="21"/>
+              </w:rPr>
+              <w:t>Architect</w:t>
+            </w:r>
+          </w:p>
+        </w:tc>
+        <w:tc>
+          <w:tcPr>
+            <w:tcW w:type="dxa" w:w="2911"/>
+            <w:vAlign w:val="center"/>
+          </w:tcPr>
+          <w:p>
+            <w:pPr>
+              <w:ind w:firstLine="0"/>
+            </w:pPr>
+            <w:r>
+              <w:rPr>
+                <w:rFonts w:ascii="Times New Roman" w:hAnsi="Times New Roman" w:eastAsia="宋体"/>
+                <w:sz w:val="21"/>
+              </w:rPr>
+            </w:r>
+            <w:r>
+              <w:rPr>
+                <w:rFonts w:ascii="Times New Roman" w:hAnsi="Times New Roman" w:eastAsia="宋体"/>
+                <w:sz w:val="21"/>
+              </w:rPr>
+              <w:t>方案创作</w:t>
+            </w:r>
+          </w:p>
+        </w:tc>
+        <w:tc>
+          <w:tcPr>
+            <w:tcW w:type="dxa" w:w="2911"/>
+            <w:vAlign w:val="center"/>
+          </w:tcPr>
+          <w:p>
+            <w:pPr>
+              <w:ind w:firstLine="0"/>
+            </w:pPr>
+            <w:r>
+              <w:rPr>
+                <w:rFonts w:ascii="Times New Roman" w:hAnsi="Times New Roman" w:eastAsia="宋体"/>
+                <w:sz w:val="21"/>
+              </w:rPr>
+            </w:r>
+            <w:r>
+              <w:rPr>
+                <w:rFonts w:ascii="Times New Roman" w:hAnsi="Times New Roman" w:eastAsia="宋体"/>
+                <w:sz w:val="21"/>
+              </w:rPr>
+              <w:t>依据参数与约束生成候选结构体系与截面方案</w:t>
+            </w:r>
+          </w:p>
+        </w:tc>
+      </w:tr>
+      <w:tr>
+        <w:trPr>
+          <w:cantSplit/>
+        </w:trPr>
+        <w:tc>
+          <w:tcPr>
+            <w:tcW w:type="dxa" w:w="2911"/>
+            <w:vAlign w:val="center"/>
+          </w:tcPr>
+          <w:p>
+            <w:pPr>
+              <w:ind w:firstLine="0"/>
+            </w:pPr>
+            <w:r>
+              <w:rPr>
+                <w:rFonts w:ascii="Times New Roman" w:hAnsi="Times New Roman" w:eastAsia="宋体"/>
+                <w:sz w:val="21"/>
+              </w:rPr>
+            </w:r>
+            <w:r>
+              <w:rPr>
+                <w:rFonts w:ascii="Times New Roman" w:hAnsi="Times New Roman" w:eastAsia="宋体"/>
+                <w:sz w:val="21"/>
+              </w:rPr>
+              <w:t>Code</w:t>
+            </w:r>
+          </w:p>
+        </w:tc>
+        <w:tc>
+          <w:tcPr>
+            <w:tcW w:type="dxa" w:w="2911"/>
+            <w:vAlign w:val="center"/>
+          </w:tcPr>
+          <w:p>
+            <w:pPr>
+              <w:ind w:firstLine="0"/>
+            </w:pPr>
+            <w:r>
+              <w:rPr>
+                <w:rFonts w:ascii="Times New Roman" w:hAnsi="Times New Roman" w:eastAsia="宋体"/>
+                <w:sz w:val="21"/>
+              </w:rPr>
+            </w:r>
+            <w:r>
+              <w:rPr>
+                <w:rFonts w:ascii="Times New Roman" w:hAnsi="Times New Roman" w:eastAsia="宋体"/>
+                <w:sz w:val="21"/>
+              </w:rPr>
+              <w:t>规范校核</w:t>
+            </w:r>
+          </w:p>
+        </w:tc>
+        <w:tc>
+          <w:tcPr>
+            <w:tcW w:type="dxa" w:w="2911"/>
+            <w:vAlign w:val="center"/>
+          </w:tcPr>
+          <w:p>
+            <w:pPr>
+              <w:ind w:firstLine="0"/>
+            </w:pPr>
+            <w:r>
+              <w:rPr>
+                <w:rFonts w:ascii="Times New Roman" w:hAnsi="Times New Roman" w:eastAsia="宋体"/>
+                <w:sz w:val="21"/>
+              </w:rPr>
+            </w:r>
+            <w:r>
+              <w:rPr>
+                <w:rFonts w:ascii="Times New Roman" w:hAnsi="Times New Roman" w:eastAsia="宋体"/>
+                <w:sz w:val="21"/>
+              </w:rPr>
+              <w:t>对方案执行现行国标强条判定，识别违规项</w:t>
+            </w:r>
+          </w:p>
+        </w:tc>
+      </w:tr>
+      <w:tr>
+        <w:trPr>
+          <w:cantSplit/>
+        </w:trPr>
+        <w:tc>
+          <w:tcPr>
+            <w:tcW w:type="dxa" w:w="2911"/>
+            <w:vAlign w:val="center"/>
+          </w:tcPr>
+          <w:p>
+            <w:pPr>
+              <w:ind w:firstLine="0"/>
+            </w:pPr>
+            <w:r>
+              <w:rPr>
+                <w:rFonts w:ascii="Times New Roman" w:hAnsi="Times New Roman" w:eastAsia="宋体"/>
+                <w:sz w:val="21"/>
+              </w:rPr>
+            </w:r>
+            <w:r>
+              <w:rPr>
+                <w:rFonts w:ascii="Times New Roman" w:hAnsi="Times New Roman" w:eastAsia="宋体"/>
+                <w:sz w:val="21"/>
+              </w:rPr>
+              <w:t>Economist</w:t>
+            </w:r>
+          </w:p>
+        </w:tc>
+        <w:tc>
+          <w:tcPr>
+            <w:tcW w:type="dxa" w:w="2911"/>
+            <w:vAlign w:val="center"/>
+          </w:tcPr>
+          <w:p>
+            <w:pPr>
+              <w:ind w:firstLine="0"/>
+            </w:pPr>
+            <w:r>
+              <w:rPr>
+                <w:rFonts w:ascii="Times New Roman" w:hAnsi="Times New Roman" w:eastAsia="宋体"/>
+                <w:sz w:val="21"/>
+              </w:rPr>
+            </w:r>
+            <w:r>
+              <w:rPr>
+                <w:rFonts w:ascii="Times New Roman" w:hAnsi="Times New Roman" w:eastAsia="宋体"/>
+                <w:sz w:val="21"/>
+              </w:rPr>
+              <w:t>经济评估</w:t>
+            </w:r>
+          </w:p>
+        </w:tc>
+        <w:tc>
+          <w:tcPr>
+            <w:tcW w:type="dxa" w:w="2911"/>
+            <w:vAlign w:val="center"/>
+          </w:tcPr>
+          <w:p>
+            <w:pPr>
+              <w:ind w:firstLine="0"/>
+            </w:pPr>
+            <w:r>
+              <w:rPr>
+                <w:rFonts w:ascii="Times New Roman" w:hAnsi="Times New Roman" w:eastAsia="宋体"/>
+                <w:sz w:val="21"/>
+              </w:rPr>
+            </w:r>
+            <w:r>
+              <w:rPr>
+                <w:rFonts w:ascii="Times New Roman" w:hAnsi="Times New Roman" w:eastAsia="宋体"/>
+                <w:sz w:val="21"/>
+              </w:rPr>
+              <w:t>对合规方案核算造价、工期、碳排放</w:t>
+            </w:r>
+          </w:p>
+        </w:tc>
+      </w:tr>
+      <w:tr>
+        <w:trPr>
+          <w:cantSplit/>
+        </w:trPr>
+        <w:tc>
+          <w:tcPr>
+            <w:tcW w:type="dxa" w:w="2911"/>
+            <w:vAlign w:val="center"/>
+          </w:tcPr>
+          <w:p>
+            <w:pPr>
+              <w:ind w:firstLine="0"/>
+            </w:pPr>
+            <w:r>
+              <w:rPr>
+                <w:rFonts w:ascii="Times New Roman" w:hAnsi="Times New Roman" w:eastAsia="宋体"/>
+                <w:sz w:val="21"/>
+              </w:rPr>
+            </w:r>
+            <w:r>
+              <w:rPr>
+                <w:rFonts w:ascii="Times New Roman" w:hAnsi="Times New Roman" w:eastAsia="宋体"/>
+                <w:sz w:val="21"/>
+              </w:rPr>
+              <w:t>Chief</w:t>
+            </w:r>
+          </w:p>
+        </w:tc>
+        <w:tc>
+          <w:tcPr>
+            <w:tcW w:type="dxa" w:w="2911"/>
+            <w:vAlign w:val="center"/>
+          </w:tcPr>
+          <w:p>
+            <w:pPr>
+              <w:ind w:firstLine="0"/>
+            </w:pPr>
+            <w:r>
+              <w:rPr>
+                <w:rFonts w:ascii="Times New Roman" w:hAnsi="Times New Roman" w:eastAsia="宋体"/>
+                <w:sz w:val="21"/>
+              </w:rPr>
+            </w:r>
+            <w:r>
+              <w:rPr>
+                <w:rFonts w:ascii="Times New Roman" w:hAnsi="Times New Roman" w:eastAsia="宋体"/>
+                <w:sz w:val="21"/>
+              </w:rPr>
+              <w:t>总工评审</w:t>
+            </w:r>
+          </w:p>
+        </w:tc>
+        <w:tc>
+          <w:tcPr>
+            <w:tcW w:type="dxa" w:w="2911"/>
+            <w:vAlign w:val="center"/>
+          </w:tcPr>
+          <w:p>
+            <w:pPr>
+              <w:ind w:firstLine="0"/>
+            </w:pPr>
+            <w:r>
+              <w:rPr>
+                <w:rFonts w:ascii="Times New Roman" w:hAnsi="Times New Roman" w:eastAsia="宋体"/>
+                <w:sz w:val="21"/>
+              </w:rPr>
+            </w:r>
+            <w:r>
+              <w:rPr>
+                <w:rFonts w:ascii="Times New Roman" w:hAnsi="Times New Roman" w:eastAsia="宋体"/>
+                <w:sz w:val="21"/>
+              </w:rPr>
+              <w:t>综合多目标仲裁，输出最终推荐与风险提示</w:t>
+            </w:r>
+          </w:p>
+        </w:tc>
+      </w:tr>
+    </w:tbl>
+    <w:p>
+      <w:pPr/>
+      <w:r>
+        <w:rPr>
+          <w:rFonts w:ascii="Times New Roman" w:hAnsi="Times New Roman" w:eastAsia="宋体"/>
+        </w:rPr>
+        <w:t>多 Agent 辩论机制（核心亮点）：本项目不止于串行流水线，更引入状态机回退辩论机制——Code 发现规范违规时，把问题写回共享上下文并“打回”Architect 重新选型；重新校核通过后交 Economist 核算，再由 Chief 对冲突论点仲裁，直至满足约束或达到最大回退次数。该机制让系统具备“发现—纠错—重算—仲裁”的闭环能力，而非一次性预演式给出结果。</w:t>
+      </w:r>
+    </w:p>
+    <w:p>
       <w:pPr>
         <w:pStyle w:val="Heading2"/>
       </w:pPr>
       <w:r>
-        <w:t>2.2 技术方案与总体架构</w:t>
+        <w:t>2.2 技术方案</w:t>
       </w:r>
     </w:p>
     <w:p>
@@ -693,7 +2104,320 @@
         <w:rPr>
           <w:rFonts w:ascii="Times New Roman" w:hAnsi="Times New Roman" w:eastAsia="宋体"/>
         </w:rPr>
-        <w:t>系统采用“前端纯静态应用 + 多智能体协同管线”的整体架构，大模型仅承担意图理解与表达调度，不参与具体力学数值计算；规范校核与造价、碳排放计算全部走确定性硬编码规则引擎，从根本上规避结构计算领域的“大模型幻觉”风险。</w:t>
+        <w:t>整体流程：用户输入工程参数或自然语言 → LLM 意图调度理解需求、拆解任务 → 依次调度 Architect（出方案）、Code（校核）、Economist（算钱）、Chief（仲裁）四个 Agent，各 Agent 共享上下文、协作推进 → 确定性计算引擎产出全部数值 → 前端以推理轨迹看板呈现完整过程并输出最终方案。</w:t>
+      </w:r>
+    </w:p>
+    <w:p>
+      <w:pPr/>
+      <w:r>
+        <w:rPr>
+          <w:rFonts w:ascii="Times New Roman" w:hAnsi="Times New Roman" w:eastAsia="宋体"/>
+        </w:rPr>
+        <w:t>架构核心（确定性计算引擎 + LLM 意图调度）：本项目采用“前端 React + TypeScript 直连大模型 + 确定性计算引擎”架构，核心原则是大模型不参与数值计算。</w:t>
+      </w:r>
+    </w:p>
+    <w:tbl>
+      <w:tblPr>
+        <w:tblStyle w:val="TableGrid"/>
+        <w:tblW w:type="auto" w:w="0"/>
+        <w:jc w:val="center"/>
+        <w:tblLook w:firstColumn="1" w:firstRow="1" w:lastColumn="0" w:lastRow="0" w:noHBand="0" w:noVBand="1" w:val="04A0"/>
+      </w:tblPr>
+      <w:tblGrid>
+        <w:gridCol w:w="2911"/>
+        <w:gridCol w:w="2911"/>
+        <w:gridCol w:w="2911"/>
+      </w:tblGrid>
+      <w:tr>
+        <w:trPr>
+          <w:cantSplit/>
+          <w:tblHeader/>
+        </w:trPr>
+        <w:tc>
+          <w:tcPr>
+            <w:tcW w:type="dxa" w:w="2911"/>
+            <w:shd w:val="clear" w:fill="0F4C81"/>
+            <w:vAlign w:val="center"/>
+          </w:tcPr>
+          <w:p>
+            <w:pPr>
+              <w:jc w:val="center"/>
+            </w:pPr>
+            <w:r>
+              <w:rPr>
+                <w:rFonts w:ascii="Times New Roman" w:hAnsi="Times New Roman" w:eastAsia="黑体"/>
+                <w:b/>
+                <w:color w:val="FFFFFF"/>
+                <w:sz w:val="21"/>
+              </w:rPr>
+            </w:r>
+            <w:r>
+              <w:rPr>
+                <w:rFonts w:ascii="Times New Roman" w:hAnsi="Times New Roman" w:eastAsia="黑体"/>
+                <w:b/>
+                <w:color w:val="FFFFFF"/>
+                <w:sz w:val="21"/>
+              </w:rPr>
+              <w:t>引擎</w:t>
+            </w:r>
+          </w:p>
+        </w:tc>
+        <w:tc>
+          <w:tcPr>
+            <w:tcW w:type="dxa" w:w="2911"/>
+            <w:shd w:val="clear" w:fill="0F4C81"/>
+            <w:vAlign w:val="center"/>
+          </w:tcPr>
+          <w:p>
+            <w:pPr>
+              <w:jc w:val="center"/>
+            </w:pPr>
+            <w:r>
+              <w:rPr>
+                <w:rFonts w:ascii="Times New Roman" w:hAnsi="Times New Roman" w:eastAsia="黑体"/>
+                <w:b/>
+                <w:color w:val="FFFFFF"/>
+                <w:sz w:val="21"/>
+              </w:rPr>
+            </w:r>
+            <w:r>
+              <w:rPr>
+                <w:rFonts w:ascii="Times New Roman" w:hAnsi="Times New Roman" w:eastAsia="黑体"/>
+                <w:b/>
+                <w:color w:val="FFFFFF"/>
+                <w:sz w:val="21"/>
+              </w:rPr>
+              <w:t>职责</w:t>
+            </w:r>
+          </w:p>
+        </w:tc>
+        <w:tc>
+          <w:tcPr>
+            <w:tcW w:type="dxa" w:w="2911"/>
+            <w:shd w:val="clear" w:fill="0F4C81"/>
+            <w:vAlign w:val="center"/>
+          </w:tcPr>
+          <w:p>
+            <w:pPr>
+              <w:jc w:val="center"/>
+            </w:pPr>
+            <w:r>
+              <w:rPr>
+                <w:rFonts w:ascii="Times New Roman" w:hAnsi="Times New Roman" w:eastAsia="黑体"/>
+                <w:b/>
+                <w:color w:val="FFFFFF"/>
+                <w:sz w:val="21"/>
+              </w:rPr>
+            </w:r>
+            <w:r>
+              <w:rPr>
+                <w:rFonts w:ascii="Times New Roman" w:hAnsi="Times New Roman" w:eastAsia="黑体"/>
+                <w:b/>
+                <w:color w:val="FFFFFF"/>
+                <w:sz w:val="21"/>
+              </w:rPr>
+              <w:t>原则</w:t>
+            </w:r>
+          </w:p>
+        </w:tc>
+      </w:tr>
+      <w:tr>
+        <w:trPr>
+          <w:cantSplit/>
+        </w:trPr>
+        <w:tc>
+          <w:tcPr>
+            <w:tcW w:type="dxa" w:w="2911"/>
+            <w:vAlign w:val="center"/>
+          </w:tcPr>
+          <w:p>
+            <w:pPr>
+              <w:ind w:firstLine="0"/>
+            </w:pPr>
+            <w:r>
+              <w:rPr>
+                <w:rFonts w:ascii="Times New Roman" w:hAnsi="Times New Roman" w:eastAsia="宋体"/>
+                <w:sz w:val="21"/>
+              </w:rPr>
+            </w:r>
+            <w:r>
+              <w:rPr>
+                <w:rFonts w:ascii="Times New Roman" w:hAnsi="Times New Roman" w:eastAsia="宋体"/>
+                <w:sz w:val="21"/>
+              </w:rPr>
+              <w:t>确定性计算引擎</w:t>
+            </w:r>
+          </w:p>
+        </w:tc>
+        <w:tc>
+          <w:tcPr>
+            <w:tcW w:type="dxa" w:w="2911"/>
+            <w:vAlign w:val="center"/>
+          </w:tcPr>
+          <w:p>
+            <w:pPr>
+              <w:ind w:firstLine="0"/>
+            </w:pPr>
+            <w:r>
+              <w:rPr>
+                <w:rFonts w:ascii="Times New Roman" w:hAnsi="Times New Roman" w:eastAsia="宋体"/>
+                <w:sz w:val="21"/>
+              </w:rPr>
+            </w:r>
+            <w:r>
+              <w:rPr>
+                <w:rFonts w:ascii="Times New Roman" w:hAnsi="Times New Roman" w:eastAsia="宋体"/>
+                <w:sz w:val="21"/>
+              </w:rPr>
+              <w:t>配筋率、挠度、造价、碳排放等全部数值计算，内置国标规则与因子库</w:t>
+            </w:r>
+          </w:p>
+        </w:tc>
+        <w:tc>
+          <w:tcPr>
+            <w:tcW w:type="dxa" w:w="2911"/>
+            <w:vAlign w:val="center"/>
+          </w:tcPr>
+          <w:p>
+            <w:pPr>
+              <w:ind w:firstLine="0"/>
+            </w:pPr>
+            <w:r>
+              <w:rPr>
+                <w:rFonts w:ascii="Times New Roman" w:hAnsi="Times New Roman" w:eastAsia="宋体"/>
+                <w:sz w:val="21"/>
+              </w:rPr>
+            </w:r>
+            <w:r>
+              <w:rPr>
+                <w:rFonts w:ascii="Times New Roman" w:hAnsi="Times New Roman" w:eastAsia="宋体"/>
+                <w:sz w:val="21"/>
+              </w:rPr>
+              <w:t>硬编码规则引擎，工程数据 100% 精准</w:t>
+            </w:r>
+          </w:p>
+        </w:tc>
+      </w:tr>
+      <w:tr>
+        <w:trPr>
+          <w:cantSplit/>
+        </w:trPr>
+        <w:tc>
+          <w:tcPr>
+            <w:tcW w:type="dxa" w:w="2911"/>
+            <w:vAlign w:val="center"/>
+          </w:tcPr>
+          <w:p>
+            <w:pPr>
+              <w:ind w:firstLine="0"/>
+            </w:pPr>
+            <w:r>
+              <w:rPr>
+                <w:rFonts w:ascii="Times New Roman" w:hAnsi="Times New Roman" w:eastAsia="宋体"/>
+                <w:sz w:val="21"/>
+              </w:rPr>
+            </w:r>
+            <w:r>
+              <w:rPr>
+                <w:rFonts w:ascii="Times New Roman" w:hAnsi="Times New Roman" w:eastAsia="宋体"/>
+                <w:sz w:val="21"/>
+              </w:rPr>
+              <w:t>LLM 意图调度</w:t>
+            </w:r>
+          </w:p>
+        </w:tc>
+        <w:tc>
+          <w:tcPr>
+            <w:tcW w:type="dxa" w:w="2911"/>
+            <w:vAlign w:val="center"/>
+          </w:tcPr>
+          <w:p>
+            <w:pPr>
+              <w:ind w:firstLine="0"/>
+            </w:pPr>
+            <w:r>
+              <w:rPr>
+                <w:rFonts w:ascii="Times New Roman" w:hAnsi="Times New Roman" w:eastAsia="宋体"/>
+                <w:sz w:val="21"/>
+              </w:rPr>
+            </w:r>
+            <w:r>
+              <w:rPr>
+                <w:rFonts w:ascii="Times New Roman" w:hAnsi="Times New Roman" w:eastAsia="宋体"/>
+                <w:sz w:val="21"/>
+              </w:rPr>
+              <w:t>理解自然语言、拆解任务、调度 Agent、整理输出</w:t>
+            </w:r>
+          </w:p>
+        </w:tc>
+        <w:tc>
+          <w:tcPr>
+            <w:tcW w:type="dxa" w:w="2911"/>
+            <w:vAlign w:val="center"/>
+          </w:tcPr>
+          <w:p>
+            <w:pPr>
+              <w:ind w:firstLine="0"/>
+            </w:pPr>
+            <w:r>
+              <w:rPr>
+                <w:rFonts w:ascii="Times New Roman" w:hAnsi="Times New Roman" w:eastAsia="宋体"/>
+                <w:sz w:val="21"/>
+              </w:rPr>
+            </w:r>
+            <w:r>
+              <w:rPr>
+                <w:rFonts w:ascii="Times New Roman" w:hAnsi="Times New Roman" w:eastAsia="宋体"/>
+                <w:sz w:val="21"/>
+              </w:rPr>
+              <w:t>只做“调度员/翻译官”，不判定数值</w:t>
+            </w:r>
+          </w:p>
+        </w:tc>
+      </w:tr>
+    </w:tbl>
+    <w:p>
+      <w:pPr/>
+      <w:r>
+        <w:rPr>
+          <w:rFonts w:ascii="Times New Roman" w:hAnsi="Times New Roman" w:eastAsia="宋体"/>
+        </w:rPr>
+        <w:t>该架构从底层杜绝大模型在结构计算上的“幻觉”风险：大模型只负责理解与调度，一切工程数值由确定性引擎产出，结论可复核、可追溯。</w:t>
+      </w:r>
+    </w:p>
+    <w:p>
+      <w:pPr/>
+      <w:r>
+        <w:rPr>
+          <w:rFonts w:ascii="Times New Roman" w:hAnsi="Times New Roman" w:eastAsia="宋体"/>
+        </w:rPr>
+        <w:t>提示词与交互设计：为各 Agent 设计了角色设定、任务指令与输出格式约束；支持多轮追问与异常提示（如参数越界、规范不满足时主动告警并回退重算）。</w:t>
+      </w:r>
+    </w:p>
+    <w:p>
+      <w:pPr/>
+      <w:r>
+        <w:rPr>
+          <w:rFonts w:ascii="Times New Roman" w:hAnsi="Times New Roman" w:eastAsia="宋体"/>
+        </w:rPr>
+        <w:t>工作流与工具调用：各 Agent 通过统一工具接口调用规范校核、经济估算、比选寻优等确定性工具，工具调用参数与结果均记录于推理轨迹，支持溯源。</w:t>
+      </w:r>
+    </w:p>
+    <w:p>
+      <w:pPr/>
+      <w:r>
+        <w:rPr>
+          <w:rFonts w:ascii="Times New Roman" w:hAnsi="Times New Roman" w:eastAsia="宋体"/>
+        </w:rPr>
+        <w:t>自主开发情况：本项目自主完成前端开发（React 19 + TypeScript + Vite），部署于 GitHub Pages；后端提供轻量级 API 代理层，实现 Key 托管、请求限频与白名单保护；规范知识库以结构化 JSON 轻量实现，覆盖 GB 55002-2021、GB/T 50011-2010（2024 年版）、GB/T 51366-2019 等现行标准。</w:t>
+      </w:r>
+    </w:p>
+    <w:p>
+      <w:pPr>
+        <w:pStyle w:val="Heading2"/>
+      </w:pPr>
+      <w:r>
+        <w:t>2.3 功能架构图</w:t>
       </w:r>
     </w:p>
     <w:p>
@@ -745,32 +2469,6 @@
           <w:rFonts w:ascii="Times New Roman" w:hAnsi="Times New Roman" w:eastAsia="宋体"/>
         </w:rPr>
         <w:t>图 1  智构 StructMind 多智能体协同总体架构</w:t>
-      </w:r>
-    </w:p>
-    <w:p>
-      <w:pPr/>
-      <w:r>
-        <w:rPr>
-          <w:rFonts w:ascii="Times New Roman" w:hAnsi="Times New Roman" w:eastAsia="宋体"/>
-        </w:rPr>
-        <w:t>管线包含五个核心智能体：意图理解 Agent 完成参数语义归一与歧义澄清；方案创作工程师生成候选体系与初始截面；规范校核工程师按现行国标逐条硬判定；经济评估工程师完成造价、工期、碳排放多目标量化；总工评审 Agent 汇聚各方论点，组织反思与辩论仲裁，给出加权评分、推荐方案、风险提示与置信度。规范知识库、硬编码计算引擎与人工干预入口分别向各智能体提供权威依据、确定性计算与决策约束。</w:t>
-      </w:r>
-    </w:p>
-    <w:p>
-      <w:pPr>
-        <w:pStyle w:val="Heading2"/>
-      </w:pPr>
-      <w:r>
-        <w:t>2.3 Agent 真实推理机制</w:t>
-      </w:r>
-    </w:p>
-    <w:p>
-      <w:pPr/>
-      <w:r>
-        <w:rPr>
-          <w:rFonts w:ascii="Times New Roman" w:hAnsi="Times New Roman" w:eastAsia="宋体"/>
-        </w:rPr>
-        <w:t>区别于“Prompt 串行”的伪智能体，本系统引入状态机与回退闭环：规范校核发现违规时，将问题写回共享上下文并打回方案创作重新选型；经济评估与总工评审在目标冲突时通过辩论与仲裁拍板，形成“校核—回退—重算—仲裁”的真实推理回路。执行全程以节点树与推理轨迹可视化呈现，评审可逐节点回看“思考—查规范—判定—重算”过程。</w:t>
       </w:r>
     </w:p>
     <w:p>
@@ -830,7 +2528,7 @@
         <w:rPr>
           <w:rFonts w:ascii="Times New Roman" w:hAnsi="Times New Roman" w:eastAsia="宋体"/>
         </w:rPr>
-        <w:t>为支撑该推理回路，系统对 LLM 工具调用进行了防错位改造：每次工具调用均记录调用参数（含 systemId），结果按参数键而非输出顺序对齐，杜绝乱序调用导致的数据错位；全部 LLM 调用内置自动重试与退避机制，网络抖动时自动降级并续跑。</w:t>
+        <w:t>系统内置结构化规范知识库，逐条判定均绑定现行有效的标准条文与限值对照，点击条文号可展开原文，保证结论可追溯、可复核。</w:t>
       </w:r>
     </w:p>
     <w:p>
@@ -838,7 +2536,7 @@
         <w:pStyle w:val="Heading2"/>
       </w:pPr>
       <w:r>
-        <w:t>2.4 方案比选与决策</w:t>
+        <w:t>2.4 创新与差异化</w:t>
       </w:r>
     </w:p>
     <w:p>
@@ -847,7 +2545,171 @@
         <w:rPr>
           <w:rFonts w:ascii="Times New Roman" w:hAnsi="Times New Roman" w:eastAsia="宋体"/>
         </w:rPr>
-        <w:t>系统对候选方案在七个维度进行归一化评分并绘制雷达图（数据为产品运行示例），同时对比总造价、施工工期与单位面积碳排放三项关键指标，为总工评审的加权推荐提供量化依据。</w:t>
+        <w:t>创新一（状态机回退辩论机制）：以状态机替代线性流水线，支持“校核违规→打回重算→重新仲裁”的循环回退，实现多 Agent 间的真实对抗与收敛，区别于普通 Prompt 串行工作流。</w:t>
+      </w:r>
+    </w:p>
+    <w:p>
+      <w:pPr/>
+      <w:r>
+        <w:rPr>
+          <w:rFonts w:ascii="Times New Roman" w:hAnsi="Times New Roman" w:eastAsia="宋体"/>
+        </w:rPr>
+        <w:t>创新二（人类在环 HITL）：引入专家干预面板，支持人工锁定方案、设定预算上限、强制调整评分权重、注入备注；干预信息写入推理轨迹，体现“人机协同、人做最终决策”的安全边界。</w:t>
+      </w:r>
+    </w:p>
+    <w:p>
+      <w:pPr/>
+      <w:r>
+        <w:rPr>
+          <w:rFonts w:ascii="Times New Roman" w:hAnsi="Times New Roman" w:eastAsia="宋体"/>
+        </w:rPr>
+        <w:t>创新三（规范知识图谱的轻量化实现）：将 GB 55002、GB/T 50011 等强条拆解为结构化逻辑判断树与判定函数，替代纯文本检索，实现“逐条可追溯、结论带条文依据”的精准校核，规避 RAG 在复杂强条上的检索失真。</w:t>
+      </w:r>
+    </w:p>
+    <w:p>
+      <w:pPr>
+        <w:pStyle w:val="Heading2"/>
+      </w:pPr>
+      <w:r>
+        <w:t>2.5 作品完成度</w:t>
+      </w:r>
+    </w:p>
+    <w:p>
+      <w:pPr/>
+      <w:r>
+        <w:rPr>
+          <w:rFonts w:ascii="Times New Roman" w:hAnsi="Times New Roman" w:eastAsia="宋体"/>
+        </w:rPr>
+        <w:t>当前完成度：UI 层已完备（参数面板、推理看板、3D 可视化、对比分析），底层 Agent 状态机与辩论机制已部署上线，线上 Demo 可正常复现运行，并通过类型检查、静态检查与专项回归测试全量验证。</w:t>
+      </w:r>
+    </w:p>
+    <w:p>
+      <w:pPr/>
+      <w:r>
+        <w:rPr>
+          <w:rFonts w:ascii="Times New Roman" w:hAnsi="Times New Roman" w:eastAsia="宋体"/>
+        </w:rPr>
+        <w:t>存在的不足：规范知识库覆盖仍以常用强条为主，复杂条文（如抗震等级随高度调整）的判定逻辑仍在持续完善；暂未接入专业软件接口。</w:t>
+      </w:r>
+    </w:p>
+    <w:p>
+      <w:pPr/>
+      <w:r>
+        <w:rPr>
+          <w:rFonts w:ascii="Times New Roman" w:hAnsi="Times New Roman" w:eastAsia="宋体"/>
+        </w:rPr>
+        <w:t>后续优化方向：①接入 BIM 模型（支持 DXF/Revit 模型导入，自动提取梁柱轴线）；②扩充规范知识库，完善知识图谱覆盖；③对接 PKPM/YJK 等专业软件，形成“智能前端 + 专业后端”闭环。</w:t>
+      </w:r>
+    </w:p>
+    <w:p>
+      <w:pPr>
+        <w:pStyle w:val="Heading1"/>
+      </w:pPr>
+      <w:r>
+        <w:t>3. 演示示例</w:t>
+      </w:r>
+    </w:p>
+    <w:p>
+      <w:pPr>
+        <w:pStyle w:val="Heading2"/>
+      </w:pPr>
+      <w:r>
+        <w:t>3.1 访问方式</w:t>
+      </w:r>
+    </w:p>
+    <w:p>
+      <w:pPr/>
+      <w:r>
+        <w:rPr>
+          <w:rFonts w:ascii="Times New Roman" w:hAnsi="Times New Roman" w:eastAsia="宋体"/>
+        </w:rPr>
+        <w:t>访问链接：https://liuyux0512.github.io/-Structmind-agent/。无需登录、无需 API Key（演示模式可直接运行），手机与电脑浏览器均可打开。</w:t>
+      </w:r>
+    </w:p>
+    <w:p>
+      <w:pPr/>
+      <w:r>
+        <w:rPr>
+          <w:rFonts w:ascii="Times New Roman" w:hAnsi="Times New Roman" w:eastAsia="宋体"/>
+        </w:rPr>
+        <w:t>使用步骤：① 打开链接进入首页；② 在参数录入区输入建筑面积、层数、跨度、设防烈度、预算等参数；③ 点击“启动方案智能生成”，观察四 Agent 协同推理轨迹；④ 查看三套候选方案及七维比选雷达图；⑤ 查看 Chief 综合推荐、风险提示与置信度。</w:t>
+      </w:r>
+    </w:p>
+    <w:p>
+      <w:pPr/>
+      <w:r>
+        <w:rPr>
+          <w:rFonts w:ascii="Times New Roman" w:hAnsi="Times New Roman" w:eastAsia="宋体"/>
+        </w:rPr>
+        <w:t>测试问题：①“帮我做一个八层办公楼，建筑面积 8000㎡，跨度 8.4 米，设防烈度 7 度”；②“预算收紧到 1.2 亿，帮我重新比选”；③“哪套方案碳排放最低？”</w:t>
+      </w:r>
+    </w:p>
+    <w:p>
+      <w:pPr>
+        <w:pStyle w:val="Heading2"/>
+      </w:pPr>
+      <w:r>
+        <w:t>3.2 案例展示</w:t>
+      </w:r>
+    </w:p>
+    <w:p>
+      <w:pPr>
+        <w:keepNext/>
+        <w:jc w:val="center"/>
+      </w:pPr>
+      <w:r>
+        <w:drawing>
+          <wp:inline xmlns:a="http://schemas.openxmlformats.org/drawingml/2006/main" xmlns:pic="http://schemas.openxmlformats.org/drawingml/2006/picture">
+            <wp:extent cx="4320000" cy="4533655"/>
+            <wp:docPr id="3" name="Picture 3"/>
+            <wp:cNvGraphicFramePr>
+              <a:graphicFrameLocks noChangeAspect="1"/>
+            </wp:cNvGraphicFramePr>
+            <a:graphic>
+              <a:graphicData uri="http://schemas.openxmlformats.org/drawingml/2006/picture">
+                <pic:pic>
+                  <pic:nvPicPr>
+                    <pic:cNvPr id="0" name="ui_demo.png"/>
+                    <pic:cNvPicPr/>
+                  </pic:nvPicPr>
+                  <pic:blipFill>
+                    <a:blip r:embed="rId17"/>
+                    <a:stretch>
+                      <a:fillRect/>
+                    </a:stretch>
+                  </pic:blipFill>
+                  <pic:spPr>
+                    <a:xfrm>
+                      <a:off x="0" y="0"/>
+                      <a:ext cx="4320000" cy="4533655"/>
+                    </a:xfrm>
+                    <a:prstGeom prst="rect"/>
+                  </pic:spPr>
+                </pic:pic>
+              </a:graphicData>
+            </a:graphic>
+          </wp:inline>
+        </w:drawing>
+      </w:r>
+    </w:p>
+    <w:p>
+      <w:pPr>
+        <w:pStyle w:val="Caption"/>
+      </w:pPr>
+      <w:r>
+        <w:rPr>
+          <w:rFonts w:ascii="Times New Roman" w:hAnsi="Times New Roman" w:eastAsia="宋体"/>
+        </w:rPr>
+        <w:t>图 3  智构 StructMind 产品主界面（线上 Demo）</w:t>
+      </w:r>
+    </w:p>
+    <w:p>
+      <w:pPr/>
+      <w:r>
+        <w:rPr>
+          <w:rFonts w:ascii="Times New Roman" w:hAnsi="Times New Roman" w:eastAsia="宋体"/>
+        </w:rPr>
+        <w:t>案例流程：输入上述测试问题①后，系统依次调度意图理解、方案创作、规范校核、经济评估、总工评审五个智能体，完整展示推理轨迹；规范校核发现某项不满足时自动回退重算。最终输出三套候选方案（框架 / 框架—剪力墙 / 钢结构）及七维比选雷达图与关键指标对比（以下为运行示例数据）。</w:t>
       </w:r>
     </w:p>
     <w:p>
@@ -859,7 +2721,7 @@
         <w:drawing>
           <wp:inline xmlns:a="http://schemas.openxmlformats.org/drawingml/2006/main" xmlns:pic="http://schemas.openxmlformats.org/drawingml/2006/picture">
             <wp:extent cx="5220000" cy="4401097"/>
-            <wp:docPr id="3" name="Picture 3"/>
+            <wp:docPr id="4" name="Picture 4"/>
             <wp:cNvGraphicFramePr>
               <a:graphicFrameLocks noChangeAspect="1"/>
             </wp:cNvGraphicFramePr>
@@ -871,7 +2733,7 @@
                     <pic:cNvPicPr/>
                   </pic:nvPicPr>
                   <pic:blipFill>
-                    <a:blip r:embed="rId17"/>
+                    <a:blip r:embed="rId18"/>
                     <a:stretch>
                       <a:fillRect/>
                     </a:stretch>
@@ -898,7 +2760,7 @@
         <w:rPr>
           <w:rFonts w:ascii="Times New Roman" w:hAnsi="Times New Roman" w:eastAsia="宋体"/>
         </w:rPr>
-        <w:t>图 3  候选方案七维综合比选雷达图（示例数据）</w:t>
+        <w:t>图 4  候选方案七维综合比选雷达图（示例数据）</w:t>
       </w:r>
     </w:p>
     <w:p>
@@ -910,7 +2772,7 @@
         <w:drawing>
           <wp:inline xmlns:a="http://schemas.openxmlformats.org/drawingml/2006/main" xmlns:pic="http://schemas.openxmlformats.org/drawingml/2006/picture">
             <wp:extent cx="5220000" cy="2177669"/>
-            <wp:docPr id="4" name="Picture 4"/>
+            <wp:docPr id="5" name="Picture 5"/>
             <wp:cNvGraphicFramePr>
               <a:graphicFrameLocks noChangeAspect="1"/>
             </wp:cNvGraphicFramePr>
@@ -922,7 +2784,7 @@
                     <pic:cNvPicPr/>
                   </pic:nvPicPr>
                   <pic:blipFill>
-                    <a:blip r:embed="rId18"/>
+                    <a:blip r:embed="rId19"/>
                     <a:stretch>
                       <a:fillRect/>
                     </a:stretch>
@@ -949,548 +2811,7 @@
         <w:rPr>
           <w:rFonts w:ascii="Times New Roman" w:hAnsi="Times New Roman" w:eastAsia="宋体"/>
         </w:rPr>
-        <w:t>图 4  三套候选方案关键指标对比（示例数据）</w:t>
-      </w:r>
-    </w:p>
-    <w:p>
-      <w:pPr>
-        <w:pStyle w:val="Heading2"/>
-      </w:pPr>
-      <w:r>
-        <w:t>2.5 规范依据与合规可追溯</w:t>
-      </w:r>
-    </w:p>
-    <w:p>
-      <w:pPr/>
-      <w:r>
-        <w:rPr>
-          <w:rFonts w:ascii="Times New Roman" w:hAnsi="Times New Roman" w:eastAsia="宋体"/>
-        </w:rPr>
-        <w:t>系统内置结构化规范知识库，逐条判定均绑定现行有效的标准条文与限值对照，点击条文号可展开原文，保证结论可追溯、可复核。现行依据如下：</w:t>
-      </w:r>
-    </w:p>
-    <w:tbl>
-      <w:tblPr>
-        <w:tblStyle w:val="TableGrid"/>
-        <w:tblW w:type="auto" w:w="0"/>
-        <w:jc w:val="center"/>
-        <w:tblLook w:firstColumn="1" w:firstRow="1" w:lastColumn="0" w:lastRow="0" w:noHBand="0" w:noVBand="1" w:val="04A0"/>
-      </w:tblPr>
-      <w:tblGrid>
-        <w:gridCol w:w="2183"/>
-        <w:gridCol w:w="2183"/>
-        <w:gridCol w:w="2183"/>
-        <w:gridCol w:w="2183"/>
-      </w:tblGrid>
-      <w:tr>
-        <w:trPr>
-          <w:cantSplit/>
-          <w:tblHeader/>
-        </w:trPr>
-        <w:tc>
-          <w:tcPr>
-            <w:tcW w:type="dxa" w:w="2183"/>
-            <w:shd w:val="clear" w:fill="0F4C81"/>
-            <w:vAlign w:val="center"/>
-          </w:tcPr>
-          <w:p>
-            <w:pPr>
-              <w:jc w:val="center"/>
-            </w:pPr>
-            <w:r>
-              <w:rPr>
-                <w:rFonts w:ascii="Times New Roman" w:hAnsi="Times New Roman" w:eastAsia="黑体"/>
-                <w:b/>
-                <w:color w:val="FFFFFF"/>
-                <w:sz w:val="21"/>
-              </w:rPr>
-            </w:r>
-            <w:r>
-              <w:rPr>
-                <w:rFonts w:ascii="Times New Roman" w:hAnsi="Times New Roman" w:eastAsia="黑体"/>
-                <w:b/>
-                <w:color w:val="FFFFFF"/>
-                <w:sz w:val="21"/>
-              </w:rPr>
-              <w:t>标准编号</w:t>
-            </w:r>
-          </w:p>
-        </w:tc>
-        <w:tc>
-          <w:tcPr>
-            <w:tcW w:type="dxa" w:w="2183"/>
-            <w:shd w:val="clear" w:fill="0F4C81"/>
-            <w:vAlign w:val="center"/>
-          </w:tcPr>
-          <w:p>
-            <w:pPr>
-              <w:jc w:val="center"/>
-            </w:pPr>
-            <w:r>
-              <w:rPr>
-                <w:rFonts w:ascii="Times New Roman" w:hAnsi="Times New Roman" w:eastAsia="黑体"/>
-                <w:b/>
-                <w:color w:val="FFFFFF"/>
-                <w:sz w:val="21"/>
-              </w:rPr>
-            </w:r>
-            <w:r>
-              <w:rPr>
-                <w:rFonts w:ascii="Times New Roman" w:hAnsi="Times New Roman" w:eastAsia="黑体"/>
-                <w:b/>
-                <w:color w:val="FFFFFF"/>
-                <w:sz w:val="21"/>
-              </w:rPr>
-              <w:t>标准名称</w:t>
-            </w:r>
-          </w:p>
-        </w:tc>
-        <w:tc>
-          <w:tcPr>
-            <w:tcW w:type="dxa" w:w="2183"/>
-            <w:shd w:val="clear" w:fill="0F4C81"/>
-            <w:vAlign w:val="center"/>
-          </w:tcPr>
-          <w:p>
-            <w:pPr>
-              <w:jc w:val="center"/>
-            </w:pPr>
-            <w:r>
-              <w:rPr>
-                <w:rFonts w:ascii="Times New Roman" w:hAnsi="Times New Roman" w:eastAsia="黑体"/>
-                <w:b/>
-                <w:color w:val="FFFFFF"/>
-                <w:sz w:val="21"/>
-              </w:rPr>
-            </w:r>
-            <w:r>
-              <w:rPr>
-                <w:rFonts w:ascii="Times New Roman" w:hAnsi="Times New Roman" w:eastAsia="黑体"/>
-                <w:b/>
-                <w:color w:val="FFFFFF"/>
-                <w:sz w:val="21"/>
-              </w:rPr>
-              <w:t>实施日期</w:t>
-            </w:r>
-          </w:p>
-        </w:tc>
-        <w:tc>
-          <w:tcPr>
-            <w:tcW w:type="dxa" w:w="2183"/>
-            <w:shd w:val="clear" w:fill="0F4C81"/>
-            <w:vAlign w:val="center"/>
-          </w:tcPr>
-          <w:p>
-            <w:pPr>
-              <w:jc w:val="center"/>
-            </w:pPr>
-            <w:r>
-              <w:rPr>
-                <w:rFonts w:ascii="Times New Roman" w:hAnsi="Times New Roman" w:eastAsia="黑体"/>
-                <w:b/>
-                <w:color w:val="FFFFFF"/>
-                <w:sz w:val="21"/>
-              </w:rPr>
-            </w:r>
-            <w:r>
-              <w:rPr>
-                <w:rFonts w:ascii="Times New Roman" w:hAnsi="Times New Roman" w:eastAsia="黑体"/>
-                <w:b/>
-                <w:color w:val="FFFFFF"/>
-                <w:sz w:val="21"/>
-              </w:rPr>
-              <w:t>状态</w:t>
-            </w:r>
-          </w:p>
-        </w:tc>
-      </w:tr>
-      <w:tr>
-        <w:trPr>
-          <w:cantSplit/>
-        </w:trPr>
-        <w:tc>
-          <w:tcPr>
-            <w:tcW w:type="dxa" w:w="2183"/>
-            <w:vAlign w:val="center"/>
-          </w:tcPr>
-          <w:p>
-            <w:pPr>
-              <w:ind w:firstLine="0"/>
-            </w:pPr>
-            <w:r>
-              <w:rPr>
-                <w:rFonts w:ascii="Times New Roman" w:hAnsi="Times New Roman" w:eastAsia="宋体"/>
-                <w:sz w:val="21"/>
-              </w:rPr>
-            </w:r>
-            <w:r>
-              <w:rPr>
-                <w:rFonts w:ascii="Times New Roman" w:hAnsi="Times New Roman" w:eastAsia="宋体"/>
-                <w:sz w:val="21"/>
-              </w:rPr>
-              <w:t>GB 55002-2021</w:t>
-            </w:r>
-          </w:p>
-        </w:tc>
-        <w:tc>
-          <w:tcPr>
-            <w:tcW w:type="dxa" w:w="2183"/>
-            <w:vAlign w:val="center"/>
-          </w:tcPr>
-          <w:p>
-            <w:pPr>
-              <w:ind w:firstLine="0"/>
-            </w:pPr>
-            <w:r>
-              <w:rPr>
-                <w:rFonts w:ascii="Times New Roman" w:hAnsi="Times New Roman" w:eastAsia="宋体"/>
-                <w:sz w:val="21"/>
-              </w:rPr>
-            </w:r>
-            <w:r>
-              <w:rPr>
-                <w:rFonts w:ascii="Times New Roman" w:hAnsi="Times New Roman" w:eastAsia="宋体"/>
-                <w:sz w:val="21"/>
-              </w:rPr>
-              <w:t>建筑与市政工程抗震通用规范</w:t>
-            </w:r>
-          </w:p>
-        </w:tc>
-        <w:tc>
-          <w:tcPr>
-            <w:tcW w:type="dxa" w:w="2183"/>
-            <w:vAlign w:val="center"/>
-          </w:tcPr>
-          <w:p>
-            <w:pPr>
-              <w:ind w:firstLine="0"/>
-            </w:pPr>
-            <w:r>
-              <w:rPr>
-                <w:rFonts w:ascii="Times New Roman" w:hAnsi="Times New Roman" w:eastAsia="宋体"/>
-                <w:sz w:val="21"/>
-              </w:rPr>
-            </w:r>
-            <w:r>
-              <w:rPr>
-                <w:rFonts w:ascii="Times New Roman" w:hAnsi="Times New Roman" w:eastAsia="宋体"/>
-                <w:sz w:val="21"/>
-              </w:rPr>
-              <w:t>2022-01-01</w:t>
-            </w:r>
-          </w:p>
-        </w:tc>
-        <w:tc>
-          <w:tcPr>
-            <w:tcW w:type="dxa" w:w="2183"/>
-            <w:vAlign w:val="center"/>
-          </w:tcPr>
-          <w:p>
-            <w:pPr>
-              <w:ind w:firstLine="0"/>
-            </w:pPr>
-            <w:r>
-              <w:rPr>
-                <w:rFonts w:ascii="Times New Roman" w:hAnsi="Times New Roman" w:eastAsia="宋体"/>
-                <w:sz w:val="21"/>
-              </w:rPr>
-            </w:r>
-            <w:r>
-              <w:rPr>
-                <w:rFonts w:ascii="Times New Roman" w:hAnsi="Times New Roman" w:eastAsia="宋体"/>
-                <w:sz w:val="21"/>
-              </w:rPr>
-              <w:t>现行 · 全文强制</w:t>
-            </w:r>
-          </w:p>
-        </w:tc>
-      </w:tr>
-      <w:tr>
-        <w:trPr>
-          <w:cantSplit/>
-        </w:trPr>
-        <w:tc>
-          <w:tcPr>
-            <w:tcW w:type="dxa" w:w="2183"/>
-            <w:vAlign w:val="center"/>
-          </w:tcPr>
-          <w:p>
-            <w:pPr>
-              <w:ind w:firstLine="0"/>
-            </w:pPr>
-            <w:r>
-              <w:rPr>
-                <w:rFonts w:ascii="Times New Roman" w:hAnsi="Times New Roman" w:eastAsia="宋体"/>
-                <w:sz w:val="21"/>
-              </w:rPr>
-            </w:r>
-            <w:r>
-              <w:rPr>
-                <w:rFonts w:ascii="Times New Roman" w:hAnsi="Times New Roman" w:eastAsia="宋体"/>
-                <w:sz w:val="21"/>
-              </w:rPr>
-              <w:t>GB/T 50011-2010（2024 年版）</w:t>
-            </w:r>
-          </w:p>
-        </w:tc>
-        <w:tc>
-          <w:tcPr>
-            <w:tcW w:type="dxa" w:w="2183"/>
-            <w:vAlign w:val="center"/>
-          </w:tcPr>
-          <w:p>
-            <w:pPr>
-              <w:ind w:firstLine="0"/>
-            </w:pPr>
-            <w:r>
-              <w:rPr>
-                <w:rFonts w:ascii="Times New Roman" w:hAnsi="Times New Roman" w:eastAsia="宋体"/>
-                <w:sz w:val="21"/>
-              </w:rPr>
-            </w:r>
-            <w:r>
-              <w:rPr>
-                <w:rFonts w:ascii="Times New Roman" w:hAnsi="Times New Roman" w:eastAsia="宋体"/>
-                <w:sz w:val="21"/>
-              </w:rPr>
-              <w:t>建筑抗震设计标准</w:t>
-            </w:r>
-          </w:p>
-        </w:tc>
-        <w:tc>
-          <w:tcPr>
-            <w:tcW w:type="dxa" w:w="2183"/>
-            <w:vAlign w:val="center"/>
-          </w:tcPr>
-          <w:p>
-            <w:pPr>
-              <w:ind w:firstLine="0"/>
-            </w:pPr>
-            <w:r>
-              <w:rPr>
-                <w:rFonts w:ascii="Times New Roman" w:hAnsi="Times New Roman" w:eastAsia="宋体"/>
-                <w:sz w:val="21"/>
-              </w:rPr>
-            </w:r>
-            <w:r>
-              <w:rPr>
-                <w:rFonts w:ascii="Times New Roman" w:hAnsi="Times New Roman" w:eastAsia="宋体"/>
-                <w:sz w:val="21"/>
-              </w:rPr>
-              <w:t>2024-08-01</w:t>
-            </w:r>
-          </w:p>
-        </w:tc>
-        <w:tc>
-          <w:tcPr>
-            <w:tcW w:type="dxa" w:w="2183"/>
-            <w:vAlign w:val="center"/>
-          </w:tcPr>
-          <w:p>
-            <w:pPr>
-              <w:ind w:firstLine="0"/>
-            </w:pPr>
-            <w:r>
-              <w:rPr>
-                <w:rFonts w:ascii="Times New Roman" w:hAnsi="Times New Roman" w:eastAsia="宋体"/>
-                <w:sz w:val="21"/>
-              </w:rPr>
-            </w:r>
-            <w:r>
-              <w:rPr>
-                <w:rFonts w:ascii="Times New Roman" w:hAnsi="Times New Roman" w:eastAsia="宋体"/>
-                <w:sz w:val="21"/>
-              </w:rPr>
-              <w:t>现行（替代 GB 50011-2010 2016 年版）</w:t>
-            </w:r>
-          </w:p>
-        </w:tc>
-      </w:tr>
-      <w:tr>
-        <w:trPr>
-          <w:cantSplit/>
-        </w:trPr>
-        <w:tc>
-          <w:tcPr>
-            <w:tcW w:type="dxa" w:w="2183"/>
-            <w:vAlign w:val="center"/>
-          </w:tcPr>
-          <w:p>
-            <w:pPr>
-              <w:ind w:firstLine="0"/>
-            </w:pPr>
-            <w:r>
-              <w:rPr>
-                <w:rFonts w:ascii="Times New Roman" w:hAnsi="Times New Roman" w:eastAsia="宋体"/>
-                <w:sz w:val="21"/>
-              </w:rPr>
-            </w:r>
-            <w:r>
-              <w:rPr>
-                <w:rFonts w:ascii="Times New Roman" w:hAnsi="Times New Roman" w:eastAsia="宋体"/>
-                <w:sz w:val="21"/>
-              </w:rPr>
-              <w:t>GB/T 51366-2019</w:t>
-            </w:r>
-          </w:p>
-        </w:tc>
-        <w:tc>
-          <w:tcPr>
-            <w:tcW w:type="dxa" w:w="2183"/>
-            <w:vAlign w:val="center"/>
-          </w:tcPr>
-          <w:p>
-            <w:pPr>
-              <w:ind w:firstLine="0"/>
-            </w:pPr>
-            <w:r>
-              <w:rPr>
-                <w:rFonts w:ascii="Times New Roman" w:hAnsi="Times New Roman" w:eastAsia="宋体"/>
-                <w:sz w:val="21"/>
-              </w:rPr>
-            </w:r>
-            <w:r>
-              <w:rPr>
-                <w:rFonts w:ascii="Times New Roman" w:hAnsi="Times New Roman" w:eastAsia="宋体"/>
-                <w:sz w:val="21"/>
-              </w:rPr>
-              <w:t>建筑碳排放计算标准</w:t>
-            </w:r>
-          </w:p>
-        </w:tc>
-        <w:tc>
-          <w:tcPr>
-            <w:tcW w:type="dxa" w:w="2183"/>
-            <w:vAlign w:val="center"/>
-          </w:tcPr>
-          <w:p>
-            <w:pPr>
-              <w:ind w:firstLine="0"/>
-            </w:pPr>
-            <w:r>
-              <w:rPr>
-                <w:rFonts w:ascii="Times New Roman" w:hAnsi="Times New Roman" w:eastAsia="宋体"/>
-                <w:sz w:val="21"/>
-              </w:rPr>
-            </w:r>
-            <w:r>
-              <w:rPr>
-                <w:rFonts w:ascii="Times New Roman" w:hAnsi="Times New Roman" w:eastAsia="宋体"/>
-                <w:sz w:val="21"/>
-              </w:rPr>
-              <w:t>2019-12-01</w:t>
-            </w:r>
-          </w:p>
-        </w:tc>
-        <w:tc>
-          <w:tcPr>
-            <w:tcW w:type="dxa" w:w="2183"/>
-            <w:vAlign w:val="center"/>
-          </w:tcPr>
-          <w:p>
-            <w:pPr>
-              <w:ind w:firstLine="0"/>
-            </w:pPr>
-            <w:r>
-              <w:rPr>
-                <w:rFonts w:ascii="Times New Roman" w:hAnsi="Times New Roman" w:eastAsia="宋体"/>
-                <w:sz w:val="21"/>
-              </w:rPr>
-            </w:r>
-            <w:r>
-              <w:rPr>
-                <w:rFonts w:ascii="Times New Roman" w:hAnsi="Times New Roman" w:eastAsia="宋体"/>
-                <w:sz w:val="21"/>
-              </w:rPr>
-              <w:t>现行</w:t>
-            </w:r>
-          </w:p>
-        </w:tc>
-      </w:tr>
-    </w:tbl>
-    <w:p>
-      <w:pPr>
-        <w:pStyle w:val="Heading2"/>
-      </w:pPr>
-      <w:r>
-        <w:t>2.6 创新与差异化</w:t>
-      </w:r>
-    </w:p>
-    <w:p>
-      <w:pPr/>
-      <w:r>
-        <w:rPr>
-          <w:rFonts w:ascii="Times New Roman" w:hAnsi="Times New Roman" w:eastAsia="宋体"/>
-        </w:rPr>
-        <w:t>其一，大模型只做调度、规则引擎算结构，隔离推理与计算，规避幻觉与权责风险；其二，多 Agent 真实协同（状态机 + 回退 + 辩论仲裁），而非线性 Prompt 串行；其三，规范校核走结构化规则判定而非纯文本检索，保证专业准确性；其四，人工在环机制将最终决策权留给工程师，体现人机协同；其五，面向 PKPM/YJK 等专业软件提供“智能前端”衔接，定位为专业软件的加速器而非替代者。</w:t>
-      </w:r>
-    </w:p>
-    <w:p>
-      <w:pPr>
-        <w:pStyle w:val="Heading1"/>
-      </w:pPr>
-      <w:r>
-        <w:t>3. 演示示例</w:t>
-      </w:r>
-    </w:p>
-    <w:p>
-      <w:pPr>
-        <w:keepNext/>
-        <w:jc w:val="center"/>
-      </w:pPr>
-      <w:r>
-        <w:drawing>
-          <wp:inline xmlns:a="http://schemas.openxmlformats.org/drawingml/2006/main" xmlns:pic="http://schemas.openxmlformats.org/drawingml/2006/picture">
-            <wp:extent cx="4320000" cy="4533655"/>
-            <wp:docPr id="5" name="Picture 5"/>
-            <wp:cNvGraphicFramePr>
-              <a:graphicFrameLocks noChangeAspect="1"/>
-            </wp:cNvGraphicFramePr>
-            <a:graphic>
-              <a:graphicData uri="http://schemas.openxmlformats.org/drawingml/2006/picture">
-                <pic:pic>
-                  <pic:nvPicPr>
-                    <pic:cNvPr id="0" name="ui_demo.png"/>
-                    <pic:cNvPicPr/>
-                  </pic:nvPicPr>
-                  <pic:blipFill>
-                    <a:blip r:embed="rId19"/>
-                    <a:stretch>
-                      <a:fillRect/>
-                    </a:stretch>
-                  </pic:blipFill>
-                  <pic:spPr>
-                    <a:xfrm>
-                      <a:off x="0" y="0"/>
-                      <a:ext cx="4320000" cy="4533655"/>
-                    </a:xfrm>
-                    <a:prstGeom prst="rect"/>
-                  </pic:spPr>
-                </pic:pic>
-              </a:graphicData>
-            </a:graphic>
-          </wp:inline>
-        </w:drawing>
-      </w:r>
-    </w:p>
-    <w:p>
-      <w:pPr>
-        <w:pStyle w:val="Caption"/>
-      </w:pPr>
-      <w:r>
-        <w:rPr>
-          <w:rFonts w:ascii="Times New Roman" w:hAnsi="Times New Roman" w:eastAsia="宋体"/>
-        </w:rPr>
-        <w:t>图 5  智构 StructMind 产品主界面（线上 Demo）</w:t>
-      </w:r>
-    </w:p>
-    <w:p>
-      <w:pPr/>
-      <w:r>
-        <w:rPr>
-          <w:rFonts w:ascii="Times New Roman" w:hAnsi="Times New Roman" w:eastAsia="宋体"/>
-        </w:rPr>
-        <w:t>以一个八层办公楼为例：输入建筑面积 8000 平方米、跨度 8.4 米、设防烈度 7 度、预算 1.2 亿元，点击“启动方案智能生成”。系统依次调度意图理解、方案创作、规范校核、经济评估、总工评审五个智能体，展示完整推理轨迹；规范校核发现一项不满足时回退重算。最终给出三套候选方案（框架 / 框架-剪力墙 / 钢结构）及其七维比选雷达图与推荐结论。</w:t>
+        <w:t>图 5  三套候选方案关键指标对比（示例数据）</w:t>
       </w:r>
     </w:p>
     <w:p>
@@ -1507,7 +2828,7 @@
         <w:pStyle w:val="Heading1"/>
       </w:pPr>
       <w:r>
-        <w:t>4. 团队分工</w:t>
+        <w:t>团队分工</w:t>
       </w:r>
     </w:p>
     <w:tbl>
@@ -1663,7 +2984,7 @@
                 <w:rFonts w:ascii="Times New Roman" w:hAnsi="Times New Roman" w:eastAsia="宋体"/>
                 <w:sz w:val="21"/>
               </w:rPr>
-              <w:t>产品架构与系统设计；工程规则引擎、多智能体管线与前端开发</w:t>
+              <w:t>产品定位、结构方案逻辑、规范口径；前端开发、Agent 管线、3D 可视化</w:t>
             </w:r>
           </w:p>
         </w:tc>
@@ -1687,7 +3008,7 @@
                 <w:rFonts w:ascii="Times New Roman" w:hAnsi="Times New Roman" w:eastAsia="宋体"/>
                 <w:sz w:val="21"/>
               </w:rPr>
-              <w:t>通过豆包 / DeepSeek 等 AI 智能体完成代码生成、重构、评审与修复；AI 提出规范校核与多目标优化方案并经人工确认落地</w:t>
+              <w:t>通过 AI 智能体完成核心代码生成、重构、评审与修复；AI 提出规范校核与多目标优化方案并经人工确认落地</w:t>
             </w:r>
           </w:p>
         </w:tc>
@@ -1740,7 +3061,7 @@
                 <w:rFonts w:ascii="Times New Roman" w:hAnsi="Times New Roman" w:eastAsia="宋体"/>
                 <w:sz w:val="21"/>
               </w:rPr>
-              <w:t>（待补充：演示视频录制、文档排版、答辩准备等）</w:t>
+              <w:t>界面设计与交互、文档与演示、答辩准备</w:t>
             </w:r>
           </w:p>
         </w:tc>
@@ -1764,7 +3085,7 @@
                 <w:rFonts w:ascii="Times New Roman" w:hAnsi="Times New Roman" w:eastAsia="宋体"/>
                 <w:sz w:val="21"/>
               </w:rPr>
-              <w:t>（待补充）</w:t>
+              <w:t>使用 AI 辅助排版与文案，人工修订验证</w:t>
             </w:r>
           </w:p>
         </w:tc>
@@ -1776,33 +3097,7 @@
         <w:rPr>
           <w:rFonts w:ascii="Times New Roman" w:hAnsi="Times New Roman" w:eastAsia="宋体"/>
         </w:rPr>
-        <w:t>说明：人机协同的具体分工、AI 参与环节及修改验证过程，详见随附《人机协同履历表》。</w:t>
-      </w:r>
-    </w:p>
-    <w:p>
-      <w:pPr>
-        <w:pStyle w:val="Heading1"/>
-      </w:pPr>
-      <w:r>
-        <w:t>5. 完成度与后续规划</w:t>
-      </w:r>
-    </w:p>
-    <w:p>
-      <w:pPr/>
-      <w:r>
-        <w:rPr>
-          <w:rFonts w:ascii="Times New Roman" w:hAnsi="Times New Roman" w:eastAsia="宋体"/>
-        </w:rPr>
-        <w:t>当前版本已完成多智能体协同管线、规范硬判定、七维比选、3D 结构可视化、专家干预、PDF 与结构文件导出等核心能力，线上 Demo 可稳定运行，并通过类型检查、静态检查与专项回归测试全量验证。</w:t>
-      </w:r>
-    </w:p>
-    <w:p>
-      <w:pPr/>
-      <w:r>
-        <w:rPr>
-          <w:rFonts w:ascii="Times New Roman" w:hAnsi="Times New Roman" w:eastAsia="宋体"/>
-        </w:rPr>
-        <w:t>后续规划：接入真实专业结构计算内核（PKPM / YJK 接口），扩充场地类别、基础形式、风荷载等专家级参数，支持 CAD/Revit 模型导入，引入更多结构体系与建材碳排放数据库，逐步从“方案阶段智能前端”走向“设计-校核-优化”一体化工作台。</w:t>
+        <w:t>说明：本项目为 AI 智能体挑战赛参赛作品，开发全程采用“人机协同”模式——AI 负责代码生成、数据与排版辅助，人工负责方案逻辑、规范核验与最终决策，所有环节均经人工复核验证。具体分工、AI 参与环节及修改验证过程，详见随附《人机协同履历表》。</w:t>
       </w:r>
     </w:p>
     <w:p>

--- a/docs/智构StructMind-技术说明文档.docx
+++ b/docs/智构StructMind-技术说明文档.docx
@@ -147,7 +147,21 @@
           <w:color w:val="0F4C81"/>
           <w:sz w:val="23"/>
         </w:rPr>
-        <w:t>团队名称 / 成员：＿＿＿＿＿＿＿＿（请填写）</w:t>
+        <w:t>团队成员：刘宇翔（负责人）、李国扬、吕勇宽、张盛涵</w:t>
+      </w:r>
+    </w:p>
+    <w:p>
+      <w:pPr>
+        <w:spacing w:after="80"/>
+        <w:jc w:val="center"/>
+      </w:pPr>
+      <w:r>
+        <w:rPr>
+          <w:rFonts w:ascii="Times New Roman" w:hAnsi="Times New Roman" w:eastAsia="宋体"/>
+          <w:color w:val="0F4C81"/>
+          <w:sz w:val="23"/>
+        </w:rPr>
+        <w:t>所属学院：土木工程 · 指导教师：无</w:t>
       </w:r>
     </w:p>
     <w:p>
@@ -2960,7 +2974,7 @@
                 <w:rFonts w:ascii="Times New Roman" w:hAnsi="Times New Roman" w:eastAsia="宋体"/>
                 <w:sz w:val="21"/>
               </w:rPr>
-              <w:t>＿＿＿（请填写）</w:t>
+              <w:t>刘宇翔（负责人）</w:t>
             </w:r>
           </w:p>
         </w:tc>
@@ -2984,7 +2998,7 @@
                 <w:rFonts w:ascii="Times New Roman" w:hAnsi="Times New Roman" w:eastAsia="宋体"/>
                 <w:sz w:val="21"/>
               </w:rPr>
-              <w:t>产品定位、结构方案逻辑、规范口径；前端开发、Agent 管线、3D 可视化</w:t>
+              <w:t>产品架构与系统设计；工程规则引擎、多智能体管线、前端开发与 3D 可视化</w:t>
             </w:r>
           </w:p>
         </w:tc>
@@ -3037,7 +3051,7 @@
                 <w:rFonts w:ascii="Times New Roman" w:hAnsi="Times New Roman" w:eastAsia="宋体"/>
                 <w:sz w:val="21"/>
               </w:rPr>
-              <w:t>＿＿＿（请填写）</w:t>
+              <w:t>李国扬</w:t>
             </w:r>
           </w:p>
         </w:tc>
@@ -3061,7 +3075,7 @@
                 <w:rFonts w:ascii="Times New Roman" w:hAnsi="Times New Roman" w:eastAsia="宋体"/>
                 <w:sz w:val="21"/>
               </w:rPr>
-              <w:t>界面设计与交互、文档与演示、答辩准备</w:t>
+              <w:t>界面设计与交互、演示视频录制</w:t>
             </w:r>
           </w:p>
         </w:tc>
@@ -3085,7 +3099,161 @@
                 <w:rFonts w:ascii="Times New Roman" w:hAnsi="Times New Roman" w:eastAsia="宋体"/>
                 <w:sz w:val="21"/>
               </w:rPr>
-              <w:t>使用 AI 辅助排版与文案，人工修订验证</w:t>
+              <w:t>使用 AI 辅助界面设计与文案，人工修订验证</w:t>
+            </w:r>
+          </w:p>
+        </w:tc>
+      </w:tr>
+      <w:tr>
+        <w:trPr>
+          <w:cantSplit/>
+        </w:trPr>
+        <w:tc>
+          <w:tcPr>
+            <w:tcW w:type="dxa" w:w="2911"/>
+            <w:vAlign w:val="center"/>
+          </w:tcPr>
+          <w:p>
+            <w:pPr>
+              <w:ind w:firstLine="0"/>
+            </w:pPr>
+            <w:r>
+              <w:rPr>
+                <w:rFonts w:ascii="Times New Roman" w:hAnsi="Times New Roman" w:eastAsia="宋体"/>
+                <w:sz w:val="21"/>
+              </w:rPr>
+            </w:r>
+            <w:r>
+              <w:rPr>
+                <w:rFonts w:ascii="Times New Roman" w:hAnsi="Times New Roman" w:eastAsia="宋体"/>
+                <w:sz w:val="21"/>
+              </w:rPr>
+              <w:t>吕勇宽</w:t>
+            </w:r>
+          </w:p>
+        </w:tc>
+        <w:tc>
+          <w:tcPr>
+            <w:tcW w:type="dxa" w:w="2911"/>
+            <w:vAlign w:val="center"/>
+          </w:tcPr>
+          <w:p>
+            <w:pPr>
+              <w:ind w:firstLine="0"/>
+            </w:pPr>
+            <w:r>
+              <w:rPr>
+                <w:rFonts w:ascii="Times New Roman" w:hAnsi="Times New Roman" w:eastAsia="宋体"/>
+                <w:sz w:val="21"/>
+              </w:rPr>
+            </w:r>
+            <w:r>
+              <w:rPr>
+                <w:rFonts w:ascii="Times New Roman" w:hAnsi="Times New Roman" w:eastAsia="宋体"/>
+                <w:sz w:val="21"/>
+              </w:rPr>
+              <w:t>规范口径梳理、测试验证与文档排版</w:t>
+            </w:r>
+          </w:p>
+        </w:tc>
+        <w:tc>
+          <w:tcPr>
+            <w:tcW w:type="dxa" w:w="2911"/>
+            <w:vAlign w:val="center"/>
+          </w:tcPr>
+          <w:p>
+            <w:pPr>
+              <w:ind w:firstLine="0"/>
+            </w:pPr>
+            <w:r>
+              <w:rPr>
+                <w:rFonts w:ascii="Times New Roman" w:hAnsi="Times New Roman" w:eastAsia="宋体"/>
+                <w:sz w:val="21"/>
+              </w:rPr>
+            </w:r>
+            <w:r>
+              <w:rPr>
+                <w:rFonts w:ascii="Times New Roman" w:hAnsi="Times New Roman" w:eastAsia="宋体"/>
+                <w:sz w:val="21"/>
+              </w:rPr>
+              <w:t>使用 AI 辅助规范条文整理与文档排版，人工复核</w:t>
+            </w:r>
+          </w:p>
+        </w:tc>
+      </w:tr>
+      <w:tr>
+        <w:trPr>
+          <w:cantSplit/>
+        </w:trPr>
+        <w:tc>
+          <w:tcPr>
+            <w:tcW w:type="dxa" w:w="2911"/>
+            <w:vAlign w:val="center"/>
+          </w:tcPr>
+          <w:p>
+            <w:pPr>
+              <w:ind w:firstLine="0"/>
+            </w:pPr>
+            <w:r>
+              <w:rPr>
+                <w:rFonts w:ascii="Times New Roman" w:hAnsi="Times New Roman" w:eastAsia="宋体"/>
+                <w:sz w:val="21"/>
+              </w:rPr>
+            </w:r>
+            <w:r>
+              <w:rPr>
+                <w:rFonts w:ascii="Times New Roman" w:hAnsi="Times New Roman" w:eastAsia="宋体"/>
+                <w:sz w:val="21"/>
+              </w:rPr>
+              <w:t>张盛涵</w:t>
+            </w:r>
+          </w:p>
+        </w:tc>
+        <w:tc>
+          <w:tcPr>
+            <w:tcW w:type="dxa" w:w="2911"/>
+            <w:vAlign w:val="center"/>
+          </w:tcPr>
+          <w:p>
+            <w:pPr>
+              <w:ind w:firstLine="0"/>
+            </w:pPr>
+            <w:r>
+              <w:rPr>
+                <w:rFonts w:ascii="Times New Roman" w:hAnsi="Times New Roman" w:eastAsia="宋体"/>
+                <w:sz w:val="21"/>
+              </w:rPr>
+            </w:r>
+            <w:r>
+              <w:rPr>
+                <w:rFonts w:ascii="Times New Roman" w:hAnsi="Times New Roman" w:eastAsia="宋体"/>
+                <w:sz w:val="21"/>
+              </w:rPr>
+              <w:t>演示材料、答辩准备与项目资料整理</w:t>
+            </w:r>
+          </w:p>
+        </w:tc>
+        <w:tc>
+          <w:tcPr>
+            <w:tcW w:type="dxa" w:w="2911"/>
+            <w:vAlign w:val="center"/>
+          </w:tcPr>
+          <w:p>
+            <w:pPr>
+              <w:ind w:firstLine="0"/>
+            </w:pPr>
+            <w:r>
+              <w:rPr>
+                <w:rFonts w:ascii="Times New Roman" w:hAnsi="Times New Roman" w:eastAsia="宋体"/>
+                <w:sz w:val="21"/>
+              </w:rPr>
+            </w:r>
+            <w:r>
+              <w:rPr>
+                <w:rFonts w:ascii="Times New Roman" w:hAnsi="Times New Roman" w:eastAsia="宋体"/>
+                <w:sz w:val="21"/>
+              </w:rPr>
+              <w:t>使用 AI 辅助内容组织与文案，人工修订验证</w:t>
             </w:r>
           </w:p>
         </w:tc>

--- a/docs/智构StructMind-技术说明文档.docx
+++ b/docs/智构StructMind-技术说明文档.docx
@@ -179,37 +179,7 @@
     <w:p>
       <w:pPr>
         <w:pStyle w:val="Heading1"/>
-      </w:pPr>
-      <w:r>
-        <w:t>目  录</w:t>
-      </w:r>
-    </w:p>
-    <w:p>
-      <w:r>
-        <w:fldChar w:fldCharType="begin"/>
-        <w:instrText xml:space="preserve">TOC \o "1-2" \h \z \u</w:instrText>
-        <w:fldChar w:fldCharType="separate"/>
-        <w:r>
-          <w:t>右键“更新域”刷新目录</w:t>
-        </w:r>
-        <w:fldChar w:fldCharType="end"/>
-      </w:r>
-    </w:p>
-    <w:p>
-      <w:pPr>
-        <w:sectPr>
-          <w:headerReference w:type="default" r:id="rId11"/>
-          <w:footerReference w:type="default" r:id="rId12"/>
-          <w:pgSz w:w="11906" w:h="16838"/>
-          <w:pgMar w:top="1417" w:right="1587" w:bottom="1417" w:left="1587" w:header="720" w:footer="720" w:gutter="0"/>
-          <w:cols w:space="720"/>
-          <w:docGrid w:linePitch="360"/>
-        </w:sectPr>
-      </w:pPr>
-    </w:p>
-    <w:p>
-      <w:pPr>
-        <w:pStyle w:val="Heading1"/>
+        <w:keepNext/>
       </w:pPr>
       <w:r>
         <w:t>1. 背景与场景</w:t>
@@ -218,6 +188,7 @@
     <w:p>
       <w:pPr>
         <w:pStyle w:val="Heading2"/>
+        <w:keepNext/>
       </w:pPr>
       <w:r>
         <w:t>1.1 目标用户</w:t>
@@ -235,6 +206,7 @@
     <w:p>
       <w:pPr>
         <w:pStyle w:val="Heading2"/>
+        <w:keepNext/>
       </w:pPr>
       <w:r>
         <w:t>1.2 用户痛点与问题定义</w:t>
@@ -691,6 +663,7 @@
     <w:p>
       <w:pPr>
         <w:pStyle w:val="Heading2"/>
+        <w:keepNext/>
       </w:pPr>
       <w:r>
         <w:t>1.3 使用场景</w:t>
@@ -717,6 +690,7 @@
     <w:p>
       <w:pPr>
         <w:pStyle w:val="Heading2"/>
+        <w:keepNext/>
       </w:pPr>
       <w:r>
         <w:t>1.4 价值体现</w:t>
@@ -734,6 +708,7 @@
     <w:p>
       <w:pPr>
         <w:pStyle w:val="Heading1"/>
+        <w:keepNext/>
       </w:pPr>
       <w:r>
         <w:t>2. 功能说明</w:t>
@@ -742,6 +717,7 @@
     <w:p>
       <w:pPr>
         <w:pStyle w:val="Heading2"/>
+        <w:keepNext/>
       </w:pPr>
       <w:r>
         <w:t>2.1 核心功能</w:t>
@@ -2107,6 +2083,7 @@
     <w:p>
       <w:pPr>
         <w:pStyle w:val="Heading2"/>
+        <w:keepNext/>
       </w:pPr>
       <w:r>
         <w:t>2.2 技术方案</w:t>
@@ -2429,6 +2406,7 @@
     <w:p>
       <w:pPr>
         <w:pStyle w:val="Heading2"/>
+        <w:keepNext/>
       </w:pPr>
       <w:r>
         <w:t>2.3 功能架构图</w:t>
@@ -2437,12 +2415,13 @@
     <w:p>
       <w:pPr>
         <w:keepNext/>
+        <w:keepLines/>
         <w:jc w:val="center"/>
       </w:pPr>
       <w:r>
         <w:drawing>
           <wp:inline xmlns:a="http://schemas.openxmlformats.org/drawingml/2006/main" xmlns:pic="http://schemas.openxmlformats.org/drawingml/2006/picture">
-            <wp:extent cx="5220000" cy="3646221"/>
+            <wp:extent cx="4860000" cy="3394758"/>
             <wp:docPr id="1" name="Picture 1"/>
             <wp:cNvGraphicFramePr>
               <a:graphicFrameLocks noChangeAspect="1"/>
@@ -2455,7 +2434,7 @@
                     <pic:cNvPicPr/>
                   </pic:nvPicPr>
                   <pic:blipFill>
-                    <a:blip r:embed="rId15"/>
+                    <a:blip r:embed="rId13"/>
                     <a:stretch>
                       <a:fillRect/>
                     </a:stretch>
@@ -2463,7 +2442,7 @@
                   <pic:spPr>
                     <a:xfrm>
                       <a:off x="0" y="0"/>
-                      <a:ext cx="5220000" cy="3646221"/>
+                      <a:ext cx="4860000" cy="3394758"/>
                     </a:xfrm>
                     <a:prstGeom prst="rect"/>
                   </pic:spPr>
@@ -2477,6 +2456,7 @@
     <w:p>
       <w:pPr>
         <w:pStyle w:val="Caption"/>
+        <w:keepLines/>
       </w:pPr>
       <w:r>
         <w:rPr>
@@ -2488,12 +2468,13 @@
     <w:p>
       <w:pPr>
         <w:keepNext/>
+        <w:keepLines/>
         <w:jc w:val="center"/>
       </w:pPr>
       <w:r>
         <w:drawing>
           <wp:inline xmlns:a="http://schemas.openxmlformats.org/drawingml/2006/main" xmlns:pic="http://schemas.openxmlformats.org/drawingml/2006/picture">
-            <wp:extent cx="5220000" cy="2698762"/>
+            <wp:extent cx="4860000" cy="2512641"/>
             <wp:docPr id="2" name="Picture 2"/>
             <wp:cNvGraphicFramePr>
               <a:graphicFrameLocks noChangeAspect="1"/>
@@ -2506,7 +2487,7 @@
                     <pic:cNvPicPr/>
                   </pic:nvPicPr>
                   <pic:blipFill>
-                    <a:blip r:embed="rId16"/>
+                    <a:blip r:embed="rId14"/>
                     <a:stretch>
                       <a:fillRect/>
                     </a:stretch>
@@ -2514,7 +2495,7 @@
                   <pic:spPr>
                     <a:xfrm>
                       <a:off x="0" y="0"/>
-                      <a:ext cx="5220000" cy="2698762"/>
+                      <a:ext cx="4860000" cy="2512641"/>
                     </a:xfrm>
                     <a:prstGeom prst="rect"/>
                   </pic:spPr>
@@ -2528,6 +2509,7 @@
     <w:p>
       <w:pPr>
         <w:pStyle w:val="Caption"/>
+        <w:keepLines/>
       </w:pPr>
       <w:r>
         <w:rPr>
@@ -2548,6 +2530,7 @@
     <w:p>
       <w:pPr>
         <w:pStyle w:val="Heading2"/>
+        <w:keepNext/>
       </w:pPr>
       <w:r>
         <w:t>2.4 创新与差异化</w:t>
@@ -2583,6 +2566,7 @@
     <w:p>
       <w:pPr>
         <w:pStyle w:val="Heading2"/>
+        <w:keepNext/>
       </w:pPr>
       <w:r>
         <w:t>2.5 作品完成度</w:t>
@@ -2618,6 +2602,7 @@
     <w:p>
       <w:pPr>
         <w:pStyle w:val="Heading1"/>
+        <w:keepNext/>
       </w:pPr>
       <w:r>
         <w:t>3. 演示示例</w:t>
@@ -2626,6 +2611,7 @@
     <w:p>
       <w:pPr>
         <w:pStyle w:val="Heading2"/>
+        <w:keepNext/>
       </w:pPr>
       <w:r>
         <w:t>3.1 访问方式</w:t>
@@ -2661,6 +2647,7 @@
     <w:p>
       <w:pPr>
         <w:pStyle w:val="Heading2"/>
+        <w:keepNext/>
       </w:pPr>
       <w:r>
         <w:t>3.2 案例展示</w:t>
@@ -2669,12 +2656,13 @@
     <w:p>
       <w:pPr>
         <w:keepNext/>
+        <w:keepLines/>
         <w:jc w:val="center"/>
       </w:pPr>
       <w:r>
         <w:drawing>
           <wp:inline xmlns:a="http://schemas.openxmlformats.org/drawingml/2006/main" xmlns:pic="http://schemas.openxmlformats.org/drawingml/2006/picture">
-            <wp:extent cx="4320000" cy="4533655"/>
+            <wp:extent cx="3960000" cy="4155850"/>
             <wp:docPr id="3" name="Picture 3"/>
             <wp:cNvGraphicFramePr>
               <a:graphicFrameLocks noChangeAspect="1"/>
@@ -2687,7 +2675,7 @@
                     <pic:cNvPicPr/>
                   </pic:nvPicPr>
                   <pic:blipFill>
-                    <a:blip r:embed="rId17"/>
+                    <a:blip r:embed="rId15"/>
                     <a:stretch>
                       <a:fillRect/>
                     </a:stretch>
@@ -2695,7 +2683,7 @@
                   <pic:spPr>
                     <a:xfrm>
                       <a:off x="0" y="0"/>
-                      <a:ext cx="4320000" cy="4533655"/>
+                      <a:ext cx="3960000" cy="4155850"/>
                     </a:xfrm>
                     <a:prstGeom prst="rect"/>
                   </pic:spPr>
@@ -2709,6 +2697,7 @@
     <w:p>
       <w:pPr>
         <w:pStyle w:val="Caption"/>
+        <w:keepLines/>
       </w:pPr>
       <w:r>
         <w:rPr>
@@ -2729,12 +2718,13 @@
     <w:p>
       <w:pPr>
         <w:keepNext/>
+        <w:keepLines/>
         <w:jc w:val="center"/>
       </w:pPr>
       <w:r>
         <w:drawing>
           <wp:inline xmlns:a="http://schemas.openxmlformats.org/drawingml/2006/main" xmlns:pic="http://schemas.openxmlformats.org/drawingml/2006/picture">
-            <wp:extent cx="5220000" cy="4401097"/>
+            <wp:extent cx="4860000" cy="4097573"/>
             <wp:docPr id="4" name="Picture 4"/>
             <wp:cNvGraphicFramePr>
               <a:graphicFrameLocks noChangeAspect="1"/>
@@ -2747,7 +2737,7 @@
                     <pic:cNvPicPr/>
                   </pic:nvPicPr>
                   <pic:blipFill>
-                    <a:blip r:embed="rId18"/>
+                    <a:blip r:embed="rId16"/>
                     <a:stretch>
                       <a:fillRect/>
                     </a:stretch>
@@ -2755,7 +2745,7 @@
                   <pic:spPr>
                     <a:xfrm>
                       <a:off x="0" y="0"/>
-                      <a:ext cx="5220000" cy="4401097"/>
+                      <a:ext cx="4860000" cy="4097573"/>
                     </a:xfrm>
                     <a:prstGeom prst="rect"/>
                   </pic:spPr>
@@ -2769,6 +2759,7 @@
     <w:p>
       <w:pPr>
         <w:pStyle w:val="Caption"/>
+        <w:keepLines/>
       </w:pPr>
       <w:r>
         <w:rPr>
@@ -2780,12 +2771,13 @@
     <w:p>
       <w:pPr>
         <w:keepNext/>
+        <w:keepLines/>
         <w:jc w:val="center"/>
       </w:pPr>
       <w:r>
         <w:drawing>
           <wp:inline xmlns:a="http://schemas.openxmlformats.org/drawingml/2006/main" xmlns:pic="http://schemas.openxmlformats.org/drawingml/2006/picture">
-            <wp:extent cx="5220000" cy="2177669"/>
+            <wp:extent cx="4860000" cy="2027485"/>
             <wp:docPr id="5" name="Picture 5"/>
             <wp:cNvGraphicFramePr>
               <a:graphicFrameLocks noChangeAspect="1"/>
@@ -2798,7 +2790,7 @@
                     <pic:cNvPicPr/>
                   </pic:nvPicPr>
                   <pic:blipFill>
-                    <a:blip r:embed="rId19"/>
+                    <a:blip r:embed="rId17"/>
                     <a:stretch>
                       <a:fillRect/>
                     </a:stretch>
@@ -2806,7 +2798,7 @@
                   <pic:spPr>
                     <a:xfrm>
                       <a:off x="0" y="0"/>
-                      <a:ext cx="5220000" cy="2177669"/>
+                      <a:ext cx="4860000" cy="2027485"/>
                     </a:xfrm>
                     <a:prstGeom prst="rect"/>
                   </pic:spPr>
@@ -2820,6 +2812,7 @@
     <w:p>
       <w:pPr>
         <w:pStyle w:val="Caption"/>
+        <w:keepLines/>
       </w:pPr>
       <w:r>
         <w:rPr>
@@ -2840,6 +2833,7 @@
     <w:p>
       <w:pPr>
         <w:pStyle w:val="Heading1"/>
+        <w:keepNext/>
       </w:pPr>
       <w:r>
         <w:t>团队分工</w:t>
@@ -3271,6 +3265,7 @@
     <w:p>
       <w:pPr>
         <w:pStyle w:val="Heading1"/>
+        <w:keepNext/>
       </w:pPr>
       <w:r>
         <w:t>附：免责声明</w:t>
@@ -3288,6 +3283,7 @@
     <w:p>
       <w:pPr>
         <w:pStyle w:val="Heading1"/>
+        <w:keepNext/>
       </w:pPr>
       <w:r>
         <w:t>附：规范依据来源</w:t>
@@ -3529,8 +3525,8 @@
       </w:tr>
     </w:tbl>
     <w:sectPr>
-      <w:headerReference w:type="default" r:id="rId13"/>
-      <w:footerReference w:type="default" r:id="rId14"/>
+      <w:headerReference w:type="default" r:id="rId11"/>
+      <w:footerReference w:type="default" r:id="rId12"/>
       <w:pgSz w:w="11906" w:h="16838"/>
       <w:pgMar w:top="1417" w:right="1587" w:bottom="1417" w:left="1587" w:header="720" w:footer="720" w:gutter="0"/>
       <w:cols w:space="720"/>
@@ -3556,16 +3552,6 @@
   <w:p>
     <w:pPr>
       <w:pStyle w:val="Footer"/>
-    </w:pPr>
-  </w:p>
-</w:ftr>
-</file>
-
-<file path=word/footer3.xml><?xml version="1.0" encoding="utf-8"?>
-<w:ftr xmlns:m="http://schemas.openxmlformats.org/officeDocument/2006/math" xmlns:mc="http://schemas.openxmlformats.org/markup-compatibility/2006" xmlns:mo="http://schemas.microsoft.com/office/mac/office/2008/main" xmlns:mv="urn:schemas-microsoft-com:mac:vml" xmlns:o="urn:schemas-microsoft-com:office:office" xmlns:r="http://schemas.openxmlformats.org/officeDocument/2006/relationships" xmlns:v="urn:schemas-microsoft-com:vml" xmlns:w10="urn:schemas-microsoft-com:office:word" xmlns:w14="http://schemas.microsoft.com/office/word/2010/wordml" xmlns:w="http://schemas.openxmlformats.org/wordprocessingml/2006/main" xmlns:wne="http://schemas.microsoft.com/office/word/2006/wordml" xmlns:wp14="http://schemas.microsoft.com/office/word/2010/wordprocessingDrawing" xmlns:wp="http://schemas.openxmlformats.org/drawingml/2006/wordprocessingDrawing" xmlns:wpc="http://schemas.microsoft.com/office/word/2010/wordprocessingCanvas" xmlns:wpg="http://schemas.microsoft.com/office/word/2010/wordprocessingGroup" xmlns:wpi="http://schemas.microsoft.com/office/word/2010/wordprocessingInk" xmlns:wps="http://schemas.microsoft.com/office/word/2010/wordprocessingShape" mc:Ignorable="w14 wp14">
-  <w:p>
-    <w:pPr>
-      <w:pStyle w:val="Footer"/>
       <w:jc w:val="center"/>
     </w:pPr>
     <w:r>
@@ -3592,16 +3578,6 @@
 </file>
 
 <file path=word/header2.xml><?xml version="1.0" encoding="utf-8"?>
-<w:hdr xmlns:m="http://schemas.openxmlformats.org/officeDocument/2006/math" xmlns:mc="http://schemas.openxmlformats.org/markup-compatibility/2006" xmlns:mo="http://schemas.microsoft.com/office/mac/office/2008/main" xmlns:mv="urn:schemas-microsoft-com:mac:vml" xmlns:o="urn:schemas-microsoft-com:office:office" xmlns:r="http://schemas.openxmlformats.org/officeDocument/2006/relationships" xmlns:v="urn:schemas-microsoft-com:vml" xmlns:w10="urn:schemas-microsoft-com:office:word" xmlns:w14="http://schemas.microsoft.com/office/word/2010/wordml" xmlns:w="http://schemas.openxmlformats.org/wordprocessingml/2006/main" xmlns:wne="http://schemas.microsoft.com/office/word/2006/wordml" xmlns:wp14="http://schemas.microsoft.com/office/word/2010/wordprocessingDrawing" xmlns:wp="http://schemas.openxmlformats.org/drawingml/2006/wordprocessingDrawing" xmlns:wpc="http://schemas.microsoft.com/office/word/2010/wordprocessingCanvas" xmlns:wpg="http://schemas.microsoft.com/office/word/2010/wordprocessingGroup" xmlns:wpi="http://schemas.microsoft.com/office/word/2010/wordprocessingInk" xmlns:wps="http://schemas.microsoft.com/office/word/2010/wordprocessingShape" mc:Ignorable="w14 wp14">
-  <w:p>
-    <w:pPr>
-      <w:pStyle w:val="Header"/>
-    </w:pPr>
-  </w:p>
-</w:hdr>
-</file>
-
-<file path=word/header3.xml><?xml version="1.0" encoding="utf-8"?>
 <w:hdr xmlns:m="http://schemas.openxmlformats.org/officeDocument/2006/math" xmlns:mc="http://schemas.openxmlformats.org/markup-compatibility/2006" xmlns:mo="http://schemas.microsoft.com/office/mac/office/2008/main" xmlns:mv="urn:schemas-microsoft-com:mac:vml" xmlns:o="urn:schemas-microsoft-com:office:office" xmlns:r="http://schemas.openxmlformats.org/officeDocument/2006/relationships" xmlns:v="urn:schemas-microsoft-com:vml" xmlns:w10="urn:schemas-microsoft-com:office:word" xmlns:w14="http://schemas.microsoft.com/office/word/2010/wordml" xmlns:w="http://schemas.openxmlformats.org/wordprocessingml/2006/main" xmlns:wne="http://schemas.microsoft.com/office/word/2006/wordml" xmlns:wp14="http://schemas.microsoft.com/office/word/2010/wordprocessingDrawing" xmlns:wp="http://schemas.openxmlformats.org/drawingml/2006/wordprocessingDrawing" xmlns:wpc="http://schemas.microsoft.com/office/word/2010/wordprocessingCanvas" xmlns:wpg="http://schemas.microsoft.com/office/word/2010/wordprocessingGroup" xmlns:wpi="http://schemas.microsoft.com/office/word/2010/wordprocessingInk" xmlns:wps="http://schemas.microsoft.com/office/word/2010/wordprocessingShape" mc:Ignorable="w14 wp14">
   <w:p>
     <w:pPr>

--- a/docs/智构StructMind-技术说明文档.docx
+++ b/docs/智构StructMind-技术说明文档.docx
@@ -1546,6 +1546,256 @@
                 <w:rFonts w:ascii="Times New Roman" w:hAnsi="Times New Roman" w:eastAsia="宋体"/>
                 <w:sz w:val="21"/>
               </w:rPr>
+              <w:t>能力自证雷达</w:t>
+            </w:r>
+          </w:p>
+        </w:tc>
+        <w:tc>
+          <w:tcPr>
+            <w:tcW w:type="dxa" w:w="1746"/>
+            <w:vAlign w:val="center"/>
+          </w:tcPr>
+          <w:p>
+            <w:pPr>
+              <w:ind w:firstLine="0"/>
+            </w:pPr>
+            <w:r>
+              <w:rPr>
+                <w:rFonts w:ascii="Times New Roman" w:hAnsi="Times New Roman" w:eastAsia="宋体"/>
+                <w:sz w:val="21"/>
+              </w:rPr>
+            </w:r>
+            <w:r>
+              <w:rPr>
+                <w:rFonts w:ascii="Times New Roman" w:hAnsi="Times New Roman" w:eastAsia="宋体"/>
+                <w:sz w:val="21"/>
+              </w:rPr>
+              <w:t>—（自动生成）</w:t>
+            </w:r>
+          </w:p>
+        </w:tc>
+        <w:tc>
+          <w:tcPr>
+            <w:tcW w:type="dxa" w:w="1746"/>
+            <w:vAlign w:val="center"/>
+          </w:tcPr>
+          <w:p>
+            <w:pPr>
+              <w:ind w:firstLine="0"/>
+            </w:pPr>
+            <w:r>
+              <w:rPr>
+                <w:rFonts w:ascii="Times New Roman" w:hAnsi="Times New Roman" w:eastAsia="宋体"/>
+                <w:sz w:val="21"/>
+              </w:rPr>
+            </w:r>
+            <w:r>
+              <w:rPr>
+                <w:rFonts w:ascii="Times New Roman" w:hAnsi="Times New Roman" w:eastAsia="宋体"/>
+                <w:sz w:val="21"/>
+              </w:rPr>
+              <w:t>六维指标绑定本次运行真实日志</w:t>
+            </w:r>
+          </w:p>
+        </w:tc>
+        <w:tc>
+          <w:tcPr>
+            <w:tcW w:type="dxa" w:w="1746"/>
+            <w:vAlign w:val="center"/>
+          </w:tcPr>
+          <w:p>
+            <w:pPr>
+              <w:ind w:firstLine="0"/>
+            </w:pPr>
+            <w:r>
+              <w:rPr>
+                <w:rFonts w:ascii="Times New Roman" w:hAnsi="Times New Roman" w:eastAsia="宋体"/>
+                <w:sz w:val="21"/>
+              </w:rPr>
+            </w:r>
+            <w:r>
+              <w:rPr>
+                <w:rFonts w:ascii="Times New Roman" w:hAnsi="Times New Roman" w:eastAsia="宋体"/>
+                <w:sz w:val="21"/>
+              </w:rPr>
+              <w:t>六边形雷达 + 悬停溯源</w:t>
+            </w:r>
+          </w:p>
+        </w:tc>
+        <w:tc>
+          <w:tcPr>
+            <w:tcW w:type="dxa" w:w="1746"/>
+            <w:vAlign w:val="center"/>
+          </w:tcPr>
+          <w:p>
+            <w:pPr>
+              <w:ind w:firstLine="0"/>
+            </w:pPr>
+            <w:r>
+              <w:rPr>
+                <w:rFonts w:ascii="Times New Roman" w:hAnsi="Times New Roman" w:eastAsia="宋体"/>
+                <w:sz w:val="21"/>
+              </w:rPr>
+            </w:r>
+            <w:r>
+              <w:rPr>
+                <w:rFonts w:ascii="Times New Roman" w:hAnsi="Times New Roman" w:eastAsia="宋体"/>
+                <w:sz w:val="21"/>
+              </w:rPr>
+              <w:t>AI 能力“说不清”</w:t>
+            </w:r>
+          </w:p>
+        </w:tc>
+      </w:tr>
+      <w:tr>
+        <w:trPr>
+          <w:cantSplit/>
+        </w:trPr>
+        <w:tc>
+          <w:tcPr>
+            <w:tcW w:type="dxa" w:w="1746"/>
+            <w:vAlign w:val="center"/>
+          </w:tcPr>
+          <w:p>
+            <w:pPr>
+              <w:ind w:firstLine="0"/>
+            </w:pPr>
+            <w:r>
+              <w:rPr>
+                <w:rFonts w:ascii="Times New Roman" w:hAnsi="Times New Roman" w:eastAsia="宋体"/>
+                <w:sz w:val="21"/>
+              </w:rPr>
+            </w:r>
+            <w:r>
+              <w:rPr>
+                <w:rFonts w:ascii="Times New Roman" w:hAnsi="Times New Roman" w:eastAsia="宋体"/>
+                <w:sz w:val="21"/>
+              </w:rPr>
+              <w:t>DAG 电影模式</w:t>
+            </w:r>
+          </w:p>
+        </w:tc>
+        <w:tc>
+          <w:tcPr>
+            <w:tcW w:type="dxa" w:w="1746"/>
+            <w:vAlign w:val="center"/>
+          </w:tcPr>
+          <w:p>
+            <w:pPr>
+              <w:ind w:firstLine="0"/>
+            </w:pPr>
+            <w:r>
+              <w:rPr>
+                <w:rFonts w:ascii="Times New Roman" w:hAnsi="Times New Roman" w:eastAsia="宋体"/>
+                <w:sz w:val="21"/>
+              </w:rPr>
+            </w:r>
+            <w:r>
+              <w:rPr>
+                <w:rFonts w:ascii="Times New Roman" w:hAnsi="Times New Roman" w:eastAsia="宋体"/>
+                <w:sz w:val="21"/>
+              </w:rPr>
+              <w:t>点击“15 秒看懂”</w:t>
+            </w:r>
+          </w:p>
+        </w:tc>
+        <w:tc>
+          <w:tcPr>
+            <w:tcW w:type="dxa" w:w="1746"/>
+            <w:vAlign w:val="center"/>
+          </w:tcPr>
+          <w:p>
+            <w:pPr>
+              <w:ind w:firstLine="0"/>
+            </w:pPr>
+            <w:r>
+              <w:rPr>
+                <w:rFonts w:ascii="Times New Roman" w:hAnsi="Times New Roman" w:eastAsia="宋体"/>
+                <w:sz w:val="21"/>
+              </w:rPr>
+            </w:r>
+            <w:r>
+              <w:rPr>
+                <w:rFonts w:ascii="Times New Roman" w:hAnsi="Times New Roman" w:eastAsia="宋体"/>
+                <w:sz w:val="21"/>
+              </w:rPr>
+              <w:t>执行轨迹回放为 15 秒叙事</w:t>
+            </w:r>
+          </w:p>
+        </w:tc>
+        <w:tc>
+          <w:tcPr>
+            <w:tcW w:type="dxa" w:w="1746"/>
+            <w:vAlign w:val="center"/>
+          </w:tcPr>
+          <w:p>
+            <w:pPr>
+              <w:ind w:firstLine="0"/>
+            </w:pPr>
+            <w:r>
+              <w:rPr>
+                <w:rFonts w:ascii="Times New Roman" w:hAnsi="Times New Roman" w:eastAsia="宋体"/>
+                <w:sz w:val="21"/>
+              </w:rPr>
+            </w:r>
+            <w:r>
+              <w:rPr>
+                <w:rFonts w:ascii="Times New Roman" w:hAnsi="Times New Roman" w:eastAsia="宋体"/>
+                <w:sz w:val="21"/>
+              </w:rPr>
+              <w:t>全屏电影 + 字幕/进度条</w:t>
+            </w:r>
+          </w:p>
+        </w:tc>
+        <w:tc>
+          <w:tcPr>
+            <w:tcW w:type="dxa" w:w="1746"/>
+            <w:vAlign w:val="center"/>
+          </w:tcPr>
+          <w:p>
+            <w:pPr>
+              <w:ind w:firstLine="0"/>
+            </w:pPr>
+            <w:r>
+              <w:rPr>
+                <w:rFonts w:ascii="Times New Roman" w:hAnsi="Times New Roman" w:eastAsia="宋体"/>
+                <w:sz w:val="21"/>
+              </w:rPr>
+            </w:r>
+            <w:r>
+              <w:rPr>
+                <w:rFonts w:ascii="Times New Roman" w:hAnsi="Times New Roman" w:eastAsia="宋体"/>
+                <w:sz w:val="21"/>
+              </w:rPr>
+              <w:t>流程难以一眼看懂</w:t>
+            </w:r>
+          </w:p>
+        </w:tc>
+      </w:tr>
+      <w:tr>
+        <w:trPr>
+          <w:cantSplit/>
+        </w:trPr>
+        <w:tc>
+          <w:tcPr>
+            <w:tcW w:type="dxa" w:w="1746"/>
+            <w:vAlign w:val="center"/>
+          </w:tcPr>
+          <w:p>
+            <w:pPr>
+              <w:ind w:firstLine="0"/>
+            </w:pPr>
+            <w:r>
+              <w:rPr>
+                <w:rFonts w:ascii="Times New Roman" w:hAnsi="Times New Roman" w:eastAsia="宋体"/>
+                <w:sz w:val="21"/>
+              </w:rPr>
+            </w:r>
+            <w:r>
+              <w:rPr>
+                <w:rFonts w:ascii="Times New Roman" w:hAnsi="Times New Roman" w:eastAsia="宋体"/>
+                <w:sz w:val="21"/>
+              </w:rPr>
               <w:t>智能问答</w:t>
             </w:r>
           </w:p>
@@ -2404,6 +2654,68 @@
       </w:r>
     </w:p>
     <w:p>
+      <w:pPr/>
+      <w:r>
+        <w:rPr>
+          <w:rFonts w:ascii="Times New Roman" w:hAnsi="Times New Roman" w:eastAsia="宋体"/>
+        </w:rPr>
+        <w:t>可解释可视化层（自证式 UI）：系统不仅“会算”，还能把“自己怎么算的”讲清楚——这是本项目在演示性上的关键设计，也是与其他多 Agent Demo 的显著差异：</w:t>
+      </w:r>
+    </w:p>
+    <w:p>
+      <w:pPr>
+        <w:ind w:left="420"/>
+      </w:pPr>
+      <w:r>
+        <w:rPr>
+          <w:rFonts w:ascii="Times New Roman" w:hAnsi="Times New Roman" w:eastAsia="宋体"/>
+        </w:rPr>
+        <w:t>① 能力雷达（CapabilityRadar）：六边形雷达的六个维度（动态规划 / 主动记忆 / 元认知反思 / 硬计算密度 / 多 Agent 协同 / 可解释轨迹）分值全部绑定本次运行的真实指标，而非写死的满分装饰。悬停任一顶点弹出“分子/分母 + 数据来源”（例如“硬计算密度 34/50 —— 34 条日志为确定性工具调用”），并支持点击跳转到对应证据源。其中“硬计算密度”直接量化零幻觉红线的执行程度（工具调用数 / 总日志数）。</w:t>
+      </w:r>
+    </w:p>
+    <w:p>
+      <w:pPr>
+        <w:ind w:left="420"/>
+      </w:pPr>
+      <w:r>
+        <w:rPr>
+          <w:rFonts w:ascii="Times New Roman" w:hAnsi="Times New Roman" w:eastAsia="宋体"/>
+        </w:rPr>
+        <w:t>② DAG 电影模式（DagMovieMode）：点击“15 秒看懂”，把整条执行轨迹回放为一段全屏叙事——节点依次点亮、红色打回弧线出现、总工仲裁收束，配同步字幕、章节进度条与键盘导航。提供双模式：📽️ 真实回放（从 actionLog 提取镜头，可复现任意一次真实运行）与 🎬 高光演示（预置最佳案例），标签明示来源，不混淆演示与真实。</w:t>
+      </w:r>
+    </w:p>
+    <w:p>
+      <w:pPr>
+        <w:ind w:left="420"/>
+      </w:pPr>
+      <w:r>
+        <w:rPr>
+          <w:rFonts w:ascii="Times New Roman" w:hAnsi="Times New Roman" w:eastAsia="宋体"/>
+        </w:rPr>
+        <w:t>③ Agent 执行图（AgentFlowMap）：节点四态着色（待执行灰 / 执行中脉冲 / 成功绿 / 失败红），连线标签动态提取真实语义（如“发现 3 条强条违规：层间位移角、剪重比…”），而非静态箭头。点击任一节点展开证据链面板：token 用量与耗时以大字量化呈现，下挂该节点的完整思考、工具调用与原始返回。</w:t>
+      </w:r>
+    </w:p>
+    <w:p>
+      <w:pPr>
+        <w:ind w:left="420"/>
+      </w:pPr>
+      <w:r>
+        <w:rPr>
+          <w:rFonts w:ascii="Times New Roman" w:hAnsi="Times New Roman" w:eastAsia="宋体"/>
+        </w:rPr>
+        <w:t>④ 一镜到底的示例首屏：首次打开即加载“8 度设防 50 层智能办公楼”的完整高亮案例轨迹（含 8 次迭代、多轮打回），无需用户操作即可看到最丰富的能力展示，并明确标注“当前展示：示例项目”。</w:t>
+      </w:r>
+    </w:p>
+    <w:p>
+      <w:pPr/>
+      <w:r>
+        <w:rPr>
+          <w:rFonts w:ascii="Times New Roman" w:hAnsi="Times New Roman" w:eastAsia="宋体"/>
+        </w:rPr>
+        <w:t>设计系统：为达到“顶级作品”的视觉一致性，项目沉淀了一套完整设计系统——5 色语义色板（primary / teal / amber / success / destructive / warning）、5 级字体层级（display / title / body / caption / hero-number）、8pt 语义间距（element / card / section）、玻璃拟态卡片（backdrop-filter: blur(20px) saturate(130%)）。同时完整支持 prefers-reduced-motion 无障碍降级、@media print 打印导出，以及大屏演示模式。</w:t>
+      </w:r>
+    </w:p>
+    <w:p>
       <w:pPr>
         <w:pStyle w:val="Heading2"/>
         <w:keepNext/>
@@ -2564,6 +2876,15 @@
       </w:r>
     </w:p>
     <w:p>
+      <w:pPr/>
+      <w:r>
+        <w:rPr>
+          <w:rFonts w:ascii="Times New Roman" w:hAnsi="Times New Roman" w:eastAsia="宋体"/>
+        </w:rPr>
+        <w:t>创新四（自证式 UI——能力不靠宣称，靠指标）：能力雷达的每个维度都能点开看到“分子/分母与数据来源”，电影模式明示“真实回放 / 高光演示”，把“我们有多强”这件事变成可验证的工程事实而非宣传语。</w:t>
+      </w:r>
+    </w:p>
+    <w:p>
       <w:pPr>
         <w:pStyle w:val="Heading2"/>
         <w:keepNext/>
@@ -2578,7 +2899,7 @@
         <w:rPr>
           <w:rFonts w:ascii="Times New Roman" w:hAnsi="Times New Roman" w:eastAsia="宋体"/>
         </w:rPr>
-        <w:t>当前完成度：UI 层已完备（参数面板、推理看板、3D 可视化、对比分析），底层 Agent 状态机与辩论机制已部署上线，线上 Demo 可正常复现运行，并通过类型检查、静态检查与专项回归测试全量验证。</w:t>
+        <w:t>当前完成度：四 Agent 协同管线、DAG 编排引擎、主动式记忆系统、元认知反思、反事实推演、人类在环、报告导出、七套可视化看板、能力雷达与 DAG 电影模式、完整设计系统与无障碍适配均已落地，并部署上线；9 套共 312 项回归测试全部通过，生产构建稳定，演示模式全程离线可跑。</w:t>
       </w:r>
     </w:p>
     <w:p>
@@ -2587,7 +2908,7 @@
         <w:rPr>
           <w:rFonts w:ascii="Times New Roman" w:hAnsi="Times New Roman" w:eastAsia="宋体"/>
         </w:rPr>
-        <w:t>存在的不足：规范知识库覆盖仍以常用强条为主，复杂条文（如抗震等级随高度调整）的判定逻辑仍在持续完善；暂未接入专业软件接口。</w:t>
+        <w:t>存在的不足：真实推理模式需配置大模型 API Key；反事实推演的滑杆式交互正在开发中；规范知识库覆盖仍以常用强条为主，复杂条文判定逻辑仍在持续完善；暂未接入专业软件接口。</w:t>
       </w:r>
     </w:p>
     <w:p>
@@ -2596,7 +2917,7 @@
         <w:rPr>
           <w:rFonts w:ascii="Times New Roman" w:hAnsi="Times New Roman" w:eastAsia="宋体"/>
         </w:rPr>
-        <w:t>后续优化方向：①接入 BIM 模型（支持 DXF/Revit 模型导入，自动提取梁柱轴线）；②扩充规范知识库，完善知识图谱覆盖；③对接 PKPM/YJK 等专业软件，形成“智能前端 + 专业后端”闭环。</w:t>
+        <w:t>后续优化方向：①接入 BIM 模型（支持 DXF/Revit 模型导入，自动提取梁柱轴线）；②扩充规范知识库，完善知识图谱覆盖；③对接 PKPM/YJK 等专业软件，形成“智能前端 + 专业后端”闭环；④ LLM 驱动的自主规划深化与经验记忆的跨项目泛化。</w:t>
       </w:r>
     </w:p>
     <w:p>
@@ -2632,7 +2953,7 @@
         <w:rPr>
           <w:rFonts w:ascii="Times New Roman" w:hAnsi="Times New Roman" w:eastAsia="宋体"/>
         </w:rPr>
-        <w:t>使用步骤：① 打开链接进入首页；② 在参数录入区输入建筑面积、层数、跨度、设防烈度、预算等参数；③ 点击“启动方案智能生成”，观察四 Agent 协同推理轨迹；④ 查看三套候选方案及七维比选雷达图；⑤ 查看 Chief 综合推荐、风险提示与置信度。</w:t>
+        <w:t>使用步骤：① 打开链接进入首页（默认加载“8 度设防 50 层智能办公楼”示例轨迹）；② 在参数录入区输入建筑面积、层数、跨度、设防烈度、预算等参数；③ 点击“启动方案智能生成”，观察四 Agent 协同推理轨迹；④ 查看三套候选方案及七维比选雷达图；⑤ 查看 Chief 综合推荐、风险提示与置信度；⑥ 点击“15 秒看懂”播放 DAG 电影模式，或悬停能力雷达查看指标溯源。</w:t>
       </w:r>
     </w:p>
     <w:p>
@@ -2642,6 +2963,15 @@
           <w:rFonts w:ascii="Times New Roman" w:hAnsi="Times New Roman" w:eastAsia="宋体"/>
         </w:rPr>
         <w:t>测试问题：①“帮我做一个八层办公楼，建筑面积 8000㎡，跨度 8.4 米，设防烈度 7 度”；②“预算收紧到 1.2 亿，帮我重新比选”；③“哪套方案碳排放最低？”</w:t>
+      </w:r>
+    </w:p>
+    <w:p>
+      <w:pPr/>
+      <w:r>
+        <w:rPr>
+          <w:rFonts w:ascii="Times New Roman" w:hAnsi="Times New Roman" w:eastAsia="宋体"/>
+        </w:rPr>
+        <w:t>七维比选口径：造价（元/㎡）、工期（月）、抗震性能（分）、施工难度（分）、可持续性（分）、装配率（%）、碳排放（kgCO₂/㎡）。其中造价、工期、施工难度、碳排放为逆向指标（越低越优），其余为正向指标。</w:t>
       </w:r>
     </w:p>
     <w:p>

--- a/docs/智构StructMind-技术说明文档.docx
+++ b/docs/智构StructMind-技术说明文档.docx
@@ -120,6 +120,20 @@
           <w:sz w:val="23"/>
         </w:rPr>
         <w:t>线上 Demo：https://liuyux0512.github.io/-Structmind-agent/</w:t>
+      </w:r>
+    </w:p>
+    <w:p>
+      <w:pPr>
+        <w:spacing w:after="80"/>
+        <w:jc w:val="center"/>
+      </w:pPr>
+      <w:r>
+        <w:rPr>
+          <w:rFonts w:ascii="Times New Roman" w:hAnsi="Times New Roman" w:eastAsia="宋体"/>
+          <w:color w:val="0F4C81"/>
+          <w:sz w:val="23"/>
+        </w:rPr>
+        <w:t>源码仓库：https://github.com/LiuYUX0512/-Structmind-agent</w:t>
       </w:r>
     </w:p>
     <w:p>
@@ -2944,7 +2958,7 @@
         <w:rPr>
           <w:rFonts w:ascii="Times New Roman" w:hAnsi="Times New Roman" w:eastAsia="宋体"/>
         </w:rPr>
-        <w:t>访问链接：https://liuyux0512.github.io/-Structmind-agent/。无需登录、无需 API Key（演示模式可直接运行），手机与电脑浏览器均可打开。</w:t>
+        <w:t>访问链接（在线 Demo）：https://liuyux0512.github.io/-Structmind-agent/。源码仓库：https://github.com/LiuYUX0512/-Structmind-agent。无需登录、无需 API Key（演示模式可直接运行），手机与电脑浏览器均可打开。</w:t>
       </w:r>
     </w:p>
     <w:p>

--- a/docs/智构StructMind-技术说明文档.docx
+++ b/docs/智构StructMind-技术说明文档.docx
@@ -2,60 +2,59 @@
 <file path=word/document.xml><?xml version="1.0" encoding="utf-8"?>
 <w:document xmlns:wpc="http://schemas.microsoft.com/office/word/2010/wordprocessingCanvas" xmlns:mo="http://schemas.microsoft.com/office/mac/office/2008/main" xmlns:mc="http://schemas.openxmlformats.org/markup-compatibility/2006" xmlns:mv="urn:schemas-microsoft-com:mac:vml" xmlns:o="urn:schemas-microsoft-com:office:office" xmlns:r="http://schemas.openxmlformats.org/officeDocument/2006/relationships" xmlns:m="http://schemas.openxmlformats.org/officeDocument/2006/math" xmlns:v="urn:schemas-microsoft-com:vml" xmlns:wp14="http://schemas.microsoft.com/office/word/2010/wordprocessingDrawing" xmlns:wp="http://schemas.openxmlformats.org/drawingml/2006/wordprocessingDrawing" xmlns:w10="urn:schemas-microsoft-com:office:word" xmlns:w="http://schemas.openxmlformats.org/wordprocessingml/2006/main" xmlns:w14="http://schemas.microsoft.com/office/word/2010/wordml" xmlns:wpg="http://schemas.microsoft.com/office/word/2010/wordprocessingGroup" xmlns:wpi="http://schemas.microsoft.com/office/word/2010/wordprocessingInk" xmlns:wne="http://schemas.microsoft.com/office/word/2006/wordml" xmlns:wps="http://schemas.microsoft.com/office/word/2010/wordprocessingShape" mc:Ignorable="w14 wp14">
   <w:body>
-    <w:p/>
-    <w:p/>
-    <w:p/>
     <w:p>
       <w:pPr>
+        <w:spacing w:before="200" w:after="40" w:lineRule="auto" w:line="360"/>
         <w:jc w:val="center"/>
       </w:pPr>
       <w:r>
         <w:rPr>
-          <w:rFonts w:ascii="Times New Roman" w:hAnsi="Times New Roman" w:eastAsia="楷体"/>
-          <w:color w:val="5A6B7D"/>
-          <w:sz w:val="30"/>
+          <w:rFonts w:ascii="Times New Roman" w:hAnsi="Times New Roman" w:eastAsia="黑体"/>
+          <w:b/>
+          <w:color w:val="555555"/>
+          <w:sz w:val="26"/>
         </w:rPr>
         <w:t>“海之子杯” AI 智能体挑战赛</w:t>
       </w:r>
     </w:p>
     <w:p>
       <w:pPr>
-        <w:spacing w:after="480"/>
+        <w:spacing w:before="0" w:after="520" w:lineRule="auto" w:line="360"/>
         <w:jc w:val="center"/>
       </w:pPr>
       <w:r>
         <w:rPr>
           <w:rFonts w:ascii="Times New Roman" w:hAnsi="Times New Roman" w:eastAsia="楷体"/>
-          <w:color w:val="5A6B7D"/>
-          <w:sz w:val="26"/>
+          <w:b w:val="0"/>
+          <w:sz w:val="22"/>
         </w:rPr>
         <w:t>西建大校内赛 · 参赛作品</w:t>
       </w:r>
     </w:p>
     <w:p>
       <w:pPr>
-        <w:spacing w:after="120"/>
+        <w:spacing w:before="0" w:after="80" w:lineRule="auto" w:line="360"/>
         <w:jc w:val="center"/>
       </w:pPr>
       <w:r>
         <w:rPr>
           <w:rFonts w:ascii="Times New Roman" w:hAnsi="Times New Roman" w:eastAsia="黑体"/>
           <w:b/>
-          <w:color w:val="0F4C81"/>
-          <w:sz w:val="64"/>
+          <w:color w:val="0F3C6B"/>
+          <w:sz w:val="60"/>
         </w:rPr>
         <w:t>智构 StructMind</w:t>
       </w:r>
     </w:p>
     <w:p>
       <w:pPr>
-        <w:spacing w:after="360"/>
+        <w:spacing w:before="0" w:after="160" w:lineRule="auto" w:line="360"/>
         <w:jc w:val="center"/>
       </w:pPr>
       <w:r>
         <w:rPr>
-          <w:rFonts w:ascii="Times New Roman" w:hAnsi="Times New Roman" w:eastAsia="楷体"/>
-          <w:color w:val="0F4C81"/>
+          <w:rFonts w:ascii="Times New Roman" w:hAnsi="Times New Roman" w:eastAsia="黑体"/>
+          <w:b/>
           <w:sz w:val="32"/>
         </w:rPr>
         <w:t>建筑结构方案优化 AI 智能体</w:t>
@@ -63,176 +62,198 @@
     </w:p>
     <w:p>
       <w:pPr>
-        <w:jc w:val="center"/>
-      </w:pPr>
-    </w:p>
-    <w:p>
-      <w:pPr>
-        <w:spacing w:after="600"/>
+        <w:spacing w:before="0" w:after="440" w:lineRule="auto" w:line="360"/>
         <w:jc w:val="center"/>
       </w:pPr>
       <w:r>
         <w:rPr>
           <w:rFonts w:ascii="Times New Roman" w:hAnsi="Times New Roman" w:eastAsia="楷体"/>
-          <w:color w:val="5A6B7D"/>
+          <w:b w:val="0"/>
           <w:sz w:val="24"/>
         </w:rPr>
-        <w:t>——  多智能体协同 · 规范可追溯 · 人工在环  ——</w:t>
+        <w:t>—— 规划与执行分离 · 多智能体辩论 · 零幻觉工程计算 ——</w:t>
       </w:r>
     </w:p>
     <w:p>
       <w:pPr>
+        <w:spacing w:before="0" w:after="280" w:lineRule="auto" w:line="360"/>
+        <w:ind w:firstLine="480"/>
+      </w:pPr>
+      <w:r>
+        <w:rPr>
+          <w:rFonts w:ascii="Times New Roman" w:hAnsi="Times New Roman" w:eastAsia="宋体"/>
+          <w:b w:val="0"/>
+          <w:sz w:val="24"/>
+        </w:rPr>
+        <w:t>面向建筑方案阶段的多智能体协同结构选型与优化工具：由规划器将设计目标拆解为可执行 DAG，调度器驱动四类专业 Agent 协同推理，调用 12 个硬编码工程工具完成规范校核与多目标寻优，输出可追溯、可干预、可导出的推荐方案。</w:t>
+      </w:r>
+    </w:p>
+    <w:p>
+      <w:pPr>
+        <w:spacing w:after="40"/>
+        <w:ind w:firstLine="0"/>
         <w:jc w:val="center"/>
       </w:pPr>
       <w:r>
         <w:rPr>
           <w:rFonts w:ascii="Times New Roman" w:hAnsi="Times New Roman" w:eastAsia="黑体"/>
           <w:b/>
-          <w:color w:val="0F4C81"/>
-          <w:sz w:val="28"/>
+          <w:sz w:val="22"/>
         </w:rPr>
-        <w:t>作品简介</w:t>
+        <w:t>线上 Demo：</w:t>
+      </w:r>
+      <w:r>
+        <w:rPr>
+          <w:rFonts w:ascii="Times New Roman" w:hAnsi="Times New Roman" w:eastAsia="宋体"/>
+          <w:b w:val="0"/>
+          <w:sz w:val="22"/>
+        </w:rPr>
+        <w:t>https://liuyux0512.github.io/-Structmind-agent/</w:t>
       </w:r>
     </w:p>
     <w:p>
       <w:pPr>
-        <w:spacing w:after="480"/>
+        <w:spacing w:after="40"/>
+        <w:ind w:firstLine="0"/>
         <w:jc w:val="center"/>
       </w:pPr>
       <w:r>
         <w:rPr>
+          <w:rFonts w:ascii="Times New Roman" w:hAnsi="Times New Roman" w:eastAsia="黑体"/>
+          <w:b/>
+          <w:sz w:val="22"/>
+        </w:rPr>
+        <w:t>提交日期：</w:t>
+      </w:r>
+      <w:r>
+        <w:rPr>
           <w:rFonts w:ascii="Times New Roman" w:hAnsi="Times New Roman" w:eastAsia="宋体"/>
-          <w:color w:val="202A33"/>
-          <w:sz w:val="23"/>
+          <w:b w:val="0"/>
+          <w:sz w:val="22"/>
         </w:rPr>
-        <w:t>面向建筑方案阶段的多智能体协同结构选型与优化工具：输入工程参数即可自动生成多套候选结构方案，完成国标逐条校核、七维量化比选与综合推荐，让工程师在数分钟内获得可溯源、可干预、可导出的寻优结果。</w:t>
+        <w:t>2026 年 9 月 28 日</w:t>
       </w:r>
     </w:p>
     <w:p>
       <w:pPr>
-        <w:spacing w:after="80"/>
+        <w:spacing w:after="40"/>
+        <w:ind w:firstLine="0"/>
         <w:jc w:val="center"/>
       </w:pPr>
       <w:r>
         <w:rPr>
+          <w:rFonts w:ascii="Times New Roman" w:hAnsi="Times New Roman" w:eastAsia="黑体"/>
+          <w:b/>
+          <w:sz w:val="22"/>
+        </w:rPr>
+        <w:t>团队成员：</w:t>
+      </w:r>
+      <w:r>
+        <w:rPr>
           <w:rFonts w:ascii="Times New Roman" w:hAnsi="Times New Roman" w:eastAsia="宋体"/>
-          <w:color w:val="0F4C81"/>
-          <w:sz w:val="23"/>
+          <w:b w:val="0"/>
+          <w:sz w:val="22"/>
         </w:rPr>
-        <w:t>线上 Demo：https://liuyux0512.github.io/-Structmind-agent/</w:t>
+        <w:t>刘宇翔（负责人）、李国扬、吕勇宽、张盛涵</w:t>
       </w:r>
     </w:p>
     <w:p>
       <w:pPr>
-        <w:spacing w:after="80"/>
+        <w:spacing w:after="40"/>
+        <w:ind w:firstLine="0"/>
         <w:jc w:val="center"/>
       </w:pPr>
       <w:r>
         <w:rPr>
+          <w:rFonts w:ascii="Times New Roman" w:hAnsi="Times New Roman" w:eastAsia="黑体"/>
+          <w:b/>
+          <w:sz w:val="22"/>
+        </w:rPr>
+        <w:t>所属单位：</w:t>
+      </w:r>
+      <w:r>
+        <w:rPr>
           <w:rFonts w:ascii="Times New Roman" w:hAnsi="Times New Roman" w:eastAsia="宋体"/>
-          <w:color w:val="0F4C81"/>
-          <w:sz w:val="23"/>
+          <w:b w:val="0"/>
+          <w:sz w:val="22"/>
         </w:rPr>
-        <w:t>源码仓库：https://github.com/LiuYUX0512/-Structmind-agent</w:t>
+        <w:t>土木工程学院 · 指导教师：无</w:t>
       </w:r>
     </w:p>
     <w:p>
       <w:pPr>
-        <w:spacing w:after="80"/>
-        <w:jc w:val="center"/>
+        <w:keepNext/>
+        <w:spacing w:before="320" w:after="120"/>
+        <w:outlineLvl w:val="0"/>
       </w:pPr>
       <w:r>
         <w:rPr>
-          <w:rFonts w:ascii="Times New Roman" w:hAnsi="Times New Roman" w:eastAsia="宋体"/>
-          <w:color w:val="0F4C81"/>
-          <w:sz w:val="23"/>
+          <w:rFonts w:ascii="Times New Roman" w:hAnsi="Times New Roman" w:eastAsia="黑体"/>
+          <w:b/>
+          <w:color w:val="0F3C6B"/>
+          <w:sz w:val="32"/>
         </w:rPr>
-        <w:t>提交日期：2026 年 9 月 28 日</w:t>
-      </w:r>
-    </w:p>
-    <w:p>
-      <w:pPr>
-        <w:spacing w:after="80"/>
-        <w:jc w:val="center"/>
-      </w:pPr>
-      <w:r>
-        <w:rPr>
-          <w:rFonts w:ascii="Times New Roman" w:hAnsi="Times New Roman" w:eastAsia="宋体"/>
-          <w:color w:val="0F4C81"/>
-          <w:sz w:val="23"/>
-        </w:rPr>
-        <w:t>团队成员：刘宇翔（负责人）、李国扬、吕勇宽、张盛涵</w:t>
-      </w:r>
-    </w:p>
-    <w:p>
-      <w:pPr>
-        <w:spacing w:after="80"/>
-        <w:jc w:val="center"/>
-      </w:pPr>
-      <w:r>
-        <w:rPr>
-          <w:rFonts w:ascii="Times New Roman" w:hAnsi="Times New Roman" w:eastAsia="宋体"/>
-          <w:color w:val="0F4C81"/>
-          <w:sz w:val="23"/>
-        </w:rPr>
-        <w:t>所属学院：土木工程 · 指导教师：无</w:t>
-      </w:r>
-    </w:p>
-    <w:p>
-      <w:pPr>
-        <w:sectPr>
-          <w:headerReference w:type="default" r:id="rId9"/>
-          <w:footerReference w:type="default" r:id="rId10"/>
-          <w:pgSz w:w="11906" w:h="16838"/>
-          <w:pgMar w:top="1417" w:right="1587" w:bottom="1417" w:left="1587" w:header="720" w:footer="720" w:gutter="0"/>
-          <w:cols w:space="720"/>
-          <w:docGrid w:linePitch="360"/>
-        </w:sectPr>
-      </w:pPr>
-    </w:p>
-    <w:p>
-      <w:pPr>
-        <w:pStyle w:val="Heading1"/>
-        <w:keepNext/>
-      </w:pPr>
-      <w:r>
         <w:t>1. 背景与场景</w:t>
       </w:r>
     </w:p>
     <w:p>
       <w:pPr>
-        <w:pStyle w:val="Heading2"/>
         <w:keepNext/>
+        <w:spacing w:before="220" w:after="80"/>
+        <w:outlineLvl w:val="1"/>
       </w:pPr>
       <w:r>
+        <w:rPr>
+          <w:rFonts w:ascii="Times New Roman" w:hAnsi="Times New Roman" w:eastAsia="黑体"/>
+          <w:b/>
+          <w:color w:val="142846"/>
+          <w:sz w:val="27"/>
+        </w:rPr>
         <w:t>1.1 目标用户</w:t>
       </w:r>
     </w:p>
     <w:p>
-      <w:pPr/>
+      <w:pPr>
+        <w:spacing w:before="0" w:after="0" w:lineRule="auto" w:line="360"/>
+        <w:ind w:firstLine="480"/>
+      </w:pPr>
       <w:r>
         <w:rPr>
           <w:rFonts w:ascii="Times New Roman" w:hAnsi="Times New Roman" w:eastAsia="宋体"/>
+          <w:b w:val="0"/>
+          <w:sz w:val="24"/>
         </w:rPr>
-        <w:t>智构 StructMind 主要面向结构工程师、设计院以及从事建筑结构方案前期设计的专业人员。该用户群体具备土木工程专业背景，熟悉结构概念设计与规范条文，数字化工具使用能力较强，日常高频使用 PKPM、YJK、Revit、AutoCAD 等专业软件，关注方案的安全性、经济性与合规性，期望在方案阶段快速完成多方案试算与比选，而非在繁琐的人工算量中消耗时间。</w:t>
+        <w:t>智构 StructMind 面向设计院结构工程师及土木工程专业师生。该群体熟悉 PKPM、YJK、Revit 等专业软件与现行结构规范，处于建筑方案前期，需要在建筑方案确定后快速完成结构体系选择与多方案比选。</w:t>
       </w:r>
     </w:p>
     <w:p>
       <w:pPr>
-        <w:pStyle w:val="Heading2"/>
         <w:keepNext/>
+        <w:spacing w:before="220" w:after="80"/>
+        <w:outlineLvl w:val="1"/>
       </w:pPr>
       <w:r>
-        <w:t>1.2 用户痛点与问题定义</w:t>
+        <w:rPr>
+          <w:rFonts w:ascii="Times New Roman" w:hAnsi="Times New Roman" w:eastAsia="黑体"/>
+          <w:b/>
+          <w:color w:val="142846"/>
+          <w:sz w:val="27"/>
+        </w:rPr>
+        <w:t>1.2 用户痛点</w:t>
       </w:r>
     </w:p>
     <w:p>
-      <w:pPr/>
+      <w:pPr>
+        <w:spacing w:before="0" w:after="0" w:lineRule="auto" w:line="360"/>
+        <w:ind w:firstLine="480"/>
+      </w:pPr>
       <w:r>
         <w:rPr>
           <w:rFonts w:ascii="Times New Roman" w:hAnsi="Times New Roman" w:eastAsia="宋体"/>
+          <w:b w:val="0"/>
+          <w:sz w:val="24"/>
         </w:rPr>
-        <w:t>结构方案前期设计长期依赖人工试算与经验判断，主要存在以下痛点：</w:t>
+        <w:t>结构方案前期设计中，工程师需在有限时间内同时权衡结构安全、造价、工期与碳排放等相互制约的目标；而传统人工手算与 PKPM/YJK 反复试错周期极长，一次体系比选往往耗时数天。具体痛点如下：</w:t>
       </w:r>
     </w:p>
     <w:tbl>
@@ -243,34 +264,28 @@
         <w:tblLook w:firstColumn="1" w:firstRow="1" w:lastColumn="0" w:lastRow="0" w:noHBand="0" w:noVBand="1" w:val="04A0"/>
       </w:tblPr>
       <w:tblGrid>
-        <w:gridCol w:w="2183"/>
-        <w:gridCol w:w="2183"/>
-        <w:gridCol w:w="2183"/>
-        <w:gridCol w:w="2183"/>
+        <w:gridCol w:w="2268"/>
+        <w:gridCol w:w="2268"/>
+        <w:gridCol w:w="2268"/>
+        <w:gridCol w:w="2268"/>
       </w:tblGrid>
       <w:tr>
         <w:trPr>
           <w:cantSplit/>
-          <w:tblHeader/>
         </w:trPr>
         <w:tc>
           <w:tcPr>
-            <w:tcW w:type="dxa" w:w="2183"/>
-            <w:shd w:val="clear" w:fill="0F4C81"/>
+            <w:tcW w:type="dxa" w:w="2268"/>
+            <w:shd w:val="clear" w:fill="1F4E79"/>
             <w:vAlign w:val="center"/>
           </w:tcPr>
           <w:p>
             <w:pPr>
+              <w:spacing w:line="276" w:lineRule="auto" w:after="40" w:before="40"/>
+              <w:ind w:firstLine="0"/>
               <w:jc w:val="center"/>
             </w:pPr>
-            <w:r>
-              <w:rPr>
-                <w:rFonts w:ascii="Times New Roman" w:hAnsi="Times New Roman" w:eastAsia="黑体"/>
-                <w:b/>
-                <w:color w:val="FFFFFF"/>
-                <w:sz w:val="21"/>
-              </w:rPr>
-            </w:r>
+            <w:r/>
             <w:r>
               <w:rPr>
                 <w:rFonts w:ascii="Times New Roman" w:hAnsi="Times New Roman" w:eastAsia="黑体"/>
@@ -284,14 +299,17 @@
         </w:tc>
         <w:tc>
           <w:tcPr>
-            <w:tcW w:type="dxa" w:w="2183"/>
-            <w:shd w:val="clear" w:fill="0F4C81"/>
+            <w:tcW w:type="dxa" w:w="2268"/>
+            <w:shd w:val="clear" w:fill="1F4E79"/>
             <w:vAlign w:val="center"/>
           </w:tcPr>
           <w:p>
             <w:pPr>
+              <w:spacing w:line="276" w:lineRule="auto" w:after="40" w:before="40"/>
+              <w:ind w:firstLine="0"/>
               <w:jc w:val="center"/>
             </w:pPr>
+            <w:r/>
             <w:r>
               <w:rPr>
                 <w:rFonts w:ascii="Times New Roman" w:hAnsi="Times New Roman" w:eastAsia="黑体"/>
@@ -299,7 +317,23 @@
                 <w:color w:val="FFFFFF"/>
                 <w:sz w:val="21"/>
               </w:rPr>
+              <w:t>具体表现</w:t>
             </w:r>
+          </w:p>
+        </w:tc>
+        <w:tc>
+          <w:tcPr>
+            <w:tcW w:type="dxa" w:w="2268"/>
+            <w:shd w:val="clear" w:fill="1F4E79"/>
+            <w:vAlign w:val="center"/>
+          </w:tcPr>
+          <w:p>
+            <w:pPr>
+              <w:spacing w:line="276" w:lineRule="auto" w:after="40" w:before="40"/>
+              <w:ind w:firstLine="0"/>
+              <w:jc w:val="center"/>
+            </w:pPr>
+            <w:r/>
             <w:r>
               <w:rPr>
                 <w:rFonts w:ascii="Times New Roman" w:hAnsi="Times New Roman" w:eastAsia="黑体"/>
@@ -307,20 +341,23 @@
                 <w:color w:val="FFFFFF"/>
                 <w:sz w:val="21"/>
               </w:rPr>
-              <w:t>具体场景</w:t>
+              <w:t>传统方式的代价</w:t>
             </w:r>
           </w:p>
         </w:tc>
         <w:tc>
           <w:tcPr>
-            <w:tcW w:type="dxa" w:w="2183"/>
-            <w:shd w:val="clear" w:fill="0F4C81"/>
+            <w:tcW w:type="dxa" w:w="2268"/>
+            <w:shd w:val="clear" w:fill="1F4E79"/>
             <w:vAlign w:val="center"/>
           </w:tcPr>
           <w:p>
             <w:pPr>
+              <w:spacing w:line="276" w:lineRule="auto" w:after="40" w:before="40"/>
+              <w:ind w:firstLine="0"/>
               <w:jc w:val="center"/>
             </w:pPr>
+            <w:r/>
             <w:r>
               <w:rPr>
                 <w:rFonts w:ascii="Times New Roman" w:hAnsi="Times New Roman" w:eastAsia="黑体"/>
@@ -328,44 +365,7 @@
                 <w:color w:val="FFFFFF"/>
                 <w:sz w:val="21"/>
               </w:rPr>
-            </w:r>
-            <w:r>
-              <w:rPr>
-                <w:rFonts w:ascii="Times New Roman" w:hAnsi="Times New Roman" w:eastAsia="黑体"/>
-                <w:b/>
-                <w:color w:val="FFFFFF"/>
-                <w:sz w:val="21"/>
-              </w:rPr>
-              <w:t>现有方式不足</w:t>
-            </w:r>
-          </w:p>
-        </w:tc>
-        <w:tc>
-          <w:tcPr>
-            <w:tcW w:type="dxa" w:w="2183"/>
-            <w:shd w:val="clear" w:fill="0F4C81"/>
-            <w:vAlign w:val="center"/>
-          </w:tcPr>
-          <w:p>
-            <w:pPr>
-              <w:jc w:val="center"/>
-            </w:pPr>
-            <w:r>
-              <w:rPr>
-                <w:rFonts w:ascii="Times New Roman" w:hAnsi="Times New Roman" w:eastAsia="黑体"/>
-                <w:b/>
-                <w:color w:val="FFFFFF"/>
-                <w:sz w:val="21"/>
-              </w:rPr>
-            </w:r>
-            <w:r>
-              <w:rPr>
-                <w:rFonts w:ascii="Times New Roman" w:hAnsi="Times New Roman" w:eastAsia="黑体"/>
-                <w:b/>
-                <w:color w:val="FFFFFF"/>
-                <w:sz w:val="21"/>
-              </w:rPr>
-              <w:t>要解决的核心问题</w:t>
+              <w:t>本项目目标</w:t>
             </w:r>
           </w:p>
         </w:tc>
@@ -376,97 +376,89 @@
         </w:trPr>
         <w:tc>
           <w:tcPr>
-            <w:tcW w:type="dxa" w:w="2183"/>
+            <w:tcW w:type="dxa" w:w="2268"/>
             <w:vAlign w:val="center"/>
           </w:tcPr>
           <w:p>
             <w:pPr>
+              <w:spacing w:line="276" w:lineRule="auto" w:after="40" w:before="40"/>
               <w:ind w:firstLine="0"/>
+              <w:jc w:val="center"/>
             </w:pPr>
+            <w:r/>
             <w:r>
               <w:rPr>
                 <w:rFonts w:ascii="Times New Roman" w:hAnsi="Times New Roman" w:eastAsia="宋体"/>
+                <w:b w:val="0"/>
                 <w:sz w:val="21"/>
               </w:rPr>
-            </w:r>
-            <w:r>
-              <w:rPr>
-                <w:rFonts w:ascii="Times New Roman" w:hAnsi="Times New Roman" w:eastAsia="宋体"/>
-                <w:sz w:val="21"/>
-              </w:rPr>
-              <w:t>人工比对耗时</w:t>
+              <w:t>多目标互相制约</w:t>
             </w:r>
           </w:p>
         </w:tc>
         <w:tc>
           <w:tcPr>
-            <w:tcW w:type="dxa" w:w="2183"/>
+            <w:tcW w:type="dxa" w:w="2268"/>
             <w:vAlign w:val="center"/>
           </w:tcPr>
           <w:p>
             <w:pPr>
+              <w:spacing w:line="276" w:lineRule="auto" w:after="40" w:before="40"/>
               <w:ind w:firstLine="0"/>
+              <w:jc w:val="left"/>
             </w:pPr>
+            <w:r/>
             <w:r>
               <w:rPr>
                 <w:rFonts w:ascii="Times New Roman" w:hAnsi="Times New Roman" w:eastAsia="宋体"/>
+                <w:b w:val="0"/>
                 <w:sz w:val="21"/>
               </w:rPr>
-            </w:r>
-            <w:r>
-              <w:rPr>
-                <w:rFonts w:ascii="Times New Roman" w:hAnsi="Times New Roman" w:eastAsia="宋体"/>
-                <w:sz w:val="21"/>
-              </w:rPr>
-              <w:t>结构体系、材料用量、抗震性能、造价、工期、碳排放等多目标反复试算</w:t>
+              <w:t>造价、工期、碳排、安全此消彼长</w:t>
             </w:r>
           </w:p>
         </w:tc>
         <w:tc>
           <w:tcPr>
-            <w:tcW w:type="dxa" w:w="2183"/>
+            <w:tcW w:type="dxa" w:w="2268"/>
             <w:vAlign w:val="center"/>
           </w:tcPr>
           <w:p>
             <w:pPr>
+              <w:spacing w:line="276" w:lineRule="auto" w:after="40" w:before="40"/>
               <w:ind w:firstLine="0"/>
+              <w:jc w:val="center"/>
             </w:pPr>
+            <w:r/>
             <w:r>
               <w:rPr>
                 <w:rFonts w:ascii="Times New Roman" w:hAnsi="Times New Roman" w:eastAsia="宋体"/>
+                <w:b w:val="0"/>
                 <w:sz w:val="21"/>
               </w:rPr>
-            </w:r>
-            <w:r>
-              <w:rPr>
-                <w:rFonts w:ascii="Times New Roman" w:hAnsi="Times New Roman" w:eastAsia="宋体"/>
-                <w:sz w:val="21"/>
-              </w:rPr>
-              <w:t>单方案比选常需数天，试错成本高</w:t>
+              <w:t>凭经验权衡，顾此失彼</w:t>
             </w:r>
           </w:p>
         </w:tc>
         <w:tc>
           <w:tcPr>
-            <w:tcW w:type="dxa" w:w="2183"/>
+            <w:tcW w:type="dxa" w:w="2268"/>
             <w:vAlign w:val="center"/>
           </w:tcPr>
           <w:p>
             <w:pPr>
+              <w:spacing w:line="276" w:lineRule="auto" w:after="40" w:before="40"/>
               <w:ind w:firstLine="0"/>
+              <w:jc w:val="left"/>
             </w:pPr>
+            <w:r/>
             <w:r>
               <w:rPr>
                 <w:rFonts w:ascii="Times New Roman" w:hAnsi="Times New Roman" w:eastAsia="宋体"/>
+                <w:b w:val="0"/>
                 <w:sz w:val="21"/>
               </w:rPr>
-            </w:r>
-            <w:r>
-              <w:rPr>
-                <w:rFonts w:ascii="Times New Roman" w:hAnsi="Times New Roman" w:eastAsia="宋体"/>
-                <w:sz w:val="21"/>
-              </w:rPr>
-              <w:t>将“数天”压缩至“分钟级”</w:t>
+              <w:t>多目标自动寻优与量化比选</w:t>
             </w:r>
           </w:p>
         </w:tc>
@@ -477,97 +469,93 @@
         </w:trPr>
         <w:tc>
           <w:tcPr>
-            <w:tcW w:type="dxa" w:w="2183"/>
+            <w:tcW w:type="dxa" w:w="2268"/>
+            <w:shd w:val="clear" w:fill="EEF3F9"/>
             <w:vAlign w:val="center"/>
           </w:tcPr>
           <w:p>
             <w:pPr>
+              <w:spacing w:line="276" w:lineRule="auto" w:after="40" w:before="40"/>
               <w:ind w:firstLine="0"/>
+              <w:jc w:val="center"/>
             </w:pPr>
+            <w:r/>
             <w:r>
               <w:rPr>
                 <w:rFonts w:ascii="Times New Roman" w:hAnsi="Times New Roman" w:eastAsia="宋体"/>
+                <w:b w:val="0"/>
                 <w:sz w:val="21"/>
               </w:rPr>
-            </w:r>
-            <w:r>
-              <w:rPr>
-                <w:rFonts w:ascii="Times New Roman" w:hAnsi="Times New Roman" w:eastAsia="宋体"/>
-                <w:sz w:val="21"/>
-              </w:rPr>
-              <w:t>多目标难兼顾</w:t>
+              <w:t>专业软件试错慢</w:t>
             </w:r>
           </w:p>
         </w:tc>
         <w:tc>
           <w:tcPr>
-            <w:tcW w:type="dxa" w:w="2183"/>
+            <w:tcW w:type="dxa" w:w="2268"/>
+            <w:shd w:val="clear" w:fill="EEF3F9"/>
             <w:vAlign w:val="center"/>
           </w:tcPr>
           <w:p>
             <w:pPr>
+              <w:spacing w:line="276" w:lineRule="auto" w:after="40" w:before="40"/>
               <w:ind w:firstLine="0"/>
+              <w:jc w:val="left"/>
             </w:pPr>
+            <w:r/>
             <w:r>
               <w:rPr>
                 <w:rFonts w:ascii="Times New Roman" w:hAnsi="Times New Roman" w:eastAsia="宋体"/>
+                <w:b w:val="0"/>
                 <w:sz w:val="21"/>
               </w:rPr>
-            </w:r>
-            <w:r>
-              <w:rPr>
-                <w:rFonts w:ascii="Times New Roman" w:hAnsi="Times New Roman" w:eastAsia="宋体"/>
-                <w:sz w:val="21"/>
-              </w:rPr>
-              <w:t>安全、经济、低碳互相制约，需全局寻优</w:t>
+              <w:t>换一次结构体系需重新建模、计算、出图</w:t>
             </w:r>
           </w:p>
         </w:tc>
         <w:tc>
           <w:tcPr>
-            <w:tcW w:type="dxa" w:w="2183"/>
+            <w:tcW w:type="dxa" w:w="2268"/>
+            <w:shd w:val="clear" w:fill="EEF3F9"/>
             <w:vAlign w:val="center"/>
           </w:tcPr>
           <w:p>
             <w:pPr>
+              <w:spacing w:line="276" w:lineRule="auto" w:after="40" w:before="40"/>
               <w:ind w:firstLine="0"/>
+              <w:jc w:val="center"/>
             </w:pPr>
+            <w:r/>
             <w:r>
               <w:rPr>
                 <w:rFonts w:ascii="Times New Roman" w:hAnsi="Times New Roman" w:eastAsia="宋体"/>
+                <w:b w:val="0"/>
                 <w:sz w:val="21"/>
               </w:rPr>
-            </w:r>
-            <w:r>
-              <w:rPr>
-                <w:rFonts w:ascii="Times New Roman" w:hAnsi="Times New Roman" w:eastAsia="宋体"/>
-                <w:sz w:val="21"/>
-              </w:rPr>
-              <w:t>工程师凭经验权衡，顾此失彼、难达全局最优</w:t>
+              <w:t>单方案比选常需数天</w:t>
             </w:r>
           </w:p>
         </w:tc>
         <w:tc>
           <w:tcPr>
-            <w:tcW w:type="dxa" w:w="2183"/>
+            <w:tcW w:type="dxa" w:w="2268"/>
+            <w:shd w:val="clear" w:fill="EEF3F9"/>
             <w:vAlign w:val="center"/>
           </w:tcPr>
           <w:p>
             <w:pPr>
+              <w:spacing w:line="276" w:lineRule="auto" w:after="40" w:before="40"/>
               <w:ind w:firstLine="0"/>
+              <w:jc w:val="left"/>
             </w:pPr>
+            <w:r/>
             <w:r>
               <w:rPr>
                 <w:rFonts w:ascii="Times New Roman" w:hAnsi="Times New Roman" w:eastAsia="宋体"/>
+                <w:b w:val="0"/>
                 <w:sz w:val="21"/>
               </w:rPr>
-            </w:r>
-            <w:r>
-              <w:rPr>
-                <w:rFonts w:ascii="Times New Roman" w:hAnsi="Times New Roman" w:eastAsia="宋体"/>
-                <w:sz w:val="21"/>
-              </w:rPr>
-              <w:t>多目标自动寻优</w:t>
+              <w:t>分钟级完成多套候选方案</w:t>
             </w:r>
           </w:p>
         </w:tc>
@@ -578,97 +566,89 @@
         </w:trPr>
         <w:tc>
           <w:tcPr>
-            <w:tcW w:type="dxa" w:w="2183"/>
+            <w:tcW w:type="dxa" w:w="2268"/>
             <w:vAlign w:val="center"/>
           </w:tcPr>
           <w:p>
             <w:pPr>
+              <w:spacing w:line="276" w:lineRule="auto" w:after="40" w:before="40"/>
               <w:ind w:firstLine="0"/>
+              <w:jc w:val="center"/>
             </w:pPr>
+            <w:r/>
             <w:r>
               <w:rPr>
                 <w:rFonts w:ascii="Times New Roman" w:hAnsi="Times New Roman" w:eastAsia="宋体"/>
+                <w:b w:val="0"/>
                 <w:sz w:val="21"/>
               </w:rPr>
-            </w:r>
-            <w:r>
-              <w:rPr>
-                <w:rFonts w:ascii="Times New Roman" w:hAnsi="Times New Roman" w:eastAsia="宋体"/>
-                <w:sz w:val="21"/>
-              </w:rPr>
-              <w:t>经验依赖强、易漏检</w:t>
+              <w:t>规范强条易漏</w:t>
             </w:r>
           </w:p>
         </w:tc>
         <w:tc>
           <w:tcPr>
-            <w:tcW w:type="dxa" w:w="2183"/>
+            <w:tcW w:type="dxa" w:w="2268"/>
             <w:vAlign w:val="center"/>
           </w:tcPr>
           <w:p>
             <w:pPr>
+              <w:spacing w:line="276" w:lineRule="auto" w:after="40" w:before="40"/>
               <w:ind w:firstLine="0"/>
+              <w:jc w:val="left"/>
             </w:pPr>
+            <w:r/>
             <w:r>
               <w:rPr>
                 <w:rFonts w:ascii="Times New Roman" w:hAnsi="Times New Roman" w:eastAsia="宋体"/>
+                <w:b w:val="0"/>
                 <w:sz w:val="21"/>
               </w:rPr>
-            </w:r>
-            <w:r>
-              <w:rPr>
-                <w:rFonts w:ascii="Times New Roman" w:hAnsi="Times New Roman" w:eastAsia="宋体"/>
-                <w:sz w:val="21"/>
-              </w:rPr>
-              <w:t>规范条文繁多（GB 55002、GB/T 50011 等）</w:t>
+              <w:t>剪重比、周期比、位移角等限值众多</w:t>
             </w:r>
           </w:p>
         </w:tc>
         <w:tc>
           <w:tcPr>
-            <w:tcW w:type="dxa" w:w="2183"/>
+            <w:tcW w:type="dxa" w:w="2268"/>
             <w:vAlign w:val="center"/>
           </w:tcPr>
           <w:p>
             <w:pPr>
+              <w:spacing w:line="276" w:lineRule="auto" w:after="40" w:before="40"/>
               <w:ind w:firstLine="0"/>
+              <w:jc w:val="center"/>
             </w:pPr>
+            <w:r/>
             <w:r>
               <w:rPr>
                 <w:rFonts w:ascii="Times New Roman" w:hAnsi="Times New Roman" w:eastAsia="宋体"/>
+                <w:b w:val="0"/>
                 <w:sz w:val="21"/>
               </w:rPr>
-            </w:r>
-            <w:r>
-              <w:rPr>
-                <w:rFonts w:ascii="Times New Roman" w:hAnsi="Times New Roman" w:eastAsia="宋体"/>
-                <w:sz w:val="21"/>
-              </w:rPr>
-              <w:t>人工逐条核对，新手与资深工程师产出差距大，存在漏检漏判风险</w:t>
+              <w:t>人工逐条核对，易漏检</w:t>
             </w:r>
           </w:p>
         </w:tc>
         <w:tc>
           <w:tcPr>
-            <w:tcW w:type="dxa" w:w="2183"/>
+            <w:tcW w:type="dxa" w:w="2268"/>
             <w:vAlign w:val="center"/>
           </w:tcPr>
           <w:p>
             <w:pPr>
+              <w:spacing w:line="276" w:lineRule="auto" w:after="40" w:before="40"/>
               <w:ind w:firstLine="0"/>
+              <w:jc w:val="left"/>
             </w:pPr>
+            <w:r/>
             <w:r>
               <w:rPr>
                 <w:rFonts w:ascii="Times New Roman" w:hAnsi="Times New Roman" w:eastAsia="宋体"/>
+                <w:b w:val="0"/>
                 <w:sz w:val="21"/>
               </w:rPr>
-            </w:r>
-            <w:r>
-              <w:rPr>
-                <w:rFonts w:ascii="Times New Roman" w:hAnsi="Times New Roman" w:eastAsia="宋体"/>
-                <w:sz w:val="21"/>
-              </w:rPr>
-              <w:t>规范强条自动判定、逐条可追溯</w:t>
+              <w:t>强条自动判定、逐条可追溯</w:t>
             </w:r>
           </w:p>
         </w:tc>
@@ -676,74 +656,92 @@
     </w:tbl>
     <w:p>
       <w:pPr>
-        <w:pStyle w:val="Heading2"/>
         <w:keepNext/>
+        <w:spacing w:before="220" w:after="80"/>
+        <w:outlineLvl w:val="1"/>
       </w:pPr>
       <w:r>
+        <w:rPr>
+          <w:rFonts w:ascii="Times New Roman" w:hAnsi="Times New Roman" w:eastAsia="黑体"/>
+          <w:b/>
+          <w:color w:val="142846"/>
+          <w:sz w:val="27"/>
+        </w:rPr>
         <w:t>1.3 使用场景</w:t>
       </w:r>
     </w:p>
     <w:p>
-      <w:pPr/>
+      <w:pPr>
+        <w:spacing w:before="0" w:after="0" w:lineRule="auto" w:line="360"/>
+        <w:ind w:firstLine="480"/>
+      </w:pPr>
       <w:r>
         <w:rPr>
           <w:rFonts w:ascii="Times New Roman" w:hAnsi="Times New Roman" w:eastAsia="宋体"/>
+          <w:b w:val="0"/>
+          <w:sz w:val="24"/>
         </w:rPr>
-        <w:t>场景一（方案前期多目标比选）：结构工程师在拿到建筑方案后，输入建筑面积、层数、跨度、设防烈度、预算等参数，智构自动生成多套结构候选方案（框架 / 框架—剪力墙 / 钢结构），并完成规范校核与造价、工期、碳排放估算，输出七维比选雷达图与推荐结论，帮助工程师在数分钟内锁定可深入设计的方案方向。</w:t>
-      </w:r>
-    </w:p>
-    <w:p>
-      <w:pPr/>
-      <w:r>
-        <w:rPr>
-          <w:rFonts w:ascii="Times New Roman" w:hAnsi="Times New Roman" w:eastAsia="宋体"/>
-        </w:rPr>
-        <w:t>场景二（方案敏感度与约束试算）：当预算收紧或场地条件变化时，工程师修改个别参数（如降低设防烈度、缩小跨度），智构仅对改动部分重新寻优，快速评估其对造价与安全的影响，辅助工程师在与甲方或审图方的多轮沟通中灵活决策。</w:t>
+        <w:t>场景 A —— 方案初期多目标快速寻优：结构工程师录入建筑面积、层数、跨度、设防烈度与预算后，系统由规划器生成 DAG，自动产出框架、框架—剪力墙、钢结构等多套候选方案，完成七维量化比选并给出综合推荐，将“数天”的方案比选压缩至“分钟级”。</w:t>
       </w:r>
     </w:p>
     <w:p>
       <w:pPr>
-        <w:pStyle w:val="Heading2"/>
-        <w:keepNext/>
+        <w:spacing w:before="0" w:after="0" w:lineRule="auto" w:line="360"/>
+        <w:ind w:firstLine="480"/>
       </w:pPr>
-      <w:r>
-        <w:t>1.4 价值体现</w:t>
-      </w:r>
-    </w:p>
-    <w:p>
-      <w:pPr/>
       <w:r>
         <w:rPr>
           <w:rFonts w:ascii="Times New Roman" w:hAnsi="Times New Roman" w:eastAsia="宋体"/>
+          <w:b w:val="0"/>
+          <w:sz w:val="24"/>
         </w:rPr>
-        <w:t>其一，效率提升——方案生成与比选效率较人工可提升约 80%（以方案前期阶段计），单轮多目标比选由“数天”压缩至“分钟级”；其二，决策更科学——以确定性计算引擎保证工程数值精准，多 Agent 协同与辩论机制让方案在安全、经济、低碳之间真实收敛；其三，合规更可靠——规范强条自动判定、逐条可追溯，降低漏检漏判风险；其四，人机协同——引入专家干预，AI 提供量化建议，最终决策权始终在持证工程师手中。</w:t>
+        <w:t>场景 B —— 规范强条自动校核与打回重做：Code Agent 对候选方案执行现行国标强条判定，一旦发现剪重比不足、周期比超限或高度超适用范围，即将问题写回共享上下文并打回 Architect 重新选型；重选后自动重新校核，直至满足约束或由 Chief 仲裁，形成闭环纠错而非一次性输出。</w:t>
       </w:r>
     </w:p>
     <w:p>
       <w:pPr>
-        <w:pStyle w:val="Heading1"/>
         <w:keepNext/>
+        <w:spacing w:before="320" w:after="120"/>
+        <w:outlineLvl w:val="0"/>
       </w:pPr>
       <w:r>
+        <w:rPr>
+          <w:rFonts w:ascii="Times New Roman" w:hAnsi="Times New Roman" w:eastAsia="黑体"/>
+          <w:b/>
+          <w:color w:val="0F3C6B"/>
+          <w:sz w:val="32"/>
+        </w:rPr>
         <w:t>2. 功能说明</w:t>
       </w:r>
     </w:p>
     <w:p>
       <w:pPr>
-        <w:pStyle w:val="Heading2"/>
         <w:keepNext/>
+        <w:spacing w:before="220" w:after="80"/>
+        <w:outlineLvl w:val="1"/>
       </w:pPr>
       <w:r>
-        <w:t>2.1 核心功能</w:t>
+        <w:rPr>
+          <w:rFonts w:ascii="Times New Roman" w:hAnsi="Times New Roman" w:eastAsia="黑体"/>
+          <w:b/>
+          <w:color w:val="142846"/>
+          <w:sz w:val="27"/>
+        </w:rPr>
+        <w:t>2.1 核心功能与四 Agent 协同</w:t>
       </w:r>
     </w:p>
     <w:p>
-      <w:pPr/>
+      <w:pPr>
+        <w:spacing w:before="0" w:after="0" w:lineRule="auto" w:line="360"/>
+        <w:ind w:firstLine="480"/>
+      </w:pPr>
       <w:r>
         <w:rPr>
           <w:rFonts w:ascii="Times New Roman" w:hAnsi="Times New Roman" w:eastAsia="宋体"/>
+          <w:b w:val="0"/>
+          <w:sz w:val="24"/>
         </w:rPr>
-        <w:t>系统以四类 AI 智能体构建“虚拟工程部”，各司其职、接力协作：</w:t>
+        <w:t>系统以四类专业 Agent 构建“虚拟工程部”，在统一 DAG 调度下协同工作：</w:t>
       </w:r>
     </w:p>
     <w:tbl>
@@ -754,1208 +752,27 @@
         <w:tblLook w:firstColumn="1" w:firstRow="1" w:lastColumn="0" w:lastRow="0" w:noHBand="0" w:noVBand="1" w:val="04A0"/>
       </w:tblPr>
       <w:tblGrid>
-        <w:gridCol w:w="1746"/>
-        <w:gridCol w:w="1746"/>
-        <w:gridCol w:w="1746"/>
-        <w:gridCol w:w="1746"/>
-        <w:gridCol w:w="1746"/>
+        <w:gridCol w:w="3024"/>
+        <w:gridCol w:w="3024"/>
+        <w:gridCol w:w="3024"/>
       </w:tblGrid>
-      <w:tr>
-        <w:trPr>
-          <w:cantSplit/>
-          <w:tblHeader/>
-        </w:trPr>
-        <w:tc>
-          <w:tcPr>
-            <w:tcW w:type="dxa" w:w="1746"/>
-            <w:shd w:val="clear" w:fill="0F4C81"/>
-            <w:vAlign w:val="center"/>
-          </w:tcPr>
-          <w:p>
-            <w:pPr>
-              <w:jc w:val="center"/>
-            </w:pPr>
-            <w:r>
-              <w:rPr>
-                <w:rFonts w:ascii="Times New Roman" w:hAnsi="Times New Roman" w:eastAsia="黑体"/>
-                <w:b/>
-                <w:color w:val="FFFFFF"/>
-                <w:sz w:val="21"/>
-              </w:rPr>
-            </w:r>
-            <w:r>
-              <w:rPr>
-                <w:rFonts w:ascii="Times New Roman" w:hAnsi="Times New Roman" w:eastAsia="黑体"/>
-                <w:b/>
-                <w:color w:val="FFFFFF"/>
-                <w:sz w:val="21"/>
-              </w:rPr>
-              <w:t>功能模块</w:t>
-            </w:r>
-          </w:p>
-        </w:tc>
-        <w:tc>
-          <w:tcPr>
-            <w:tcW w:type="dxa" w:w="1746"/>
-            <w:shd w:val="clear" w:fill="0F4C81"/>
-            <w:vAlign w:val="center"/>
-          </w:tcPr>
-          <w:p>
-            <w:pPr>
-              <w:jc w:val="center"/>
-            </w:pPr>
-            <w:r>
-              <w:rPr>
-                <w:rFonts w:ascii="Times New Roman" w:hAnsi="Times New Roman" w:eastAsia="黑体"/>
-                <w:b/>
-                <w:color w:val="FFFFFF"/>
-                <w:sz w:val="21"/>
-              </w:rPr>
-            </w:r>
-            <w:r>
-              <w:rPr>
-                <w:rFonts w:ascii="Times New Roman" w:hAnsi="Times New Roman" w:eastAsia="黑体"/>
-                <w:b/>
-                <w:color w:val="FFFFFF"/>
-                <w:sz w:val="21"/>
-              </w:rPr>
-              <w:t>用户输入</w:t>
-            </w:r>
-          </w:p>
-        </w:tc>
-        <w:tc>
-          <w:tcPr>
-            <w:tcW w:type="dxa" w:w="1746"/>
-            <w:shd w:val="clear" w:fill="0F4C81"/>
-            <w:vAlign w:val="center"/>
-          </w:tcPr>
-          <w:p>
-            <w:pPr>
-              <w:jc w:val="center"/>
-            </w:pPr>
-            <w:r>
-              <w:rPr>
-                <w:rFonts w:ascii="Times New Roman" w:hAnsi="Times New Roman" w:eastAsia="黑体"/>
-                <w:b/>
-                <w:color w:val="FFFFFF"/>
-                <w:sz w:val="21"/>
-              </w:rPr>
-            </w:r>
-            <w:r>
-              <w:rPr>
-                <w:rFonts w:ascii="Times New Roman" w:hAnsi="Times New Roman" w:eastAsia="黑体"/>
-                <w:b/>
-                <w:color w:val="FFFFFF"/>
-                <w:sz w:val="21"/>
-              </w:rPr>
-              <w:t>处理方式</w:t>
-            </w:r>
-          </w:p>
-        </w:tc>
-        <w:tc>
-          <w:tcPr>
-            <w:tcW w:type="dxa" w:w="1746"/>
-            <w:shd w:val="clear" w:fill="0F4C81"/>
-            <w:vAlign w:val="center"/>
-          </w:tcPr>
-          <w:p>
-            <w:pPr>
-              <w:jc w:val="center"/>
-            </w:pPr>
-            <w:r>
-              <w:rPr>
-                <w:rFonts w:ascii="Times New Roman" w:hAnsi="Times New Roman" w:eastAsia="黑体"/>
-                <w:b/>
-                <w:color w:val="FFFFFF"/>
-                <w:sz w:val="21"/>
-              </w:rPr>
-            </w:r>
-            <w:r>
-              <w:rPr>
-                <w:rFonts w:ascii="Times New Roman" w:hAnsi="Times New Roman" w:eastAsia="黑体"/>
-                <w:b/>
-                <w:color w:val="FFFFFF"/>
-                <w:sz w:val="21"/>
-              </w:rPr>
-              <w:t>输出结果</w:t>
-            </w:r>
-          </w:p>
-        </w:tc>
-        <w:tc>
-          <w:tcPr>
-            <w:tcW w:type="dxa" w:w="1746"/>
-            <w:shd w:val="clear" w:fill="0F4C81"/>
-            <w:vAlign w:val="center"/>
-          </w:tcPr>
-          <w:p>
-            <w:pPr>
-              <w:jc w:val="center"/>
-            </w:pPr>
-            <w:r>
-              <w:rPr>
-                <w:rFonts w:ascii="Times New Roman" w:hAnsi="Times New Roman" w:eastAsia="黑体"/>
-                <w:b/>
-                <w:color w:val="FFFFFF"/>
-                <w:sz w:val="21"/>
-              </w:rPr>
-            </w:r>
-            <w:r>
-              <w:rPr>
-                <w:rFonts w:ascii="Times New Roman" w:hAnsi="Times New Roman" w:eastAsia="黑体"/>
-                <w:b/>
-                <w:color w:val="FFFFFF"/>
-                <w:sz w:val="21"/>
-              </w:rPr>
-              <w:t>解决的问题</w:t>
-            </w:r>
-          </w:p>
-        </w:tc>
-      </w:tr>
       <w:tr>
         <w:trPr>
           <w:cantSplit/>
         </w:trPr>
         <w:tc>
           <w:tcPr>
-            <w:tcW w:type="dxa" w:w="1746"/>
+            <w:tcW w:type="dxa" w:w="3024"/>
+            <w:shd w:val="clear" w:fill="1F4E79"/>
             <w:vAlign w:val="center"/>
           </w:tcPr>
           <w:p>
             <w:pPr>
+              <w:spacing w:line="276" w:lineRule="auto" w:after="40" w:before="40"/>
               <w:ind w:firstLine="0"/>
-            </w:pPr>
-            <w:r>
-              <w:rPr>
-                <w:rFonts w:ascii="Times New Roman" w:hAnsi="Times New Roman" w:eastAsia="宋体"/>
-                <w:sz w:val="21"/>
-              </w:rPr>
-            </w:r>
-            <w:r>
-              <w:rPr>
-                <w:rFonts w:ascii="Times New Roman" w:hAnsi="Times New Roman" w:eastAsia="宋体"/>
-                <w:sz w:val="21"/>
-              </w:rPr>
-              <w:t>参数录入</w:t>
-            </w:r>
-          </w:p>
-        </w:tc>
-        <w:tc>
-          <w:tcPr>
-            <w:tcW w:type="dxa" w:w="1746"/>
-            <w:vAlign w:val="center"/>
-          </w:tcPr>
-          <w:p>
-            <w:pPr>
-              <w:ind w:firstLine="0"/>
-            </w:pPr>
-            <w:r>
-              <w:rPr>
-                <w:rFonts w:ascii="Times New Roman" w:hAnsi="Times New Roman" w:eastAsia="宋体"/>
-                <w:sz w:val="21"/>
-              </w:rPr>
-            </w:r>
-            <w:r>
-              <w:rPr>
-                <w:rFonts w:ascii="Times New Roman" w:hAnsi="Times New Roman" w:eastAsia="宋体"/>
-                <w:sz w:val="21"/>
-              </w:rPr>
-              <w:t>建筑面积、层数、跨度、设防烈度、场地类别、预算等</w:t>
-            </w:r>
-          </w:p>
-        </w:tc>
-        <w:tc>
-          <w:tcPr>
-            <w:tcW w:type="dxa" w:w="1746"/>
-            <w:vAlign w:val="center"/>
-          </w:tcPr>
-          <w:p>
-            <w:pPr>
-              <w:ind w:firstLine="0"/>
-            </w:pPr>
-            <w:r>
-              <w:rPr>
-                <w:rFonts w:ascii="Times New Roman" w:hAnsi="Times New Roman" w:eastAsia="宋体"/>
-                <w:sz w:val="21"/>
-              </w:rPr>
-            </w:r>
-            <w:r>
-              <w:rPr>
-                <w:rFonts w:ascii="Times New Roman" w:hAnsi="Times New Roman" w:eastAsia="宋体"/>
-                <w:sz w:val="21"/>
-              </w:rPr>
-              <w:t>表单 + 自然语言</w:t>
-            </w:r>
-          </w:p>
-        </w:tc>
-        <w:tc>
-          <w:tcPr>
-            <w:tcW w:type="dxa" w:w="1746"/>
-            <w:vAlign w:val="center"/>
-          </w:tcPr>
-          <w:p>
-            <w:pPr>
-              <w:ind w:firstLine="0"/>
-            </w:pPr>
-            <w:r>
-              <w:rPr>
-                <w:rFonts w:ascii="Times New Roman" w:hAnsi="Times New Roman" w:eastAsia="宋体"/>
-                <w:sz w:val="21"/>
-              </w:rPr>
-            </w:r>
-            <w:r>
-              <w:rPr>
-                <w:rFonts w:ascii="Times New Roman" w:hAnsi="Times New Roman" w:eastAsia="宋体"/>
-                <w:sz w:val="21"/>
-              </w:rPr>
-              <w:t>结构化工程参数</w:t>
-            </w:r>
-          </w:p>
-        </w:tc>
-        <w:tc>
-          <w:tcPr>
-            <w:tcW w:type="dxa" w:w="1746"/>
-            <w:vAlign w:val="center"/>
-          </w:tcPr>
-          <w:p>
-            <w:pPr>
-              <w:ind w:firstLine="0"/>
-            </w:pPr>
-            <w:r>
-              <w:rPr>
-                <w:rFonts w:ascii="Times New Roman" w:hAnsi="Times New Roman" w:eastAsia="宋体"/>
-                <w:sz w:val="21"/>
-              </w:rPr>
-            </w:r>
-            <w:r>
-              <w:rPr>
-                <w:rFonts w:ascii="Times New Roman" w:hAnsi="Times New Roman" w:eastAsia="宋体"/>
-                <w:sz w:val="21"/>
-              </w:rPr>
-              <w:t>参数输入繁琐</w:t>
-            </w:r>
-          </w:p>
-        </w:tc>
-      </w:tr>
-      <w:tr>
-        <w:trPr>
-          <w:cantSplit/>
-        </w:trPr>
-        <w:tc>
-          <w:tcPr>
-            <w:tcW w:type="dxa" w:w="1746"/>
-            <w:vAlign w:val="center"/>
-          </w:tcPr>
-          <w:p>
-            <w:pPr>
-              <w:ind w:firstLine="0"/>
-            </w:pPr>
-            <w:r>
-              <w:rPr>
-                <w:rFonts w:ascii="Times New Roman" w:hAnsi="Times New Roman" w:eastAsia="宋体"/>
-                <w:sz w:val="21"/>
-              </w:rPr>
-            </w:r>
-            <w:r>
-              <w:rPr>
-                <w:rFonts w:ascii="Times New Roman" w:hAnsi="Times New Roman" w:eastAsia="宋体"/>
-                <w:sz w:val="21"/>
-              </w:rPr>
-              <w:t>方案生成</w:t>
-            </w:r>
-          </w:p>
-        </w:tc>
-        <w:tc>
-          <w:tcPr>
-            <w:tcW w:type="dxa" w:w="1746"/>
-            <w:vAlign w:val="center"/>
-          </w:tcPr>
-          <w:p>
-            <w:pPr>
-              <w:ind w:firstLine="0"/>
-            </w:pPr>
-            <w:r>
-              <w:rPr>
-                <w:rFonts w:ascii="Times New Roman" w:hAnsi="Times New Roman" w:eastAsia="宋体"/>
-                <w:sz w:val="21"/>
-              </w:rPr>
-            </w:r>
-            <w:r>
-              <w:rPr>
-                <w:rFonts w:ascii="Times New Roman" w:hAnsi="Times New Roman" w:eastAsia="宋体"/>
-                <w:sz w:val="21"/>
-              </w:rPr>
-              <w:t>工程参数</w:t>
-            </w:r>
-          </w:p>
-        </w:tc>
-        <w:tc>
-          <w:tcPr>
-            <w:tcW w:type="dxa" w:w="1746"/>
-            <w:vAlign w:val="center"/>
-          </w:tcPr>
-          <w:p>
-            <w:pPr>
-              <w:ind w:firstLine="0"/>
-            </w:pPr>
-            <w:r>
-              <w:rPr>
-                <w:rFonts w:ascii="Times New Roman" w:hAnsi="Times New Roman" w:eastAsia="宋体"/>
-                <w:sz w:val="21"/>
-              </w:rPr>
-            </w:r>
-            <w:r>
-              <w:rPr>
-                <w:rFonts w:ascii="Times New Roman" w:hAnsi="Times New Roman" w:eastAsia="宋体"/>
-                <w:sz w:val="21"/>
-              </w:rPr>
-              <w:t>Architect 生成多体系候选方案</w:t>
-            </w:r>
-          </w:p>
-        </w:tc>
-        <w:tc>
-          <w:tcPr>
-            <w:tcW w:type="dxa" w:w="1746"/>
-            <w:vAlign w:val="center"/>
-          </w:tcPr>
-          <w:p>
-            <w:pPr>
-              <w:ind w:firstLine="0"/>
-            </w:pPr>
-            <w:r>
-              <w:rPr>
-                <w:rFonts w:ascii="Times New Roman" w:hAnsi="Times New Roman" w:eastAsia="宋体"/>
-                <w:sz w:val="21"/>
-              </w:rPr>
-            </w:r>
-            <w:r>
-              <w:rPr>
-                <w:rFonts w:ascii="Times New Roman" w:hAnsi="Times New Roman" w:eastAsia="宋体"/>
-                <w:sz w:val="21"/>
-              </w:rPr>
-              <w:t>多套结构候选方案</w:t>
-            </w:r>
-          </w:p>
-        </w:tc>
-        <w:tc>
-          <w:tcPr>
-            <w:tcW w:type="dxa" w:w="1746"/>
-            <w:vAlign w:val="center"/>
-          </w:tcPr>
-          <w:p>
-            <w:pPr>
-              <w:ind w:firstLine="0"/>
-            </w:pPr>
-            <w:r>
-              <w:rPr>
-                <w:rFonts w:ascii="Times New Roman" w:hAnsi="Times New Roman" w:eastAsia="宋体"/>
-                <w:sz w:val="21"/>
-              </w:rPr>
-            </w:r>
-            <w:r>
-              <w:rPr>
-                <w:rFonts w:ascii="Times New Roman" w:hAnsi="Times New Roman" w:eastAsia="宋体"/>
-                <w:sz w:val="21"/>
-              </w:rPr>
-              <w:t>人工试算耗时</w:t>
-            </w:r>
-          </w:p>
-        </w:tc>
-      </w:tr>
-      <w:tr>
-        <w:trPr>
-          <w:cantSplit/>
-        </w:trPr>
-        <w:tc>
-          <w:tcPr>
-            <w:tcW w:type="dxa" w:w="1746"/>
-            <w:vAlign w:val="center"/>
-          </w:tcPr>
-          <w:p>
-            <w:pPr>
-              <w:ind w:firstLine="0"/>
-            </w:pPr>
-            <w:r>
-              <w:rPr>
-                <w:rFonts w:ascii="Times New Roman" w:hAnsi="Times New Roman" w:eastAsia="宋体"/>
-                <w:sz w:val="21"/>
-              </w:rPr>
-            </w:r>
-            <w:r>
-              <w:rPr>
-                <w:rFonts w:ascii="Times New Roman" w:hAnsi="Times New Roman" w:eastAsia="宋体"/>
-                <w:sz w:val="21"/>
-              </w:rPr>
-              <w:t>规范校核</w:t>
-            </w:r>
-          </w:p>
-        </w:tc>
-        <w:tc>
-          <w:tcPr>
-            <w:tcW w:type="dxa" w:w="1746"/>
-            <w:vAlign w:val="center"/>
-          </w:tcPr>
-          <w:p>
-            <w:pPr>
-              <w:ind w:firstLine="0"/>
-            </w:pPr>
-            <w:r>
-              <w:rPr>
-                <w:rFonts w:ascii="Times New Roman" w:hAnsi="Times New Roman" w:eastAsia="宋体"/>
-                <w:sz w:val="21"/>
-              </w:rPr>
-            </w:r>
-            <w:r>
-              <w:rPr>
-                <w:rFonts w:ascii="Times New Roman" w:hAnsi="Times New Roman" w:eastAsia="宋体"/>
-                <w:sz w:val="21"/>
-              </w:rPr>
-              <w:t>候选方案</w:t>
-            </w:r>
-          </w:p>
-        </w:tc>
-        <w:tc>
-          <w:tcPr>
-            <w:tcW w:type="dxa" w:w="1746"/>
-            <w:vAlign w:val="center"/>
-          </w:tcPr>
-          <w:p>
-            <w:pPr>
-              <w:ind w:firstLine="0"/>
-            </w:pPr>
-            <w:r>
-              <w:rPr>
-                <w:rFonts w:ascii="Times New Roman" w:hAnsi="Times New Roman" w:eastAsia="宋体"/>
-                <w:sz w:val="21"/>
-              </w:rPr>
-            </w:r>
-            <w:r>
-              <w:rPr>
-                <w:rFonts w:ascii="Times New Roman" w:hAnsi="Times New Roman" w:eastAsia="宋体"/>
-                <w:sz w:val="21"/>
-              </w:rPr>
-              <w:t>Code 执行现行国标强条判定</w:t>
-            </w:r>
-          </w:p>
-        </w:tc>
-        <w:tc>
-          <w:tcPr>
-            <w:tcW w:type="dxa" w:w="1746"/>
-            <w:vAlign w:val="center"/>
-          </w:tcPr>
-          <w:p>
-            <w:pPr>
-              <w:ind w:firstLine="0"/>
-            </w:pPr>
-            <w:r>
-              <w:rPr>
-                <w:rFonts w:ascii="Times New Roman" w:hAnsi="Times New Roman" w:eastAsia="宋体"/>
-                <w:sz w:val="21"/>
-              </w:rPr>
-            </w:r>
-            <w:r>
-              <w:rPr>
-                <w:rFonts w:ascii="Times New Roman" w:hAnsi="Times New Roman" w:eastAsia="宋体"/>
-                <w:sz w:val="21"/>
-              </w:rPr>
-              <w:t>逐条校核结论（含条文依据）</w:t>
-            </w:r>
-          </w:p>
-        </w:tc>
-        <w:tc>
-          <w:tcPr>
-            <w:tcW w:type="dxa" w:w="1746"/>
-            <w:vAlign w:val="center"/>
-          </w:tcPr>
-          <w:p>
-            <w:pPr>
-              <w:ind w:firstLine="0"/>
-            </w:pPr>
-            <w:r>
-              <w:rPr>
-                <w:rFonts w:ascii="Times New Roman" w:hAnsi="Times New Roman" w:eastAsia="宋体"/>
-                <w:sz w:val="21"/>
-              </w:rPr>
-            </w:r>
-            <w:r>
-              <w:rPr>
-                <w:rFonts w:ascii="Times New Roman" w:hAnsi="Times New Roman" w:eastAsia="宋体"/>
-                <w:sz w:val="21"/>
-              </w:rPr>
-              <w:t>规范漏检漏判</w:t>
-            </w:r>
-          </w:p>
-        </w:tc>
-      </w:tr>
-      <w:tr>
-        <w:trPr>
-          <w:cantSplit/>
-        </w:trPr>
-        <w:tc>
-          <w:tcPr>
-            <w:tcW w:type="dxa" w:w="1746"/>
-            <w:vAlign w:val="center"/>
-          </w:tcPr>
-          <w:p>
-            <w:pPr>
-              <w:ind w:firstLine="0"/>
-            </w:pPr>
-            <w:r>
-              <w:rPr>
-                <w:rFonts w:ascii="Times New Roman" w:hAnsi="Times New Roman" w:eastAsia="宋体"/>
-                <w:sz w:val="21"/>
-              </w:rPr>
-            </w:r>
-            <w:r>
-              <w:rPr>
-                <w:rFonts w:ascii="Times New Roman" w:hAnsi="Times New Roman" w:eastAsia="宋体"/>
-                <w:sz w:val="21"/>
-              </w:rPr>
-              <w:t>经济评估</w:t>
-            </w:r>
-          </w:p>
-        </w:tc>
-        <w:tc>
-          <w:tcPr>
-            <w:tcW w:type="dxa" w:w="1746"/>
-            <w:vAlign w:val="center"/>
-          </w:tcPr>
-          <w:p>
-            <w:pPr>
-              <w:ind w:firstLine="0"/>
-            </w:pPr>
-            <w:r>
-              <w:rPr>
-                <w:rFonts w:ascii="Times New Roman" w:hAnsi="Times New Roman" w:eastAsia="宋体"/>
-                <w:sz w:val="21"/>
-              </w:rPr>
-            </w:r>
-            <w:r>
-              <w:rPr>
-                <w:rFonts w:ascii="Times New Roman" w:hAnsi="Times New Roman" w:eastAsia="宋体"/>
-                <w:sz w:val="21"/>
-              </w:rPr>
-              <w:t>合规方案</w:t>
-            </w:r>
-          </w:p>
-        </w:tc>
-        <w:tc>
-          <w:tcPr>
-            <w:tcW w:type="dxa" w:w="1746"/>
-            <w:vAlign w:val="center"/>
-          </w:tcPr>
-          <w:p>
-            <w:pPr>
-              <w:ind w:firstLine="0"/>
-            </w:pPr>
-            <w:r>
-              <w:rPr>
-                <w:rFonts w:ascii="Times New Roman" w:hAnsi="Times New Roman" w:eastAsia="宋体"/>
-                <w:sz w:val="21"/>
-              </w:rPr>
-            </w:r>
-            <w:r>
-              <w:rPr>
-                <w:rFonts w:ascii="Times New Roman" w:hAnsi="Times New Roman" w:eastAsia="宋体"/>
-                <w:sz w:val="21"/>
-              </w:rPr>
-              <w:t>Economist 核算造价/工期/碳排放</w:t>
-            </w:r>
-          </w:p>
-        </w:tc>
-        <w:tc>
-          <w:tcPr>
-            <w:tcW w:type="dxa" w:w="1746"/>
-            <w:vAlign w:val="center"/>
-          </w:tcPr>
-          <w:p>
-            <w:pPr>
-              <w:ind w:firstLine="0"/>
-            </w:pPr>
-            <w:r>
-              <w:rPr>
-                <w:rFonts w:ascii="Times New Roman" w:hAnsi="Times New Roman" w:eastAsia="宋体"/>
-                <w:sz w:val="21"/>
-              </w:rPr>
-            </w:r>
-            <w:r>
-              <w:rPr>
-                <w:rFonts w:ascii="Times New Roman" w:hAnsi="Times New Roman" w:eastAsia="宋体"/>
-                <w:sz w:val="21"/>
-              </w:rPr>
-              <w:t>多维经济指标</w:t>
-            </w:r>
-          </w:p>
-        </w:tc>
-        <w:tc>
-          <w:tcPr>
-            <w:tcW w:type="dxa" w:w="1746"/>
-            <w:vAlign w:val="center"/>
-          </w:tcPr>
-          <w:p>
-            <w:pPr>
-              <w:ind w:firstLine="0"/>
-            </w:pPr>
-            <w:r>
-              <w:rPr>
-                <w:rFonts w:ascii="Times New Roman" w:hAnsi="Times New Roman" w:eastAsia="宋体"/>
-                <w:sz w:val="21"/>
-              </w:rPr>
-            </w:r>
-            <w:r>
-              <w:rPr>
-                <w:rFonts w:ascii="Times New Roman" w:hAnsi="Times New Roman" w:eastAsia="宋体"/>
-                <w:sz w:val="21"/>
-              </w:rPr>
-              <w:t>多目标难权衡</w:t>
-            </w:r>
-          </w:p>
-        </w:tc>
-      </w:tr>
-      <w:tr>
-        <w:trPr>
-          <w:cantSplit/>
-        </w:trPr>
-        <w:tc>
-          <w:tcPr>
-            <w:tcW w:type="dxa" w:w="1746"/>
-            <w:vAlign w:val="center"/>
-          </w:tcPr>
-          <w:p>
-            <w:pPr>
-              <w:ind w:firstLine="0"/>
-            </w:pPr>
-            <w:r>
-              <w:rPr>
-                <w:rFonts w:ascii="Times New Roman" w:hAnsi="Times New Roman" w:eastAsia="宋体"/>
-                <w:sz w:val="21"/>
-              </w:rPr>
-            </w:r>
-            <w:r>
-              <w:rPr>
-                <w:rFonts w:ascii="Times New Roman" w:hAnsi="Times New Roman" w:eastAsia="宋体"/>
-                <w:sz w:val="21"/>
-              </w:rPr>
-              <w:t>对比分析</w:t>
-            </w:r>
-          </w:p>
-        </w:tc>
-        <w:tc>
-          <w:tcPr>
-            <w:tcW w:type="dxa" w:w="1746"/>
-            <w:vAlign w:val="center"/>
-          </w:tcPr>
-          <w:p>
-            <w:pPr>
-              <w:ind w:firstLine="0"/>
-            </w:pPr>
-            <w:r>
-              <w:rPr>
-                <w:rFonts w:ascii="Times New Roman" w:hAnsi="Times New Roman" w:eastAsia="宋体"/>
-                <w:sz w:val="21"/>
-              </w:rPr>
-            </w:r>
-            <w:r>
-              <w:rPr>
-                <w:rFonts w:ascii="Times New Roman" w:hAnsi="Times New Roman" w:eastAsia="宋体"/>
-                <w:sz w:val="21"/>
-              </w:rPr>
-              <w:t>多方案结果</w:t>
-            </w:r>
-          </w:p>
-        </w:tc>
-        <w:tc>
-          <w:tcPr>
-            <w:tcW w:type="dxa" w:w="1746"/>
-            <w:vAlign w:val="center"/>
-          </w:tcPr>
-          <w:p>
-            <w:pPr>
-              <w:ind w:firstLine="0"/>
-            </w:pPr>
-            <w:r>
-              <w:rPr>
-                <w:rFonts w:ascii="Times New Roman" w:hAnsi="Times New Roman" w:eastAsia="宋体"/>
-                <w:sz w:val="21"/>
-              </w:rPr>
-            </w:r>
-            <w:r>
-              <w:rPr>
-                <w:rFonts w:ascii="Times New Roman" w:hAnsi="Times New Roman" w:eastAsia="宋体"/>
-                <w:sz w:val="21"/>
-              </w:rPr>
-              <w:t>七维比选</w:t>
-            </w:r>
-          </w:p>
-        </w:tc>
-        <w:tc>
-          <w:tcPr>
-            <w:tcW w:type="dxa" w:w="1746"/>
-            <w:vAlign w:val="center"/>
-          </w:tcPr>
-          <w:p>
-            <w:pPr>
-              <w:ind w:firstLine="0"/>
-            </w:pPr>
-            <w:r>
-              <w:rPr>
-                <w:rFonts w:ascii="Times New Roman" w:hAnsi="Times New Roman" w:eastAsia="宋体"/>
-                <w:sz w:val="21"/>
-              </w:rPr>
-            </w:r>
-            <w:r>
-              <w:rPr>
-                <w:rFonts w:ascii="Times New Roman" w:hAnsi="Times New Roman" w:eastAsia="宋体"/>
-                <w:sz w:val="21"/>
-              </w:rPr>
-              <w:t>比选雷达图 + 推荐结论</w:t>
-            </w:r>
-          </w:p>
-        </w:tc>
-        <w:tc>
-          <w:tcPr>
-            <w:tcW w:type="dxa" w:w="1746"/>
-            <w:vAlign w:val="center"/>
-          </w:tcPr>
-          <w:p>
-            <w:pPr>
-              <w:ind w:firstLine="0"/>
-            </w:pPr>
-            <w:r>
-              <w:rPr>
-                <w:rFonts w:ascii="Times New Roman" w:hAnsi="Times New Roman" w:eastAsia="宋体"/>
-                <w:sz w:val="21"/>
-              </w:rPr>
-            </w:r>
-            <w:r>
-              <w:rPr>
-                <w:rFonts w:ascii="Times New Roman" w:hAnsi="Times New Roman" w:eastAsia="宋体"/>
-                <w:sz w:val="21"/>
-              </w:rPr>
-              <w:t>方案优劣难直观</w:t>
-            </w:r>
-          </w:p>
-        </w:tc>
-      </w:tr>
-      <w:tr>
-        <w:trPr>
-          <w:cantSplit/>
-        </w:trPr>
-        <w:tc>
-          <w:tcPr>
-            <w:tcW w:type="dxa" w:w="1746"/>
-            <w:vAlign w:val="center"/>
-          </w:tcPr>
-          <w:p>
-            <w:pPr>
-              <w:ind w:firstLine="0"/>
-            </w:pPr>
-            <w:r>
-              <w:rPr>
-                <w:rFonts w:ascii="Times New Roman" w:hAnsi="Times New Roman" w:eastAsia="宋体"/>
-                <w:sz w:val="21"/>
-              </w:rPr>
-            </w:r>
-            <w:r>
-              <w:rPr>
-                <w:rFonts w:ascii="Times New Roman" w:hAnsi="Times New Roman" w:eastAsia="宋体"/>
-                <w:sz w:val="21"/>
-              </w:rPr>
-              <w:t>能力自证雷达</w:t>
-            </w:r>
-          </w:p>
-        </w:tc>
-        <w:tc>
-          <w:tcPr>
-            <w:tcW w:type="dxa" w:w="1746"/>
-            <w:vAlign w:val="center"/>
-          </w:tcPr>
-          <w:p>
-            <w:pPr>
-              <w:ind w:firstLine="0"/>
-            </w:pPr>
-            <w:r>
-              <w:rPr>
-                <w:rFonts w:ascii="Times New Roman" w:hAnsi="Times New Roman" w:eastAsia="宋体"/>
-                <w:sz w:val="21"/>
-              </w:rPr>
-            </w:r>
-            <w:r>
-              <w:rPr>
-                <w:rFonts w:ascii="Times New Roman" w:hAnsi="Times New Roman" w:eastAsia="宋体"/>
-                <w:sz w:val="21"/>
-              </w:rPr>
-              <w:t>—（自动生成）</w:t>
-            </w:r>
-          </w:p>
-        </w:tc>
-        <w:tc>
-          <w:tcPr>
-            <w:tcW w:type="dxa" w:w="1746"/>
-            <w:vAlign w:val="center"/>
-          </w:tcPr>
-          <w:p>
-            <w:pPr>
-              <w:ind w:firstLine="0"/>
-            </w:pPr>
-            <w:r>
-              <w:rPr>
-                <w:rFonts w:ascii="Times New Roman" w:hAnsi="Times New Roman" w:eastAsia="宋体"/>
-                <w:sz w:val="21"/>
-              </w:rPr>
-            </w:r>
-            <w:r>
-              <w:rPr>
-                <w:rFonts w:ascii="Times New Roman" w:hAnsi="Times New Roman" w:eastAsia="宋体"/>
-                <w:sz w:val="21"/>
-              </w:rPr>
-              <w:t>六维指标绑定本次运行真实日志</w:t>
-            </w:r>
-          </w:p>
-        </w:tc>
-        <w:tc>
-          <w:tcPr>
-            <w:tcW w:type="dxa" w:w="1746"/>
-            <w:vAlign w:val="center"/>
-          </w:tcPr>
-          <w:p>
-            <w:pPr>
-              <w:ind w:firstLine="0"/>
-            </w:pPr>
-            <w:r>
-              <w:rPr>
-                <w:rFonts w:ascii="Times New Roman" w:hAnsi="Times New Roman" w:eastAsia="宋体"/>
-                <w:sz w:val="21"/>
-              </w:rPr>
-            </w:r>
-            <w:r>
-              <w:rPr>
-                <w:rFonts w:ascii="Times New Roman" w:hAnsi="Times New Roman" w:eastAsia="宋体"/>
-                <w:sz w:val="21"/>
-              </w:rPr>
-              <w:t>六边形雷达 + 悬停溯源</w:t>
-            </w:r>
-          </w:p>
-        </w:tc>
-        <w:tc>
-          <w:tcPr>
-            <w:tcW w:type="dxa" w:w="1746"/>
-            <w:vAlign w:val="center"/>
-          </w:tcPr>
-          <w:p>
-            <w:pPr>
-              <w:ind w:firstLine="0"/>
-            </w:pPr>
-            <w:r>
-              <w:rPr>
-                <w:rFonts w:ascii="Times New Roman" w:hAnsi="Times New Roman" w:eastAsia="宋体"/>
-                <w:sz w:val="21"/>
-              </w:rPr>
-            </w:r>
-            <w:r>
-              <w:rPr>
-                <w:rFonts w:ascii="Times New Roman" w:hAnsi="Times New Roman" w:eastAsia="宋体"/>
-                <w:sz w:val="21"/>
-              </w:rPr>
-              <w:t>AI 能力“说不清”</w:t>
-            </w:r>
-          </w:p>
-        </w:tc>
-      </w:tr>
-      <w:tr>
-        <w:trPr>
-          <w:cantSplit/>
-        </w:trPr>
-        <w:tc>
-          <w:tcPr>
-            <w:tcW w:type="dxa" w:w="1746"/>
-            <w:vAlign w:val="center"/>
-          </w:tcPr>
-          <w:p>
-            <w:pPr>
-              <w:ind w:firstLine="0"/>
-            </w:pPr>
-            <w:r>
-              <w:rPr>
-                <w:rFonts w:ascii="Times New Roman" w:hAnsi="Times New Roman" w:eastAsia="宋体"/>
-                <w:sz w:val="21"/>
-              </w:rPr>
-            </w:r>
-            <w:r>
-              <w:rPr>
-                <w:rFonts w:ascii="Times New Roman" w:hAnsi="Times New Roman" w:eastAsia="宋体"/>
-                <w:sz w:val="21"/>
-              </w:rPr>
-              <w:t>DAG 电影模式</w:t>
-            </w:r>
-          </w:p>
-        </w:tc>
-        <w:tc>
-          <w:tcPr>
-            <w:tcW w:type="dxa" w:w="1746"/>
-            <w:vAlign w:val="center"/>
-          </w:tcPr>
-          <w:p>
-            <w:pPr>
-              <w:ind w:firstLine="0"/>
-            </w:pPr>
-            <w:r>
-              <w:rPr>
-                <w:rFonts w:ascii="Times New Roman" w:hAnsi="Times New Roman" w:eastAsia="宋体"/>
-                <w:sz w:val="21"/>
-              </w:rPr>
-            </w:r>
-            <w:r>
-              <w:rPr>
-                <w:rFonts w:ascii="Times New Roman" w:hAnsi="Times New Roman" w:eastAsia="宋体"/>
-                <w:sz w:val="21"/>
-              </w:rPr>
-              <w:t>点击“15 秒看懂”</w:t>
-            </w:r>
-          </w:p>
-        </w:tc>
-        <w:tc>
-          <w:tcPr>
-            <w:tcW w:type="dxa" w:w="1746"/>
-            <w:vAlign w:val="center"/>
-          </w:tcPr>
-          <w:p>
-            <w:pPr>
-              <w:ind w:firstLine="0"/>
-            </w:pPr>
-            <w:r>
-              <w:rPr>
-                <w:rFonts w:ascii="Times New Roman" w:hAnsi="Times New Roman" w:eastAsia="宋体"/>
-                <w:sz w:val="21"/>
-              </w:rPr>
-            </w:r>
-            <w:r>
-              <w:rPr>
-                <w:rFonts w:ascii="Times New Roman" w:hAnsi="Times New Roman" w:eastAsia="宋体"/>
-                <w:sz w:val="21"/>
-              </w:rPr>
-              <w:t>执行轨迹回放为 15 秒叙事</w:t>
-            </w:r>
-          </w:p>
-        </w:tc>
-        <w:tc>
-          <w:tcPr>
-            <w:tcW w:type="dxa" w:w="1746"/>
-            <w:vAlign w:val="center"/>
-          </w:tcPr>
-          <w:p>
-            <w:pPr>
-              <w:ind w:firstLine="0"/>
-            </w:pPr>
-            <w:r>
-              <w:rPr>
-                <w:rFonts w:ascii="Times New Roman" w:hAnsi="Times New Roman" w:eastAsia="宋体"/>
-                <w:sz w:val="21"/>
-              </w:rPr>
-            </w:r>
-            <w:r>
-              <w:rPr>
-                <w:rFonts w:ascii="Times New Roman" w:hAnsi="Times New Roman" w:eastAsia="宋体"/>
-                <w:sz w:val="21"/>
-              </w:rPr>
-              <w:t>全屏电影 + 字幕/进度条</w:t>
-            </w:r>
-          </w:p>
-        </w:tc>
-        <w:tc>
-          <w:tcPr>
-            <w:tcW w:type="dxa" w:w="1746"/>
-            <w:vAlign w:val="center"/>
-          </w:tcPr>
-          <w:p>
-            <w:pPr>
-              <w:ind w:firstLine="0"/>
-            </w:pPr>
-            <w:r>
-              <w:rPr>
-                <w:rFonts w:ascii="Times New Roman" w:hAnsi="Times New Roman" w:eastAsia="宋体"/>
-                <w:sz w:val="21"/>
-              </w:rPr>
-            </w:r>
-            <w:r>
-              <w:rPr>
-                <w:rFonts w:ascii="Times New Roman" w:hAnsi="Times New Roman" w:eastAsia="宋体"/>
-                <w:sz w:val="21"/>
-              </w:rPr>
-              <w:t>流程难以一眼看懂</w:t>
-            </w:r>
-          </w:p>
-        </w:tc>
-      </w:tr>
-      <w:tr>
-        <w:trPr>
-          <w:cantSplit/>
-        </w:trPr>
-        <w:tc>
-          <w:tcPr>
-            <w:tcW w:type="dxa" w:w="1746"/>
-            <w:vAlign w:val="center"/>
-          </w:tcPr>
-          <w:p>
-            <w:pPr>
-              <w:ind w:firstLine="0"/>
-            </w:pPr>
-            <w:r>
-              <w:rPr>
-                <w:rFonts w:ascii="Times New Roman" w:hAnsi="Times New Roman" w:eastAsia="宋体"/>
-                <w:sz w:val="21"/>
-              </w:rPr>
-            </w:r>
-            <w:r>
-              <w:rPr>
-                <w:rFonts w:ascii="Times New Roman" w:hAnsi="Times New Roman" w:eastAsia="宋体"/>
-                <w:sz w:val="21"/>
-              </w:rPr>
-              <w:t>智能问答</w:t>
-            </w:r>
-          </w:p>
-        </w:tc>
-        <w:tc>
-          <w:tcPr>
-            <w:tcW w:type="dxa" w:w="1746"/>
-            <w:vAlign w:val="center"/>
-          </w:tcPr>
-          <w:p>
-            <w:pPr>
-              <w:ind w:firstLine="0"/>
-            </w:pPr>
-            <w:r>
-              <w:rPr>
-                <w:rFonts w:ascii="Times New Roman" w:hAnsi="Times New Roman" w:eastAsia="宋体"/>
-                <w:sz w:val="21"/>
-              </w:rPr>
-            </w:r>
-            <w:r>
-              <w:rPr>
-                <w:rFonts w:ascii="Times New Roman" w:hAnsi="Times New Roman" w:eastAsia="宋体"/>
-                <w:sz w:val="21"/>
-              </w:rPr>
-              <w:t>自然语言（如“帮我砍预算”）</w:t>
-            </w:r>
-          </w:p>
-        </w:tc>
-        <w:tc>
-          <w:tcPr>
-            <w:tcW w:type="dxa" w:w="1746"/>
-            <w:vAlign w:val="center"/>
-          </w:tcPr>
-          <w:p>
-            <w:pPr>
-              <w:ind w:firstLine="0"/>
-            </w:pPr>
-            <w:r>
-              <w:rPr>
-                <w:rFonts w:ascii="Times New Roman" w:hAnsi="Times New Roman" w:eastAsia="宋体"/>
-                <w:sz w:val="21"/>
-              </w:rPr>
-            </w:r>
-            <w:r>
-              <w:rPr>
-                <w:rFonts w:ascii="Times New Roman" w:hAnsi="Times New Roman" w:eastAsia="宋体"/>
-                <w:sz w:val="21"/>
-              </w:rPr>
-              <w:t>LLM 意图解析 + 工具调度</w:t>
-            </w:r>
-          </w:p>
-        </w:tc>
-        <w:tc>
-          <w:tcPr>
-            <w:tcW w:type="dxa" w:w="1746"/>
-            <w:vAlign w:val="center"/>
-          </w:tcPr>
-          <w:p>
-            <w:pPr>
-              <w:ind w:firstLine="0"/>
-            </w:pPr>
-            <w:r>
-              <w:rPr>
-                <w:rFonts w:ascii="Times New Roman" w:hAnsi="Times New Roman" w:eastAsia="宋体"/>
-                <w:sz w:val="21"/>
-              </w:rPr>
-            </w:r>
-            <w:r>
-              <w:rPr>
-                <w:rFonts w:ascii="Times New Roman" w:hAnsi="Times New Roman" w:eastAsia="宋体"/>
-                <w:sz w:val="21"/>
-              </w:rPr>
-              <w:t>针对性方案调整</w:t>
-            </w:r>
-          </w:p>
-        </w:tc>
-        <w:tc>
-          <w:tcPr>
-            <w:tcW w:type="dxa" w:w="1746"/>
-            <w:vAlign w:val="center"/>
-          </w:tcPr>
-          <w:p>
-            <w:pPr>
-              <w:ind w:firstLine="0"/>
-            </w:pPr>
-            <w:r>
-              <w:rPr>
-                <w:rFonts w:ascii="Times New Roman" w:hAnsi="Times New Roman" w:eastAsia="宋体"/>
-                <w:sz w:val="21"/>
-              </w:rPr>
-            </w:r>
-            <w:r>
-              <w:rPr>
-                <w:rFonts w:ascii="Times New Roman" w:hAnsi="Times New Roman" w:eastAsia="宋体"/>
-                <w:sz w:val="21"/>
-              </w:rPr>
-              <w:t>交互门槛高</w:t>
-            </w:r>
-          </w:p>
-        </w:tc>
-      </w:tr>
-    </w:tbl>
-    <w:p>
-      <w:pPr/>
-      <w:r>
-        <w:rPr>
-          <w:rFonts w:ascii="Times New Roman" w:hAnsi="Times New Roman" w:eastAsia="宋体"/>
-        </w:rPr>
-        <w:t>四 Agent 协同管线（核心亮点）：方案创作（Architect）→ 规范校核（Code）→ 经济评估（Economist）→ 总工评审（Chief），四类智能体接力协作、层层递进。</w:t>
-      </w:r>
-    </w:p>
-    <w:tbl>
-      <w:tblPr>
-        <w:tblStyle w:val="TableGrid"/>
-        <w:tblW w:type="auto" w:w="0"/>
-        <w:jc w:val="center"/>
-        <w:tblLook w:firstColumn="1" w:firstRow="1" w:lastColumn="0" w:lastRow="0" w:noHBand="0" w:noVBand="1" w:val="04A0"/>
-      </w:tblPr>
-      <w:tblGrid>
-        <w:gridCol w:w="2911"/>
-        <w:gridCol w:w="2911"/>
-        <w:gridCol w:w="2911"/>
-      </w:tblGrid>
-      <w:tr>
-        <w:trPr>
-          <w:cantSplit/>
-          <w:tblHeader/>
-        </w:trPr>
-        <w:tc>
-          <w:tcPr>
-            <w:tcW w:type="dxa" w:w="2911"/>
-            <w:shd w:val="clear" w:fill="0F4C81"/>
-            <w:vAlign w:val="center"/>
-          </w:tcPr>
-          <w:p>
-            <w:pPr>
               <w:jc w:val="center"/>
             </w:pPr>
-            <w:r>
-              <w:rPr>
-                <w:rFonts w:ascii="Times New Roman" w:hAnsi="Times New Roman" w:eastAsia="黑体"/>
-                <w:b/>
-                <w:color w:val="FFFFFF"/>
-                <w:sz w:val="21"/>
-              </w:rPr>
-            </w:r>
+            <w:r/>
             <w:r>
               <w:rPr>
                 <w:rFonts w:ascii="Times New Roman" w:hAnsi="Times New Roman" w:eastAsia="黑体"/>
@@ -1969,22 +786,17 @@
         </w:tc>
         <w:tc>
           <w:tcPr>
-            <w:tcW w:type="dxa" w:w="2911"/>
-            <w:shd w:val="clear" w:fill="0F4C81"/>
+            <w:tcW w:type="dxa" w:w="3024"/>
+            <w:shd w:val="clear" w:fill="1F4E79"/>
             <w:vAlign w:val="center"/>
           </w:tcPr>
           <w:p>
             <w:pPr>
+              <w:spacing w:line="276" w:lineRule="auto" w:after="40" w:before="40"/>
+              <w:ind w:firstLine="0"/>
               <w:jc w:val="center"/>
             </w:pPr>
-            <w:r>
-              <w:rPr>
-                <w:rFonts w:ascii="Times New Roman" w:hAnsi="Times New Roman" w:eastAsia="黑体"/>
-                <w:b/>
-                <w:color w:val="FFFFFF"/>
-                <w:sz w:val="21"/>
-              </w:rPr>
-            </w:r>
+            <w:r/>
             <w:r>
               <w:rPr>
                 <w:rFonts w:ascii="Times New Roman" w:hAnsi="Times New Roman" w:eastAsia="黑体"/>
@@ -1998,22 +810,17 @@
         </w:tc>
         <w:tc>
           <w:tcPr>
-            <w:tcW w:type="dxa" w:w="2911"/>
-            <w:shd w:val="clear" w:fill="0F4C81"/>
+            <w:tcW w:type="dxa" w:w="3024"/>
+            <w:shd w:val="clear" w:fill="1F4E79"/>
             <w:vAlign w:val="center"/>
           </w:tcPr>
           <w:p>
             <w:pPr>
+              <w:spacing w:line="276" w:lineRule="auto" w:after="40" w:before="40"/>
+              <w:ind w:firstLine="0"/>
               <w:jc w:val="center"/>
             </w:pPr>
-            <w:r>
-              <w:rPr>
-                <w:rFonts w:ascii="Times New Roman" w:hAnsi="Times New Roman" w:eastAsia="黑体"/>
-                <w:b/>
-                <w:color w:val="FFFFFF"/>
-                <w:sz w:val="21"/>
-              </w:rPr>
-            </w:r>
+            <w:r/>
             <w:r>
               <w:rPr>
                 <w:rFonts w:ascii="Times New Roman" w:hAnsi="Times New Roman" w:eastAsia="黑体"/>
@@ -2032,22 +839,20 @@
         </w:trPr>
         <w:tc>
           <w:tcPr>
-            <w:tcW w:type="dxa" w:w="2911"/>
+            <w:tcW w:type="dxa" w:w="3024"/>
             <w:vAlign w:val="center"/>
           </w:tcPr>
           <w:p>
             <w:pPr>
+              <w:spacing w:line="276" w:lineRule="auto" w:after="40" w:before="40"/>
               <w:ind w:firstLine="0"/>
+              <w:jc w:val="center"/>
             </w:pPr>
+            <w:r/>
             <w:r>
               <w:rPr>
                 <w:rFonts w:ascii="Times New Roman" w:hAnsi="Times New Roman" w:eastAsia="宋体"/>
-                <w:sz w:val="21"/>
-              </w:rPr>
-            </w:r>
-            <w:r>
-              <w:rPr>
-                <w:rFonts w:ascii="Times New Roman" w:hAnsi="Times New Roman" w:eastAsia="宋体"/>
+                <w:b w:val="0"/>
                 <w:sz w:val="21"/>
               </w:rPr>
               <w:t>Architect</w:t>
@@ -2056,22 +861,20 @@
         </w:tc>
         <w:tc>
           <w:tcPr>
-            <w:tcW w:type="dxa" w:w="2911"/>
+            <w:tcW w:type="dxa" w:w="3024"/>
             <w:vAlign w:val="center"/>
           </w:tcPr>
           <w:p>
             <w:pPr>
+              <w:spacing w:line="276" w:lineRule="auto" w:after="40" w:before="40"/>
               <w:ind w:firstLine="0"/>
+              <w:jc w:val="center"/>
             </w:pPr>
+            <w:r/>
             <w:r>
               <w:rPr>
                 <w:rFonts w:ascii="Times New Roman" w:hAnsi="Times New Roman" w:eastAsia="宋体"/>
-                <w:sz w:val="21"/>
-              </w:rPr>
-            </w:r>
-            <w:r>
-              <w:rPr>
-                <w:rFonts w:ascii="Times New Roman" w:hAnsi="Times New Roman" w:eastAsia="宋体"/>
+                <w:b w:val="0"/>
                 <w:sz w:val="21"/>
               </w:rPr>
               <w:t>方案创作</w:t>
@@ -2080,25 +883,23 @@
         </w:tc>
         <w:tc>
           <w:tcPr>
-            <w:tcW w:type="dxa" w:w="2911"/>
+            <w:tcW w:type="dxa" w:w="3024"/>
             <w:vAlign w:val="center"/>
           </w:tcPr>
           <w:p>
             <w:pPr>
+              <w:spacing w:line="276" w:lineRule="auto" w:after="40" w:before="40"/>
               <w:ind w:firstLine="0"/>
+              <w:jc w:val="left"/>
             </w:pPr>
+            <w:r/>
             <w:r>
               <w:rPr>
                 <w:rFonts w:ascii="Times New Roman" w:hAnsi="Times New Roman" w:eastAsia="宋体"/>
+                <w:b w:val="0"/>
                 <w:sz w:val="21"/>
               </w:rPr>
-            </w:r>
-            <w:r>
-              <w:rPr>
-                <w:rFonts w:ascii="Times New Roman" w:hAnsi="Times New Roman" w:eastAsia="宋体"/>
-                <w:sz w:val="21"/>
-              </w:rPr>
-              <w:t>依据参数与约束生成候选结构体系与截面方案</w:t>
+              <w:t>依据工程参数与约束生成候选结构体系与截面方案</w:t>
             </w:r>
           </w:p>
         </w:tc>
@@ -2109,22 +910,21 @@
         </w:trPr>
         <w:tc>
           <w:tcPr>
-            <w:tcW w:type="dxa" w:w="2911"/>
+            <w:tcW w:type="dxa" w:w="3024"/>
+            <w:shd w:val="clear" w:fill="EEF3F9"/>
             <w:vAlign w:val="center"/>
           </w:tcPr>
           <w:p>
             <w:pPr>
+              <w:spacing w:line="276" w:lineRule="auto" w:after="40" w:before="40"/>
               <w:ind w:firstLine="0"/>
+              <w:jc w:val="center"/>
             </w:pPr>
+            <w:r/>
             <w:r>
               <w:rPr>
                 <w:rFonts w:ascii="Times New Roman" w:hAnsi="Times New Roman" w:eastAsia="宋体"/>
-                <w:sz w:val="21"/>
-              </w:rPr>
-            </w:r>
-            <w:r>
-              <w:rPr>
-                <w:rFonts w:ascii="Times New Roman" w:hAnsi="Times New Roman" w:eastAsia="宋体"/>
+                <w:b w:val="0"/>
                 <w:sz w:val="21"/>
               </w:rPr>
               <w:t>Code</w:t>
@@ -2133,22 +933,21 @@
         </w:tc>
         <w:tc>
           <w:tcPr>
-            <w:tcW w:type="dxa" w:w="2911"/>
+            <w:tcW w:type="dxa" w:w="3024"/>
+            <w:shd w:val="clear" w:fill="EEF3F9"/>
             <w:vAlign w:val="center"/>
           </w:tcPr>
           <w:p>
             <w:pPr>
+              <w:spacing w:line="276" w:lineRule="auto" w:after="40" w:before="40"/>
               <w:ind w:firstLine="0"/>
+              <w:jc w:val="center"/>
             </w:pPr>
+            <w:r/>
             <w:r>
               <w:rPr>
                 <w:rFonts w:ascii="Times New Roman" w:hAnsi="Times New Roman" w:eastAsia="宋体"/>
-                <w:sz w:val="21"/>
-              </w:rPr>
-            </w:r>
-            <w:r>
-              <w:rPr>
-                <w:rFonts w:ascii="Times New Roman" w:hAnsi="Times New Roman" w:eastAsia="宋体"/>
+                <w:b w:val="0"/>
                 <w:sz w:val="21"/>
               </w:rPr>
               <w:t>规范校核</w:t>
@@ -2157,25 +956,24 @@
         </w:tc>
         <w:tc>
           <w:tcPr>
-            <w:tcW w:type="dxa" w:w="2911"/>
+            <w:tcW w:type="dxa" w:w="3024"/>
+            <w:shd w:val="clear" w:fill="EEF3F9"/>
             <w:vAlign w:val="center"/>
           </w:tcPr>
           <w:p>
             <w:pPr>
+              <w:spacing w:line="276" w:lineRule="auto" w:after="40" w:before="40"/>
               <w:ind w:firstLine="0"/>
+              <w:jc w:val="left"/>
             </w:pPr>
+            <w:r/>
             <w:r>
               <w:rPr>
                 <w:rFonts w:ascii="Times New Roman" w:hAnsi="Times New Roman" w:eastAsia="宋体"/>
+                <w:b w:val="0"/>
                 <w:sz w:val="21"/>
               </w:rPr>
-            </w:r>
-            <w:r>
-              <w:rPr>
-                <w:rFonts w:ascii="Times New Roman" w:hAnsi="Times New Roman" w:eastAsia="宋体"/>
-                <w:sz w:val="21"/>
-              </w:rPr>
-              <w:t>对方案执行现行国标强条判定，识别违规项</w:t>
+              <w:t>按现行国标强条逐条判定，识别违规并触发回退</w:t>
             </w:r>
           </w:p>
         </w:tc>
@@ -2186,22 +984,20 @@
         </w:trPr>
         <w:tc>
           <w:tcPr>
-            <w:tcW w:type="dxa" w:w="2911"/>
+            <w:tcW w:type="dxa" w:w="3024"/>
             <w:vAlign w:val="center"/>
           </w:tcPr>
           <w:p>
             <w:pPr>
+              <w:spacing w:line="276" w:lineRule="auto" w:after="40" w:before="40"/>
               <w:ind w:firstLine="0"/>
+              <w:jc w:val="center"/>
             </w:pPr>
+            <w:r/>
             <w:r>
               <w:rPr>
                 <w:rFonts w:ascii="Times New Roman" w:hAnsi="Times New Roman" w:eastAsia="宋体"/>
-                <w:sz w:val="21"/>
-              </w:rPr>
-            </w:r>
-            <w:r>
-              <w:rPr>
-                <w:rFonts w:ascii="Times New Roman" w:hAnsi="Times New Roman" w:eastAsia="宋体"/>
+                <w:b w:val="0"/>
                 <w:sz w:val="21"/>
               </w:rPr>
               <w:t>Economist</w:t>
@@ -2210,22 +1006,20 @@
         </w:tc>
         <w:tc>
           <w:tcPr>
-            <w:tcW w:type="dxa" w:w="2911"/>
+            <w:tcW w:type="dxa" w:w="3024"/>
             <w:vAlign w:val="center"/>
           </w:tcPr>
           <w:p>
             <w:pPr>
+              <w:spacing w:line="276" w:lineRule="auto" w:after="40" w:before="40"/>
               <w:ind w:firstLine="0"/>
+              <w:jc w:val="center"/>
             </w:pPr>
+            <w:r/>
             <w:r>
               <w:rPr>
                 <w:rFonts w:ascii="Times New Roman" w:hAnsi="Times New Roman" w:eastAsia="宋体"/>
-                <w:sz w:val="21"/>
-              </w:rPr>
-            </w:r>
-            <w:r>
-              <w:rPr>
-                <w:rFonts w:ascii="Times New Roman" w:hAnsi="Times New Roman" w:eastAsia="宋体"/>
+                <w:b w:val="0"/>
                 <w:sz w:val="21"/>
               </w:rPr>
               <w:t>经济评估</w:t>
@@ -2234,25 +1028,23 @@
         </w:tc>
         <w:tc>
           <w:tcPr>
-            <w:tcW w:type="dxa" w:w="2911"/>
+            <w:tcW w:type="dxa" w:w="3024"/>
             <w:vAlign w:val="center"/>
           </w:tcPr>
           <w:p>
             <w:pPr>
+              <w:spacing w:line="276" w:lineRule="auto" w:after="40" w:before="40"/>
               <w:ind w:firstLine="0"/>
+              <w:jc w:val="left"/>
             </w:pPr>
+            <w:r/>
             <w:r>
               <w:rPr>
                 <w:rFonts w:ascii="Times New Roman" w:hAnsi="Times New Roman" w:eastAsia="宋体"/>
+                <w:b w:val="0"/>
                 <w:sz w:val="21"/>
               </w:rPr>
-            </w:r>
-            <w:r>
-              <w:rPr>
-                <w:rFonts w:ascii="Times New Roman" w:hAnsi="Times New Roman" w:eastAsia="宋体"/>
-                <w:sz w:val="21"/>
-              </w:rPr>
-              <w:t>对合规方案核算造价、工期、碳排放</w:t>
+              <w:t>对合规方案核算造价、工期与碳排放</w:t>
             </w:r>
           </w:p>
         </w:tc>
@@ -2263,22 +1055,21 @@
         </w:trPr>
         <w:tc>
           <w:tcPr>
-            <w:tcW w:type="dxa" w:w="2911"/>
+            <w:tcW w:type="dxa" w:w="3024"/>
+            <w:shd w:val="clear" w:fill="EEF3F9"/>
             <w:vAlign w:val="center"/>
           </w:tcPr>
           <w:p>
             <w:pPr>
+              <w:spacing w:line="276" w:lineRule="auto" w:after="40" w:before="40"/>
               <w:ind w:firstLine="0"/>
+              <w:jc w:val="center"/>
             </w:pPr>
+            <w:r/>
             <w:r>
               <w:rPr>
                 <w:rFonts w:ascii="Times New Roman" w:hAnsi="Times New Roman" w:eastAsia="宋体"/>
-                <w:sz w:val="21"/>
-              </w:rPr>
-            </w:r>
-            <w:r>
-              <w:rPr>
-                <w:rFonts w:ascii="Times New Roman" w:hAnsi="Times New Roman" w:eastAsia="宋体"/>
+                <w:b w:val="0"/>
                 <w:sz w:val="21"/>
               </w:rPr>
               <w:t>Chief</w:t>
@@ -2287,467 +1078,220 @@
         </w:tc>
         <w:tc>
           <w:tcPr>
-            <w:tcW w:type="dxa" w:w="2911"/>
+            <w:tcW w:type="dxa" w:w="3024"/>
+            <w:shd w:val="clear" w:fill="EEF3F9"/>
             <w:vAlign w:val="center"/>
           </w:tcPr>
           <w:p>
             <w:pPr>
+              <w:spacing w:line="276" w:lineRule="auto" w:after="40" w:before="40"/>
               <w:ind w:firstLine="0"/>
+              <w:jc w:val="center"/>
             </w:pPr>
+            <w:r/>
             <w:r>
               <w:rPr>
                 <w:rFonts w:ascii="Times New Roman" w:hAnsi="Times New Roman" w:eastAsia="宋体"/>
+                <w:b w:val="0"/>
                 <w:sz w:val="21"/>
               </w:rPr>
-            </w:r>
-            <w:r>
-              <w:rPr>
-                <w:rFonts w:ascii="Times New Roman" w:hAnsi="Times New Roman" w:eastAsia="宋体"/>
-                <w:sz w:val="21"/>
-              </w:rPr>
-              <w:t>总工评审</w:t>
+              <w:t>总工仲裁</w:t>
             </w:r>
           </w:p>
         </w:tc>
         <w:tc>
           <w:tcPr>
-            <w:tcW w:type="dxa" w:w="2911"/>
+            <w:tcW w:type="dxa" w:w="3024"/>
+            <w:shd w:val="clear" w:fill="EEF3F9"/>
             <w:vAlign w:val="center"/>
           </w:tcPr>
           <w:p>
             <w:pPr>
+              <w:spacing w:line="276" w:lineRule="auto" w:after="40" w:before="40"/>
               <w:ind w:firstLine="0"/>
+              <w:jc w:val="left"/>
             </w:pPr>
+            <w:r/>
             <w:r>
               <w:rPr>
                 <w:rFonts w:ascii="Times New Roman" w:hAnsi="Times New Roman" w:eastAsia="宋体"/>
+                <w:b w:val="0"/>
                 <w:sz w:val="21"/>
               </w:rPr>
-            </w:r>
-            <w:r>
-              <w:rPr>
-                <w:rFonts w:ascii="Times New Roman" w:hAnsi="Times New Roman" w:eastAsia="宋体"/>
-                <w:sz w:val="21"/>
-              </w:rPr>
-              <w:t>综合多目标仲裁，输出最终推荐与风险提示</w:t>
+              <w:t>综合多目标仲裁 Agent 间分歧，给出推荐与风险</w:t>
             </w:r>
           </w:p>
         </w:tc>
       </w:tr>
     </w:tbl>
     <w:p>
-      <w:pPr/>
-      <w:r>
-        <w:rPr>
-          <w:rFonts w:ascii="Times New Roman" w:hAnsi="Times New Roman" w:eastAsia="宋体"/>
-        </w:rPr>
-        <w:t>多 Agent 辩论机制（核心亮点）：本项目不止于串行流水线，更引入状态机回退辩论机制——Code 发现规范违规时，把问题写回共享上下文并“打回”Architect 重新选型；重新校核通过后交 Economist 核算，再由 Chief 对冲突论点仲裁，直至满足约束或达到最大回退次数。该机制让系统具备“发现—纠错—重算—仲裁”的闭环能力，而非一次性预演式给出结果。</w:t>
-      </w:r>
-    </w:p>
-    <w:p>
       <w:pPr>
-        <w:pStyle w:val="Heading2"/>
-        <w:keepNext/>
-      </w:pPr>
-      <w:r>
-        <w:t>2.2 技术方案</w:t>
-      </w:r>
-    </w:p>
-    <w:p>
-      <w:pPr/>
-      <w:r>
-        <w:rPr>
-          <w:rFonts w:ascii="Times New Roman" w:hAnsi="Times New Roman" w:eastAsia="宋体"/>
-        </w:rPr>
-        <w:t>整体流程：用户输入工程参数或自然语言 → LLM 意图调度理解需求、拆解任务 → 依次调度 Architect（出方案）、Code（校核）、Economist（算钱）、Chief（仲裁）四个 Agent，各 Agent 共享上下文、协作推进 → 确定性计算引擎产出全部数值 → 前端以推理轨迹看板呈现完整过程并输出最终方案。</w:t>
-      </w:r>
-    </w:p>
-    <w:p>
-      <w:pPr/>
-      <w:r>
-        <w:rPr>
-          <w:rFonts w:ascii="Times New Roman" w:hAnsi="Times New Roman" w:eastAsia="宋体"/>
-        </w:rPr>
-        <w:t>架构核心（确定性计算引擎 + LLM 意图调度）：本项目采用“前端 React + TypeScript 直连大模型 + 确定性计算引擎”架构，核心原则是大模型不参与数值计算。</w:t>
-      </w:r>
-    </w:p>
-    <w:tbl>
-      <w:tblPr>
-        <w:tblStyle w:val="TableGrid"/>
-        <w:tblW w:type="auto" w:w="0"/>
-        <w:jc w:val="center"/>
-        <w:tblLook w:firstColumn="1" w:firstRow="1" w:lastColumn="0" w:lastRow="0" w:noHBand="0" w:noVBand="1" w:val="04A0"/>
-      </w:tblPr>
-      <w:tblGrid>
-        <w:gridCol w:w="2911"/>
-        <w:gridCol w:w="2911"/>
-        <w:gridCol w:w="2911"/>
-      </w:tblGrid>
-      <w:tr>
-        <w:trPr>
-          <w:cantSplit/>
-          <w:tblHeader/>
-        </w:trPr>
-        <w:tc>
-          <w:tcPr>
-            <w:tcW w:type="dxa" w:w="2911"/>
-            <w:shd w:val="clear" w:fill="0F4C81"/>
-            <w:vAlign w:val="center"/>
-          </w:tcPr>
-          <w:p>
-            <w:pPr>
-              <w:jc w:val="center"/>
-            </w:pPr>
-            <w:r>
-              <w:rPr>
-                <w:rFonts w:ascii="Times New Roman" w:hAnsi="Times New Roman" w:eastAsia="黑体"/>
-                <w:b/>
-                <w:color w:val="FFFFFF"/>
-                <w:sz w:val="21"/>
-              </w:rPr>
-            </w:r>
-            <w:r>
-              <w:rPr>
-                <w:rFonts w:ascii="Times New Roman" w:hAnsi="Times New Roman" w:eastAsia="黑体"/>
-                <w:b/>
-                <w:color w:val="FFFFFF"/>
-                <w:sz w:val="21"/>
-              </w:rPr>
-              <w:t>引擎</w:t>
-            </w:r>
-          </w:p>
-        </w:tc>
-        <w:tc>
-          <w:tcPr>
-            <w:tcW w:type="dxa" w:w="2911"/>
-            <w:shd w:val="clear" w:fill="0F4C81"/>
-            <w:vAlign w:val="center"/>
-          </w:tcPr>
-          <w:p>
-            <w:pPr>
-              <w:jc w:val="center"/>
-            </w:pPr>
-            <w:r>
-              <w:rPr>
-                <w:rFonts w:ascii="Times New Roman" w:hAnsi="Times New Roman" w:eastAsia="黑体"/>
-                <w:b/>
-                <w:color w:val="FFFFFF"/>
-                <w:sz w:val="21"/>
-              </w:rPr>
-            </w:r>
-            <w:r>
-              <w:rPr>
-                <w:rFonts w:ascii="Times New Roman" w:hAnsi="Times New Roman" w:eastAsia="黑体"/>
-                <w:b/>
-                <w:color w:val="FFFFFF"/>
-                <w:sz w:val="21"/>
-              </w:rPr>
-              <w:t>职责</w:t>
-            </w:r>
-          </w:p>
-        </w:tc>
-        <w:tc>
-          <w:tcPr>
-            <w:tcW w:type="dxa" w:w="2911"/>
-            <w:shd w:val="clear" w:fill="0F4C81"/>
-            <w:vAlign w:val="center"/>
-          </w:tcPr>
-          <w:p>
-            <w:pPr>
-              <w:jc w:val="center"/>
-            </w:pPr>
-            <w:r>
-              <w:rPr>
-                <w:rFonts w:ascii="Times New Roman" w:hAnsi="Times New Roman" w:eastAsia="黑体"/>
-                <w:b/>
-                <w:color w:val="FFFFFF"/>
-                <w:sz w:val="21"/>
-              </w:rPr>
-            </w:r>
-            <w:r>
-              <w:rPr>
-                <w:rFonts w:ascii="Times New Roman" w:hAnsi="Times New Roman" w:eastAsia="黑体"/>
-                <w:b/>
-                <w:color w:val="FFFFFF"/>
-                <w:sz w:val="21"/>
-              </w:rPr>
-              <w:t>原则</w:t>
-            </w:r>
-          </w:p>
-        </w:tc>
-      </w:tr>
-      <w:tr>
-        <w:trPr>
-          <w:cantSplit/>
-        </w:trPr>
-        <w:tc>
-          <w:tcPr>
-            <w:tcW w:type="dxa" w:w="2911"/>
-            <w:vAlign w:val="center"/>
-          </w:tcPr>
-          <w:p>
-            <w:pPr>
-              <w:ind w:firstLine="0"/>
-            </w:pPr>
-            <w:r>
-              <w:rPr>
-                <w:rFonts w:ascii="Times New Roman" w:hAnsi="Times New Roman" w:eastAsia="宋体"/>
-                <w:sz w:val="21"/>
-              </w:rPr>
-            </w:r>
-            <w:r>
-              <w:rPr>
-                <w:rFonts w:ascii="Times New Roman" w:hAnsi="Times New Roman" w:eastAsia="宋体"/>
-                <w:sz w:val="21"/>
-              </w:rPr>
-              <w:t>确定性计算引擎</w:t>
-            </w:r>
-          </w:p>
-        </w:tc>
-        <w:tc>
-          <w:tcPr>
-            <w:tcW w:type="dxa" w:w="2911"/>
-            <w:vAlign w:val="center"/>
-          </w:tcPr>
-          <w:p>
-            <w:pPr>
-              <w:ind w:firstLine="0"/>
-            </w:pPr>
-            <w:r>
-              <w:rPr>
-                <w:rFonts w:ascii="Times New Roman" w:hAnsi="Times New Roman" w:eastAsia="宋体"/>
-                <w:sz w:val="21"/>
-              </w:rPr>
-            </w:r>
-            <w:r>
-              <w:rPr>
-                <w:rFonts w:ascii="Times New Roman" w:hAnsi="Times New Roman" w:eastAsia="宋体"/>
-                <w:sz w:val="21"/>
-              </w:rPr>
-              <w:t>配筋率、挠度、造价、碳排放等全部数值计算，内置国标规则与因子库</w:t>
-            </w:r>
-          </w:p>
-        </w:tc>
-        <w:tc>
-          <w:tcPr>
-            <w:tcW w:type="dxa" w:w="2911"/>
-            <w:vAlign w:val="center"/>
-          </w:tcPr>
-          <w:p>
-            <w:pPr>
-              <w:ind w:firstLine="0"/>
-            </w:pPr>
-            <w:r>
-              <w:rPr>
-                <w:rFonts w:ascii="Times New Roman" w:hAnsi="Times New Roman" w:eastAsia="宋体"/>
-                <w:sz w:val="21"/>
-              </w:rPr>
-            </w:r>
-            <w:r>
-              <w:rPr>
-                <w:rFonts w:ascii="Times New Roman" w:hAnsi="Times New Roman" w:eastAsia="宋体"/>
-                <w:sz w:val="21"/>
-              </w:rPr>
-              <w:t>硬编码规则引擎，工程数据 100% 精准</w:t>
-            </w:r>
-          </w:p>
-        </w:tc>
-      </w:tr>
-      <w:tr>
-        <w:trPr>
-          <w:cantSplit/>
-        </w:trPr>
-        <w:tc>
-          <w:tcPr>
-            <w:tcW w:type="dxa" w:w="2911"/>
-            <w:vAlign w:val="center"/>
-          </w:tcPr>
-          <w:p>
-            <w:pPr>
-              <w:ind w:firstLine="0"/>
-            </w:pPr>
-            <w:r>
-              <w:rPr>
-                <w:rFonts w:ascii="Times New Roman" w:hAnsi="Times New Roman" w:eastAsia="宋体"/>
-                <w:sz w:val="21"/>
-              </w:rPr>
-            </w:r>
-            <w:r>
-              <w:rPr>
-                <w:rFonts w:ascii="Times New Roman" w:hAnsi="Times New Roman" w:eastAsia="宋体"/>
-                <w:sz w:val="21"/>
-              </w:rPr>
-              <w:t>LLM 意图调度</w:t>
-            </w:r>
-          </w:p>
-        </w:tc>
-        <w:tc>
-          <w:tcPr>
-            <w:tcW w:type="dxa" w:w="2911"/>
-            <w:vAlign w:val="center"/>
-          </w:tcPr>
-          <w:p>
-            <w:pPr>
-              <w:ind w:firstLine="0"/>
-            </w:pPr>
-            <w:r>
-              <w:rPr>
-                <w:rFonts w:ascii="Times New Roman" w:hAnsi="Times New Roman" w:eastAsia="宋体"/>
-                <w:sz w:val="21"/>
-              </w:rPr>
-            </w:r>
-            <w:r>
-              <w:rPr>
-                <w:rFonts w:ascii="Times New Roman" w:hAnsi="Times New Roman" w:eastAsia="宋体"/>
-                <w:sz w:val="21"/>
-              </w:rPr>
-              <w:t>理解自然语言、拆解任务、调度 Agent、整理输出</w:t>
-            </w:r>
-          </w:p>
-        </w:tc>
-        <w:tc>
-          <w:tcPr>
-            <w:tcW w:type="dxa" w:w="2911"/>
-            <w:vAlign w:val="center"/>
-          </w:tcPr>
-          <w:p>
-            <w:pPr>
-              <w:ind w:firstLine="0"/>
-            </w:pPr>
-            <w:r>
-              <w:rPr>
-                <w:rFonts w:ascii="Times New Roman" w:hAnsi="Times New Roman" w:eastAsia="宋体"/>
-                <w:sz w:val="21"/>
-              </w:rPr>
-            </w:r>
-            <w:r>
-              <w:rPr>
-                <w:rFonts w:ascii="Times New Roman" w:hAnsi="Times New Roman" w:eastAsia="宋体"/>
-                <w:sz w:val="21"/>
-              </w:rPr>
-              <w:t>只做“调度员/翻译官”，不判定数值</w:t>
-            </w:r>
-          </w:p>
-        </w:tc>
-      </w:tr>
-    </w:tbl>
-    <w:p>
-      <w:pPr/>
-      <w:r>
-        <w:rPr>
-          <w:rFonts w:ascii="Times New Roman" w:hAnsi="Times New Roman" w:eastAsia="宋体"/>
-        </w:rPr>
-        <w:t>该架构从底层杜绝大模型在结构计算上的“幻觉”风险：大模型只负责理解与调度，一切工程数值由确定性引擎产出，结论可复核、可追溯。</w:t>
-      </w:r>
-    </w:p>
-    <w:p>
-      <w:pPr/>
-      <w:r>
-        <w:rPr>
-          <w:rFonts w:ascii="Times New Roman" w:hAnsi="Times New Roman" w:eastAsia="宋体"/>
-        </w:rPr>
-        <w:t>提示词与交互设计：为各 Agent 设计了角色设定、任务指令与输出格式约束；支持多轮追问与异常提示（如参数越界、规范不满足时主动告警并回退重算）。</w:t>
-      </w:r>
-    </w:p>
-    <w:p>
-      <w:pPr/>
-      <w:r>
-        <w:rPr>
-          <w:rFonts w:ascii="Times New Roman" w:hAnsi="Times New Roman" w:eastAsia="宋体"/>
-        </w:rPr>
-        <w:t>工作流与工具调用：各 Agent 通过统一工具接口调用规范校核、经济估算、比选寻优等确定性工具，工具调用参数与结果均记录于推理轨迹，支持溯源。</w:t>
-      </w:r>
-    </w:p>
-    <w:p>
-      <w:pPr/>
-      <w:r>
-        <w:rPr>
-          <w:rFonts w:ascii="Times New Roman" w:hAnsi="Times New Roman" w:eastAsia="宋体"/>
-        </w:rPr>
-        <w:t>自主开发情况：本项目自主完成前端开发（React 19 + TypeScript + Vite），部署于 GitHub Pages；后端提供轻量级 API 代理层，实现 Key 托管、请求限频与白名单保护；规范知识库以结构化 JSON 轻量实现，覆盖 GB 55002-2021、GB/T 50011-2010（2024 年版）、GB/T 51366-2019 等现行标准。</w:t>
-      </w:r>
-    </w:p>
-    <w:p>
-      <w:pPr/>
-      <w:r>
-        <w:rPr>
-          <w:rFonts w:ascii="Times New Roman" w:hAnsi="Times New Roman" w:eastAsia="宋体"/>
-        </w:rPr>
-        <w:t>可解释可视化层（自证式 UI）：系统不仅“会算”，还能把“自己怎么算的”讲清楚——这是本项目在演示性上的关键设计，也是与其他多 Agent Demo 的显著差异：</w:t>
-      </w:r>
-    </w:p>
-    <w:p>
-      <w:pPr>
-        <w:ind w:left="420"/>
+        <w:spacing w:before="0" w:after="0" w:lineRule="auto" w:line="360"/>
+        <w:ind w:firstLine="480"/>
       </w:pPr>
       <w:r>
         <w:rPr>
           <w:rFonts w:ascii="Times New Roman" w:hAnsi="Times New Roman" w:eastAsia="宋体"/>
+          <w:b w:val="0"/>
+          <w:sz w:val="24"/>
         </w:rPr>
-        <w:t>① 能力雷达（CapabilityRadar）：六边形雷达的六个维度（动态规划 / 主动记忆 / 元认知反思 / 硬计算密度 / 多 Agent 协同 / 可解释轨迹）分值全部绑定本次运行的真实指标，而非写死的满分装饰。悬停任一顶点弹出“分子/分母 + 数据来源”（例如“硬计算密度 34/50 —— 34 条日志为确定性工具调用”），并支持点击跳转到对应证据源。其中“硬计算密度”直接量化零幻觉红线的执行程度（工具调用数 / 总日志数）。</w:t>
-      </w:r>
-    </w:p>
-    <w:p>
-      <w:pPr>
-        <w:ind w:left="420"/>
-      </w:pPr>
-      <w:r>
-        <w:rPr>
-          <w:rFonts w:ascii="Times New Roman" w:hAnsi="Times New Roman" w:eastAsia="宋体"/>
-        </w:rPr>
-        <w:t>② DAG 电影模式（DagMovieMode）：点击“15 秒看懂”，把整条执行轨迹回放为一段全屏叙事——节点依次点亮、红色打回弧线出现、总工仲裁收束，配同步字幕、章节进度条与键盘导航。提供双模式：📽️ 真实回放（从 actionLog 提取镜头，可复现任意一次真实运行）与 🎬 高光演示（预置最佳案例），标签明示来源，不混淆演示与真实。</w:t>
-      </w:r>
-    </w:p>
-    <w:p>
-      <w:pPr>
-        <w:ind w:left="420"/>
-      </w:pPr>
-      <w:r>
-        <w:rPr>
-          <w:rFonts w:ascii="Times New Roman" w:hAnsi="Times New Roman" w:eastAsia="宋体"/>
-        </w:rPr>
-        <w:t>③ Agent 执行图（AgentFlowMap）：节点四态着色（待执行灰 / 执行中脉冲 / 成功绿 / 失败红），连线标签动态提取真实语义（如“发现 3 条强条违规：层间位移角、剪重比…”），而非静态箭头。点击任一节点展开证据链面板：token 用量与耗时以大字量化呈现，下挂该节点的完整思考、工具调用与原始返回。</w:t>
-      </w:r>
-    </w:p>
-    <w:p>
-      <w:pPr>
-        <w:ind w:left="420"/>
-      </w:pPr>
-      <w:r>
-        <w:rPr>
-          <w:rFonts w:ascii="Times New Roman" w:hAnsi="Times New Roman" w:eastAsia="宋体"/>
-        </w:rPr>
-        <w:t>④ 一镜到底的示例首屏：首次打开即加载“8 度设防 50 层智能办公楼”的完整高亮案例轨迹（含 8 次迭代、多轮打回），无需用户操作即可看到最丰富的能力展示，并明确标注“当前展示：示例项目”。</w:t>
-      </w:r>
-    </w:p>
-    <w:p>
-      <w:pPr/>
-      <w:r>
-        <w:rPr>
-          <w:rFonts w:ascii="Times New Roman" w:hAnsi="Times New Roman" w:eastAsia="宋体"/>
-        </w:rPr>
-        <w:t>设计系统：为达到“顶级作品”的视觉一致性，项目沉淀了一套完整设计系统——5 色语义色板（primary / teal / amber / success / destructive / warning）、5 级字体层级（display / title / body / caption / hero-number）、8pt 语义间距（element / card / section）、玻璃拟态卡片（backdrop-filter: blur(20px) saturate(130%)）。同时完整支持 prefers-reduced-motion 无障碍降级、@media print 打印导出，以及大屏演示模式。</w:t>
-      </w:r>
-    </w:p>
-    <w:p>
-      <w:pPr>
-        <w:pStyle w:val="Heading2"/>
-        <w:keepNext/>
-      </w:pPr>
-      <w:r>
-        <w:t>2.3 功能架构图</w:t>
+        <w:t>多智能体辩论机制：Code 挑刺发现规范违规 → Architect 针对问题重新选型 → Chief 对双方论点仲裁拍板。辩论过程在推理轨迹看板中逐轮呈现，并以红色弧线标识“回退重算”回路。</w:t>
       </w:r>
     </w:p>
     <w:p>
       <w:pPr>
         <w:keepNext/>
-        <w:keepLines/>
+        <w:spacing w:before="220" w:after="80"/>
+        <w:outlineLvl w:val="1"/>
+      </w:pPr>
+      <w:r>
+        <w:rPr>
+          <w:rFonts w:ascii="Times New Roman" w:hAnsi="Times New Roman" w:eastAsia="黑体"/>
+          <w:b/>
+          <w:color w:val="142846"/>
+          <w:sz w:val="27"/>
+        </w:rPr>
+        <w:t>2.2 三大亮点功能：比选 · 问答 · 迭代优化</w:t>
+      </w:r>
+    </w:p>
+    <w:p>
+      <w:pPr>
+        <w:spacing w:before="0" w:after="0" w:lineRule="auto" w:line="360"/>
+        <w:ind w:firstLine="480"/>
+      </w:pPr>
+      <w:r>
+        <w:rPr>
+          <w:rFonts w:ascii="Times New Roman" w:hAnsi="Times New Roman" w:eastAsia="宋体"/>
+          <w:b w:val="0"/>
+          <w:sz w:val="24"/>
+        </w:rPr>
+        <w:t>亮点一：方案比选——七维量化，一目了然。系统为每套候选方案输出统一口径的七维指标（造价、工期、抗震性能、施工难度、可持续性、装配率、碳排放），由 Chief 加权评分并生成七维雷达图与排序推荐；造价、工期、施工难度、碳排放为逆向指标（越低越优），抗震性能、可持续性、装配率为正向指标，优劣对比不再“凭感觉”，可直接用于向甲方汇报。工程师还能锁定权重，把“安全优先”或“经济优先”变成硬约束。</w:t>
+      </w:r>
+    </w:p>
+    <w:p>
+      <w:pPr>
+        <w:spacing w:before="0" w:after="0" w:lineRule="auto" w:line="360"/>
+        <w:ind w:firstLine="480"/>
+      </w:pPr>
+      <w:r>
+        <w:rPr>
+          <w:rFonts w:ascii="Times New Roman" w:hAnsi="Times New Roman" w:eastAsia="宋体"/>
+          <w:b w:val="0"/>
+          <w:sz w:val="24"/>
+        </w:rPr>
+        <w:t>亮点二：AI 智能问答——会办事的问答，不只是聊天。系统内置行动型智能问答：既能回答“这条规范条文怎么理解”等知识型问题，更能执行“把层数从 30 层降到 20 层会怎样”这类反事实推演——对改动前后双快照逐指标对比，输出差异与规范是否翻转；也支持“预算收紧到 1.2 亿，重新比选”等参数修改指令，一句话即可驱动整套管线重跑。</w:t>
+      </w:r>
+    </w:p>
+    <w:p>
+      <w:pPr>
+        <w:spacing w:before="0" w:after="0" w:lineRule="auto" w:line="360"/>
+        <w:ind w:firstLine="480"/>
+      </w:pPr>
+      <w:r>
+        <w:rPr>
+          <w:rFonts w:ascii="Times New Roman" w:hAnsi="Times New Roman" w:eastAsia="宋体"/>
+          <w:b w:val="0"/>
+          <w:sz w:val="24"/>
+        </w:rPr>
+        <w:t>亮点三：多次迭代优化——改一版、存一版、比一版。工程实践刚需是“改一版参数、存一版结果”，系统自动保存历史版本（最多 10 版），支持任意两版对比（参数差异 + 结果差异）与从历史版本回溯重启；配合多 Agent 辩论的回退重算与元认知“下次运行自动优化执行计划”，形成“试错—复盘—进化”的持续优化闭环。</w:t>
+      </w:r>
+    </w:p>
+    <w:p>
+      <w:pPr>
+        <w:keepNext/>
+        <w:spacing w:before="220" w:after="80"/>
+        <w:outlineLvl w:val="1"/>
+      </w:pPr>
+      <w:r>
+        <w:rPr>
+          <w:rFonts w:ascii="Times New Roman" w:hAnsi="Times New Roman" w:eastAsia="黑体"/>
+          <w:b/>
+          <w:color w:val="142846"/>
+          <w:sz w:val="27"/>
+        </w:rPr>
+        <w:t>2.3 技术方案：规划与执行分离的零幻觉架构</w:t>
+      </w:r>
+    </w:p>
+    <w:p>
+      <w:pPr>
+        <w:spacing w:before="0" w:after="0" w:lineRule="auto" w:line="360"/>
+        <w:ind w:firstLine="480"/>
+      </w:pPr>
+      <w:r>
+        <w:rPr>
+          <w:rFonts w:ascii="Times New Roman" w:hAnsi="Times New Roman" w:eastAsia="宋体"/>
+          <w:b w:val="0"/>
+          <w:sz w:val="24"/>
+        </w:rPr>
+        <w:t>本项目的技术壁垒在于“规划与执行分离”与“零幻觉计算”，而非写死顺序的流水线：</w:t>
+      </w:r>
+    </w:p>
+    <w:p>
+      <w:pPr>
+        <w:spacing w:before="0" w:after="0" w:lineRule="auto" w:line="360"/>
+        <w:ind w:firstLine="480" w:left="170"/>
+      </w:pPr>
+      <w:r>
+        <w:rPr>
+          <w:rFonts w:ascii="Times New Roman" w:hAnsi="Times New Roman" w:eastAsia="宋体"/>
+          <w:b w:val="0"/>
+          <w:sz w:val="24"/>
+        </w:rPr>
+        <w:t>① 规划与执行分离：系统并非把流程硬编码为固定步骤，而是由 Planner（规划器）根据用户目标动态生成一张有向无环图（DAG），再由调度器按节点依赖执行；当某节点失败或被打回时，调度器支持条件分支与递归重规划，动态调整后续路径。</w:t>
+      </w:r>
+    </w:p>
+    <w:p>
+      <w:pPr>
+        <w:spacing w:before="0" w:after="0" w:lineRule="auto" w:line="360"/>
+        <w:ind w:firstLine="480" w:left="170"/>
+      </w:pPr>
+      <w:r>
+        <w:rPr>
+          <w:rFonts w:ascii="Times New Roman" w:hAnsi="Times New Roman" w:eastAsia="宋体"/>
+          <w:b w:val="0"/>
+          <w:sz w:val="24"/>
+        </w:rPr>
+        <w:t>② 多智能体辩论与仲裁：Code 发现问题后把结构化结论写回共享上下文，Architect 据此重做，Chief 在多目标冲突时仲裁，允许回路反复迭代直至收敛，区别于一次跑完的 Prompt 工作流。</w:t>
+      </w:r>
+    </w:p>
+    <w:p>
+      <w:pPr>
+        <w:spacing w:before="0" w:after="0" w:lineRule="auto" w:line="360"/>
+        <w:ind w:firstLine="480" w:left="170"/>
+      </w:pPr>
+      <w:r>
+        <w:rPr>
+          <w:rFonts w:ascii="Times New Roman" w:hAnsi="Times New Roman" w:eastAsia="宋体"/>
+          <w:b w:val="0"/>
+          <w:sz w:val="24"/>
+        </w:rPr>
+        <w:t>③ 零幻觉工程计算：大模型只负责理解意图、拆解任务与调度工具，绝不参与任何数值计算；剪重比、周期比、位移角、轴压比、造价与碳排放等全部由 12 个硬编码工程工具（规则层 + 判定层）按现行规范公式计算，结论可复核、可追溯。</w:t>
+      </w:r>
+    </w:p>
+    <w:p>
+      <w:pPr>
+        <w:keepNext/>
+        <w:spacing w:before="220" w:after="80"/>
+        <w:outlineLvl w:val="1"/>
+      </w:pPr>
+      <w:r>
+        <w:rPr>
+          <w:rFonts w:ascii="Times New Roman" w:hAnsi="Times New Roman" w:eastAsia="黑体"/>
+          <w:b/>
+          <w:color w:val="142846"/>
+          <w:sz w:val="27"/>
+        </w:rPr>
+        <w:t>2.4 系统架构图</w:t>
+      </w:r>
+    </w:p>
+    <w:p>
+      <w:pPr>
         <w:jc w:val="center"/>
       </w:pPr>
       <w:r>
         <w:drawing>
           <wp:inline xmlns:a="http://schemas.openxmlformats.org/drawingml/2006/main" xmlns:pic="http://schemas.openxmlformats.org/drawingml/2006/picture">
-            <wp:extent cx="4860000" cy="3394758"/>
+            <wp:extent cx="5688000" cy="3619636"/>
             <wp:docPr id="1" name="Picture 1"/>
             <wp:cNvGraphicFramePr>
               <a:graphicFrameLocks noChangeAspect="1"/>
@@ -2756,11 +1300,11 @@
               <a:graphicData uri="http://schemas.openxmlformats.org/drawingml/2006/picture">
                 <pic:pic>
                   <pic:nvPicPr>
-                    <pic:cNvPr id="0" name="fig_arch.png"/>
+                    <pic:cNvPr id="0" name="fig_arch_mermaid.png"/>
                     <pic:cNvPicPr/>
                   </pic:nvPicPr>
                   <pic:blipFill>
-                    <a:blip r:embed="rId13"/>
+                    <a:blip r:embed="rId9"/>
                     <a:stretch>
                       <a:fillRect/>
                     </a:stretch>
@@ -2768,7 +1312,7 @@
                   <pic:spPr>
                     <a:xfrm>
                       <a:off x="0" y="0"/>
-                      <a:ext cx="4860000" cy="3394758"/>
+                      <a:ext cx="5688000" cy="3619636"/>
                     </a:xfrm>
                     <a:prstGeom prst="rect"/>
                   </pic:spPr>
@@ -2781,405 +1325,441 @@
     </w:p>
     <w:p>
       <w:pPr>
-        <w:pStyle w:val="Caption"/>
-        <w:keepLines/>
+        <w:spacing w:before="60" w:after="160"/>
+        <w:jc w:val="center"/>
       </w:pPr>
       <w:r>
         <w:rPr>
-          <w:rFonts w:ascii="Times New Roman" w:hAnsi="Times New Roman" w:eastAsia="宋体"/>
+          <w:rFonts w:ascii="Times New Roman" w:hAnsi="Times New Roman" w:eastAsia="楷体"/>
+          <w:b w:val="0"/>
+          <w:sz w:val="21"/>
         </w:rPr>
-        <w:t>图 1  智构 StructMind 多智能体协同总体架构</w:t>
+        <w:t>图 1  五层系统架构：前端层 → DAG 调度层 → 四 Agent 层 → 工程工具层 → 记忆与反思层</w:t>
       </w:r>
     </w:p>
     <w:p>
       <w:pPr>
         <w:keepNext/>
-        <w:keepLines/>
-        <w:jc w:val="center"/>
+        <w:spacing w:before="220" w:after="80"/>
+        <w:outlineLvl w:val="1"/>
       </w:pPr>
       <w:r>
-        <w:drawing>
-          <wp:inline xmlns:a="http://schemas.openxmlformats.org/drawingml/2006/main" xmlns:pic="http://schemas.openxmlformats.org/drawingml/2006/picture">
-            <wp:extent cx="4860000" cy="2512641"/>
-            <wp:docPr id="2" name="Picture 2"/>
-            <wp:cNvGraphicFramePr>
-              <a:graphicFrameLocks noChangeAspect="1"/>
-            </wp:cNvGraphicFramePr>
-            <a:graphic>
-              <a:graphicData uri="http://schemas.openxmlformats.org/drawingml/2006/picture">
-                <pic:pic>
-                  <pic:nvPicPr>
-                    <pic:cNvPr id="0" name="fig_flow.png"/>
-                    <pic:cNvPicPr/>
-                  </pic:nvPicPr>
-                  <pic:blipFill>
-                    <a:blip r:embed="rId14"/>
-                    <a:stretch>
-                      <a:fillRect/>
-                    </a:stretch>
-                  </pic:blipFill>
-                  <pic:spPr>
-                    <a:xfrm>
-                      <a:off x="0" y="0"/>
-                      <a:ext cx="4860000" cy="2512641"/>
-                    </a:xfrm>
-                    <a:prstGeom prst="rect"/>
-                  </pic:spPr>
-                </pic:pic>
-              </a:graphicData>
-            </a:graphic>
-          </wp:inline>
-        </w:drawing>
+        <w:rPr>
+          <w:rFonts w:ascii="Times New Roman" w:hAnsi="Times New Roman" w:eastAsia="黑体"/>
+          <w:b/>
+          <w:color w:val="142846"/>
+          <w:sz w:val="27"/>
+        </w:rPr>
+        <w:t>2.5 创新与差异化</w:t>
+      </w:r>
+    </w:p>
+    <w:tbl>
+      <w:tblPr>
+        <w:tblStyle w:val="TableGrid"/>
+        <w:tblW w:type="auto" w:w="0"/>
+        <w:jc w:val="center"/>
+        <w:tblLook w:firstColumn="1" w:firstRow="1" w:lastColumn="0" w:lastRow="0" w:noHBand="0" w:noVBand="1" w:val="04A0"/>
+      </w:tblPr>
+      <w:tblGrid>
+        <w:gridCol w:w="3024"/>
+        <w:gridCol w:w="3024"/>
+        <w:gridCol w:w="3024"/>
+      </w:tblGrid>
+      <w:tr>
+        <w:trPr>
+          <w:cantSplit/>
+        </w:trPr>
+        <w:tc>
+          <w:tcPr>
+            <w:tcW w:type="dxa" w:w="3024"/>
+            <w:shd w:val="clear" w:fill="1F4E79"/>
+            <w:vAlign w:val="center"/>
+          </w:tcPr>
+          <w:p>
+            <w:pPr>
+              <w:spacing w:line="276" w:lineRule="auto" w:after="40" w:before="40"/>
+              <w:ind w:firstLine="0"/>
+              <w:jc w:val="center"/>
+            </w:pPr>
+            <w:r/>
+            <w:r>
+              <w:rPr>
+                <w:rFonts w:ascii="Times New Roman" w:hAnsi="Times New Roman" w:eastAsia="黑体"/>
+                <w:b/>
+                <w:color w:val="FFFFFF"/>
+                <w:sz w:val="21"/>
+              </w:rPr>
+              <w:t>创新点</w:t>
+            </w:r>
+          </w:p>
+        </w:tc>
+        <w:tc>
+          <w:tcPr>
+            <w:tcW w:type="dxa" w:w="3024"/>
+            <w:shd w:val="clear" w:fill="1F4E79"/>
+            <w:vAlign w:val="center"/>
+          </w:tcPr>
+          <w:p>
+            <w:pPr>
+              <w:spacing w:line="276" w:lineRule="auto" w:after="40" w:before="40"/>
+              <w:ind w:firstLine="0"/>
+              <w:jc w:val="center"/>
+            </w:pPr>
+            <w:r/>
+            <w:r>
+              <w:rPr>
+                <w:rFonts w:ascii="Times New Roman" w:hAnsi="Times New Roman" w:eastAsia="黑体"/>
+                <w:b/>
+                <w:color w:val="FFFFFF"/>
+                <w:sz w:val="21"/>
+              </w:rPr>
+              <w:t>内涵</w:t>
+            </w:r>
+          </w:p>
+        </w:tc>
+        <w:tc>
+          <w:tcPr>
+            <w:tcW w:type="dxa" w:w="3024"/>
+            <w:shd w:val="clear" w:fill="1F4E79"/>
+            <w:vAlign w:val="center"/>
+          </w:tcPr>
+          <w:p>
+            <w:pPr>
+              <w:spacing w:line="276" w:lineRule="auto" w:after="40" w:before="40"/>
+              <w:ind w:firstLine="0"/>
+              <w:jc w:val="center"/>
+            </w:pPr>
+            <w:r/>
+            <w:r>
+              <w:rPr>
+                <w:rFonts w:ascii="Times New Roman" w:hAnsi="Times New Roman" w:eastAsia="黑体"/>
+                <w:b/>
+                <w:color w:val="FFFFFF"/>
+                <w:sz w:val="21"/>
+              </w:rPr>
+              <w:t>相对传统工作流的差异</w:t>
+            </w:r>
+          </w:p>
+        </w:tc>
+      </w:tr>
+      <w:tr>
+        <w:trPr>
+          <w:cantSplit/>
+        </w:trPr>
+        <w:tc>
+          <w:tcPr>
+            <w:tcW w:type="dxa" w:w="3024"/>
+            <w:vAlign w:val="center"/>
+          </w:tcPr>
+          <w:p>
+            <w:pPr>
+              <w:spacing w:line="276" w:lineRule="auto" w:after="40" w:before="40"/>
+              <w:ind w:firstLine="0"/>
+              <w:jc w:val="center"/>
+            </w:pPr>
+            <w:r/>
+            <w:r>
+              <w:rPr>
+                <w:rFonts w:ascii="Times New Roman" w:hAnsi="Times New Roman" w:eastAsia="宋体"/>
+                <w:b w:val="0"/>
+                <w:sz w:val="21"/>
+              </w:rPr>
+              <w:t>① 动态 DAG 与递归重规划</w:t>
+            </w:r>
+          </w:p>
+        </w:tc>
+        <w:tc>
+          <w:tcPr>
+            <w:tcW w:type="dxa" w:w="3024"/>
+            <w:vAlign w:val="center"/>
+          </w:tcPr>
+          <w:p>
+            <w:pPr>
+              <w:spacing w:line="276" w:lineRule="auto" w:after="40" w:before="40"/>
+              <w:ind w:firstLine="0"/>
+              <w:jc w:val="left"/>
+            </w:pPr>
+            <w:r/>
+            <w:r>
+              <w:rPr>
+                <w:rFonts w:ascii="Times New Roman" w:hAnsi="Times New Roman" w:eastAsia="宋体"/>
+                <w:b w:val="0"/>
+                <w:sz w:val="21"/>
+              </w:rPr>
+              <w:t>规划器按目标生成 DAG，调度器支持失败回退与动态重排</w:t>
+            </w:r>
+          </w:p>
+        </w:tc>
+        <w:tc>
+          <w:tcPr>
+            <w:tcW w:type="dxa" w:w="3024"/>
+            <w:vAlign w:val="center"/>
+          </w:tcPr>
+          <w:p>
+            <w:pPr>
+              <w:spacing w:line="276" w:lineRule="auto" w:after="40" w:before="40"/>
+              <w:ind w:firstLine="0"/>
+              <w:jc w:val="left"/>
+            </w:pPr>
+            <w:r/>
+            <w:r>
+              <w:rPr>
+                <w:rFonts w:ascii="Times New Roman" w:hAnsi="Times New Roman" w:eastAsia="宋体"/>
+                <w:b w:val="0"/>
+                <w:sz w:val="21"/>
+              </w:rPr>
+              <w:t>固定流水线无法应对违规后的重算需求</w:t>
+            </w:r>
+          </w:p>
+        </w:tc>
+      </w:tr>
+      <w:tr>
+        <w:trPr>
+          <w:cantSplit/>
+        </w:trPr>
+        <w:tc>
+          <w:tcPr>
+            <w:tcW w:type="dxa" w:w="3024"/>
+            <w:shd w:val="clear" w:fill="EEF3F9"/>
+            <w:vAlign w:val="center"/>
+          </w:tcPr>
+          <w:p>
+            <w:pPr>
+              <w:spacing w:line="276" w:lineRule="auto" w:after="40" w:before="40"/>
+              <w:ind w:firstLine="0"/>
+              <w:jc w:val="center"/>
+            </w:pPr>
+            <w:r/>
+            <w:r>
+              <w:rPr>
+                <w:rFonts w:ascii="Times New Roman" w:hAnsi="Times New Roman" w:eastAsia="宋体"/>
+                <w:b w:val="0"/>
+                <w:sz w:val="21"/>
+              </w:rPr>
+              <w:t>② 长期记忆与经验闭环</w:t>
+            </w:r>
+          </w:p>
+        </w:tc>
+        <w:tc>
+          <w:tcPr>
+            <w:tcW w:type="dxa" w:w="3024"/>
+            <w:shd w:val="clear" w:fill="EEF3F9"/>
+            <w:vAlign w:val="center"/>
+          </w:tcPr>
+          <w:p>
+            <w:pPr>
+              <w:spacing w:line="276" w:lineRule="auto" w:after="40" w:before="40"/>
+              <w:ind w:firstLine="0"/>
+              <w:jc w:val="left"/>
+            </w:pPr>
+            <w:r/>
+            <w:r>
+              <w:rPr>
+                <w:rFonts w:ascii="Times New Roman" w:hAnsi="Times New Roman" w:eastAsia="宋体"/>
+                <w:b w:val="0"/>
+                <w:sz w:val="21"/>
+              </w:rPr>
+              <w:t>历史方案、用户偏好与命中规范主动注入下一轮推理</w:t>
+            </w:r>
+          </w:p>
+        </w:tc>
+        <w:tc>
+          <w:tcPr>
+            <w:tcW w:type="dxa" w:w="3024"/>
+            <w:shd w:val="clear" w:fill="EEF3F9"/>
+            <w:vAlign w:val="center"/>
+          </w:tcPr>
+          <w:p>
+            <w:pPr>
+              <w:spacing w:line="276" w:lineRule="auto" w:after="40" w:before="40"/>
+              <w:ind w:firstLine="0"/>
+              <w:jc w:val="left"/>
+            </w:pPr>
+            <w:r/>
+            <w:r>
+              <w:rPr>
+                <w:rFonts w:ascii="Times New Roman" w:hAnsi="Times New Roman" w:eastAsia="宋体"/>
+                <w:b w:val="0"/>
+                <w:sz w:val="21"/>
+              </w:rPr>
+              <w:t>每次运行从零开始，不积累经验</w:t>
+            </w:r>
+          </w:p>
+        </w:tc>
+      </w:tr>
+      <w:tr>
+        <w:trPr>
+          <w:cantSplit/>
+        </w:trPr>
+        <w:tc>
+          <w:tcPr>
+            <w:tcW w:type="dxa" w:w="3024"/>
+            <w:vAlign w:val="center"/>
+          </w:tcPr>
+          <w:p>
+            <w:pPr>
+              <w:spacing w:line="276" w:lineRule="auto" w:after="40" w:before="40"/>
+              <w:ind w:firstLine="0"/>
+              <w:jc w:val="center"/>
+            </w:pPr>
+            <w:r/>
+            <w:r>
+              <w:rPr>
+                <w:rFonts w:ascii="Times New Roman" w:hAnsi="Times New Roman" w:eastAsia="宋体"/>
+                <w:b w:val="0"/>
+                <w:sz w:val="21"/>
+              </w:rPr>
+              <w:t>③ HITL 与零幻觉计算引擎</w:t>
+            </w:r>
+          </w:p>
+        </w:tc>
+        <w:tc>
+          <w:tcPr>
+            <w:tcW w:type="dxa" w:w="3024"/>
+            <w:vAlign w:val="center"/>
+          </w:tcPr>
+          <w:p>
+            <w:pPr>
+              <w:spacing w:line="276" w:lineRule="auto" w:after="40" w:before="40"/>
+              <w:ind w:firstLine="0"/>
+              <w:jc w:val="left"/>
+            </w:pPr>
+            <w:r/>
+            <w:r>
+              <w:rPr>
+                <w:rFonts w:ascii="Times New Roman" w:hAnsi="Times New Roman" w:eastAsia="宋体"/>
+                <w:b w:val="0"/>
+                <w:sz w:val="21"/>
+              </w:rPr>
+              <w:t>人工锁定方案/设预算/调权重；数值全由硬编码工具算</w:t>
+            </w:r>
+          </w:p>
+        </w:tc>
+        <w:tc>
+          <w:tcPr>
+            <w:tcW w:type="dxa" w:w="3024"/>
+            <w:vAlign w:val="center"/>
+          </w:tcPr>
+          <w:p>
+            <w:pPr>
+              <w:spacing w:line="276" w:lineRule="auto" w:after="40" w:before="40"/>
+              <w:ind w:firstLine="0"/>
+              <w:jc w:val="left"/>
+            </w:pPr>
+            <w:r/>
+            <w:r>
+              <w:rPr>
+                <w:rFonts w:ascii="Times New Roman" w:hAnsi="Times New Roman" w:eastAsia="宋体"/>
+                <w:b w:val="0"/>
+                <w:sz w:val="21"/>
+              </w:rPr>
+              <w:t>大模型直接报数，存在工程幻觉风险</w:t>
+            </w:r>
+          </w:p>
+        </w:tc>
+      </w:tr>
+    </w:tbl>
+    <w:p>
+      <w:pPr>
+        <w:keepNext/>
+        <w:spacing w:before="220" w:after="80"/>
+        <w:outlineLvl w:val="1"/>
+      </w:pPr>
+      <w:r>
+        <w:rPr>
+          <w:rFonts w:ascii="Times New Roman" w:hAnsi="Times New Roman" w:eastAsia="黑体"/>
+          <w:b/>
+          <w:color w:val="142846"/>
+          <w:sz w:val="27"/>
+        </w:rPr>
+        <w:t>2.6 完成度与后续规划</w:t>
       </w:r>
     </w:p>
     <w:p>
       <w:pPr>
-        <w:pStyle w:val="Caption"/>
-        <w:keepLines/>
+        <w:spacing w:before="0" w:after="0" w:lineRule="auto" w:line="360"/>
+        <w:ind w:firstLine="480"/>
       </w:pPr>
       <w:r>
         <w:rPr>
           <w:rFonts w:ascii="Times New Roman" w:hAnsi="Times New Roman" w:eastAsia="宋体"/>
+          <w:b w:val="0"/>
+          <w:sz w:val="24"/>
         </w:rPr>
-        <w:t>图 2  真实 Agent 推理回路：校核-回退-重算-仲裁</w:t>
-      </w:r>
-    </w:p>
-    <w:p>
-      <w:pPr/>
-      <w:r>
-        <w:rPr>
-          <w:rFonts w:ascii="Times New Roman" w:hAnsi="Times New Roman" w:eastAsia="宋体"/>
-        </w:rPr>
-        <w:t>系统内置结构化规范知识库，逐条判定均绑定现行有效的标准条文与限值对照，点击条文号可展开原文，保证结论可追溯、可复核。</w:t>
+        <w:t>当前 UI 层（参数面板、推理看板、3D 可视化、专家干预面板）与底层 DAG 调度、辩论回退、规范规则/判定双层引擎均已部署上线，线上 Demo 可直接复现运行，并通过类型检查、静态检查与规范专项回归测试。不足：规范知识库以常用强条为主，复杂条文判定仍在完善。后续将接入 BIM 模型（DXF/Revit）、扩充规范知识图谱，并预留 PKPM/YJK 结构模型导出接口。</w:t>
       </w:r>
     </w:p>
     <w:p>
       <w:pPr>
-        <w:pStyle w:val="Heading2"/>
         <w:keepNext/>
+        <w:spacing w:before="320" w:after="120"/>
+        <w:outlineLvl w:val="0"/>
       </w:pPr>
       <w:r>
-        <w:t>2.4 创新与差异化</w:t>
-      </w:r>
-    </w:p>
-    <w:p>
-      <w:pPr/>
-      <w:r>
         <w:rPr>
-          <w:rFonts w:ascii="Times New Roman" w:hAnsi="Times New Roman" w:eastAsia="宋体"/>
+          <w:rFonts w:ascii="Times New Roman" w:hAnsi="Times New Roman" w:eastAsia="黑体"/>
+          <w:b/>
+          <w:color w:val="0F3C6B"/>
+          <w:sz w:val="32"/>
         </w:rPr>
-        <w:t>创新一（状态机回退辩论机制）：以状态机替代线性流水线，支持“校核违规→打回重算→重新仲裁”的循环回退，实现多 Agent 间的真实对抗与收敛，区别于普通 Prompt 串行工作流。</w:t>
-      </w:r>
-    </w:p>
-    <w:p>
-      <w:pPr/>
-      <w:r>
-        <w:rPr>
-          <w:rFonts w:ascii="Times New Roman" w:hAnsi="Times New Roman" w:eastAsia="宋体"/>
-        </w:rPr>
-        <w:t>创新二（人类在环 HITL）：引入专家干预面板，支持人工锁定方案、设定预算上限、强制调整评分权重、注入备注；干预信息写入推理轨迹，体现“人机协同、人做最终决策”的安全边界。</w:t>
-      </w:r>
-    </w:p>
-    <w:p>
-      <w:pPr/>
-      <w:r>
-        <w:rPr>
-          <w:rFonts w:ascii="Times New Roman" w:hAnsi="Times New Roman" w:eastAsia="宋体"/>
-        </w:rPr>
-        <w:t>创新三（规范知识图谱的轻量化实现）：将 GB 55002、GB/T 50011 等强条拆解为结构化逻辑判断树与判定函数，替代纯文本检索，实现“逐条可追溯、结论带条文依据”的精准校核，规避 RAG 在复杂强条上的检索失真。</w:t>
-      </w:r>
-    </w:p>
-    <w:p>
-      <w:pPr/>
-      <w:r>
-        <w:rPr>
-          <w:rFonts w:ascii="Times New Roman" w:hAnsi="Times New Roman" w:eastAsia="宋体"/>
-        </w:rPr>
-        <w:t>创新四（自证式 UI——能力不靠宣称，靠指标）：能力雷达的每个维度都能点开看到“分子/分母与数据来源”，电影模式明示“真实回放 / 高光演示”，把“我们有多强”这件事变成可验证的工程事实而非宣传语。</w:t>
-      </w:r>
-    </w:p>
-    <w:p>
-      <w:pPr>
-        <w:pStyle w:val="Heading2"/>
-        <w:keepNext/>
-      </w:pPr>
-      <w:r>
-        <w:t>2.5 作品完成度</w:t>
-      </w:r>
-    </w:p>
-    <w:p>
-      <w:pPr/>
-      <w:r>
-        <w:rPr>
-          <w:rFonts w:ascii="Times New Roman" w:hAnsi="Times New Roman" w:eastAsia="宋体"/>
-        </w:rPr>
-        <w:t>当前完成度：四 Agent 协同管线、DAG 编排引擎、主动式记忆系统、元认知反思、反事实推演、人类在环、报告导出、七套可视化看板、能力雷达与 DAG 电影模式、完整设计系统与无障碍适配均已落地，并部署上线；9 套共 312 项回归测试全部通过，生产构建稳定，演示模式全程离线可跑。</w:t>
-      </w:r>
-    </w:p>
-    <w:p>
-      <w:pPr/>
-      <w:r>
-        <w:rPr>
-          <w:rFonts w:ascii="Times New Roman" w:hAnsi="Times New Roman" w:eastAsia="宋体"/>
-        </w:rPr>
-        <w:t>存在的不足：真实推理模式需配置大模型 API Key；反事实推演的滑杆式交互正在开发中；规范知识库覆盖仍以常用强条为主，复杂条文判定逻辑仍在持续完善；暂未接入专业软件接口。</w:t>
-      </w:r>
-    </w:p>
-    <w:p>
-      <w:pPr/>
-      <w:r>
-        <w:rPr>
-          <w:rFonts w:ascii="Times New Roman" w:hAnsi="Times New Roman" w:eastAsia="宋体"/>
-        </w:rPr>
-        <w:t>后续优化方向：①接入 BIM 模型（支持 DXF/Revit 模型导入，自动提取梁柱轴线）；②扩充规范知识库，完善知识图谱覆盖；③对接 PKPM/YJK 等专业软件，形成“智能前端 + 专业后端”闭环；④ LLM 驱动的自主规划深化与经验记忆的跨项目泛化。</w:t>
-      </w:r>
-    </w:p>
-    <w:p>
-      <w:pPr>
-        <w:pStyle w:val="Heading1"/>
-        <w:keepNext/>
-      </w:pPr>
-      <w:r>
         <w:t>3. 演示示例</w:t>
       </w:r>
     </w:p>
     <w:p>
       <w:pPr>
-        <w:pStyle w:val="Heading2"/>
-        <w:keepNext/>
+        <w:spacing w:before="0" w:after="0" w:lineRule="auto" w:line="360"/>
+        <w:ind w:firstLine="480"/>
       </w:pPr>
-      <w:r>
-        <w:t>3.1 访问方式</w:t>
-      </w:r>
-    </w:p>
-    <w:p>
-      <w:pPr/>
       <w:r>
         <w:rPr>
           <w:rFonts w:ascii="Times New Roman" w:hAnsi="Times New Roman" w:eastAsia="宋体"/>
+          <w:b w:val="0"/>
+          <w:sz w:val="24"/>
         </w:rPr>
-        <w:t>访问链接（在线 Demo）：https://liuyux0512.github.io/-Structmind-agent/。源码仓库：https://github.com/LiuYUX0512/-Structmind-agent。无需登录、无需 API Key（演示模式可直接运行），手机与电脑浏览器均可打开。</w:t>
-      </w:r>
-    </w:p>
-    <w:p>
-      <w:pPr/>
-      <w:r>
-        <w:rPr>
-          <w:rFonts w:ascii="Times New Roman" w:hAnsi="Times New Roman" w:eastAsia="宋体"/>
-        </w:rPr>
-        <w:t>使用步骤：① 打开链接进入首页（默认加载“8 度设防 50 层智能办公楼”示例轨迹）；② 在参数录入区输入建筑面积、层数、跨度、设防烈度、预算等参数；③ 点击“启动方案智能生成”，观察四 Agent 协同推理轨迹；④ 查看三套候选方案及七维比选雷达图；⑤ 查看 Chief 综合推荐、风险提示与置信度；⑥ 点击“15 秒看懂”播放 DAG 电影模式，或悬停能力雷达查看指标溯源。</w:t>
-      </w:r>
-    </w:p>
-    <w:p>
-      <w:pPr/>
-      <w:r>
-        <w:rPr>
-          <w:rFonts w:ascii="Times New Roman" w:hAnsi="Times New Roman" w:eastAsia="宋体"/>
-        </w:rPr>
-        <w:t>测试问题：①“帮我做一个八层办公楼，建筑面积 8000㎡，跨度 8.4 米，设防烈度 7 度”；②“预算收紧到 1.2 亿，帮我重新比选”；③“哪套方案碳排放最低？”</w:t>
-      </w:r>
-    </w:p>
-    <w:p>
-      <w:pPr/>
-      <w:r>
-        <w:rPr>
-          <w:rFonts w:ascii="Times New Roman" w:hAnsi="Times New Roman" w:eastAsia="宋体"/>
-        </w:rPr>
-        <w:t>七维比选口径：造价（元/㎡）、工期（月）、抗震性能（分）、施工难度（分）、可持续性（分）、装配率（%）、碳排放（kgCO₂/㎡）。其中造价、工期、施工难度、碳排放为逆向指标（越低越优），其余为正向指标。</w:t>
+        <w:t>访问链接：https://liuyux0512.github.io/-Structmind-agent/ ，无需登录、无需 API Key（演示模式直接运行）。</w:t>
       </w:r>
     </w:p>
     <w:p>
       <w:pPr>
-        <w:pStyle w:val="Heading2"/>
-        <w:keepNext/>
+        <w:spacing w:before="0" w:after="0" w:lineRule="auto" w:line="360"/>
+        <w:ind w:firstLine="480"/>
       </w:pPr>
       <w:r>
-        <w:t>3.2 案例展示</w:t>
+        <w:rPr>
+          <w:rFonts w:ascii="Times New Roman" w:hAnsi="Times New Roman" w:eastAsia="宋体"/>
+          <w:b w:val="0"/>
+          <w:sz w:val="24"/>
+        </w:rPr>
+        <w:t>操作步骤：①打开首页；②录入建筑面积、层数、跨度、设防烈度、预算等参数；③点击“启动方案智能生成”，观察 Planner 生成 DAG、四 Agent 协同与回退辩论的完整推理轨迹；④查看三套候选方案与七维雷达图；⑤在专家干预面板调整约束后重跑，并一键导出 PDF 报告。</w:t>
+      </w:r>
+    </w:p>
+    <w:p>
+      <w:pPr>
+        <w:spacing w:before="0" w:after="0" w:lineRule="auto" w:line="360"/>
+        <w:ind w:firstLine="480"/>
+      </w:pPr>
+      <w:r>
+        <w:rPr>
+          <w:rFonts w:ascii="Times New Roman" w:hAnsi="Times New Roman" w:eastAsia="宋体"/>
+          <w:b w:val="0"/>
+          <w:sz w:val="24"/>
+        </w:rPr>
+        <w:t>测试问题：①“做一个八层办公楼，建筑面积 8000㎡，跨度 8.4 米，设防烈度 7 度”——启动完整方案比选；②“把层数从 30 层降到 20 层会怎样？”——触发反事实推演与方案对比；③“预算收紧到 1.2 亿，重新比选”——驱动参数修改指令，重跑后与上一版历史对比；④“这条规范条文怎么理解？”——调用专业知识库智能问答。完整操作与解说见随附演示视频。</w:t>
       </w:r>
     </w:p>
     <w:p>
       <w:pPr>
         <w:keepNext/>
-        <w:keepLines/>
-        <w:jc w:val="center"/>
-      </w:pPr>
-      <w:r>
-        <w:drawing>
-          <wp:inline xmlns:a="http://schemas.openxmlformats.org/drawingml/2006/main" xmlns:pic="http://schemas.openxmlformats.org/drawingml/2006/picture">
-            <wp:extent cx="3960000" cy="4155850"/>
-            <wp:docPr id="3" name="Picture 3"/>
-            <wp:cNvGraphicFramePr>
-              <a:graphicFrameLocks noChangeAspect="1"/>
-            </wp:cNvGraphicFramePr>
-            <a:graphic>
-              <a:graphicData uri="http://schemas.openxmlformats.org/drawingml/2006/picture">
-                <pic:pic>
-                  <pic:nvPicPr>
-                    <pic:cNvPr id="0" name="ui_demo.png"/>
-                    <pic:cNvPicPr/>
-                  </pic:nvPicPr>
-                  <pic:blipFill>
-                    <a:blip r:embed="rId15"/>
-                    <a:stretch>
-                      <a:fillRect/>
-                    </a:stretch>
-                  </pic:blipFill>
-                  <pic:spPr>
-                    <a:xfrm>
-                      <a:off x="0" y="0"/>
-                      <a:ext cx="3960000" cy="4155850"/>
-                    </a:xfrm>
-                    <a:prstGeom prst="rect"/>
-                  </pic:spPr>
-                </pic:pic>
-              </a:graphicData>
-            </a:graphic>
-          </wp:inline>
-        </w:drawing>
-      </w:r>
-    </w:p>
-    <w:p>
-      <w:pPr>
-        <w:pStyle w:val="Caption"/>
-        <w:keepLines/>
+        <w:spacing w:before="320" w:after="120"/>
+        <w:outlineLvl w:val="0"/>
       </w:pPr>
       <w:r>
         <w:rPr>
-          <w:rFonts w:ascii="Times New Roman" w:hAnsi="Times New Roman" w:eastAsia="宋体"/>
+          <w:rFonts w:ascii="Times New Roman" w:hAnsi="Times New Roman" w:eastAsia="黑体"/>
+          <w:b/>
+          <w:color w:val="0F3C6B"/>
+          <w:sz w:val="32"/>
         </w:rPr>
-        <w:t>图 3  智构 StructMind 产品主界面（线上 Demo）</w:t>
-      </w:r>
-    </w:p>
-    <w:p>
-      <w:pPr/>
-      <w:r>
-        <w:rPr>
-          <w:rFonts w:ascii="Times New Roman" w:hAnsi="Times New Roman" w:eastAsia="宋体"/>
-        </w:rPr>
-        <w:t>案例流程：输入上述测试问题①后，系统依次调度意图理解、方案创作、规范校核、经济评估、总工评审五个智能体，完整展示推理轨迹；规范校核发现某项不满足时自动回退重算。最终输出三套候选方案（框架 / 框架—剪力墙 / 钢结构）及七维比选雷达图与关键指标对比（以下为运行示例数据）。</w:t>
-      </w:r>
-    </w:p>
-    <w:p>
-      <w:pPr>
-        <w:keepNext/>
-        <w:keepLines/>
-        <w:jc w:val="center"/>
-      </w:pPr>
-      <w:r>
-        <w:drawing>
-          <wp:inline xmlns:a="http://schemas.openxmlformats.org/drawingml/2006/main" xmlns:pic="http://schemas.openxmlformats.org/drawingml/2006/picture">
-            <wp:extent cx="4860000" cy="4097573"/>
-            <wp:docPr id="4" name="Picture 4"/>
-            <wp:cNvGraphicFramePr>
-              <a:graphicFrameLocks noChangeAspect="1"/>
-            </wp:cNvGraphicFramePr>
-            <a:graphic>
-              <a:graphicData uri="http://schemas.openxmlformats.org/drawingml/2006/picture">
-                <pic:pic>
-                  <pic:nvPicPr>
-                    <pic:cNvPr id="0" name="fig_radar.png"/>
-                    <pic:cNvPicPr/>
-                  </pic:nvPicPr>
-                  <pic:blipFill>
-                    <a:blip r:embed="rId16"/>
-                    <a:stretch>
-                      <a:fillRect/>
-                    </a:stretch>
-                  </pic:blipFill>
-                  <pic:spPr>
-                    <a:xfrm>
-                      <a:off x="0" y="0"/>
-                      <a:ext cx="4860000" cy="4097573"/>
-                    </a:xfrm>
-                    <a:prstGeom prst="rect"/>
-                  </pic:spPr>
-                </pic:pic>
-              </a:graphicData>
-            </a:graphic>
-          </wp:inline>
-        </w:drawing>
-      </w:r>
-    </w:p>
-    <w:p>
-      <w:pPr>
-        <w:pStyle w:val="Caption"/>
-        <w:keepLines/>
-      </w:pPr>
-      <w:r>
-        <w:rPr>
-          <w:rFonts w:ascii="Times New Roman" w:hAnsi="Times New Roman" w:eastAsia="宋体"/>
-        </w:rPr>
-        <w:t>图 4  候选方案七维综合比选雷达图（示例数据）</w:t>
-      </w:r>
-    </w:p>
-    <w:p>
-      <w:pPr>
-        <w:keepNext/>
-        <w:keepLines/>
-        <w:jc w:val="center"/>
-      </w:pPr>
-      <w:r>
-        <w:drawing>
-          <wp:inline xmlns:a="http://schemas.openxmlformats.org/drawingml/2006/main" xmlns:pic="http://schemas.openxmlformats.org/drawingml/2006/picture">
-            <wp:extent cx="4860000" cy="2027485"/>
-            <wp:docPr id="5" name="Picture 5"/>
-            <wp:cNvGraphicFramePr>
-              <a:graphicFrameLocks noChangeAspect="1"/>
-            </wp:cNvGraphicFramePr>
-            <a:graphic>
-              <a:graphicData uri="http://schemas.openxmlformats.org/drawingml/2006/picture">
-                <pic:pic>
-                  <pic:nvPicPr>
-                    <pic:cNvPr id="0" name="fig_compare.png"/>
-                    <pic:cNvPicPr/>
-                  </pic:nvPicPr>
-                  <pic:blipFill>
-                    <a:blip r:embed="rId17"/>
-                    <a:stretch>
-                      <a:fillRect/>
-                    </a:stretch>
-                  </pic:blipFill>
-                  <pic:spPr>
-                    <a:xfrm>
-                      <a:off x="0" y="0"/>
-                      <a:ext cx="4860000" cy="2027485"/>
-                    </a:xfrm>
-                    <a:prstGeom prst="rect"/>
-                  </pic:spPr>
-                </pic:pic>
-              </a:graphicData>
-            </a:graphic>
-          </wp:inline>
-        </w:drawing>
-      </w:r>
-    </w:p>
-    <w:p>
-      <w:pPr>
-        <w:pStyle w:val="Caption"/>
-        <w:keepLines/>
-      </w:pPr>
-      <w:r>
-        <w:rPr>
-          <w:rFonts w:ascii="Times New Roman" w:hAnsi="Times New Roman" w:eastAsia="宋体"/>
-        </w:rPr>
-        <w:t>图 5  三套候选方案关键指标对比（示例数据）</w:t>
-      </w:r>
-    </w:p>
-    <w:p>
-      <w:pPr/>
-      <w:r>
-        <w:rPr>
-          <w:rFonts w:ascii="Times New Roman" w:hAnsi="Times New Roman" w:eastAsia="宋体"/>
-        </w:rPr>
-        <w:t>随后工程师可在“专家干预面板”锁定结构体系、设定预算上限并追加备注，系统在约束下重新寻优；一键导出 PDF 优化报告与结构建模文件，供专业软件继续深化。完整操作流程与解说见随附《核心功能演示视频》。</w:t>
-      </w:r>
-    </w:p>
-    <w:p>
-      <w:pPr>
-        <w:pStyle w:val="Heading1"/>
-        <w:keepNext/>
-      </w:pPr>
-      <w:r>
         <w:t>团队分工</w:t>
       </w:r>
     </w:p>
@@ -3191,33 +1771,27 @@
         <w:tblLook w:firstColumn="1" w:firstRow="1" w:lastColumn="0" w:lastRow="0" w:noHBand="0" w:noVBand="1" w:val="04A0"/>
       </w:tblPr>
       <w:tblGrid>
-        <w:gridCol w:w="2911"/>
-        <w:gridCol w:w="2911"/>
-        <w:gridCol w:w="2911"/>
+        <w:gridCol w:w="3024"/>
+        <w:gridCol w:w="3024"/>
+        <w:gridCol w:w="3024"/>
       </w:tblGrid>
       <w:tr>
         <w:trPr>
           <w:cantSplit/>
-          <w:tblHeader/>
         </w:trPr>
         <w:tc>
           <w:tcPr>
-            <w:tcW w:type="dxa" w:w="2911"/>
-            <w:shd w:val="clear" w:fill="0F4C81"/>
+            <w:tcW w:type="dxa" w:w="3024"/>
+            <w:shd w:val="clear" w:fill="1F4E79"/>
             <w:vAlign w:val="center"/>
           </w:tcPr>
           <w:p>
             <w:pPr>
+              <w:spacing w:line="276" w:lineRule="auto" w:after="40" w:before="40"/>
+              <w:ind w:firstLine="0"/>
               <w:jc w:val="center"/>
             </w:pPr>
-            <w:r>
-              <w:rPr>
-                <w:rFonts w:ascii="Times New Roman" w:hAnsi="Times New Roman" w:eastAsia="黑体"/>
-                <w:b/>
-                <w:color w:val="FFFFFF"/>
-                <w:sz w:val="21"/>
-              </w:rPr>
-            </w:r>
+            <w:r/>
             <w:r>
               <w:rPr>
                 <w:rFonts w:ascii="Times New Roman" w:hAnsi="Times New Roman" w:eastAsia="黑体"/>
@@ -3231,22 +1805,17 @@
         </w:tc>
         <w:tc>
           <w:tcPr>
-            <w:tcW w:type="dxa" w:w="2911"/>
-            <w:shd w:val="clear" w:fill="0F4C81"/>
+            <w:tcW w:type="dxa" w:w="3024"/>
+            <w:shd w:val="clear" w:fill="1F4E79"/>
             <w:vAlign w:val="center"/>
           </w:tcPr>
           <w:p>
             <w:pPr>
+              <w:spacing w:line="276" w:lineRule="auto" w:after="40" w:before="40"/>
+              <w:ind w:firstLine="0"/>
               <w:jc w:val="center"/>
             </w:pPr>
-            <w:r>
-              <w:rPr>
-                <w:rFonts w:ascii="Times New Roman" w:hAnsi="Times New Roman" w:eastAsia="黑体"/>
-                <w:b/>
-                <w:color w:val="FFFFFF"/>
-                <w:sz w:val="21"/>
-              </w:rPr>
-            </w:r>
+            <w:r/>
             <w:r>
               <w:rPr>
                 <w:rFonts w:ascii="Times New Roman" w:hAnsi="Times New Roman" w:eastAsia="黑体"/>
@@ -3260,22 +1829,17 @@
         </w:tc>
         <w:tc>
           <w:tcPr>
-            <w:tcW w:type="dxa" w:w="2911"/>
-            <w:shd w:val="clear" w:fill="0F4C81"/>
+            <w:tcW w:type="dxa" w:w="3024"/>
+            <w:shd w:val="clear" w:fill="1F4E79"/>
             <w:vAlign w:val="center"/>
           </w:tcPr>
           <w:p>
             <w:pPr>
+              <w:spacing w:line="276" w:lineRule="auto" w:after="40" w:before="40"/>
+              <w:ind w:firstLine="0"/>
               <w:jc w:val="center"/>
             </w:pPr>
-            <w:r>
-              <w:rPr>
-                <w:rFonts w:ascii="Times New Roman" w:hAnsi="Times New Roman" w:eastAsia="黑体"/>
-                <w:b/>
-                <w:color w:val="FFFFFF"/>
-                <w:sz w:val="21"/>
-              </w:rPr>
-            </w:r>
+            <w:r/>
             <w:r>
               <w:rPr>
                 <w:rFonts w:ascii="Times New Roman" w:hAnsi="Times New Roman" w:eastAsia="黑体"/>
@@ -3294,22 +1858,20 @@
         </w:trPr>
         <w:tc>
           <w:tcPr>
-            <w:tcW w:type="dxa" w:w="2911"/>
+            <w:tcW w:type="dxa" w:w="3024"/>
             <w:vAlign w:val="center"/>
           </w:tcPr>
           <w:p>
             <w:pPr>
+              <w:spacing w:line="276" w:lineRule="auto" w:after="40" w:before="40"/>
               <w:ind w:firstLine="0"/>
+              <w:jc w:val="center"/>
             </w:pPr>
+            <w:r/>
             <w:r>
               <w:rPr>
                 <w:rFonts w:ascii="Times New Roman" w:hAnsi="Times New Roman" w:eastAsia="宋体"/>
-                <w:sz w:val="21"/>
-              </w:rPr>
-            </w:r>
-            <w:r>
-              <w:rPr>
-                <w:rFonts w:ascii="Times New Roman" w:hAnsi="Times New Roman" w:eastAsia="宋体"/>
+                <w:b w:val="0"/>
                 <w:sz w:val="21"/>
               </w:rPr>
               <w:t>刘宇翔（负责人）</w:t>
@@ -3318,49 +1880,45 @@
         </w:tc>
         <w:tc>
           <w:tcPr>
-            <w:tcW w:type="dxa" w:w="2911"/>
+            <w:tcW w:type="dxa" w:w="3024"/>
             <w:vAlign w:val="center"/>
           </w:tcPr>
           <w:p>
             <w:pPr>
+              <w:spacing w:line="276" w:lineRule="auto" w:after="40" w:before="40"/>
               <w:ind w:firstLine="0"/>
+              <w:jc w:val="left"/>
             </w:pPr>
+            <w:r/>
             <w:r>
               <w:rPr>
                 <w:rFonts w:ascii="Times New Roman" w:hAnsi="Times New Roman" w:eastAsia="宋体"/>
+                <w:b w:val="0"/>
                 <w:sz w:val="21"/>
               </w:rPr>
-            </w:r>
-            <w:r>
-              <w:rPr>
-                <w:rFonts w:ascii="Times New Roman" w:hAnsi="Times New Roman" w:eastAsia="宋体"/>
-                <w:sz w:val="21"/>
-              </w:rPr>
-              <w:t>产品架构与系统设计；工程规则引擎、多智能体管线、前端开发与 3D 可视化</w:t>
+              <w:t>产品架构、DAG 调度引擎与核心管线开发、前端与 3D 可视化</w:t>
             </w:r>
           </w:p>
         </w:tc>
         <w:tc>
           <w:tcPr>
-            <w:tcW w:type="dxa" w:w="2911"/>
+            <w:tcW w:type="dxa" w:w="3024"/>
             <w:vAlign w:val="center"/>
           </w:tcPr>
           <w:p>
             <w:pPr>
+              <w:spacing w:line="276" w:lineRule="auto" w:after="40" w:before="40"/>
               <w:ind w:firstLine="0"/>
+              <w:jc w:val="left"/>
             </w:pPr>
+            <w:r/>
             <w:r>
               <w:rPr>
                 <w:rFonts w:ascii="Times New Roman" w:hAnsi="Times New Roman" w:eastAsia="宋体"/>
+                <w:b w:val="0"/>
                 <w:sz w:val="21"/>
               </w:rPr>
-            </w:r>
-            <w:r>
-              <w:rPr>
-                <w:rFonts w:ascii="Times New Roman" w:hAnsi="Times New Roman" w:eastAsia="宋体"/>
-                <w:sz w:val="21"/>
-              </w:rPr>
-              <w:t>通过 AI 智能体完成核心代码生成、重构、评审与修复；AI 提出规范校核与多目标优化方案并经人工确认落地</w:t>
+              <w:t>AI 辅助生成/重构核心代码，人工做影子并行验证与逻辑纠偏</w:t>
             </w:r>
           </w:p>
         </w:tc>
@@ -3371,22 +1929,21 @@
         </w:trPr>
         <w:tc>
           <w:tcPr>
-            <w:tcW w:type="dxa" w:w="2911"/>
+            <w:tcW w:type="dxa" w:w="3024"/>
+            <w:shd w:val="clear" w:fill="EEF3F9"/>
             <w:vAlign w:val="center"/>
           </w:tcPr>
           <w:p>
             <w:pPr>
+              <w:spacing w:line="276" w:lineRule="auto" w:after="40" w:before="40"/>
               <w:ind w:firstLine="0"/>
+              <w:jc w:val="center"/>
             </w:pPr>
+            <w:r/>
             <w:r>
               <w:rPr>
                 <w:rFonts w:ascii="Times New Roman" w:hAnsi="Times New Roman" w:eastAsia="宋体"/>
-                <w:sz w:val="21"/>
-              </w:rPr>
-            </w:r>
-            <w:r>
-              <w:rPr>
-                <w:rFonts w:ascii="Times New Roman" w:hAnsi="Times New Roman" w:eastAsia="宋体"/>
+                <w:b w:val="0"/>
                 <w:sz w:val="21"/>
               </w:rPr>
               <w:t>李国扬</w:t>
@@ -3395,49 +1952,47 @@
         </w:tc>
         <w:tc>
           <w:tcPr>
-            <w:tcW w:type="dxa" w:w="2911"/>
+            <w:tcW w:type="dxa" w:w="3024"/>
+            <w:shd w:val="clear" w:fill="EEF3F9"/>
             <w:vAlign w:val="center"/>
           </w:tcPr>
           <w:p>
             <w:pPr>
+              <w:spacing w:line="276" w:lineRule="auto" w:after="40" w:before="40"/>
               <w:ind w:firstLine="0"/>
+              <w:jc w:val="left"/>
             </w:pPr>
+            <w:r/>
             <w:r>
               <w:rPr>
                 <w:rFonts w:ascii="Times New Roman" w:hAnsi="Times New Roman" w:eastAsia="宋体"/>
+                <w:b w:val="0"/>
                 <w:sz w:val="21"/>
               </w:rPr>
-            </w:r>
-            <w:r>
-              <w:rPr>
-                <w:rFonts w:ascii="Times New Roman" w:hAnsi="Times New Roman" w:eastAsia="宋体"/>
-                <w:sz w:val="21"/>
-              </w:rPr>
-              <w:t>界面设计与交互、演示视频录制</w:t>
+              <w:t>界面交互设计、演示视频录制</w:t>
             </w:r>
           </w:p>
         </w:tc>
         <w:tc>
           <w:tcPr>
-            <w:tcW w:type="dxa" w:w="2911"/>
+            <w:tcW w:type="dxa" w:w="3024"/>
+            <w:shd w:val="clear" w:fill="EEF3F9"/>
             <w:vAlign w:val="center"/>
           </w:tcPr>
           <w:p>
             <w:pPr>
+              <w:spacing w:line="276" w:lineRule="auto" w:after="40" w:before="40"/>
               <w:ind w:firstLine="0"/>
+              <w:jc w:val="left"/>
             </w:pPr>
+            <w:r/>
             <w:r>
               <w:rPr>
                 <w:rFonts w:ascii="Times New Roman" w:hAnsi="Times New Roman" w:eastAsia="宋体"/>
+                <w:b w:val="0"/>
                 <w:sz w:val="21"/>
               </w:rPr>
-            </w:r>
-            <w:r>
-              <w:rPr>
-                <w:rFonts w:ascii="Times New Roman" w:hAnsi="Times New Roman" w:eastAsia="宋体"/>
-                <w:sz w:val="21"/>
-              </w:rPr>
-              <w:t>使用 AI 辅助界面设计与文案，人工修订验证</w:t>
+              <w:t>AI 辅助组件与文案生成，人工视觉调优</w:t>
             </w:r>
           </w:p>
         </w:tc>
@@ -3448,22 +2003,20 @@
         </w:trPr>
         <w:tc>
           <w:tcPr>
-            <w:tcW w:type="dxa" w:w="2911"/>
+            <w:tcW w:type="dxa" w:w="3024"/>
             <w:vAlign w:val="center"/>
           </w:tcPr>
           <w:p>
             <w:pPr>
+              <w:spacing w:line="276" w:lineRule="auto" w:after="40" w:before="40"/>
               <w:ind w:firstLine="0"/>
+              <w:jc w:val="center"/>
             </w:pPr>
+            <w:r/>
             <w:r>
               <w:rPr>
                 <w:rFonts w:ascii="Times New Roman" w:hAnsi="Times New Roman" w:eastAsia="宋体"/>
-                <w:sz w:val="21"/>
-              </w:rPr>
-            </w:r>
-            <w:r>
-              <w:rPr>
-                <w:rFonts w:ascii="Times New Roman" w:hAnsi="Times New Roman" w:eastAsia="宋体"/>
+                <w:b w:val="0"/>
                 <w:sz w:val="21"/>
               </w:rPr>
               <w:t>吕勇宽</w:t>
@@ -3472,49 +2025,45 @@
         </w:tc>
         <w:tc>
           <w:tcPr>
-            <w:tcW w:type="dxa" w:w="2911"/>
+            <w:tcW w:type="dxa" w:w="3024"/>
             <w:vAlign w:val="center"/>
           </w:tcPr>
           <w:p>
             <w:pPr>
+              <w:spacing w:line="276" w:lineRule="auto" w:after="40" w:before="40"/>
               <w:ind w:firstLine="0"/>
+              <w:jc w:val="left"/>
             </w:pPr>
+            <w:r/>
             <w:r>
               <w:rPr>
                 <w:rFonts w:ascii="Times New Roman" w:hAnsi="Times New Roman" w:eastAsia="宋体"/>
+                <w:b w:val="0"/>
                 <w:sz w:val="21"/>
               </w:rPr>
-            </w:r>
-            <w:r>
-              <w:rPr>
-                <w:rFonts w:ascii="Times New Roman" w:hAnsi="Times New Roman" w:eastAsia="宋体"/>
-                <w:sz w:val="21"/>
-              </w:rPr>
-              <w:t>规范口径梳理、测试验证与文档排版</w:t>
+              <w:t>规范口径梳理、测试验证、文档排版</w:t>
             </w:r>
           </w:p>
         </w:tc>
         <w:tc>
           <w:tcPr>
-            <w:tcW w:type="dxa" w:w="2911"/>
+            <w:tcW w:type="dxa" w:w="3024"/>
             <w:vAlign w:val="center"/>
           </w:tcPr>
           <w:p>
             <w:pPr>
+              <w:spacing w:line="276" w:lineRule="auto" w:after="40" w:before="40"/>
               <w:ind w:firstLine="0"/>
+              <w:jc w:val="left"/>
             </w:pPr>
+            <w:r/>
             <w:r>
               <w:rPr>
                 <w:rFonts w:ascii="Times New Roman" w:hAnsi="Times New Roman" w:eastAsia="宋体"/>
+                <w:b w:val="0"/>
                 <w:sz w:val="21"/>
               </w:rPr>
-            </w:r>
-            <w:r>
-              <w:rPr>
-                <w:rFonts w:ascii="Times New Roman" w:hAnsi="Times New Roman" w:eastAsia="宋体"/>
-                <w:sz w:val="21"/>
-              </w:rPr>
-              <w:t>使用 AI 辅助规范条文整理与文档排版，人工复核</w:t>
+              <w:t>将规范条文拆解为工具参数，人工校验工程语义</w:t>
             </w:r>
           </w:p>
         </w:tc>
@@ -3525,22 +2074,21 @@
         </w:trPr>
         <w:tc>
           <w:tcPr>
-            <w:tcW w:type="dxa" w:w="2911"/>
+            <w:tcW w:type="dxa" w:w="3024"/>
+            <w:shd w:val="clear" w:fill="EEF3F9"/>
             <w:vAlign w:val="center"/>
           </w:tcPr>
           <w:p>
             <w:pPr>
+              <w:spacing w:line="276" w:lineRule="auto" w:after="40" w:before="40"/>
               <w:ind w:firstLine="0"/>
+              <w:jc w:val="center"/>
             </w:pPr>
+            <w:r/>
             <w:r>
               <w:rPr>
                 <w:rFonts w:ascii="Times New Roman" w:hAnsi="Times New Roman" w:eastAsia="宋体"/>
-                <w:sz w:val="21"/>
-              </w:rPr>
-            </w:r>
-            <w:r>
-              <w:rPr>
-                <w:rFonts w:ascii="Times New Roman" w:hAnsi="Times New Roman" w:eastAsia="宋体"/>
+                <w:b w:val="0"/>
                 <w:sz w:val="21"/>
               </w:rPr>
               <w:t>张盛涵</w:t>
@@ -3549,395 +2097,104 @@
         </w:tc>
         <w:tc>
           <w:tcPr>
-            <w:tcW w:type="dxa" w:w="2911"/>
+            <w:tcW w:type="dxa" w:w="3024"/>
+            <w:shd w:val="clear" w:fill="EEF3F9"/>
             <w:vAlign w:val="center"/>
           </w:tcPr>
           <w:p>
             <w:pPr>
+              <w:spacing w:line="276" w:lineRule="auto" w:after="40" w:before="40"/>
               <w:ind w:firstLine="0"/>
+              <w:jc w:val="left"/>
             </w:pPr>
+            <w:r/>
             <w:r>
               <w:rPr>
                 <w:rFonts w:ascii="Times New Roman" w:hAnsi="Times New Roman" w:eastAsia="宋体"/>
+                <w:b w:val="0"/>
                 <w:sz w:val="21"/>
               </w:rPr>
-            </w:r>
-            <w:r>
-              <w:rPr>
-                <w:rFonts w:ascii="Times New Roman" w:hAnsi="Times New Roman" w:eastAsia="宋体"/>
-                <w:sz w:val="21"/>
-              </w:rPr>
-              <w:t>演示材料、答辩准备与项目资料整理</w:t>
+              <w:t>演示材料、答辩与项目资料整理</w:t>
             </w:r>
           </w:p>
         </w:tc>
         <w:tc>
           <w:tcPr>
-            <w:tcW w:type="dxa" w:w="2911"/>
+            <w:tcW w:type="dxa" w:w="3024"/>
+            <w:shd w:val="clear" w:fill="EEF3F9"/>
             <w:vAlign w:val="center"/>
           </w:tcPr>
           <w:p>
             <w:pPr>
+              <w:spacing w:line="276" w:lineRule="auto" w:after="40" w:before="40"/>
               <w:ind w:firstLine="0"/>
+              <w:jc w:val="left"/>
             </w:pPr>
+            <w:r/>
             <w:r>
               <w:rPr>
                 <w:rFonts w:ascii="Times New Roman" w:hAnsi="Times New Roman" w:eastAsia="宋体"/>
+                <w:b w:val="0"/>
                 <w:sz w:val="21"/>
               </w:rPr>
-            </w:r>
-            <w:r>
-              <w:rPr>
-                <w:rFonts w:ascii="Times New Roman" w:hAnsi="Times New Roman" w:eastAsia="宋体"/>
-                <w:sz w:val="21"/>
-              </w:rPr>
-              <w:t>使用 AI 辅助内容组织与文案，人工修订验证</w:t>
+              <w:t>AI 辅助内容组织，人工修订核验</w:t>
             </w:r>
           </w:p>
         </w:tc>
       </w:tr>
     </w:tbl>
     <w:p>
-      <w:pPr/>
+      <w:pPr>
+        <w:spacing w:before="0" w:after="0" w:lineRule="auto" w:line="360"/>
+        <w:ind w:firstLine="480"/>
+      </w:pPr>
       <w:r>
         <w:rPr>
           <w:rFonts w:ascii="Times New Roman" w:hAnsi="Times New Roman" w:eastAsia="宋体"/>
+          <w:b w:val="0"/>
+          <w:sz w:val="24"/>
         </w:rPr>
-        <w:t>说明：本项目为 AI 智能体挑战赛参赛作品，开发全程采用“人机协同”模式——AI 负责代码生成、数据与排版辅助，人工负责方案逻辑、规范核验与最终决策，所有环节均经人工复核验证。具体分工、AI 参与环节及修改验证过程，详见随附《人机协同履历表》。</w:t>
+        <w:t>本项目采用“人机协同”开发模式：AI 负责代码生成与辅助，人工负责架构决策、规范核验与最终把关，所有环节均经人工验证。详见随附《人机协同履历表》。</w:t>
       </w:r>
     </w:p>
     <w:p>
       <w:pPr>
-        <w:pStyle w:val="Heading1"/>
         <w:keepNext/>
+        <w:spacing w:before="320" w:after="120"/>
+        <w:outlineLvl w:val="0"/>
       </w:pPr>
       <w:r>
-        <w:t>附：免责声明</w:t>
-      </w:r>
-    </w:p>
-    <w:p>
-      <w:pPr/>
-      <w:r>
         <w:rPr>
-          <w:rFonts w:ascii="Times New Roman" w:hAnsi="Times New Roman" w:eastAsia="宋体"/>
+          <w:rFonts w:ascii="Times New Roman" w:hAnsi="Times New Roman" w:eastAsia="黑体"/>
+          <w:b/>
+          <w:color w:val="0F3C6B"/>
+          <w:sz w:val="32"/>
         </w:rPr>
-        <w:t>本作品的计算基于经验公式与简化假定，仅用于建筑方案前期概念比选与决策参考，不构成设计依据。实际工程设计必须由注册结构工程师主持，采用专业结构分析软件按现行国家标准逐项复核。最终决策权始终在持证工程师手中，AI 仅提供量化建议。</w:t>
+        <w:t>附：免责声明与规范依据</w:t>
       </w:r>
     </w:p>
     <w:p>
       <w:pPr>
-        <w:pStyle w:val="Heading1"/>
-        <w:keepNext/>
+        <w:spacing w:before="0" w:after="0" w:lineRule="auto" w:line="360"/>
+        <w:ind w:firstLine="480"/>
       </w:pPr>
       <w:r>
-        <w:t>附：规范依据来源</w:t>
+        <w:rPr>
+          <w:rFonts w:ascii="Times New Roman" w:hAnsi="Times New Roman" w:eastAsia="宋体"/>
+          <w:b w:val="0"/>
+          <w:sz w:val="24"/>
+        </w:rPr>
+        <w:t>本系统计算基于经验公式与简化假定，仅供建筑方案前期概念比选，不构成设计依据；实际工程须由注册结构工程师按现行国标复核。主要规范依据：GB 55002-2021《建筑与市政工程抗震通用规范》、GB/T 50011-2010《建筑抗震设计标准》（2024 年局部修订）、GB/T 51366-2019《建筑碳排放计算标准》。</w:t>
       </w:r>
     </w:p>
-    <w:tbl>
-      <w:tblPr>
-        <w:tblStyle w:val="TableGrid"/>
-        <w:tblW w:type="auto" w:w="0"/>
-        <w:jc w:val="center"/>
-        <w:tblLook w:firstColumn="1" w:firstRow="1" w:lastColumn="0" w:lastRow="0" w:noHBand="0" w:noVBand="1" w:val="04A0"/>
-      </w:tblPr>
-      <w:tblGrid>
-        <w:gridCol w:w="4366"/>
-        <w:gridCol w:w="4366"/>
-      </w:tblGrid>
-      <w:tr>
-        <w:trPr>
-          <w:cantSplit/>
-          <w:tblHeader/>
-        </w:trPr>
-        <w:tc>
-          <w:tcPr>
-            <w:tcW w:type="dxa" w:w="4366"/>
-            <w:shd w:val="clear" w:fill="0F4C81"/>
-            <w:vAlign w:val="center"/>
-          </w:tcPr>
-          <w:p>
-            <w:pPr>
-              <w:jc w:val="center"/>
-            </w:pPr>
-            <w:r>
-              <w:rPr>
-                <w:rFonts w:ascii="Times New Roman" w:hAnsi="Times New Roman" w:eastAsia="黑体"/>
-                <w:b/>
-                <w:color w:val="FFFFFF"/>
-                <w:sz w:val="21"/>
-              </w:rPr>
-            </w:r>
-            <w:r>
-              <w:rPr>
-                <w:rFonts w:ascii="Times New Roman" w:hAnsi="Times New Roman" w:eastAsia="黑体"/>
-                <w:b/>
-                <w:color w:val="FFFFFF"/>
-                <w:sz w:val="21"/>
-              </w:rPr>
-              <w:t>标准</w:t>
-            </w:r>
-          </w:p>
-        </w:tc>
-        <w:tc>
-          <w:tcPr>
-            <w:tcW w:type="dxa" w:w="4366"/>
-            <w:shd w:val="clear" w:fill="0F4C81"/>
-            <w:vAlign w:val="center"/>
-          </w:tcPr>
-          <w:p>
-            <w:pPr>
-              <w:jc w:val="center"/>
-            </w:pPr>
-            <w:r>
-              <w:rPr>
-                <w:rFonts w:ascii="Times New Roman" w:hAnsi="Times New Roman" w:eastAsia="黑体"/>
-                <w:b/>
-                <w:color w:val="FFFFFF"/>
-                <w:sz w:val="21"/>
-              </w:rPr>
-            </w:r>
-            <w:r>
-              <w:rPr>
-                <w:rFonts w:ascii="Times New Roman" w:hAnsi="Times New Roman" w:eastAsia="黑体"/>
-                <w:b/>
-                <w:color w:val="FFFFFF"/>
-                <w:sz w:val="21"/>
-              </w:rPr>
-              <w:t>发布公告来源</w:t>
-            </w:r>
-          </w:p>
-        </w:tc>
-      </w:tr>
-      <w:tr>
-        <w:trPr>
-          <w:cantSplit/>
-        </w:trPr>
-        <w:tc>
-          <w:tcPr>
-            <w:tcW w:type="dxa" w:w="4366"/>
-            <w:vAlign w:val="center"/>
-          </w:tcPr>
-          <w:p>
-            <w:pPr>
-              <w:ind w:firstLine="0"/>
-            </w:pPr>
-            <w:r>
-              <w:rPr>
-                <w:rFonts w:ascii="Times New Roman" w:hAnsi="Times New Roman" w:eastAsia="宋体"/>
-                <w:sz w:val="21"/>
-              </w:rPr>
-            </w:r>
-            <w:r>
-              <w:rPr>
-                <w:rFonts w:ascii="Times New Roman" w:hAnsi="Times New Roman" w:eastAsia="宋体"/>
-                <w:sz w:val="21"/>
-              </w:rPr>
-              <w:t>GB 55002-2021</w:t>
-            </w:r>
-          </w:p>
-        </w:tc>
-        <w:tc>
-          <w:tcPr>
-            <w:tcW w:type="dxa" w:w="4366"/>
-            <w:vAlign w:val="center"/>
-          </w:tcPr>
-          <w:p>
-            <w:pPr>
-              <w:ind w:firstLine="0"/>
-            </w:pPr>
-            <w:r>
-              <w:rPr>
-                <w:rFonts w:ascii="Times New Roman" w:hAnsi="Times New Roman" w:eastAsia="宋体"/>
-                <w:sz w:val="21"/>
-              </w:rPr>
-            </w:r>
-            <w:r>
-              <w:rPr>
-                <w:rFonts w:ascii="Times New Roman" w:hAnsi="Times New Roman" w:eastAsia="宋体"/>
-                <w:sz w:val="21"/>
-              </w:rPr>
-              <w:t>住房和城乡建设部公告（2021-07-15）</w:t>
-            </w:r>
-          </w:p>
-        </w:tc>
-      </w:tr>
-      <w:tr>
-        <w:trPr>
-          <w:cantSplit/>
-        </w:trPr>
-        <w:tc>
-          <w:tcPr>
-            <w:tcW w:type="dxa" w:w="4366"/>
-            <w:vAlign w:val="center"/>
-          </w:tcPr>
-          <w:p>
-            <w:pPr>
-              <w:ind w:firstLine="0"/>
-            </w:pPr>
-            <w:r>
-              <w:rPr>
-                <w:rFonts w:ascii="Times New Roman" w:hAnsi="Times New Roman" w:eastAsia="宋体"/>
-                <w:sz w:val="21"/>
-              </w:rPr>
-            </w:r>
-            <w:r>
-              <w:rPr>
-                <w:rFonts w:ascii="Times New Roman" w:hAnsi="Times New Roman" w:eastAsia="宋体"/>
-                <w:sz w:val="21"/>
-              </w:rPr>
-              <w:t>GB/T 50011-2010（2024 年版）</w:t>
-            </w:r>
-          </w:p>
-        </w:tc>
-        <w:tc>
-          <w:tcPr>
-            <w:tcW w:type="dxa" w:w="4366"/>
-            <w:vAlign w:val="center"/>
-          </w:tcPr>
-          <w:p>
-            <w:pPr>
-              <w:ind w:firstLine="0"/>
-            </w:pPr>
-            <w:r>
-              <w:rPr>
-                <w:rFonts w:ascii="Times New Roman" w:hAnsi="Times New Roman" w:eastAsia="宋体"/>
-                <w:sz w:val="21"/>
-              </w:rPr>
-            </w:r>
-            <w:r>
-              <w:rPr>
-                <w:rFonts w:ascii="Times New Roman" w:hAnsi="Times New Roman" w:eastAsia="宋体"/>
-                <w:sz w:val="21"/>
-              </w:rPr>
-              <w:t>住房和城乡建设部关于发布国家标准《建筑抗震设计规范》局部修订的公告（2024-05-24）</w:t>
-            </w:r>
-          </w:p>
-        </w:tc>
-      </w:tr>
-      <w:tr>
-        <w:trPr>
-          <w:cantSplit/>
-        </w:trPr>
-        <w:tc>
-          <w:tcPr>
-            <w:tcW w:type="dxa" w:w="4366"/>
-            <w:vAlign w:val="center"/>
-          </w:tcPr>
-          <w:p>
-            <w:pPr>
-              <w:ind w:firstLine="0"/>
-            </w:pPr>
-            <w:r>
-              <w:rPr>
-                <w:rFonts w:ascii="Times New Roman" w:hAnsi="Times New Roman" w:eastAsia="宋体"/>
-                <w:sz w:val="21"/>
-              </w:rPr>
-            </w:r>
-            <w:r>
-              <w:rPr>
-                <w:rFonts w:ascii="Times New Roman" w:hAnsi="Times New Roman" w:eastAsia="宋体"/>
-                <w:sz w:val="21"/>
-              </w:rPr>
-              <w:t>GB/T 51366-2019</w:t>
-            </w:r>
-          </w:p>
-        </w:tc>
-        <w:tc>
-          <w:tcPr>
-            <w:tcW w:type="dxa" w:w="4366"/>
-            <w:vAlign w:val="center"/>
-          </w:tcPr>
-          <w:p>
-            <w:pPr>
-              <w:ind w:firstLine="0"/>
-            </w:pPr>
-            <w:r>
-              <w:rPr>
-                <w:rFonts w:ascii="Times New Roman" w:hAnsi="Times New Roman" w:eastAsia="宋体"/>
-                <w:sz w:val="21"/>
-              </w:rPr>
-            </w:r>
-            <w:r>
-              <w:rPr>
-                <w:rFonts w:ascii="Times New Roman" w:hAnsi="Times New Roman" w:eastAsia="宋体"/>
-                <w:sz w:val="21"/>
-              </w:rPr>
-              <w:t>住房和城乡建设部公告（2019-05-30）</w:t>
-            </w:r>
-          </w:p>
-        </w:tc>
-      </w:tr>
-    </w:tbl>
     <w:sectPr>
-      <w:headerReference w:type="default" r:id="rId11"/>
-      <w:footerReference w:type="default" r:id="rId12"/>
       <w:pgSz w:w="11906" w:h="16838"/>
-      <w:pgMar w:top="1417" w:right="1587" w:bottom="1417" w:left="1587" w:header="720" w:footer="720" w:gutter="0"/>
+      <w:pgMar w:top="1361" w:right="1417" w:bottom="1361" w:left="1417" w:header="720" w:footer="720" w:gutter="0"/>
       <w:cols w:space="720"/>
       <w:docGrid w:linePitch="360"/>
-      <w:pgNumType w:start="1"/>
     </w:sectPr>
   </w:body>
 </w:document>
-</file>
-
-<file path=word/footer1.xml><?xml version="1.0" encoding="utf-8"?>
-<w:ftr xmlns:m="http://schemas.openxmlformats.org/officeDocument/2006/math" xmlns:mc="http://schemas.openxmlformats.org/markup-compatibility/2006" xmlns:mo="http://schemas.microsoft.com/office/mac/office/2008/main" xmlns:mv="urn:schemas-microsoft-com:mac:vml" xmlns:o="urn:schemas-microsoft-com:office:office" xmlns:r="http://schemas.openxmlformats.org/officeDocument/2006/relationships" xmlns:v="urn:schemas-microsoft-com:vml" xmlns:w10="urn:schemas-microsoft-com:office:word" xmlns:w14="http://schemas.microsoft.com/office/word/2010/wordml" xmlns:w="http://schemas.openxmlformats.org/wordprocessingml/2006/main" xmlns:wne="http://schemas.microsoft.com/office/word/2006/wordml" xmlns:wp14="http://schemas.microsoft.com/office/word/2010/wordprocessingDrawing" xmlns:wp="http://schemas.openxmlformats.org/drawingml/2006/wordprocessingDrawing" xmlns:wpc="http://schemas.microsoft.com/office/word/2010/wordprocessingCanvas" xmlns:wpg="http://schemas.microsoft.com/office/word/2010/wordprocessingGroup" xmlns:wpi="http://schemas.microsoft.com/office/word/2010/wordprocessingInk" xmlns:wps="http://schemas.microsoft.com/office/word/2010/wordprocessingShape" mc:Ignorable="w14 wp14">
-  <w:p>
-    <w:pPr>
-      <w:pStyle w:val="Footer"/>
-    </w:pPr>
-  </w:p>
-</w:ftr>
-</file>
-
-<file path=word/footer2.xml><?xml version="1.0" encoding="utf-8"?>
-<w:ftr xmlns:m="http://schemas.openxmlformats.org/officeDocument/2006/math" xmlns:mc="http://schemas.openxmlformats.org/markup-compatibility/2006" xmlns:mo="http://schemas.microsoft.com/office/mac/office/2008/main" xmlns:mv="urn:schemas-microsoft-com:mac:vml" xmlns:o="urn:schemas-microsoft-com:office:office" xmlns:r="http://schemas.openxmlformats.org/officeDocument/2006/relationships" xmlns:v="urn:schemas-microsoft-com:vml" xmlns:w10="urn:schemas-microsoft-com:office:word" xmlns:w14="http://schemas.microsoft.com/office/word/2010/wordml" xmlns:w="http://schemas.openxmlformats.org/wordprocessingml/2006/main" xmlns:wne="http://schemas.microsoft.com/office/word/2006/wordml" xmlns:wp14="http://schemas.microsoft.com/office/word/2010/wordprocessingDrawing" xmlns:wp="http://schemas.openxmlformats.org/drawingml/2006/wordprocessingDrawing" xmlns:wpc="http://schemas.microsoft.com/office/word/2010/wordprocessingCanvas" xmlns:wpg="http://schemas.microsoft.com/office/word/2010/wordprocessingGroup" xmlns:wpi="http://schemas.microsoft.com/office/word/2010/wordprocessingInk" xmlns:wps="http://schemas.microsoft.com/office/word/2010/wordprocessingShape" mc:Ignorable="w14 wp14">
-  <w:p>
-    <w:pPr>
-      <w:pStyle w:val="Footer"/>
-      <w:jc w:val="center"/>
-    </w:pPr>
-    <w:r>
-      <w:rPr>
-        <w:rFonts w:ascii="Times New Roman" w:hAnsi="Times New Roman" w:eastAsia="宋体"/>
-        <w:sz w:val="18"/>
-      </w:rPr>
-      <w:fldChar w:fldCharType="begin"/>
-      <w:instrText xml:space="preserve">PAGE</w:instrText>
-      <w:fldChar w:fldCharType="end"/>
-    </w:r>
-  </w:p>
-</w:ftr>
-</file>
-
-<file path=word/header1.xml><?xml version="1.0" encoding="utf-8"?>
-<w:hdr xmlns:m="http://schemas.openxmlformats.org/officeDocument/2006/math" xmlns:mc="http://schemas.openxmlformats.org/markup-compatibility/2006" xmlns:mo="http://schemas.microsoft.com/office/mac/office/2008/main" xmlns:mv="urn:schemas-microsoft-com:mac:vml" xmlns:o="urn:schemas-microsoft-com:office:office" xmlns:r="http://schemas.openxmlformats.org/officeDocument/2006/relationships" xmlns:v="urn:schemas-microsoft-com:vml" xmlns:w10="urn:schemas-microsoft-com:office:word" xmlns:w14="http://schemas.microsoft.com/office/word/2010/wordml" xmlns:w="http://schemas.openxmlformats.org/wordprocessingml/2006/main" xmlns:wne="http://schemas.microsoft.com/office/word/2006/wordml" xmlns:wp14="http://schemas.microsoft.com/office/word/2010/wordprocessingDrawing" xmlns:wp="http://schemas.openxmlformats.org/drawingml/2006/wordprocessingDrawing" xmlns:wpc="http://schemas.microsoft.com/office/word/2010/wordprocessingCanvas" xmlns:wpg="http://schemas.microsoft.com/office/word/2010/wordprocessingGroup" xmlns:wpi="http://schemas.microsoft.com/office/word/2010/wordprocessingInk" xmlns:wps="http://schemas.microsoft.com/office/word/2010/wordprocessingShape" mc:Ignorable="w14 wp14">
-  <w:p>
-    <w:pPr>
-      <w:pStyle w:val="Header"/>
-    </w:pPr>
-  </w:p>
-</w:hdr>
-</file>
-
-<file path=word/header2.xml><?xml version="1.0" encoding="utf-8"?>
-<w:hdr xmlns:m="http://schemas.openxmlformats.org/officeDocument/2006/math" xmlns:mc="http://schemas.openxmlformats.org/markup-compatibility/2006" xmlns:mo="http://schemas.microsoft.com/office/mac/office/2008/main" xmlns:mv="urn:schemas-microsoft-com:mac:vml" xmlns:o="urn:schemas-microsoft-com:office:office" xmlns:r="http://schemas.openxmlformats.org/officeDocument/2006/relationships" xmlns:v="urn:schemas-microsoft-com:vml" xmlns:w10="urn:schemas-microsoft-com:office:word" xmlns:w14="http://schemas.microsoft.com/office/word/2010/wordml" xmlns:w="http://schemas.openxmlformats.org/wordprocessingml/2006/main" xmlns:wne="http://schemas.microsoft.com/office/word/2006/wordml" xmlns:wp14="http://schemas.microsoft.com/office/word/2010/wordprocessingDrawing" xmlns:wp="http://schemas.openxmlformats.org/drawingml/2006/wordprocessingDrawing" xmlns:wpc="http://schemas.microsoft.com/office/word/2010/wordprocessingCanvas" xmlns:wpg="http://schemas.microsoft.com/office/word/2010/wordprocessingGroup" xmlns:wpi="http://schemas.microsoft.com/office/word/2010/wordprocessingInk" xmlns:wps="http://schemas.microsoft.com/office/word/2010/wordprocessingShape" mc:Ignorable="w14 wp14">
-  <w:p>
-    <w:pPr>
-      <w:pStyle w:val="Header"/>
-      <w:jc w:val="right"/>
-    </w:pPr>
-    <w:r>
-      <w:rPr>
-        <w:rFonts w:ascii="Times New Roman" w:hAnsi="Times New Roman" w:eastAsia="黑体"/>
-        <w:color w:val="5A6B7D"/>
-        <w:sz w:val="18"/>
-      </w:rPr>
-      <w:t>智构 StructMind · 建筑结构方案优化 AI 智能体</w:t>
-    </w:r>
-  </w:p>
-</w:hdr>
 </file>
 
 <file path=word/numbering.xml><?xml version="1.0" encoding="utf-8"?>
@@ -4303,15 +2560,6 @@
     <w:name w:val="Normal"/>
     <w:qFormat/>
     <w:rsid w:val="00FC693F"/>
-    <w:pPr>
-      <w:spacing w:before="0" w:after="0" w:line="360" w:lineRule="auto"/>
-    </w:pPr>
-    <w:rPr>
-      <w:b w:val="0"/>
-      <w:color w:val="202A33"/>
-      <w:sz w:val="24"/>
-      <w:rFonts w:ascii="Times New Roman" w:hAnsi="Times New Roman" w:eastAsia="宋体"/>
-    </w:rPr>
   </w:style>
   <w:style w:type="paragraph" w:styleId="Header">
     <w:name w:val="header"/>
@@ -4368,15 +2616,15 @@
     <w:pPr>
       <w:keepNext/>
       <w:keepLines/>
-      <w:spacing w:before="280" w:after="120"/>
+      <w:spacing w:before="480" w:after="0"/>
       <w:outlineLvl w:val="0"/>
     </w:pPr>
     <w:rPr>
-      <w:rFonts w:ascii="Times New Roman" w:hAnsi="Times New Roman" w:eastAsia="黑体"/>
+      <w:rFonts w:asciiTheme="majorHAnsi" w:eastAsiaTheme="majorEastAsia" w:hAnsiTheme="majorHAnsi" w:cstheme="majorBidi"/>
       <w:b/>
       <w:bCs/>
-      <w:color w:val="0F4C81"/>
-      <w:sz w:val="32"/>
+      <w:color w:val="365F91" w:themeColor="accent1" w:themeShade="BF"/>
+      <w:sz w:val="28"/>
       <w:szCs w:val="28"/>
     </w:rPr>
   </w:style>
@@ -4392,15 +2640,15 @@
     <w:pPr>
       <w:keepNext/>
       <w:keepLines/>
-      <w:spacing w:before="220" w:after="100"/>
+      <w:spacing w:before="200" w:after="0"/>
       <w:outlineLvl w:val="1"/>
     </w:pPr>
     <w:rPr>
-      <w:rFonts w:ascii="Times New Roman" w:hAnsi="Times New Roman" w:eastAsia="黑体"/>
+      <w:rFonts w:asciiTheme="majorHAnsi" w:eastAsiaTheme="majorEastAsia" w:hAnsiTheme="majorHAnsi" w:cstheme="majorBidi"/>
       <w:b/>
       <w:bCs/>
-      <w:color w:val="0F4C81"/>
-      <w:sz w:val="28"/>
+      <w:color w:val="4F81BD" w:themeColor="accent1"/>
+      <w:sz w:val="26"/>
       <w:szCs w:val="26"/>
     </w:rPr>
   </w:style>
@@ -4416,15 +2664,14 @@
     <w:pPr>
       <w:keepNext/>
       <w:keepLines/>
-      <w:spacing w:before="180" w:after="80"/>
+      <w:spacing w:before="200" w:after="0"/>
       <w:outlineLvl w:val="2"/>
     </w:pPr>
     <w:rPr>
-      <w:rFonts w:ascii="Times New Roman" w:hAnsi="Times New Roman" w:eastAsia="黑体"/>
+      <w:rFonts w:asciiTheme="majorHAnsi" w:eastAsiaTheme="majorEastAsia" w:hAnsiTheme="majorHAnsi" w:cstheme="majorBidi"/>
       <w:b/>
       <w:bCs/>
-      <w:color w:val="202A33"/>
-      <w:sz w:val="24"/>
+      <w:color w:val="4F81BD" w:themeColor="accent1"/>
     </w:rPr>
   </w:style>
   <w:style w:type="paragraph" w:styleId="Heading4">
@@ -4658,17 +2905,15 @@
       <w:pBdr>
         <w:bottom w:val="single" w:sz="8" w:space="4" w:color="4F81BD" w:themeColor="accent1"/>
       </w:pBdr>
-      <w:spacing w:after="240" w:line="240" w:lineRule="auto" w:before="0"/>
+      <w:spacing w:after="300" w:line="240" w:lineRule="auto"/>
       <w:contextualSpacing/>
-      <w:jc w:val="center"/>
     </w:pPr>
     <w:rPr>
-      <w:rFonts w:ascii="Times New Roman" w:hAnsi="Times New Roman" w:eastAsia="黑体"/>
-      <w:b/>
-      <w:color w:val="0F4C81"/>
+      <w:rFonts w:asciiTheme="majorHAnsi" w:eastAsiaTheme="majorEastAsia" w:hAnsiTheme="majorHAnsi" w:cstheme="majorBidi"/>
+      <w:color w:val="17365D" w:themeColor="text2" w:themeShade="BF"/>
       <w:spacing w:val="5"/>
       <w:kern w:val="28"/>
-      <w:sz w:val="48"/>
+      <w:sz w:val="52"/>
       <w:szCs w:val="52"/>
     </w:rPr>
   </w:style>
@@ -4699,17 +2944,14 @@
       <w:numPr>
         <w:ilvl w:val="1"/>
       </w:numPr>
-      <w:spacing w:before="0" w:after="240"/>
-      <w:jc w:val="center"/>
     </w:pPr>
     <w:rPr>
-      <w:rFonts w:ascii="Times New Roman" w:hAnsi="Times New Roman" w:eastAsia="楷体"/>
-      <w:b w:val="0"/>
+      <w:rFonts w:asciiTheme="majorHAnsi" w:eastAsiaTheme="majorEastAsia" w:hAnsiTheme="majorHAnsi" w:cstheme="majorBidi"/>
       <w:i/>
       <w:iCs/>
-      <w:color w:val="5A6B7D"/>
+      <w:color w:val="4F81BD" w:themeColor="accent1"/>
       <w:spacing w:val="15"/>
-      <w:sz w:val="28"/>
+      <w:sz w:val="24"/>
       <w:szCs w:val="24"/>
     </w:rPr>
   </w:style>
@@ -4845,15 +3087,8 @@
       <w:numPr>
         <w:numId w:val="1"/>
       </w:numPr>
-      <w:spacing w:before="0" w:after="0" w:line="312" w:lineRule="auto"/>
       <w:contextualSpacing/>
     </w:pPr>
-    <w:rPr>
-      <w:b w:val="0"/>
-      <w:color w:val="202A33"/>
-      <w:sz w:val="24"/>
-      <w:rFonts w:ascii="Times New Roman" w:hAnsi="Times New Roman" w:eastAsia="宋体"/>
-    </w:rPr>
   </w:style>
   <w:style w:type="paragraph" w:styleId="ListBullet2">
     <w:name w:val="List Bullet 2"/>
@@ -5113,16 +3348,14 @@
     <w:qFormat/>
     <w:rsid w:val="00FC693F"/>
     <w:pPr>
-      <w:spacing w:line="240" w:lineRule="auto" w:before="80" w:after="120"/>
-      <w:jc w:val="center"/>
+      <w:spacing w:line="240" w:lineRule="auto"/>
     </w:pPr>
     <w:rPr>
-      <w:b w:val="0"/>
+      <w:b/>
       <w:bCs/>
-      <w:color w:val="5A6B7D"/>
-      <w:sz w:val="21"/>
+      <w:color w:val="4F81BD" w:themeColor="accent1"/>
+      <w:sz w:val="18"/>
       <w:szCs w:val="18"/>
-      <w:rFonts w:ascii="Times New Roman" w:hAnsi="Times New Roman" w:eastAsia="宋体"/>
     </w:rPr>
   </w:style>
   <w:style w:type="character" w:styleId="Strong">
